--- a/일정/일정(하나).docx
+++ b/일정/일정(하나).docx
@@ -108,7 +108,23 @@
                 <w:rFonts w:ascii="HY헤드라인M" w:eastAsia="HY헤드라인M" w:hint="eastAsia"/>
                 <w:sz w:val="24"/>
               </w:rPr>
-              <w:t>-EmotionGame 구현</w:t>
+              <w:t>-</w:t>
+            </w:r>
+            <w:proofErr w:type="spellStart"/>
+            <w:r>
+              <w:rPr>
+                <w:rFonts w:ascii="HY헤드라인M" w:eastAsia="HY헤드라인M" w:hint="eastAsia"/>
+                <w:sz w:val="24"/>
+              </w:rPr>
+              <w:t>EmotionGame</w:t>
+            </w:r>
+            <w:proofErr w:type="spellEnd"/>
+            <w:r>
+              <w:rPr>
+                <w:rFonts w:ascii="HY헤드라인M" w:eastAsia="HY헤드라인M" w:hint="eastAsia"/>
+                <w:sz w:val="24"/>
+              </w:rPr>
+              <w:t xml:space="preserve"> 구현</w:t>
             </w:r>
           </w:p>
           <w:p>
@@ -145,8 +161,17 @@
                 <w:rFonts w:ascii="HY헤드라인M" w:eastAsia="HY헤드라인M"/>
                 <w:sz w:val="24"/>
               </w:rPr>
-              <w:t>-TrashCollecter</w:t>
-            </w:r>
+              <w:t>-</w:t>
+            </w:r>
+            <w:proofErr w:type="spellStart"/>
+            <w:r>
+              <w:rPr>
+                <w:rFonts w:ascii="HY헤드라인M" w:eastAsia="HY헤드라인M"/>
+                <w:sz w:val="24"/>
+              </w:rPr>
+              <w:t>TrashCollecter</w:t>
+            </w:r>
+            <w:proofErr w:type="spellEnd"/>
             <w:r>
               <w:rPr>
                 <w:rFonts w:ascii="HY헤드라인M" w:eastAsia="HY헤드라인M" w:hint="eastAsia"/>
@@ -167,8 +192,17 @@
                 <w:rFonts w:ascii="HY헤드라인M" w:eastAsia="HY헤드라인M"/>
                 <w:sz w:val="24"/>
               </w:rPr>
-              <w:t>-PollutionMonitor</w:t>
-            </w:r>
+              <w:t>-</w:t>
+            </w:r>
+            <w:proofErr w:type="spellStart"/>
+            <w:r>
+              <w:rPr>
+                <w:rFonts w:ascii="HY헤드라인M" w:eastAsia="HY헤드라인M"/>
+                <w:sz w:val="24"/>
+              </w:rPr>
+              <w:t>PollutionMonitor</w:t>
+            </w:r>
+            <w:proofErr w:type="spellEnd"/>
             <w:r>
               <w:rPr>
                 <w:rFonts w:ascii="HY헤드라인M" w:eastAsia="HY헤드라인M" w:hint="eastAsia"/>
@@ -339,7 +373,23 @@
                 <w:rFonts w:ascii="HY헤드라인M" w:eastAsia="HY헤드라인M"/>
                 <w:sz w:val="24"/>
               </w:rPr>
-              <w:t xml:space="preserve">-Room 입퇴장 구현 </w:t>
+              <w:t xml:space="preserve">-Room </w:t>
+            </w:r>
+            <w:proofErr w:type="spellStart"/>
+            <w:r>
+              <w:rPr>
+                <w:rFonts w:ascii="HY헤드라인M" w:eastAsia="HY헤드라인M"/>
+                <w:sz w:val="24"/>
+              </w:rPr>
+              <w:t>입퇴장</w:t>
+            </w:r>
+            <w:proofErr w:type="spellEnd"/>
+            <w:r>
+              <w:rPr>
+                <w:rFonts w:ascii="HY헤드라인M" w:eastAsia="HY헤드라인M"/>
+                <w:sz w:val="24"/>
+              </w:rPr>
+              <w:t xml:space="preserve"> 구현 </w:t>
             </w:r>
           </w:p>
           <w:p>
@@ -377,7 +427,23 @@
                 <w:rFonts w:ascii="HY헤드라인M" w:eastAsia="HY헤드라인M" w:hint="eastAsia"/>
                 <w:sz w:val="24"/>
               </w:rPr>
-              <w:t>-서버 멀티쓰레드 적용</w:t>
+              <w:t xml:space="preserve">-서버 </w:t>
+            </w:r>
+            <w:proofErr w:type="spellStart"/>
+            <w:r>
+              <w:rPr>
+                <w:rFonts w:ascii="HY헤드라인M" w:eastAsia="HY헤드라인M" w:hint="eastAsia"/>
+                <w:sz w:val="24"/>
+              </w:rPr>
+              <w:t>멀티쓰레드</w:t>
+            </w:r>
+            <w:proofErr w:type="spellEnd"/>
+            <w:r>
+              <w:rPr>
+                <w:rFonts w:ascii="HY헤드라인M" w:eastAsia="HY헤드라인M" w:hint="eastAsia"/>
+                <w:sz w:val="24"/>
+              </w:rPr>
+              <w:t xml:space="preserve"> 적용</w:t>
             </w:r>
           </w:p>
           <w:p>
@@ -436,13 +502,29 @@
                 <w:rFonts w:ascii="HY헤드라인M" w:eastAsia="HY헤드라인M"/>
                 <w:sz w:val="24"/>
               </w:rPr>
-              <w:t>-Base 타일맵 제작</w:t>
-            </w:r>
-          </w:p>
-          <w:p>
-            <w:pPr>
-              <w:rPr>
-                <w:rFonts w:ascii="HY헤드라인M" w:eastAsia="HY헤드라인M" w:hint="eastAsia"/>
+              <w:t xml:space="preserve">-Base </w:t>
+            </w:r>
+            <w:proofErr w:type="spellStart"/>
+            <w:r>
+              <w:rPr>
+                <w:rFonts w:ascii="HY헤드라인M" w:eastAsia="HY헤드라인M"/>
+                <w:sz w:val="24"/>
+              </w:rPr>
+              <w:t>타일맵</w:t>
+            </w:r>
+            <w:proofErr w:type="spellEnd"/>
+            <w:r>
+              <w:rPr>
+                <w:rFonts w:ascii="HY헤드라인M" w:eastAsia="HY헤드라인M"/>
+                <w:sz w:val="24"/>
+              </w:rPr>
+              <w:t xml:space="preserve"> 제작</w:t>
+            </w:r>
+          </w:p>
+          <w:p>
+            <w:pPr>
+              <w:rPr>
+                <w:rFonts w:ascii="HY헤드라인M" w:eastAsia="HY헤드라인M"/>
                 <w:sz w:val="24"/>
               </w:rPr>
             </w:pPr>
@@ -474,6 +556,7 @@
                 <w:szCs w:val="20"/>
               </w:rPr>
             </w:pPr>
+            <w:proofErr w:type="spellStart"/>
             <w:r>
               <w:rPr>
                 <w:rFonts w:ascii="HY헤드라인M" w:eastAsia="HY헤드라인M" w:hint="eastAsia"/>
@@ -482,6 +565,7 @@
               </w:rPr>
               <w:t>임채은</w:t>
             </w:r>
+            <w:proofErr w:type="spellEnd"/>
           </w:p>
         </w:tc>
         <w:tc>
@@ -632,13 +716,23 @@
                 <w:sz w:val="24"/>
               </w:rPr>
             </w:pPr>
+            <w:proofErr w:type="spellStart"/>
             <w:r>
               <w:rPr>
                 <w:rFonts w:ascii="HY헤드라인M" w:eastAsia="HY헤드라인M" w:hint="eastAsia"/>
                 <w:strike/>
                 <w:sz w:val="24"/>
               </w:rPr>
-              <w:t>EmotionGame 몬스터</w:t>
+              <w:t>EmotionGame</w:t>
+            </w:r>
+            <w:proofErr w:type="spellEnd"/>
+            <w:r>
+              <w:rPr>
+                <w:rFonts w:ascii="HY헤드라인M" w:eastAsia="HY헤드라인M" w:hint="eastAsia"/>
+                <w:strike/>
+                <w:sz w:val="24"/>
+              </w:rPr>
+              <w:t xml:space="preserve"> 몬스터</w:t>
             </w:r>
           </w:p>
           <w:p>
@@ -673,12 +767,21 @@
                 <w:sz w:val="24"/>
               </w:rPr>
             </w:pPr>
-            <w:r>
-              <w:rPr>
-                <w:rFonts w:ascii="HY헤드라인M" w:eastAsia="HY헤드라인M"/>
-                <w:sz w:val="24"/>
-              </w:rPr>
-              <w:t>TrashCollector 몬스터</w:t>
+            <w:proofErr w:type="spellStart"/>
+            <w:r>
+              <w:rPr>
+                <w:rFonts w:ascii="HY헤드라인M" w:eastAsia="HY헤드라인M"/>
+                <w:sz w:val="24"/>
+              </w:rPr>
+              <w:t>TrashCollector</w:t>
+            </w:r>
+            <w:proofErr w:type="spellEnd"/>
+            <w:r>
+              <w:rPr>
+                <w:rFonts w:ascii="HY헤드라인M" w:eastAsia="HY헤드라인M"/>
+                <w:sz w:val="24"/>
+              </w:rPr>
+              <w:t xml:space="preserve"> 몬스터</w:t>
             </w:r>
           </w:p>
           <w:p>
@@ -693,12 +796,21 @@
                 <w:sz w:val="24"/>
               </w:rPr>
             </w:pPr>
-            <w:r>
-              <w:rPr>
-                <w:rFonts w:ascii="HY헤드라인M" w:eastAsia="HY헤드라인M"/>
-                <w:sz w:val="24"/>
-              </w:rPr>
-              <w:t>PollutionMonitor 몬스터</w:t>
+            <w:proofErr w:type="spellStart"/>
+            <w:r>
+              <w:rPr>
+                <w:rFonts w:ascii="HY헤드라인M" w:eastAsia="HY헤드라인M"/>
+                <w:sz w:val="24"/>
+              </w:rPr>
+              <w:t>PollutionMonitor</w:t>
+            </w:r>
+            <w:proofErr w:type="spellEnd"/>
+            <w:r>
+              <w:rPr>
+                <w:rFonts w:ascii="HY헤드라인M" w:eastAsia="HY헤드라인M"/>
+                <w:sz w:val="24"/>
+              </w:rPr>
+              <w:t xml:space="preserve"> 몬스터</w:t>
             </w:r>
           </w:p>
           <w:p>
@@ -736,13 +848,47 @@
                 <w:sz w:val="24"/>
               </w:rPr>
             </w:pPr>
+            <w:proofErr w:type="spellStart"/>
             <w:r>
               <w:rPr>
                 <w:rFonts w:ascii="HY헤드라인M" w:eastAsia="HY헤드라인M" w:hint="eastAsia"/>
                 <w:sz w:val="24"/>
               </w:rPr>
-              <w:t>설정창, 메인창, 결과창</w:t>
-            </w:r>
+              <w:t>설정창</w:t>
+            </w:r>
+            <w:proofErr w:type="spellEnd"/>
+            <w:r>
+              <w:rPr>
+                <w:rFonts w:ascii="HY헤드라인M" w:eastAsia="HY헤드라인M" w:hint="eastAsia"/>
+                <w:sz w:val="24"/>
+              </w:rPr>
+              <w:t xml:space="preserve">, </w:t>
+            </w:r>
+            <w:proofErr w:type="spellStart"/>
+            <w:r>
+              <w:rPr>
+                <w:rFonts w:ascii="HY헤드라인M" w:eastAsia="HY헤드라인M" w:hint="eastAsia"/>
+                <w:sz w:val="24"/>
+              </w:rPr>
+              <w:t>메인창</w:t>
+            </w:r>
+            <w:proofErr w:type="spellEnd"/>
+            <w:r>
+              <w:rPr>
+                <w:rFonts w:ascii="HY헤드라인M" w:eastAsia="HY헤드라인M" w:hint="eastAsia"/>
+                <w:sz w:val="24"/>
+              </w:rPr>
+              <w:t xml:space="preserve">, </w:t>
+            </w:r>
+            <w:proofErr w:type="spellStart"/>
+            <w:r>
+              <w:rPr>
+                <w:rFonts w:ascii="HY헤드라인M" w:eastAsia="HY헤드라인M" w:hint="eastAsia"/>
+                <w:sz w:val="24"/>
+              </w:rPr>
+              <w:t>결과창</w:t>
+            </w:r>
+            <w:proofErr w:type="spellEnd"/>
           </w:p>
           <w:p>
             <w:pPr>
@@ -761,8 +907,17 @@
                 <w:rFonts w:ascii="HY헤드라인M" w:eastAsia="HY헤드라인M" w:hint="eastAsia"/>
                 <w:sz w:val="24"/>
               </w:rPr>
-              <w:t>플레이어의 현재 감정 이모지</w:t>
-            </w:r>
+              <w:t xml:space="preserve">플레이어의 현재 감정 </w:t>
+            </w:r>
+            <w:proofErr w:type="spellStart"/>
+            <w:r>
+              <w:rPr>
+                <w:rFonts w:ascii="HY헤드라인M" w:eastAsia="HY헤드라인M" w:hint="eastAsia"/>
+                <w:sz w:val="24"/>
+              </w:rPr>
+              <w:t>이모지</w:t>
+            </w:r>
+            <w:proofErr w:type="spellEnd"/>
           </w:p>
           <w:p>
             <w:pPr>
@@ -855,7 +1010,7 @@
                 <w:numId w:val="1"/>
               </w:numPr>
               <w:rPr>
-                <w:rFonts w:ascii="HY헤드라인M" w:eastAsia="HY헤드라인M" w:hint="eastAsia"/>
+                <w:rFonts w:ascii="HY헤드라인M" w:eastAsia="HY헤드라인M"/>
                 <w:sz w:val="24"/>
               </w:rPr>
             </w:pPr>
@@ -899,7 +1054,7 @@
           <w:p>
             <w:pPr>
               <w:rPr>
-                <w:rFonts w:ascii="HY헤드라인M" w:eastAsia="HY헤드라인M" w:hint="eastAsia"/>
+                <w:rFonts w:ascii="HY헤드라인M" w:eastAsia="HY헤드라인M"/>
                 <w:sz w:val="24"/>
               </w:rPr>
             </w:pPr>
@@ -955,7 +1110,7 @@
             </w:pPr>
             <w:r>
               <w:rPr>
-                <w:rFonts w:ascii="HY헤드라인M" w:eastAsia="HY헤드라인M" w:hint="eastAsia"/>
+                <w:rFonts w:ascii="HY헤드라인M" w:eastAsia="HY헤드라인M"/>
                 <w:sz w:val="24"/>
               </w:rPr>
               <w:t>[퀘스트 시스템]</w:t>
@@ -970,136 +1125,436 @@
             </w:pPr>
             <w:r>
               <w:rPr>
-                <w:rFonts w:ascii="HY헤드라인M" w:eastAsia="HY헤드라인M" w:hint="eastAsia"/>
-                <w:sz w:val="24"/>
-              </w:rPr>
-              <w:t>- 기능, UI, 퀘스트 내용(100개)</w:t>
-            </w:r>
-          </w:p>
-          <w:p>
-            <w:pPr>
-              <w:rPr>
-                <w:rFonts w:ascii="HY헤드라인M" w:eastAsia="HY헤드라인M"/>
-                <w:sz w:val="24"/>
-              </w:rPr>
-            </w:pPr>
-          </w:p>
-          <w:p>
-            <w:pPr>
-              <w:rPr>
-                <w:rFonts w:ascii="HY헤드라인M" w:eastAsia="HY헤드라인M"/>
-                <w:sz w:val="24"/>
-              </w:rPr>
-            </w:pPr>
-            <w:r>
-              <w:rPr>
-                <w:rFonts w:ascii="HY헤드라인M" w:eastAsia="HY헤드라인M" w:hint="eastAsia"/>
-                <w:sz w:val="24"/>
-              </w:rPr>
-              <w:t>[상점 시스템]</w:t>
-            </w:r>
-          </w:p>
-          <w:p>
-            <w:pPr>
-              <w:rPr>
-                <w:rFonts w:ascii="HY헤드라인M" w:eastAsia="HY헤드라인M"/>
-                <w:sz w:val="24"/>
-              </w:rPr>
-            </w:pPr>
-            <w:r>
-              <w:rPr>
-                <w:rFonts w:ascii="HY헤드라인M" w:eastAsia="HY헤드라인M" w:hint="eastAsia"/>
-                <w:sz w:val="24"/>
-              </w:rPr>
-              <w:t>- 기능, UI, 상점 판매 목록</w:t>
-            </w:r>
-          </w:p>
-          <w:p>
-            <w:pPr>
-              <w:rPr>
-                <w:rFonts w:ascii="HY헤드라인M" w:eastAsia="HY헤드라인M"/>
-                <w:sz w:val="24"/>
-              </w:rPr>
-            </w:pPr>
-          </w:p>
-          <w:p>
-            <w:pPr>
-              <w:rPr>
-                <w:rFonts w:ascii="HY헤드라인M" w:eastAsia="HY헤드라인M"/>
-                <w:sz w:val="24"/>
-              </w:rPr>
-            </w:pPr>
-            <w:r>
-              <w:rPr>
-                <w:rFonts w:ascii="HY헤드라인M" w:eastAsia="HY헤드라인M" w:hint="eastAsia"/>
-                <w:sz w:val="24"/>
-              </w:rPr>
-              <w:t>[json 작성]</w:t>
-            </w:r>
-          </w:p>
-          <w:p>
-            <w:pPr>
-              <w:rPr>
-                <w:rFonts w:ascii="HY헤드라인M" w:eastAsia="HY헤드라인M"/>
-                <w:sz w:val="24"/>
-              </w:rPr>
-            </w:pPr>
-            <w:r>
-              <w:rPr>
-                <w:rFonts w:ascii="HY헤드라인M" w:eastAsia="HY헤드라인M" w:hint="eastAsia"/>
-                <w:sz w:val="24"/>
-              </w:rPr>
-              <w:t>- 몬스터 5종 json 작성</w:t>
-            </w:r>
-          </w:p>
-          <w:p>
-            <w:pPr>
-              <w:rPr>
-                <w:rFonts w:ascii="HY헤드라인M" w:eastAsia="HY헤드라인M"/>
-                <w:sz w:val="24"/>
-              </w:rPr>
-            </w:pPr>
-            <w:r>
-              <w:rPr>
-                <w:rFonts w:ascii="HY헤드라인M" w:eastAsia="HY헤드라인M" w:hint="eastAsia"/>
-                <w:sz w:val="24"/>
-              </w:rPr>
-              <w:t>- 플레이어 json 작성</w:t>
-            </w:r>
-          </w:p>
-          <w:p>
-            <w:pPr>
-              <w:rPr>
-                <w:rFonts w:ascii="HY헤드라인M" w:eastAsia="HY헤드라인M"/>
-                <w:sz w:val="24"/>
-              </w:rPr>
-            </w:pPr>
-            <w:r>
-              <w:rPr>
-                <w:rFonts w:ascii="HY헤드라인M" w:eastAsia="HY헤드라인M" w:hint="eastAsia"/>
-                <w:sz w:val="24"/>
-              </w:rPr>
-              <w:t>- CubeInfos.json에 가구 관련 내용 추가</w:t>
-            </w:r>
-          </w:p>
-          <w:p>
-            <w:pPr>
-              <w:rPr>
-                <w:rFonts w:ascii="HY헤드라인M" w:eastAsia="HY헤드라인M"/>
-                <w:sz w:val="24"/>
-              </w:rPr>
-            </w:pPr>
-          </w:p>
-          <w:p>
-            <w:pPr>
-              <w:rPr>
-                <w:rFonts w:ascii="HY헤드라인M" w:eastAsia="HY헤드라인M"/>
-                <w:sz w:val="24"/>
-              </w:rPr>
-            </w:pPr>
-            <w:r>
-              <w:rPr>
-                <w:rFonts w:ascii="HY헤드라인M" w:eastAsia="HY헤드라인M" w:hint="eastAsia"/>
+                <w:rFonts w:ascii="HY헤드라인M" w:eastAsia="HY헤드라인M"/>
+                <w:sz w:val="24"/>
+              </w:rPr>
+              <w:t xml:space="preserve">- </w:t>
+            </w:r>
+            <w:proofErr w:type="gramStart"/>
+            <w:r>
+              <w:rPr>
+                <w:rFonts w:ascii="HY헤드라인M" w:eastAsia="HY헤드라인M"/>
+                <w:sz w:val="24"/>
+              </w:rPr>
+              <w:t>( X</w:t>
+            </w:r>
+            <w:proofErr w:type="gramEnd"/>
+            <w:r>
+              <w:rPr>
+                <w:rFonts w:ascii="HY헤드라인M" w:eastAsia="HY헤드라인M"/>
+                <w:sz w:val="24"/>
+              </w:rPr>
+              <w:t xml:space="preserve"> ) 기능, UI, 퀘스트 내용(100개)</w:t>
+            </w:r>
+          </w:p>
+          <w:p>
+            <w:pPr>
+              <w:rPr>
+                <w:rFonts w:ascii="HY헤드라인M" w:eastAsia="HY헤드라인M"/>
+                <w:sz w:val="24"/>
+              </w:rPr>
+            </w:pPr>
+            <w:r>
+              <w:rPr>
+                <w:rFonts w:ascii="HY헤드라인M" w:eastAsia="HY헤드라인M"/>
+                <w:sz w:val="24"/>
+              </w:rPr>
+              <w:t xml:space="preserve">  * 기획서 (5월 25일까지)</w:t>
+            </w:r>
+          </w:p>
+          <w:p>
+            <w:pPr>
+              <w:rPr>
+                <w:rFonts w:ascii="HY헤드라인M" w:eastAsia="HY헤드라인M"/>
+                <w:sz w:val="24"/>
+              </w:rPr>
+            </w:pPr>
+            <w:r>
+              <w:rPr>
+                <w:rFonts w:ascii="HY헤드라인M" w:eastAsia="HY헤드라인M"/>
+                <w:sz w:val="24"/>
+              </w:rPr>
+              <w:t xml:space="preserve">  * 테스트 용 JSON 파일 전달 (5월 25일까지)</w:t>
+            </w:r>
+          </w:p>
+          <w:p>
+            <w:pPr>
+              <w:rPr>
+                <w:rFonts w:ascii="HY헤드라인M" w:eastAsia="HY헤드라인M"/>
+                <w:sz w:val="24"/>
+              </w:rPr>
+            </w:pPr>
+            <w:r>
+              <w:rPr>
+                <w:rFonts w:ascii="HY헤드라인M" w:eastAsia="HY헤드라인M"/>
+                <w:sz w:val="24"/>
+              </w:rPr>
+              <w:t xml:space="preserve">  * 30개 </w:t>
+            </w:r>
+            <w:proofErr w:type="gramStart"/>
+            <w:r>
+              <w:rPr>
+                <w:rFonts w:ascii="HY헤드라인M" w:eastAsia="HY헤드라인M"/>
+                <w:sz w:val="24"/>
+              </w:rPr>
+              <w:t>전달  (</w:t>
+            </w:r>
+            <w:proofErr w:type="gramEnd"/>
+            <w:r>
+              <w:rPr>
+                <w:rFonts w:ascii="HY헤드라인M" w:eastAsia="HY헤드라인M"/>
+                <w:sz w:val="24"/>
+              </w:rPr>
+              <w:t>5월 28일까지)</w:t>
+            </w:r>
+          </w:p>
+          <w:p>
+            <w:pPr>
+              <w:rPr>
+                <w:rFonts w:ascii="HY헤드라인M" w:eastAsia="HY헤드라인M"/>
+                <w:sz w:val="24"/>
+              </w:rPr>
+            </w:pPr>
+            <w:r>
+              <w:rPr>
+                <w:rFonts w:ascii="HY헤드라인M" w:eastAsia="HY헤드라인M"/>
+                <w:sz w:val="24"/>
+              </w:rPr>
+              <w:t xml:space="preserve">  * 60개 </w:t>
+            </w:r>
+            <w:proofErr w:type="gramStart"/>
+            <w:r>
+              <w:rPr>
+                <w:rFonts w:ascii="HY헤드라인M" w:eastAsia="HY헤드라인M"/>
+                <w:sz w:val="24"/>
+              </w:rPr>
+              <w:t>전달  (</w:t>
+            </w:r>
+            <w:proofErr w:type="gramEnd"/>
+            <w:r>
+              <w:rPr>
+                <w:rFonts w:ascii="HY헤드라인M" w:eastAsia="HY헤드라인M"/>
+                <w:sz w:val="24"/>
+              </w:rPr>
+              <w:t>6월 1일까지)</w:t>
+            </w:r>
+          </w:p>
+          <w:p>
+            <w:pPr>
+              <w:rPr>
+                <w:rFonts w:ascii="HY헤드라인M" w:eastAsia="HY헤드라인M"/>
+                <w:sz w:val="24"/>
+              </w:rPr>
+            </w:pPr>
+            <w:r>
+              <w:rPr>
+                <w:rFonts w:ascii="HY헤드라인M" w:eastAsia="HY헤드라인M"/>
+                <w:sz w:val="24"/>
+              </w:rPr>
+              <w:t xml:space="preserve">  * 100개 전달 (6월 4일까지)</w:t>
+            </w:r>
+          </w:p>
+          <w:p>
+            <w:pPr>
+              <w:rPr>
+                <w:rFonts w:ascii="HY헤드라인M" w:eastAsia="HY헤드라인M"/>
+                <w:sz w:val="24"/>
+              </w:rPr>
+            </w:pPr>
+            <w:r>
+              <w:rPr>
+                <w:rFonts w:ascii="HY헤드라인M" w:eastAsia="HY헤드라인M"/>
+                <w:sz w:val="24"/>
+              </w:rPr>
+              <w:t xml:space="preserve"> </w:t>
+            </w:r>
+          </w:p>
+          <w:p>
+            <w:pPr>
+              <w:rPr>
+                <w:rFonts w:ascii="HY헤드라인M" w:eastAsia="HY헤드라인M"/>
+                <w:sz w:val="24"/>
+              </w:rPr>
+            </w:pPr>
+            <w:r>
+              <w:rPr>
+                <w:rFonts w:ascii="HY헤드라인M" w:eastAsia="HY헤드라인M"/>
+                <w:sz w:val="24"/>
+              </w:rPr>
+              <w:t>[상점 시스템</w:t>
+            </w:r>
+            <w:proofErr w:type="gramStart"/>
+            <w:r>
+              <w:rPr>
+                <w:rFonts w:ascii="HY헤드라인M" w:eastAsia="HY헤드라인M"/>
+                <w:sz w:val="24"/>
+              </w:rPr>
+              <w:t>]  (</w:t>
+            </w:r>
+            <w:proofErr w:type="gramEnd"/>
+            <w:r>
+              <w:rPr>
+                <w:rFonts w:ascii="HY헤드라인M" w:eastAsia="HY헤드라인M"/>
+                <w:sz w:val="24"/>
+              </w:rPr>
+              <w:t>5월 25일까지)</w:t>
+            </w:r>
+          </w:p>
+          <w:p>
+            <w:pPr>
+              <w:rPr>
+                <w:rFonts w:ascii="HY헤드라인M" w:eastAsia="HY헤드라인M"/>
+                <w:sz w:val="24"/>
+              </w:rPr>
+            </w:pPr>
+            <w:r>
+              <w:rPr>
+                <w:rFonts w:ascii="HY헤드라인M" w:eastAsia="HY헤드라인M"/>
+                <w:sz w:val="24"/>
+              </w:rPr>
+              <w:t xml:space="preserve">-  </w:t>
+            </w:r>
+            <w:proofErr w:type="gramStart"/>
+            <w:r>
+              <w:rPr>
+                <w:rFonts w:ascii="HY헤드라인M" w:eastAsia="HY헤드라인M"/>
+                <w:strike/>
+                <w:sz w:val="24"/>
+              </w:rPr>
+              <w:t>기능</w:t>
+            </w:r>
+            <w:r>
+              <w:rPr>
+                <w:rFonts w:ascii="HY헤드라인M" w:eastAsia="HY헤드라인M"/>
+                <w:sz w:val="24"/>
+              </w:rPr>
+              <w:t>,  UI</w:t>
+            </w:r>
+            <w:proofErr w:type="gramEnd"/>
+            <w:r>
+              <w:rPr>
+                <w:rFonts w:ascii="HY헤드라인M" w:eastAsia="HY헤드라인M"/>
+                <w:sz w:val="24"/>
+              </w:rPr>
+              <w:t xml:space="preserve">, 상점 판매 </w:t>
+            </w:r>
+            <w:proofErr w:type="gramStart"/>
+            <w:r>
+              <w:rPr>
+                <w:rFonts w:ascii="HY헤드라인M" w:eastAsia="HY헤드라인M"/>
+                <w:sz w:val="24"/>
+              </w:rPr>
+              <w:t>목록  =</w:t>
+            </w:r>
+            <w:proofErr w:type="gramEnd"/>
+            <w:r>
+              <w:rPr>
+                <w:rFonts w:ascii="HY헤드라인M" w:eastAsia="HY헤드라인M"/>
+                <w:sz w:val="24"/>
+              </w:rPr>
+              <w:t>&gt; JSON으로 만들어서 전달</w:t>
+            </w:r>
+          </w:p>
+          <w:p>
+            <w:pPr>
+              <w:rPr>
+                <w:rFonts w:ascii="HY헤드라인M" w:eastAsia="HY헤드라인M"/>
+                <w:sz w:val="24"/>
+              </w:rPr>
+            </w:pPr>
+          </w:p>
+          <w:p>
+            <w:pPr>
+              <w:rPr>
+                <w:rFonts w:ascii="HY헤드라인M" w:eastAsia="HY헤드라인M"/>
+                <w:sz w:val="24"/>
+              </w:rPr>
+            </w:pPr>
+            <w:r>
+              <w:rPr>
+                <w:rFonts w:ascii="HY헤드라인M" w:eastAsia="HY헤드라인M"/>
+                <w:sz w:val="24"/>
+              </w:rPr>
+              <w:t>[</w:t>
+            </w:r>
+            <w:proofErr w:type="spellStart"/>
+            <w:r>
+              <w:rPr>
+                <w:rFonts w:ascii="HY헤드라인M" w:eastAsia="HY헤드라인M"/>
+                <w:sz w:val="24"/>
+              </w:rPr>
+              <w:t>json</w:t>
+            </w:r>
+            <w:proofErr w:type="spellEnd"/>
+            <w:r>
+              <w:rPr>
+                <w:rFonts w:ascii="HY헤드라인M" w:eastAsia="HY헤드라인M"/>
+                <w:sz w:val="24"/>
+              </w:rPr>
+              <w:t xml:space="preserve"> 작성]</w:t>
+            </w:r>
+          </w:p>
+          <w:p>
+            <w:pPr>
+              <w:rPr>
+                <w:rFonts w:ascii="HY헤드라인M" w:eastAsia="HY헤드라인M"/>
+                <w:sz w:val="24"/>
+              </w:rPr>
+            </w:pPr>
+            <w:r>
+              <w:rPr>
+                <w:rFonts w:ascii="HY헤드라인M" w:eastAsia="HY헤드라인M"/>
+                <w:sz w:val="24"/>
+              </w:rPr>
+              <w:t xml:space="preserve">- 몬스터 5종 </w:t>
+            </w:r>
+            <w:proofErr w:type="spellStart"/>
+            <w:r>
+              <w:rPr>
+                <w:rFonts w:ascii="HY헤드라인M" w:eastAsia="HY헤드라인M"/>
+                <w:sz w:val="24"/>
+              </w:rPr>
+              <w:t>json</w:t>
+            </w:r>
+            <w:proofErr w:type="spellEnd"/>
+            <w:r>
+              <w:rPr>
+                <w:rFonts w:ascii="HY헤드라인M" w:eastAsia="HY헤드라인M"/>
+                <w:sz w:val="24"/>
+              </w:rPr>
+              <w:t xml:space="preserve"> </w:t>
+            </w:r>
+            <w:proofErr w:type="gramStart"/>
+            <w:r>
+              <w:rPr>
+                <w:rFonts w:ascii="HY헤드라인M" w:eastAsia="HY헤드라인M"/>
+                <w:sz w:val="24"/>
+              </w:rPr>
+              <w:t>작성  (</w:t>
+            </w:r>
+            <w:proofErr w:type="gramEnd"/>
+            <w:r>
+              <w:rPr>
+                <w:rFonts w:ascii="HY헤드라인M" w:eastAsia="HY헤드라인M"/>
+                <w:sz w:val="24"/>
+              </w:rPr>
+              <w:t>6월 2일까지)</w:t>
+            </w:r>
+          </w:p>
+          <w:p>
+            <w:pPr>
+              <w:rPr>
+                <w:rFonts w:ascii="HY헤드라인M" w:eastAsia="HY헤드라인M"/>
+                <w:sz w:val="24"/>
+              </w:rPr>
+            </w:pPr>
+            <w:r>
+              <w:rPr>
+                <w:rFonts w:ascii="HY헤드라인M" w:eastAsia="HY헤드라인M"/>
+                <w:sz w:val="24"/>
+              </w:rPr>
+              <w:t xml:space="preserve">- 플레이어 </w:t>
+            </w:r>
+            <w:proofErr w:type="spellStart"/>
+            <w:r>
+              <w:rPr>
+                <w:rFonts w:ascii="HY헤드라인M" w:eastAsia="HY헤드라인M"/>
+                <w:sz w:val="24"/>
+              </w:rPr>
+              <w:t>json</w:t>
+            </w:r>
+            <w:proofErr w:type="spellEnd"/>
+            <w:r>
+              <w:rPr>
+                <w:rFonts w:ascii="HY헤드라인M" w:eastAsia="HY헤드라인M"/>
+                <w:sz w:val="24"/>
+              </w:rPr>
+              <w:t xml:space="preserve"> </w:t>
+            </w:r>
+            <w:proofErr w:type="gramStart"/>
+            <w:r>
+              <w:rPr>
+                <w:rFonts w:ascii="HY헤드라인M" w:eastAsia="HY헤드라인M"/>
+                <w:sz w:val="24"/>
+              </w:rPr>
+              <w:t>작성  (STAT :</w:t>
+            </w:r>
+            <w:proofErr w:type="gramEnd"/>
+            <w:r>
+              <w:rPr>
+                <w:rFonts w:ascii="HY헤드라인M" w:eastAsia="HY헤드라인M"/>
+                <w:sz w:val="24"/>
+              </w:rPr>
+              <w:t xml:space="preserve"> HP, STAMINA, 이동속도, 시야 각도/거리</w:t>
+            </w:r>
+            <w:proofErr w:type="gramStart"/>
+            <w:r>
+              <w:rPr>
+                <w:rFonts w:ascii="HY헤드라인M" w:eastAsia="HY헤드라인M"/>
+                <w:sz w:val="24"/>
+              </w:rPr>
+              <w:t>)  (</w:t>
+            </w:r>
+            <w:proofErr w:type="gramEnd"/>
+            <w:r>
+              <w:rPr>
+                <w:rFonts w:ascii="HY헤드라인M" w:eastAsia="HY헤드라인M"/>
+                <w:sz w:val="24"/>
+              </w:rPr>
+              <w:t>5월 25일까지)</w:t>
+            </w:r>
+          </w:p>
+          <w:p>
+            <w:pPr>
+              <w:rPr>
+                <w:rFonts w:ascii="HY헤드라인M" w:eastAsia="HY헤드라인M"/>
+                <w:sz w:val="24"/>
+              </w:rPr>
+            </w:pPr>
+            <w:r>
+              <w:rPr>
+                <w:rFonts w:ascii="HY헤드라인M" w:eastAsia="HY헤드라인M"/>
+                <w:sz w:val="24"/>
+              </w:rPr>
+              <w:t xml:space="preserve">- </w:t>
+            </w:r>
+            <w:proofErr w:type="spellStart"/>
+            <w:r>
+              <w:rPr>
+                <w:rFonts w:ascii="HY헤드라인M" w:eastAsia="HY헤드라인M"/>
+                <w:strike/>
+                <w:sz w:val="24"/>
+              </w:rPr>
+              <w:t>CubeInfos.json</w:t>
+            </w:r>
+            <w:proofErr w:type="spellEnd"/>
+            <w:r>
+              <w:rPr>
+                <w:rFonts w:ascii="HY헤드라인M" w:eastAsia="HY헤드라인M"/>
+                <w:strike/>
+                <w:sz w:val="24"/>
+              </w:rPr>
+              <w:t>에 가구 관련 내용 추가 (5월 25일까지)</w:t>
+            </w:r>
+          </w:p>
+          <w:p>
+            <w:pPr>
+              <w:rPr>
+                <w:rFonts w:ascii="HY헤드라인M" w:eastAsia="HY헤드라인M"/>
+                <w:sz w:val="24"/>
+              </w:rPr>
+            </w:pPr>
+          </w:p>
+          <w:p>
+            <w:pPr>
+              <w:rPr>
+                <w:rFonts w:ascii="HY헤드라인M" w:eastAsia="HY헤드라인M"/>
+                <w:sz w:val="24"/>
+              </w:rPr>
+            </w:pPr>
+            <w:r>
+              <w:rPr>
+                <w:rFonts w:ascii="HY헤드라인M" w:eastAsia="HY헤드라인M"/>
                 <w:sz w:val="24"/>
               </w:rPr>
               <w:t>[3D 모델]</w:t>
@@ -1114,60 +1569,211 @@
             </w:pPr>
             <w:r>
               <w:rPr>
-                <w:rFonts w:ascii="HY헤드라인M" w:eastAsia="HY헤드라인M" w:hint="eastAsia"/>
-                <w:sz w:val="24"/>
-              </w:rPr>
-              <w:t>- 스크랩 (금괴, 고무오리, 플라스틱 적재함, 큰 나사, 해적 모자, 안전모, 엔진, 고철 조각, 빈 통조림) 에셋 추가하기</w:t>
-            </w:r>
-          </w:p>
-          <w:p>
-            <w:pPr>
-              <w:rPr>
-                <w:rFonts w:ascii="HY헤드라인M" w:eastAsia="HY헤드라인M"/>
-                <w:sz w:val="24"/>
-              </w:rPr>
-            </w:pPr>
-            <w:r>
-              <w:rPr>
-                <w:rFonts w:ascii="HY헤드라인M" w:eastAsia="HY헤드라인M" w:hint="eastAsia"/>
-                <w:sz w:val="24"/>
-              </w:rPr>
-              <w:t>- 가구 선반, 서버 랙, 조명 에셋 추가하기, 조명 배치하기, 판매기 텍스쳐 만들기</w:t>
-            </w:r>
-          </w:p>
-          <w:p>
-            <w:pPr>
-              <w:rPr>
-                <w:rFonts w:ascii="HY헤드라인M" w:eastAsia="HY헤드라인M"/>
-                <w:sz w:val="24"/>
-              </w:rPr>
-            </w:pPr>
-            <w:r>
-              <w:rPr>
-                <w:rFonts w:ascii="HY헤드라인M" w:eastAsia="HY헤드라인M" w:hint="eastAsia"/>
-                <w:sz w:val="24"/>
-              </w:rPr>
-              <w:t>- 수정: EmotionGame 모니터 높이 낮추기, 큐브 z-fighting 수정</w:t>
-            </w:r>
-          </w:p>
-          <w:p>
-            <w:pPr>
-              <w:rPr>
-                <w:rFonts w:ascii="HY헤드라인M" w:eastAsia="HY헤드라인M"/>
-                <w:sz w:val="24"/>
-              </w:rPr>
-            </w:pPr>
-          </w:p>
-          <w:p>
-            <w:pPr>
-              <w:rPr>
-                <w:rFonts w:ascii="HY헤드라인M" w:eastAsia="HY헤드라인M"/>
-                <w:sz w:val="24"/>
-              </w:rPr>
-            </w:pPr>
-            <w:r>
-              <w:rPr>
-                <w:rFonts w:ascii="HY헤드라인M" w:eastAsia="HY헤드라인M" w:hint="eastAsia"/>
+                <w:rFonts w:ascii="HY헤드라인M" w:eastAsia="HY헤드라인M"/>
+                <w:sz w:val="24"/>
+              </w:rPr>
+              <w:t xml:space="preserve">- 스크랩 </w:t>
+            </w:r>
+            <w:proofErr w:type="spellStart"/>
+            <w:r>
+              <w:rPr>
+                <w:rFonts w:ascii="HY헤드라인M" w:eastAsia="HY헤드라인M"/>
+                <w:sz w:val="24"/>
+              </w:rPr>
+              <w:t>에셋</w:t>
+            </w:r>
+            <w:proofErr w:type="spellEnd"/>
+            <w:r>
+              <w:rPr>
+                <w:rFonts w:ascii="HY헤드라인M" w:eastAsia="HY헤드라인M"/>
+                <w:sz w:val="24"/>
+              </w:rPr>
+              <w:t xml:space="preserve"> 추가하기 (6월 2일까지)</w:t>
+            </w:r>
+          </w:p>
+          <w:p>
+            <w:pPr>
+              <w:rPr>
+                <w:rFonts w:ascii="HY헤드라인M" w:eastAsia="HY헤드라인M"/>
+                <w:sz w:val="24"/>
+              </w:rPr>
+            </w:pPr>
+            <w:r>
+              <w:rPr>
+                <w:rFonts w:ascii="HY헤드라인M" w:eastAsia="HY헤드라인M"/>
+                <w:sz w:val="24"/>
+              </w:rPr>
+              <w:t xml:space="preserve">- </w:t>
+            </w:r>
+            <w:r>
+              <w:rPr>
+                <w:rFonts w:ascii="HY헤드라인M" w:eastAsia="HY헤드라인M"/>
+                <w:strike/>
+                <w:sz w:val="24"/>
+              </w:rPr>
+              <w:t xml:space="preserve">가구 선반, 서버 </w:t>
+            </w:r>
+            <w:proofErr w:type="spellStart"/>
+            <w:r>
+              <w:rPr>
+                <w:rFonts w:ascii="HY헤드라인M" w:eastAsia="HY헤드라인M"/>
+                <w:strike/>
+                <w:sz w:val="24"/>
+              </w:rPr>
+              <w:t>랙</w:t>
+            </w:r>
+            <w:proofErr w:type="spellEnd"/>
+            <w:r>
+              <w:rPr>
+                <w:rFonts w:ascii="HY헤드라인M" w:eastAsia="HY헤드라인M"/>
+                <w:sz w:val="24"/>
+              </w:rPr>
+              <w:t xml:space="preserve">, 조명 </w:t>
+            </w:r>
+            <w:proofErr w:type="spellStart"/>
+            <w:r>
+              <w:rPr>
+                <w:rFonts w:ascii="HY헤드라인M" w:eastAsia="HY헤드라인M"/>
+                <w:sz w:val="24"/>
+              </w:rPr>
+              <w:t>에셋</w:t>
+            </w:r>
+            <w:proofErr w:type="spellEnd"/>
+            <w:r>
+              <w:rPr>
+                <w:rFonts w:ascii="HY헤드라인M" w:eastAsia="HY헤드라인M"/>
+                <w:sz w:val="24"/>
+              </w:rPr>
+              <w:t xml:space="preserve"> </w:t>
+            </w:r>
+            <w:proofErr w:type="gramStart"/>
+            <w:r>
+              <w:rPr>
+                <w:rFonts w:ascii="HY헤드라인M" w:eastAsia="HY헤드라인M"/>
+                <w:sz w:val="24"/>
+              </w:rPr>
+              <w:t>추가하기  (</w:t>
+            </w:r>
+            <w:proofErr w:type="gramEnd"/>
+            <w:r>
+              <w:rPr>
+                <w:rFonts w:ascii="HY헤드라인M" w:eastAsia="HY헤드라인M"/>
+                <w:sz w:val="24"/>
+              </w:rPr>
+              <w:t>5월 25일까지)</w:t>
+            </w:r>
+          </w:p>
+          <w:p>
+            <w:pPr>
+              <w:rPr>
+                <w:rFonts w:ascii="HY헤드라인M" w:eastAsia="HY헤드라인M"/>
+                <w:sz w:val="24"/>
+              </w:rPr>
+            </w:pPr>
+            <w:r>
+              <w:rPr>
+                <w:rFonts w:ascii="HY헤드라인M" w:eastAsia="HY헤드라인M"/>
+                <w:sz w:val="24"/>
+              </w:rPr>
+              <w:t>- 조명 배치하기 (6월 2일까지)</w:t>
+            </w:r>
+          </w:p>
+          <w:p>
+            <w:pPr>
+              <w:rPr>
+                <w:rFonts w:ascii="HY헤드라인M" w:eastAsia="HY헤드라인M"/>
+                <w:sz w:val="24"/>
+              </w:rPr>
+            </w:pPr>
+            <w:r>
+              <w:rPr>
+                <w:rFonts w:ascii="HY헤드라인M" w:eastAsia="HY헤드라인M"/>
+                <w:sz w:val="24"/>
+              </w:rPr>
+              <w:t xml:space="preserve">- 판매기 </w:t>
+            </w:r>
+            <w:proofErr w:type="spellStart"/>
+            <w:r>
+              <w:rPr>
+                <w:rFonts w:ascii="HY헤드라인M" w:eastAsia="HY헤드라인M"/>
+                <w:sz w:val="24"/>
+              </w:rPr>
+              <w:t>텍스쳐</w:t>
+            </w:r>
+            <w:proofErr w:type="spellEnd"/>
+            <w:r>
+              <w:rPr>
+                <w:rFonts w:ascii="HY헤드라인M" w:eastAsia="HY헤드라인M"/>
+                <w:sz w:val="24"/>
+              </w:rPr>
+              <w:t xml:space="preserve"> 만들기 (6월 9일까지)</w:t>
+            </w:r>
+          </w:p>
+          <w:p>
+            <w:pPr>
+              <w:rPr>
+                <w:rFonts w:ascii="HY헤드라인M" w:eastAsia="HY헤드라인M"/>
+                <w:sz w:val="24"/>
+              </w:rPr>
+            </w:pPr>
+            <w:r>
+              <w:rPr>
+                <w:rFonts w:ascii="HY헤드라인M" w:eastAsia="HY헤드라인M"/>
+                <w:sz w:val="24"/>
+              </w:rPr>
+              <w:t xml:space="preserve">- 수정: </w:t>
+            </w:r>
+            <w:proofErr w:type="spellStart"/>
+            <w:r>
+              <w:rPr>
+                <w:rFonts w:ascii="HY헤드라인M" w:eastAsia="HY헤드라인M"/>
+                <w:sz w:val="24"/>
+              </w:rPr>
+              <w:t>EmotionGame</w:t>
+            </w:r>
+            <w:proofErr w:type="spellEnd"/>
+            <w:r>
+              <w:rPr>
+                <w:rFonts w:ascii="HY헤드라인M" w:eastAsia="HY헤드라인M"/>
+                <w:sz w:val="24"/>
+              </w:rPr>
+              <w:t xml:space="preserve"> 모니터 높이 낮추기, 큐브 z-fighting </w:t>
+            </w:r>
+            <w:proofErr w:type="gramStart"/>
+            <w:r>
+              <w:rPr>
+                <w:rFonts w:ascii="HY헤드라인M" w:eastAsia="HY헤드라인M"/>
+                <w:sz w:val="24"/>
+              </w:rPr>
+              <w:t>수정  (</w:t>
+            </w:r>
+            <w:proofErr w:type="gramEnd"/>
+            <w:r>
+              <w:rPr>
+                <w:rFonts w:ascii="HY헤드라인M" w:eastAsia="HY헤드라인M"/>
+                <w:sz w:val="24"/>
+              </w:rPr>
+              <w:t>6월 9일까지)</w:t>
+            </w:r>
+          </w:p>
+          <w:p>
+            <w:pPr>
+              <w:rPr>
+                <w:rFonts w:ascii="HY헤드라인M" w:eastAsia="HY헤드라인M"/>
+                <w:sz w:val="24"/>
+              </w:rPr>
+            </w:pPr>
+          </w:p>
+          <w:p>
+            <w:pPr>
+              <w:rPr>
+                <w:rFonts w:ascii="HY헤드라인M" w:eastAsia="HY헤드라인M"/>
+                <w:sz w:val="24"/>
+              </w:rPr>
+            </w:pPr>
+            <w:r>
+              <w:rPr>
+                <w:rFonts w:ascii="HY헤드라인M" w:eastAsia="HY헤드라인M"/>
                 <w:sz w:val="24"/>
               </w:rPr>
               <w:t>[UI]</w:t>
@@ -1182,30 +1788,109 @@
             </w:pPr>
             <w:r>
               <w:rPr>
-                <w:rFonts w:ascii="HY헤드라인M" w:eastAsia="HY헤드라인M" w:hint="eastAsia"/>
-                <w:sz w:val="24"/>
-              </w:rPr>
-              <w:t>- 퀘스트, 상점, 설정창, 메인창, 결과창</w:t>
-            </w:r>
-          </w:p>
-          <w:p>
-            <w:pPr>
-              <w:rPr>
-                <w:rFonts w:ascii="HY헤드라인M" w:eastAsia="HY헤드라인M"/>
-                <w:sz w:val="24"/>
-              </w:rPr>
-            </w:pPr>
-          </w:p>
-          <w:p>
-            <w:pPr>
-              <w:rPr>
-                <w:rFonts w:ascii="HY헤드라인M" w:eastAsia="HY헤드라인M"/>
-                <w:sz w:val="24"/>
-              </w:rPr>
-            </w:pPr>
-            <w:r>
-              <w:rPr>
-                <w:rFonts w:ascii="HY헤드라인M" w:eastAsia="HY헤드라인M" w:hint="eastAsia"/>
+                <w:rFonts w:ascii="HY헤드라인M" w:eastAsia="HY헤드라인M"/>
+                <w:sz w:val="24"/>
+              </w:rPr>
+              <w:t xml:space="preserve">- 퀘스트, 상점, </w:t>
+            </w:r>
+            <w:proofErr w:type="spellStart"/>
+            <w:r>
+              <w:rPr>
+                <w:rFonts w:ascii="HY헤드라인M" w:eastAsia="HY헤드라인M"/>
+                <w:sz w:val="24"/>
+              </w:rPr>
+              <w:t>설정창</w:t>
+            </w:r>
+            <w:proofErr w:type="spellEnd"/>
+            <w:r>
+              <w:rPr>
+                <w:rFonts w:ascii="HY헤드라인M" w:eastAsia="HY헤드라인M"/>
+                <w:sz w:val="24"/>
+              </w:rPr>
+              <w:t xml:space="preserve">, </w:t>
+            </w:r>
+            <w:proofErr w:type="spellStart"/>
+            <w:r>
+              <w:rPr>
+                <w:rFonts w:ascii="HY헤드라인M" w:eastAsia="HY헤드라인M"/>
+                <w:sz w:val="24"/>
+              </w:rPr>
+              <w:t>메인창</w:t>
+            </w:r>
+            <w:proofErr w:type="spellEnd"/>
+            <w:r>
+              <w:rPr>
+                <w:rFonts w:ascii="HY헤드라인M" w:eastAsia="HY헤드라인M"/>
+                <w:sz w:val="24"/>
+              </w:rPr>
+              <w:t xml:space="preserve">, </w:t>
+            </w:r>
+            <w:proofErr w:type="spellStart"/>
+            <w:r>
+              <w:rPr>
+                <w:rFonts w:ascii="HY헤드라인M" w:eastAsia="HY헤드라인M"/>
+                <w:sz w:val="24"/>
+              </w:rPr>
+              <w:t>결과창</w:t>
+            </w:r>
+            <w:proofErr w:type="spellEnd"/>
+            <w:r>
+              <w:rPr>
+                <w:rFonts w:ascii="HY헤드라인M" w:eastAsia="HY헤드라인M"/>
+                <w:sz w:val="24"/>
+              </w:rPr>
+              <w:t xml:space="preserve"> (6월 2일까지)</w:t>
+            </w:r>
+          </w:p>
+          <w:p>
+            <w:pPr>
+              <w:rPr>
+                <w:rFonts w:ascii="HY헤드라인M" w:eastAsia="HY헤드라인M"/>
+                <w:sz w:val="24"/>
+              </w:rPr>
+            </w:pPr>
+            <w:r>
+              <w:rPr>
+                <w:rFonts w:ascii="HY헤드라인M" w:eastAsia="HY헤드라인M"/>
+                <w:sz w:val="24"/>
+              </w:rPr>
+              <w:t xml:space="preserve"> - 스테이지 전환 장면 연출 (6월 2일까지) =&gt; 구현 (</w:t>
+            </w:r>
+            <w:proofErr w:type="spellStart"/>
+            <w:r>
+              <w:rPr>
+                <w:rFonts w:ascii="HY헤드라인M" w:eastAsia="HY헤드라인M"/>
+                <w:sz w:val="24"/>
+              </w:rPr>
+              <w:t>임채은</w:t>
+            </w:r>
+            <w:proofErr w:type="spellEnd"/>
+            <w:r>
+              <w:rPr>
+                <w:rFonts w:ascii="HY헤드라인M" w:eastAsia="HY헤드라인M"/>
+                <w:sz w:val="24"/>
+              </w:rPr>
+              <w:t>, 임수영) (6월 9일까지)</w:t>
+            </w:r>
+          </w:p>
+          <w:p>
+            <w:pPr>
+              <w:rPr>
+                <w:rFonts w:ascii="HY헤드라인M" w:eastAsia="HY헤드라인M"/>
+                <w:sz w:val="24"/>
+              </w:rPr>
+            </w:pPr>
+          </w:p>
+          <w:p>
+            <w:pPr>
+              <w:rPr>
+                <w:rFonts w:ascii="HY헤드라인M" w:eastAsia="HY헤드라인M"/>
+                <w:sz w:val="24"/>
+              </w:rPr>
+            </w:pPr>
+            <w:r>
+              <w:rPr>
+                <w:rFonts w:ascii="HY헤드라인M" w:eastAsia="HY헤드라인M"/>
                 <w:sz w:val="24"/>
               </w:rPr>
               <w:t>[사운드]</w:t>
@@ -1220,10 +1905,112 @@
             </w:pPr>
             <w:r>
               <w:rPr>
-                <w:rFonts w:ascii="HY헤드라인M" w:eastAsia="HY헤드라인M" w:hint="eastAsia"/>
-                <w:sz w:val="24"/>
-              </w:rPr>
-              <w:t xml:space="preserve">- 배경음악, 효과음(피격, 타격, 걷기, 뛰기, 점프, 레버 작동, 컴퓨터 상호작용 + </w:t>
+                <w:rFonts w:ascii="HY헤드라인M" w:eastAsia="HY헤드라인M"/>
+                <w:sz w:val="24"/>
+              </w:rPr>
+              <w:t xml:space="preserve">- </w:t>
+            </w:r>
+            <w:proofErr w:type="spellStart"/>
+            <w:proofErr w:type="gramStart"/>
+            <w:r>
+              <w:rPr>
+                <w:rFonts w:ascii="HY헤드라인M" w:eastAsia="HY헤드라인M"/>
+                <w:sz w:val="24"/>
+              </w:rPr>
+              <w:t>배경음</w:t>
+            </w:r>
+            <w:proofErr w:type="spellEnd"/>
+            <w:r>
+              <w:rPr>
+                <w:rFonts w:ascii="HY헤드라인M" w:eastAsia="HY헤드라인M"/>
+                <w:sz w:val="24"/>
+              </w:rPr>
+              <w:t xml:space="preserve">,   </w:t>
+            </w:r>
+            <w:proofErr w:type="gramEnd"/>
+            <w:r>
+              <w:rPr>
+                <w:rFonts w:ascii="HY헤드라인M" w:eastAsia="HY헤드라인M"/>
+                <w:sz w:val="24"/>
+              </w:rPr>
+              <w:t xml:space="preserve">     (6월 9일까지)</w:t>
+            </w:r>
+          </w:p>
+          <w:p>
+            <w:pPr>
+              <w:rPr>
+                <w:rFonts w:ascii="HY헤드라인M" w:eastAsia="HY헤드라인M"/>
+                <w:sz w:val="24"/>
+              </w:rPr>
+            </w:pPr>
+            <w:r>
+              <w:rPr>
+                <w:rFonts w:ascii="HY헤드라인M" w:eastAsia="HY헤드라인M"/>
+                <w:sz w:val="24"/>
+              </w:rPr>
+              <w:t xml:space="preserve">- 효과음(피격, </w:t>
+            </w:r>
+            <w:proofErr w:type="gramStart"/>
+            <w:r>
+              <w:rPr>
+                <w:rFonts w:ascii="HY헤드라인M" w:eastAsia="HY헤드라인M"/>
+                <w:sz w:val="24"/>
+              </w:rPr>
+              <w:t xml:space="preserve">타격,   </w:t>
+            </w:r>
+            <w:proofErr w:type="gramEnd"/>
+            <w:r>
+              <w:rPr>
+                <w:rFonts w:ascii="HY헤드라인M" w:eastAsia="HY헤드라인M"/>
+                <w:sz w:val="24"/>
+              </w:rPr>
+              <w:t xml:space="preserve">  (5월 25일까지) </w:t>
+            </w:r>
+          </w:p>
+          <w:p>
+            <w:pPr>
+              <w:rPr>
+                <w:rFonts w:ascii="HY헤드라인M" w:eastAsia="HY헤드라인M"/>
+                <w:sz w:val="24"/>
+              </w:rPr>
+            </w:pPr>
+            <w:r>
+              <w:rPr>
+                <w:rFonts w:ascii="HY헤드라인M" w:eastAsia="HY헤드라인M"/>
+                <w:sz w:val="24"/>
+              </w:rPr>
+              <w:t xml:space="preserve">  걷기, 뛰기, </w:t>
+            </w:r>
+            <w:proofErr w:type="gramStart"/>
+            <w:r>
+              <w:rPr>
+                <w:rFonts w:ascii="HY헤드라인M" w:eastAsia="HY헤드라인M"/>
+                <w:sz w:val="24"/>
+              </w:rPr>
+              <w:t xml:space="preserve">점프,   </w:t>
+            </w:r>
+            <w:proofErr w:type="gramEnd"/>
+            <w:r>
+              <w:rPr>
+                <w:rFonts w:ascii="HY헤드라인M" w:eastAsia="HY헤드라인M"/>
+                <w:sz w:val="24"/>
+              </w:rPr>
+              <w:t xml:space="preserve">  (6월 2일까지)</w:t>
+            </w:r>
+          </w:p>
+          <w:p>
+            <w:pPr>
+              <w:rPr>
+                <w:rFonts w:ascii="HY헤드라인M" w:eastAsia="HY헤드라인M"/>
+                <w:sz w:val="24"/>
+              </w:rPr>
+            </w:pPr>
+            <w:r>
+              <w:rPr>
+                <w:rFonts w:ascii="HY헤드라인M" w:eastAsia="HY헤드라인M"/>
+                <w:sz w:val="24"/>
+              </w:rPr>
+              <w:t xml:space="preserve">  레버 작동, 컴퓨터 상호작용 + </w:t>
             </w:r>
             <w:r>
               <w:rPr>
@@ -1234,10 +2021,10 @@
             </w:r>
             <w:r>
               <w:rPr>
-                <w:rFonts w:ascii="HY헤드라인M" w:eastAsia="HY헤드라인M" w:hint="eastAsia"/>
-                <w:sz w:val="24"/>
-              </w:rPr>
-              <w:t>)</w:t>
+                <w:rFonts w:ascii="HY헤드라인M" w:eastAsia="HY헤드라인M"/>
+                <w:sz w:val="24"/>
+              </w:rPr>
+              <w:t>)   (6월 9일까지)</w:t>
             </w:r>
           </w:p>
         </w:tc>
@@ -1405,8 +2192,19 @@
           <w:sz w:val="18"/>
           <w:szCs w:val="18"/>
         </w:rPr>
-        <w:t>■: 임채은</w:t>
+        <w:t xml:space="preserve">■: </w:t>
       </w:r>
+      <w:proofErr w:type="spellStart"/>
+      <w:r>
+        <w:rPr>
+          <w:rFonts w:ascii="HY헤드라인M" w:eastAsia="HY헤드라인M" w:hint="eastAsia"/>
+          <w:color w:val="C2C9CF"/>
+          <w:sz w:val="18"/>
+          <w:szCs w:val="18"/>
+        </w:rPr>
+        <w:t>임채은</w:t>
+      </w:r>
+      <w:proofErr w:type="spellEnd"/>
       <w:r>
         <w:rPr>
           <w:rFonts w:ascii="HY헤드라인M" w:eastAsia="HY헤드라인M" w:hint="eastAsia"/>
@@ -2131,7 +2929,6 @@
                 <w:sz w:val="18"/>
                 <w:szCs w:val="18"/>
               </w:rPr>
-              <w:lastRenderedPageBreak/>
               <w:t>-Pollution Monitor 구현</w:t>
             </w:r>
           </w:p>
@@ -2179,16 +2976,25 @@
                 <w:sz w:val="18"/>
                 <w:szCs w:val="18"/>
               </w:rPr>
-              <w:t xml:space="preserve">-TrashCollector </w:t>
-            </w:r>
-            <w:r>
-              <w:rPr>
-                <w:rFonts w:eastAsiaTheme="minorHAnsi"/>
-                <w:sz w:val="18"/>
-                <w:szCs w:val="18"/>
-              </w:rPr>
-              <w:lastRenderedPageBreak/>
-              <w:t>구현</w:t>
+              <w:t>-</w:t>
+            </w:r>
+            <w:proofErr w:type="spellStart"/>
+            <w:r>
+              <w:rPr>
+                <w:rFonts w:eastAsiaTheme="minorHAnsi"/>
+                <w:sz w:val="18"/>
+                <w:szCs w:val="18"/>
+              </w:rPr>
+              <w:t>TrashCollector</w:t>
+            </w:r>
+            <w:proofErr w:type="spellEnd"/>
+            <w:r>
+              <w:rPr>
+                <w:rFonts w:eastAsiaTheme="minorHAnsi"/>
+                <w:sz w:val="18"/>
+                <w:szCs w:val="18"/>
+              </w:rPr>
+              <w:t xml:space="preserve"> 구현</w:t>
             </w:r>
           </w:p>
           <w:p>
@@ -3520,23 +4326,41 @@
                 <w:sz w:val="16"/>
                 <w:szCs w:val="16"/>
               </w:rPr>
-              <w:t>- EmotionGame, Hatch 네트워크 로직 작성</w:t>
-            </w:r>
-          </w:p>
-          <w:p>
-            <w:pPr>
+              <w:t xml:space="preserve">- </w:t>
+            </w:r>
+            <w:proofErr w:type="spellStart"/>
+            <w:r>
               <w:rPr>
                 <w:rFonts w:asciiTheme="majorHAnsi" w:eastAsiaTheme="majorHAnsi" w:hAnsiTheme="majorHAnsi"/>
                 <w:sz w:val="16"/>
                 <w:szCs w:val="16"/>
               </w:rPr>
-            </w:pPr>
+              <w:t>EmotionGame</w:t>
+            </w:r>
+            <w:proofErr w:type="spellEnd"/>
             <w:r>
               <w:rPr>
                 <w:rFonts w:asciiTheme="majorHAnsi" w:eastAsiaTheme="majorHAnsi" w:hAnsiTheme="majorHAnsi"/>
                 <w:sz w:val="16"/>
                 <w:szCs w:val="16"/>
               </w:rPr>
+              <w:t>, Hatch 네트워크 로직 작성</w:t>
+            </w:r>
+          </w:p>
+          <w:p>
+            <w:pPr>
+              <w:rPr>
+                <w:rFonts w:asciiTheme="majorHAnsi" w:eastAsiaTheme="majorHAnsi" w:hAnsiTheme="majorHAnsi"/>
+                <w:sz w:val="16"/>
+                <w:szCs w:val="16"/>
+              </w:rPr>
+            </w:pPr>
+            <w:r>
+              <w:rPr>
+                <w:rFonts w:asciiTheme="majorHAnsi" w:eastAsiaTheme="majorHAnsi" w:hAnsiTheme="majorHAnsi"/>
+                <w:sz w:val="16"/>
+                <w:szCs w:val="16"/>
+              </w:rPr>
               <w:t>- 거미줄 생성</w:t>
             </w:r>
           </w:p>
@@ -3571,7 +4395,25 @@
                 <w:sz w:val="16"/>
                 <w:szCs w:val="16"/>
               </w:rPr>
-              <w:t xml:space="preserve">- EmotionGame </w:t>
+              <w:t xml:space="preserve">- </w:t>
+            </w:r>
+            <w:proofErr w:type="spellStart"/>
+            <w:r>
+              <w:rPr>
+                <w:rFonts w:asciiTheme="majorHAnsi" w:eastAsiaTheme="majorHAnsi" w:hAnsiTheme="majorHAnsi"/>
+                <w:sz w:val="16"/>
+                <w:szCs w:val="16"/>
+              </w:rPr>
+              <w:t>EmotionGame</w:t>
+            </w:r>
+            <w:proofErr w:type="spellEnd"/>
+            <w:r>
+              <w:rPr>
+                <w:rFonts w:asciiTheme="majorHAnsi" w:eastAsiaTheme="majorHAnsi" w:hAnsiTheme="majorHAnsi"/>
+                <w:sz w:val="16"/>
+                <w:szCs w:val="16"/>
+              </w:rPr>
+              <w:t xml:space="preserve"> </w:t>
             </w:r>
           </w:p>
         </w:tc>
@@ -3594,23 +4436,41 @@
                 <w:sz w:val="16"/>
                 <w:szCs w:val="16"/>
               </w:rPr>
-              <w:t>- 감정 추출 및 전송 로직 변경, 추출된 감정 UI에 이모지 그리기</w:t>
-            </w:r>
-          </w:p>
-          <w:p>
-            <w:pPr>
+              <w:t xml:space="preserve">- 감정 추출 및 전송 로직 변경, 추출된 감정 UI에 </w:t>
+            </w:r>
+            <w:proofErr w:type="spellStart"/>
+            <w:r>
               <w:rPr>
                 <w:rFonts w:asciiTheme="majorHAnsi" w:eastAsiaTheme="majorHAnsi" w:hAnsiTheme="majorHAnsi"/>
                 <w:sz w:val="16"/>
                 <w:szCs w:val="16"/>
               </w:rPr>
-            </w:pPr>
+              <w:t>이모지</w:t>
+            </w:r>
+            <w:proofErr w:type="spellEnd"/>
             <w:r>
               <w:rPr>
                 <w:rFonts w:asciiTheme="majorHAnsi" w:eastAsiaTheme="majorHAnsi" w:hAnsiTheme="majorHAnsi"/>
                 <w:sz w:val="16"/>
                 <w:szCs w:val="16"/>
               </w:rPr>
+              <w:t xml:space="preserve"> 그리기</w:t>
+            </w:r>
+          </w:p>
+          <w:p>
+            <w:pPr>
+              <w:rPr>
+                <w:rFonts w:asciiTheme="majorHAnsi" w:eastAsiaTheme="majorHAnsi" w:hAnsiTheme="majorHAnsi"/>
+                <w:sz w:val="16"/>
+                <w:szCs w:val="16"/>
+              </w:rPr>
+            </w:pPr>
+            <w:r>
+              <w:rPr>
+                <w:rFonts w:asciiTheme="majorHAnsi" w:eastAsiaTheme="majorHAnsi" w:hAnsiTheme="majorHAnsi"/>
+                <w:sz w:val="16"/>
+                <w:szCs w:val="16"/>
+              </w:rPr>
               <w:t>- 판매기 네트워크 로직 작성</w:t>
             </w:r>
           </w:p>
@@ -3634,7 +4494,25 @@
                 <w:sz w:val="16"/>
                 <w:szCs w:val="16"/>
               </w:rPr>
-              <w:t>- EmotionGame 로직 구현(카운트다운, 게임 결과Display 그리기)</w:t>
+              <w:t xml:space="preserve">- </w:t>
+            </w:r>
+            <w:proofErr w:type="spellStart"/>
+            <w:r>
+              <w:rPr>
+                <w:rFonts w:asciiTheme="majorHAnsi" w:eastAsiaTheme="majorHAnsi" w:hAnsiTheme="majorHAnsi"/>
+                <w:sz w:val="16"/>
+                <w:szCs w:val="16"/>
+              </w:rPr>
+              <w:t>EmotionGame</w:t>
+            </w:r>
+            <w:proofErr w:type="spellEnd"/>
+            <w:r>
+              <w:rPr>
+                <w:rFonts w:asciiTheme="majorHAnsi" w:eastAsiaTheme="majorHAnsi" w:hAnsiTheme="majorHAnsi"/>
+                <w:sz w:val="16"/>
+                <w:szCs w:val="16"/>
+              </w:rPr>
+              <w:t xml:space="preserve"> 로직 구현(카운트다운, 게임 결과Display 그리기)</w:t>
             </w:r>
           </w:p>
         </w:tc>
@@ -3832,7 +4710,25 @@
                 <w:sz w:val="16"/>
                 <w:szCs w:val="16"/>
               </w:rPr>
-              <w:t>- 스테미나, Hp 바 UI</w:t>
+              <w:t xml:space="preserve">- </w:t>
+            </w:r>
+            <w:proofErr w:type="spellStart"/>
+            <w:r>
+              <w:rPr>
+                <w:rFonts w:eastAsiaTheme="minorHAnsi"/>
+                <w:sz w:val="16"/>
+                <w:szCs w:val="16"/>
+              </w:rPr>
+              <w:t>스테미나</w:t>
+            </w:r>
+            <w:proofErr w:type="spellEnd"/>
+            <w:r>
+              <w:rPr>
+                <w:rFonts w:eastAsiaTheme="minorHAnsi"/>
+                <w:sz w:val="16"/>
+                <w:szCs w:val="16"/>
+              </w:rPr>
+              <w:t>, Hp 바 UI</w:t>
             </w:r>
           </w:p>
           <w:p>
@@ -3959,7 +4855,25 @@
                 <w:sz w:val="16"/>
                 <w:szCs w:val="16"/>
               </w:rPr>
-              <w:t>- EmotionGame Grab 문제 해결</w:t>
+              <w:t xml:space="preserve">- </w:t>
+            </w:r>
+            <w:proofErr w:type="spellStart"/>
+            <w:r>
+              <w:rPr>
+                <w:rFonts w:eastAsiaTheme="minorHAnsi"/>
+                <w:sz w:val="16"/>
+                <w:szCs w:val="16"/>
+              </w:rPr>
+              <w:t>EmotionGame</w:t>
+            </w:r>
+            <w:proofErr w:type="spellEnd"/>
+            <w:r>
+              <w:rPr>
+                <w:rFonts w:eastAsiaTheme="minorHAnsi"/>
+                <w:sz w:val="16"/>
+                <w:szCs w:val="16"/>
+              </w:rPr>
+              <w:t xml:space="preserve"> Grab 문제 해결</w:t>
             </w:r>
           </w:p>
         </w:tc>
@@ -5325,7 +6239,43 @@
                 <w:sz w:val="16"/>
                 <w:szCs w:val="16"/>
               </w:rPr>
-              <w:t>[클라] 7가지 감정 이모지, 거미줄 에셋 필요</w:t>
+              <w:t xml:space="preserve">[클라] 7가지 감정 </w:t>
+            </w:r>
+            <w:proofErr w:type="spellStart"/>
+            <w:r>
+              <w:rPr>
+                <w:rFonts w:asciiTheme="majorHAnsi" w:eastAsiaTheme="majorHAnsi" w:hAnsiTheme="majorHAnsi"/>
+                <w:sz w:val="16"/>
+                <w:szCs w:val="16"/>
+              </w:rPr>
+              <w:t>이모지</w:t>
+            </w:r>
+            <w:proofErr w:type="spellEnd"/>
+            <w:r>
+              <w:rPr>
+                <w:rFonts w:asciiTheme="majorHAnsi" w:eastAsiaTheme="majorHAnsi" w:hAnsiTheme="majorHAnsi"/>
+                <w:sz w:val="16"/>
+                <w:szCs w:val="16"/>
+              </w:rPr>
+              <w:t xml:space="preserve">, 거미줄 </w:t>
+            </w:r>
+            <w:proofErr w:type="spellStart"/>
+            <w:r>
+              <w:rPr>
+                <w:rFonts w:asciiTheme="majorHAnsi" w:eastAsiaTheme="majorHAnsi" w:hAnsiTheme="majorHAnsi"/>
+                <w:sz w:val="16"/>
+                <w:szCs w:val="16"/>
+              </w:rPr>
+              <w:t>에셋</w:t>
+            </w:r>
+            <w:proofErr w:type="spellEnd"/>
+            <w:r>
+              <w:rPr>
+                <w:rFonts w:asciiTheme="majorHAnsi" w:eastAsiaTheme="majorHAnsi" w:hAnsiTheme="majorHAnsi"/>
+                <w:sz w:val="16"/>
+                <w:szCs w:val="16"/>
+              </w:rPr>
+              <w:t xml:space="preserve"> 필요</w:t>
             </w:r>
           </w:p>
         </w:tc>
@@ -5557,7 +6507,7 @@
           <w:p>
             <w:pPr>
               <w:rPr>
-                <w:rFonts w:eastAsiaTheme="minorHAnsi"/>
+                <w:rFonts w:eastAsiaTheme="minorHAnsi" w:hint="eastAsia"/>
                 <w:sz w:val="16"/>
                 <w:szCs w:val="16"/>
               </w:rPr>
@@ -5572,18 +6522,26 @@
           <w:p>
             <w:pPr>
               <w:rPr>
-                <w:rFonts w:eastAsiaTheme="minorHAnsi"/>
-                <w:sz w:val="16"/>
-                <w:szCs w:val="16"/>
-              </w:rPr>
-            </w:pPr>
-            <w:r>
-              <w:rPr>
-                <w:rFonts w:eastAsiaTheme="minorHAnsi"/>
-                <w:sz w:val="16"/>
-                <w:szCs w:val="16"/>
-              </w:rPr>
-              <w:t>- 상점 시스템 작성</w:t>
+                <w:rFonts w:eastAsiaTheme="minorHAnsi" w:hint="eastAsia"/>
+                <w:sz w:val="16"/>
+                <w:szCs w:val="16"/>
+              </w:rPr>
+            </w:pPr>
+            <w:r>
+              <w:rPr>
+                <w:rFonts w:eastAsiaTheme="minorHAnsi"/>
+                <w:sz w:val="16"/>
+                <w:szCs w:val="16"/>
+              </w:rPr>
+              <w:t>-</w:t>
+            </w:r>
+            <w:r>
+              <w:rPr>
+                <w:rFonts w:eastAsiaTheme="minorHAnsi" w:hint="eastAsia"/>
+                <w:sz w:val="16"/>
+                <w:szCs w:val="16"/>
+              </w:rPr>
+              <w:t xml:space="preserve"> Pollution Monitor추가</w:t>
             </w:r>
           </w:p>
         </w:tc>
@@ -5600,14 +6558,6 @@
                 <w:szCs w:val="16"/>
               </w:rPr>
             </w:pPr>
-            <w:r>
-              <w:rPr>
-                <w:rFonts w:eastAsiaTheme="minorHAnsi"/>
-                <w:sz w:val="16"/>
-                <w:szCs w:val="16"/>
-              </w:rPr>
-              <w:t>- 퀘스트 시스템 작성</w:t>
-            </w:r>
           </w:p>
         </w:tc>
         <w:tc>
@@ -5623,14 +6573,6 @@
                 <w:szCs w:val="16"/>
               </w:rPr>
             </w:pPr>
-            <w:r>
-              <w:rPr>
-                <w:rFonts w:eastAsiaTheme="minorHAnsi"/>
-                <w:sz w:val="16"/>
-                <w:szCs w:val="16"/>
-              </w:rPr>
-              <w:t>- 가구 에셋 추가, json 작성</w:t>
-            </w:r>
           </w:p>
         </w:tc>
         <w:tc>
@@ -5641,11 +6583,88 @@
           <w:p>
             <w:pPr>
               <w:rPr>
-                <w:rFonts w:eastAsiaTheme="minorHAnsi"/>
-                <w:sz w:val="16"/>
-                <w:szCs w:val="16"/>
-              </w:rPr>
-            </w:pPr>
+                <w:rFonts w:eastAsiaTheme="minorHAnsi" w:hint="eastAsia"/>
+                <w:sz w:val="16"/>
+                <w:szCs w:val="16"/>
+              </w:rPr>
+            </w:pPr>
+            <w:r>
+              <w:rPr>
+                <w:rFonts w:eastAsiaTheme="minorHAnsi"/>
+                <w:sz w:val="16"/>
+                <w:szCs w:val="16"/>
+              </w:rPr>
+              <w:t>-</w:t>
+            </w:r>
+            <w:r>
+              <w:rPr>
+                <w:rFonts w:eastAsiaTheme="minorHAnsi" w:hint="eastAsia"/>
+                <w:sz w:val="16"/>
+                <w:szCs w:val="16"/>
+              </w:rPr>
+              <w:t xml:space="preserve">가구(선반, </w:t>
+            </w:r>
+            <w:proofErr w:type="spellStart"/>
+            <w:r>
+              <w:rPr>
+                <w:rFonts w:eastAsiaTheme="minorHAnsi" w:hint="eastAsia"/>
+                <w:sz w:val="16"/>
+                <w:szCs w:val="16"/>
+              </w:rPr>
+              <w:t>서버랙</w:t>
+            </w:r>
+            <w:proofErr w:type="spellEnd"/>
+            <w:r>
+              <w:rPr>
+                <w:rFonts w:eastAsiaTheme="minorHAnsi" w:hint="eastAsia"/>
+                <w:sz w:val="16"/>
+                <w:szCs w:val="16"/>
+              </w:rPr>
+              <w:t>)</w:t>
+            </w:r>
+            <w:r>
+              <w:rPr>
+                <w:rFonts w:eastAsiaTheme="minorHAnsi"/>
+                <w:sz w:val="16"/>
+                <w:szCs w:val="16"/>
+              </w:rPr>
+              <w:t xml:space="preserve"> 추가, </w:t>
+            </w:r>
+            <w:proofErr w:type="spellStart"/>
+            <w:r>
+              <w:rPr>
+                <w:rFonts w:eastAsiaTheme="minorHAnsi"/>
+                <w:sz w:val="16"/>
+                <w:szCs w:val="16"/>
+              </w:rPr>
+              <w:t>json</w:t>
+            </w:r>
+            <w:proofErr w:type="spellEnd"/>
+            <w:r>
+              <w:rPr>
+                <w:rFonts w:eastAsiaTheme="minorHAnsi"/>
+                <w:sz w:val="16"/>
+                <w:szCs w:val="16"/>
+              </w:rPr>
+              <w:t xml:space="preserve"> 작성</w:t>
+            </w:r>
+          </w:p>
+          <w:p>
+            <w:pPr>
+              <w:rPr>
+                <w:rFonts w:eastAsiaTheme="minorHAnsi" w:hint="eastAsia"/>
+                <w:sz w:val="16"/>
+                <w:szCs w:val="16"/>
+              </w:rPr>
+            </w:pPr>
+            <w:r>
+              <w:rPr>
+                <w:rFonts w:eastAsiaTheme="minorHAnsi" w:hint="eastAsia"/>
+                <w:sz w:val="16"/>
+                <w:szCs w:val="16"/>
+              </w:rPr>
+              <w:t>-퀘스트 기획서</w:t>
+            </w:r>
           </w:p>
         </w:tc>
       </w:tr>
@@ -5834,11 +6853,19 @@
           <w:p>
             <w:pPr>
               <w:rPr>
-                <w:rFonts w:eastAsiaTheme="minorHAnsi"/>
-                <w:sz w:val="16"/>
-                <w:szCs w:val="16"/>
-              </w:rPr>
-            </w:pPr>
+                <w:rFonts w:eastAsiaTheme="minorHAnsi" w:hint="eastAsia"/>
+                <w:sz w:val="16"/>
+                <w:szCs w:val="16"/>
+              </w:rPr>
+            </w:pPr>
+            <w:r>
+              <w:rPr>
+                <w:rFonts w:eastAsiaTheme="minorHAnsi" w:hint="eastAsia"/>
+                <w:sz w:val="16"/>
+                <w:szCs w:val="16"/>
+              </w:rPr>
+              <w:t>-상점 기획서</w:t>
+            </w:r>
           </w:p>
         </w:tc>
         <w:tc>
@@ -5849,11 +6876,37 @@
           <w:p>
             <w:pPr>
               <w:rPr>
-                <w:rFonts w:eastAsiaTheme="minorHAnsi"/>
-                <w:sz w:val="16"/>
-                <w:szCs w:val="16"/>
-              </w:rPr>
-            </w:pPr>
+                <w:rFonts w:eastAsiaTheme="minorHAnsi" w:hint="eastAsia"/>
+                <w:sz w:val="16"/>
+                <w:szCs w:val="16"/>
+              </w:rPr>
+            </w:pPr>
+            <w:r>
+              <w:rPr>
+                <w:rFonts w:eastAsiaTheme="minorHAnsi" w:hint="eastAsia"/>
+                <w:sz w:val="16"/>
+                <w:szCs w:val="16"/>
+              </w:rPr>
+              <w:t xml:space="preserve">-퀘스트 테스트용 </w:t>
+            </w:r>
+            <w:proofErr w:type="spellStart"/>
+            <w:r>
+              <w:rPr>
+                <w:rFonts w:eastAsiaTheme="minorHAnsi" w:hint="eastAsia"/>
+                <w:sz w:val="16"/>
+                <w:szCs w:val="16"/>
+              </w:rPr>
+              <w:t>json</w:t>
+            </w:r>
+            <w:proofErr w:type="spellEnd"/>
+            <w:r>
+              <w:rPr>
+                <w:rFonts w:eastAsiaTheme="minorHAnsi" w:hint="eastAsia"/>
+                <w:sz w:val="16"/>
+                <w:szCs w:val="16"/>
+              </w:rPr>
+              <w:t xml:space="preserve"> + 설명</w:t>
+            </w:r>
           </w:p>
         </w:tc>
         <w:tc>
@@ -5871,11 +6924,54 @@
             </w:pPr>
             <w:r>
               <w:rPr>
-                <w:rFonts w:eastAsiaTheme="minorHAnsi"/>
-                <w:sz w:val="16"/>
-                <w:szCs w:val="16"/>
-              </w:rPr>
-              <w:t>- 퀘스트 내용 작성</w:t>
+                <w:rFonts w:eastAsiaTheme="minorHAnsi" w:hint="eastAsia"/>
+                <w:sz w:val="16"/>
+                <w:szCs w:val="16"/>
+              </w:rPr>
+              <w:t>-기지</w:t>
+            </w:r>
+            <w:r>
+              <w:rPr>
+                <w:rFonts w:eastAsiaTheme="minorHAnsi" w:hint="eastAsia"/>
+                <w:sz w:val="16"/>
+                <w:szCs w:val="16"/>
+              </w:rPr>
+              <w:t xml:space="preserve"> 가구 수정+레버 애니메이션</w:t>
+            </w:r>
+          </w:p>
+          <w:p>
+            <w:pPr>
+              <w:rPr>
+                <w:rFonts w:eastAsiaTheme="minorHAnsi" w:hint="eastAsia"/>
+                <w:sz w:val="16"/>
+                <w:szCs w:val="16"/>
+              </w:rPr>
+            </w:pPr>
+            <w:r>
+              <w:rPr>
+                <w:rFonts w:eastAsiaTheme="minorHAnsi" w:hint="eastAsia"/>
+                <w:sz w:val="16"/>
+                <w:szCs w:val="16"/>
+              </w:rPr>
+              <w:t>-</w:t>
+            </w:r>
+            <w:proofErr w:type="spellStart"/>
+            <w:r>
+              <w:rPr>
+                <w:rFonts w:eastAsiaTheme="minorHAnsi" w:hint="eastAsia"/>
+                <w:sz w:val="16"/>
+                <w:szCs w:val="16"/>
+              </w:rPr>
+              <w:t>로비씬</w:t>
+            </w:r>
+            <w:proofErr w:type="spellEnd"/>
+            <w:r>
+              <w:rPr>
+                <w:rFonts w:eastAsiaTheme="minorHAnsi" w:hint="eastAsia"/>
+                <w:sz w:val="16"/>
+                <w:szCs w:val="16"/>
+              </w:rPr>
+              <w:t xml:space="preserve"> 구성</w:t>
             </w:r>
           </w:p>
         </w:tc>
@@ -5892,6 +6988,66 @@
                 <w:szCs w:val="16"/>
               </w:rPr>
             </w:pPr>
+            <w:r>
+              <w:rPr>
+                <w:rFonts w:eastAsiaTheme="minorHAnsi" w:hint="eastAsia"/>
+                <w:sz w:val="16"/>
+                <w:szCs w:val="16"/>
+              </w:rPr>
+              <w:t>-퀘스트 30개</w:t>
+            </w:r>
+          </w:p>
+          <w:p>
+            <w:pPr>
+              <w:rPr>
+                <w:rFonts w:eastAsiaTheme="minorHAnsi" w:hint="eastAsia"/>
+                <w:sz w:val="16"/>
+                <w:szCs w:val="16"/>
+              </w:rPr>
+            </w:pPr>
+            <w:r>
+              <w:rPr>
+                <w:rFonts w:eastAsiaTheme="minorHAnsi" w:hint="eastAsia"/>
+                <w:sz w:val="16"/>
+                <w:szCs w:val="16"/>
+              </w:rPr>
+              <w:t>-아이템 모델</w:t>
+            </w:r>
+            <w:r>
+              <w:rPr>
+                <w:rFonts w:eastAsiaTheme="minorHAnsi" w:hint="eastAsia"/>
+                <w:sz w:val="16"/>
+                <w:szCs w:val="16"/>
+              </w:rPr>
+              <w:t>(1)</w:t>
+            </w:r>
+          </w:p>
+          <w:p>
+            <w:pPr>
+              <w:rPr>
+                <w:rFonts w:eastAsiaTheme="minorHAnsi" w:hint="eastAsia"/>
+                <w:sz w:val="16"/>
+                <w:szCs w:val="16"/>
+              </w:rPr>
+            </w:pPr>
+            <w:r>
+              <w:rPr>
+                <w:rFonts w:eastAsiaTheme="minorHAnsi" w:hint="eastAsia"/>
+                <w:sz w:val="16"/>
+                <w:szCs w:val="16"/>
+              </w:rPr>
+              <w:t xml:space="preserve">-상점 판매목록 </w:t>
+            </w:r>
+            <w:proofErr w:type="spellStart"/>
+            <w:r>
+              <w:rPr>
+                <w:rFonts w:eastAsiaTheme="minorHAnsi" w:hint="eastAsia"/>
+                <w:sz w:val="16"/>
+                <w:szCs w:val="16"/>
+              </w:rPr>
+              <w:t>json</w:t>
+            </w:r>
+            <w:proofErr w:type="spellEnd"/>
           </w:p>
         </w:tc>
         <w:tc>
@@ -5902,11 +7058,95 @@
           <w:p>
             <w:pPr>
               <w:rPr>
-                <w:rFonts w:eastAsiaTheme="minorHAnsi"/>
-                <w:sz w:val="16"/>
-                <w:szCs w:val="16"/>
-              </w:rPr>
-            </w:pPr>
+                <w:rFonts w:eastAsiaTheme="minorHAnsi" w:hint="eastAsia"/>
+                <w:sz w:val="16"/>
+                <w:szCs w:val="16"/>
+              </w:rPr>
+            </w:pPr>
+            <w:r>
+              <w:rPr>
+                <w:rFonts w:eastAsiaTheme="minorHAnsi" w:hint="eastAsia"/>
+                <w:sz w:val="16"/>
+                <w:szCs w:val="16"/>
+              </w:rPr>
+              <w:t>-아이템</w:t>
+            </w:r>
+            <w:r>
+              <w:rPr>
+                <w:rFonts w:eastAsiaTheme="minorHAnsi" w:hint="eastAsia"/>
+                <w:sz w:val="16"/>
+                <w:szCs w:val="16"/>
+              </w:rPr>
+              <w:t xml:space="preserve"> 모델</w:t>
+            </w:r>
+            <w:r>
+              <w:rPr>
+                <w:rFonts w:eastAsiaTheme="minorHAnsi" w:hint="eastAsia"/>
+                <w:sz w:val="16"/>
+                <w:szCs w:val="16"/>
+              </w:rPr>
+              <w:t xml:space="preserve"> 전부</w:t>
+            </w:r>
+            <w:r>
+              <w:rPr>
+                <w:rFonts w:eastAsiaTheme="minorHAnsi" w:hint="eastAsia"/>
+                <w:sz w:val="16"/>
+                <w:szCs w:val="16"/>
+              </w:rPr>
+              <w:t>(2)</w:t>
+            </w:r>
+          </w:p>
+          <w:p>
+            <w:pPr>
+              <w:rPr>
+                <w:rFonts w:eastAsiaTheme="minorHAnsi"/>
+                <w:sz w:val="16"/>
+                <w:szCs w:val="16"/>
+              </w:rPr>
+            </w:pPr>
+            <w:r>
+              <w:rPr>
+                <w:rFonts w:eastAsiaTheme="minorHAnsi" w:hint="eastAsia"/>
+                <w:sz w:val="16"/>
+                <w:szCs w:val="16"/>
+              </w:rPr>
+              <w:t>-UI: 로비, 타이틀</w:t>
+            </w:r>
+          </w:p>
+          <w:p>
+            <w:pPr>
+              <w:rPr>
+                <w:rFonts w:eastAsiaTheme="minorHAnsi" w:hint="eastAsia"/>
+                <w:sz w:val="16"/>
+                <w:szCs w:val="16"/>
+              </w:rPr>
+            </w:pPr>
+            <w:r>
+              <w:rPr>
+                <w:rFonts w:eastAsiaTheme="minorHAnsi" w:hint="eastAsia"/>
+                <w:sz w:val="16"/>
+                <w:szCs w:val="16"/>
+              </w:rPr>
+              <w:t>-</w:t>
+            </w:r>
+            <w:proofErr w:type="spellStart"/>
+            <w:r>
+              <w:rPr>
+                <w:rFonts w:eastAsiaTheme="minorHAnsi" w:hint="eastAsia"/>
+                <w:sz w:val="16"/>
+                <w:szCs w:val="16"/>
+              </w:rPr>
+              <w:t>결과창</w:t>
+            </w:r>
+            <w:proofErr w:type="spellEnd"/>
+            <w:r>
+              <w:rPr>
+                <w:rFonts w:eastAsiaTheme="minorHAnsi" w:hint="eastAsia"/>
+                <w:sz w:val="16"/>
+                <w:szCs w:val="16"/>
+              </w:rPr>
+              <w:t xml:space="preserve"> 구성</w:t>
+            </w:r>
           </w:p>
         </w:tc>
         <w:tc>
@@ -5922,6 +7162,39 @@
                 <w:szCs w:val="16"/>
               </w:rPr>
             </w:pPr>
+            <w:r>
+              <w:rPr>
+                <w:rFonts w:eastAsiaTheme="minorHAnsi" w:hint="eastAsia"/>
+                <w:sz w:val="16"/>
+                <w:szCs w:val="16"/>
+              </w:rPr>
+              <w:t xml:space="preserve">-UI: </w:t>
+            </w:r>
+            <w:r>
+              <w:rPr>
+                <w:rFonts w:eastAsiaTheme="minorHAnsi" w:hint="eastAsia"/>
+                <w:sz w:val="16"/>
+                <w:szCs w:val="16"/>
+              </w:rPr>
+              <w:t>상점, 결과</w:t>
+            </w:r>
+          </w:p>
+          <w:p>
+            <w:pPr>
+              <w:rPr>
+                <w:rFonts w:eastAsiaTheme="minorHAnsi" w:hint="eastAsia"/>
+                <w:sz w:val="16"/>
+                <w:szCs w:val="16"/>
+              </w:rPr>
+            </w:pPr>
+            <w:r>
+              <w:rPr>
+                <w:rFonts w:eastAsiaTheme="minorHAnsi" w:hint="eastAsia"/>
+                <w:sz w:val="16"/>
+                <w:szCs w:val="16"/>
+              </w:rPr>
+              <w:t>- 조명 배치</w:t>
+            </w:r>
           </w:p>
         </w:tc>
         <w:tc>
@@ -5937,6 +7210,41 @@
                 <w:szCs w:val="16"/>
               </w:rPr>
             </w:pPr>
+            <w:r>
+              <w:rPr>
+                <w:rFonts w:eastAsiaTheme="minorHAnsi" w:hint="eastAsia"/>
+                <w:sz w:val="16"/>
+                <w:szCs w:val="16"/>
+              </w:rPr>
+              <w:t>-스테이지 전환 연출</w:t>
+            </w:r>
+          </w:p>
+          <w:p>
+            <w:pPr>
+              <w:rPr>
+                <w:rFonts w:eastAsiaTheme="minorHAnsi" w:hint="eastAsia"/>
+                <w:sz w:val="16"/>
+                <w:szCs w:val="16"/>
+              </w:rPr>
+            </w:pPr>
+            <w:r>
+              <w:rPr>
+                <w:rFonts w:eastAsiaTheme="minorHAnsi" w:hint="eastAsia"/>
+                <w:sz w:val="16"/>
+                <w:szCs w:val="16"/>
+              </w:rPr>
+              <w:t xml:space="preserve">-몬스터 </w:t>
+            </w:r>
+            <w:proofErr w:type="spellStart"/>
+            <w:r>
+              <w:rPr>
+                <w:rFonts w:eastAsiaTheme="minorHAnsi" w:hint="eastAsia"/>
+                <w:sz w:val="16"/>
+                <w:szCs w:val="16"/>
+              </w:rPr>
+              <w:t>json</w:t>
+            </w:r>
+            <w:proofErr w:type="spellEnd"/>
           </w:p>
         </w:tc>
       </w:tr>
@@ -6127,6 +7435,58 @@
                 <w:szCs w:val="16"/>
               </w:rPr>
             </w:pPr>
+            <w:r>
+              <w:rPr>
+                <w:rFonts w:eastAsiaTheme="minorHAnsi" w:hint="eastAsia"/>
+                <w:sz w:val="16"/>
+                <w:szCs w:val="16"/>
+              </w:rPr>
+              <w:t>-퀘스트 60개</w:t>
+            </w:r>
+          </w:p>
+          <w:p>
+            <w:pPr>
+              <w:rPr>
+                <w:rFonts w:eastAsiaTheme="minorHAnsi"/>
+                <w:sz w:val="16"/>
+                <w:szCs w:val="16"/>
+              </w:rPr>
+            </w:pPr>
+            <w:r>
+              <w:rPr>
+                <w:rFonts w:eastAsiaTheme="minorHAnsi" w:hint="eastAsia"/>
+                <w:sz w:val="16"/>
+                <w:szCs w:val="16"/>
+              </w:rPr>
+              <w:t>-z-fighting 수정</w:t>
+            </w:r>
+          </w:p>
+          <w:p>
+            <w:pPr>
+              <w:rPr>
+                <w:rFonts w:eastAsiaTheme="minorHAnsi" w:hint="eastAsia"/>
+                <w:sz w:val="16"/>
+                <w:szCs w:val="16"/>
+              </w:rPr>
+            </w:pPr>
+            <w:r>
+              <w:rPr>
+                <w:rFonts w:eastAsiaTheme="minorHAnsi" w:hint="eastAsia"/>
+                <w:sz w:val="16"/>
+                <w:szCs w:val="16"/>
+              </w:rPr>
+              <w:t xml:space="preserve">-플레이어 </w:t>
+            </w:r>
+            <w:proofErr w:type="spellStart"/>
+            <w:r>
+              <w:rPr>
+                <w:rFonts w:eastAsiaTheme="minorHAnsi" w:hint="eastAsia"/>
+                <w:sz w:val="16"/>
+                <w:szCs w:val="16"/>
+              </w:rPr>
+              <w:t>json</w:t>
+            </w:r>
+            <w:proofErr w:type="spellEnd"/>
           </w:p>
         </w:tc>
         <w:tc>
@@ -6142,6 +7502,41 @@
                 <w:szCs w:val="16"/>
               </w:rPr>
             </w:pPr>
+            <w:r>
+              <w:rPr>
+                <w:rFonts w:eastAsiaTheme="minorHAnsi" w:hint="eastAsia"/>
+                <w:sz w:val="16"/>
+                <w:szCs w:val="16"/>
+              </w:rPr>
+              <w:t>-감정게임 수정</w:t>
+            </w:r>
+          </w:p>
+          <w:p>
+            <w:pPr>
+              <w:rPr>
+                <w:rFonts w:eastAsiaTheme="minorHAnsi" w:hint="eastAsia"/>
+                <w:sz w:val="16"/>
+                <w:szCs w:val="16"/>
+              </w:rPr>
+            </w:pPr>
+            <w:r>
+              <w:rPr>
+                <w:rFonts w:eastAsiaTheme="minorHAnsi" w:hint="eastAsia"/>
+                <w:sz w:val="16"/>
+                <w:szCs w:val="16"/>
+              </w:rPr>
+              <w:t xml:space="preserve">-판매기 </w:t>
+            </w:r>
+            <w:proofErr w:type="spellStart"/>
+            <w:r>
+              <w:rPr>
+                <w:rFonts w:eastAsiaTheme="minorHAnsi" w:hint="eastAsia"/>
+                <w:sz w:val="16"/>
+                <w:szCs w:val="16"/>
+              </w:rPr>
+              <w:t>텍스쳐</w:t>
+            </w:r>
+            <w:proofErr w:type="spellEnd"/>
           </w:p>
         </w:tc>
         <w:tc>
@@ -6167,11 +7562,19 @@
           <w:p>
             <w:pPr>
               <w:rPr>
-                <w:rFonts w:eastAsiaTheme="minorHAnsi"/>
-                <w:sz w:val="16"/>
-                <w:szCs w:val="16"/>
-              </w:rPr>
-            </w:pPr>
+                <w:rFonts w:eastAsiaTheme="minorHAnsi" w:hint="eastAsia"/>
+                <w:sz w:val="16"/>
+                <w:szCs w:val="16"/>
+              </w:rPr>
+            </w:pPr>
+            <w:r>
+              <w:rPr>
+                <w:rFonts w:eastAsiaTheme="minorHAnsi" w:hint="eastAsia"/>
+                <w:sz w:val="16"/>
+                <w:szCs w:val="16"/>
+              </w:rPr>
+              <w:t>-퀘스트 100개</w:t>
+            </w:r>
           </w:p>
         </w:tc>
         <w:tc>
@@ -6522,6 +7925,56 @@
     </w:sectPr>
   </w:body>
 </w:document>
+</file>
+
+<file path=word/endnotes.xml><?xml version="1.0" encoding="utf-8"?>
+<w:endnotes xmlns:wpc="http://schemas.microsoft.com/office/word/2010/wordprocessingCanvas" xmlns:cx="http://schemas.microsoft.com/office/drawing/2014/chartex" xmlns:cx1="http://schemas.microsoft.com/office/drawing/2015/9/8/chartex" xmlns:cx2="http://schemas.microsoft.com/office/drawing/2015/10/21/chartex" xmlns:cx3="http://schemas.microsoft.com/office/drawing/2016/5/9/chartex" xmlns:cx4="http://schemas.microsoft.com/office/drawing/2016/5/10/chartex" xmlns:cx5="http://schemas.microsoft.com/office/drawing/2016/5/11/chartex" xmlns:cx6="http://schemas.microsoft.com/office/drawing/2016/5/12/chartex" xmlns:cx7="http://schemas.microsoft.com/office/drawing/2016/5/13/chartex" xmlns:cx8="http://schemas.microsoft.com/office/drawing/2016/5/14/chartex" xmlns:mc="http://schemas.openxmlformats.org/markup-compatibility/2006" xmlns:aink="http://schemas.microsoft.com/office/drawing/2016/ink" xmlns:am3d="http://schemas.microsoft.com/office/drawing/2017/model3d" xmlns:o="urn:schemas-microsoft-com:office:office" xmlns:oel="http://schemas.microsoft.com/office/2019/extlst" xmlns:r="http://schemas.openxmlformats.org/officeDocument/2006/relationships" xmlns:m="http://schemas.openxmlformats.org/officeDocument/2006/math" xmlns:v="urn:schemas-microsoft-com:vml" xmlns:wp14="http://schemas.microsoft.com/office/word/2010/wordprocessingDrawing" xmlns:wp="http://schemas.openxmlformats.org/drawingml/2006/wordprocessingDrawing" xmlns:w10="urn:schemas-microsoft-com:office:word" xmlns:w="http://schemas.openxmlformats.org/wordprocessingml/2006/main" xmlns:w14="http://schemas.microsoft.com/office/word/2010/wordml" xmlns:w15="http://schemas.microsoft.com/office/word/2012/wordml" xmlns:w16cex="http://schemas.microsoft.com/office/word/2018/wordml/cex" xmlns:w16cid="http://schemas.microsoft.com/office/word/2016/wordml/cid" xmlns:w16="http://schemas.microsoft.com/office/word/2018/wordml" xmlns:w16du="http://schemas.microsoft.com/office/word/2023/wordml/word16du" xmlns:w16sdtdh="http://schemas.microsoft.com/office/word/2020/wordml/sdtdatahash" xmlns:w16sdtfl="http://schemas.microsoft.com/office/word/2024/wordml/sdtformatlock" xmlns:w16se="http://schemas.microsoft.com/office/word/2015/wordml/symex" xmlns:wpg="http://schemas.microsoft.com/office/word/2010/wordprocessingGroup" xmlns:wpi="http://schemas.microsoft.com/office/word/2010/wordprocessingInk" xmlns:wne="http://schemas.microsoft.com/office/word/2006/wordml" xmlns:wps="http://schemas.microsoft.com/office/word/2010/wordprocessingShape" mc:Ignorable="w14 w15 w16se w16cid w16 w16cex w16sdtdh w16sdtfl w16du wp14">
+  <w:endnote w:type="separator" w:id="-1">
+    <w:p>
+      <w:pPr>
+        <w:spacing w:after="0"/>
+      </w:pPr>
+      <w:r>
+        <w:separator/>
+      </w:r>
+    </w:p>
+  </w:endnote>
+  <w:endnote w:type="continuationSeparator" w:id="0">
+    <w:p>
+      <w:pPr>
+        <w:spacing w:after="0"/>
+      </w:pPr>
+      <w:r>
+        <w:continuationSeparator/>
+      </w:r>
+    </w:p>
+  </w:endnote>
+</w:endnotes>
+</file>
+
+<file path=word/footnotes.xml><?xml version="1.0" encoding="utf-8"?>
+<w:footnotes xmlns:wpc="http://schemas.microsoft.com/office/word/2010/wordprocessingCanvas" xmlns:cx="http://schemas.microsoft.com/office/drawing/2014/chartex" xmlns:cx1="http://schemas.microsoft.com/office/drawing/2015/9/8/chartex" xmlns:cx2="http://schemas.microsoft.com/office/drawing/2015/10/21/chartex" xmlns:cx3="http://schemas.microsoft.com/office/drawing/2016/5/9/chartex" xmlns:cx4="http://schemas.microsoft.com/office/drawing/2016/5/10/chartex" xmlns:cx5="http://schemas.microsoft.com/office/drawing/2016/5/11/chartex" xmlns:cx6="http://schemas.microsoft.com/office/drawing/2016/5/12/chartex" xmlns:cx7="http://schemas.microsoft.com/office/drawing/2016/5/13/chartex" xmlns:cx8="http://schemas.microsoft.com/office/drawing/2016/5/14/chartex" xmlns:mc="http://schemas.openxmlformats.org/markup-compatibility/2006" xmlns:aink="http://schemas.microsoft.com/office/drawing/2016/ink" xmlns:am3d="http://schemas.microsoft.com/office/drawing/2017/model3d" xmlns:o="urn:schemas-microsoft-com:office:office" xmlns:oel="http://schemas.microsoft.com/office/2019/extlst" xmlns:r="http://schemas.openxmlformats.org/officeDocument/2006/relationships" xmlns:m="http://schemas.openxmlformats.org/officeDocument/2006/math" xmlns:v="urn:schemas-microsoft-com:vml" xmlns:wp14="http://schemas.microsoft.com/office/word/2010/wordprocessingDrawing" xmlns:wp="http://schemas.openxmlformats.org/drawingml/2006/wordprocessingDrawing" xmlns:w10="urn:schemas-microsoft-com:office:word" xmlns:w="http://schemas.openxmlformats.org/wordprocessingml/2006/main" xmlns:w14="http://schemas.microsoft.com/office/word/2010/wordml" xmlns:w15="http://schemas.microsoft.com/office/word/2012/wordml" xmlns:w16cex="http://schemas.microsoft.com/office/word/2018/wordml/cex" xmlns:w16cid="http://schemas.microsoft.com/office/word/2016/wordml/cid" xmlns:w16="http://schemas.microsoft.com/office/word/2018/wordml" xmlns:w16du="http://schemas.microsoft.com/office/word/2023/wordml/word16du" xmlns:w16sdtdh="http://schemas.microsoft.com/office/word/2020/wordml/sdtdatahash" xmlns:w16sdtfl="http://schemas.microsoft.com/office/word/2024/wordml/sdtformatlock" xmlns:w16se="http://schemas.microsoft.com/office/word/2015/wordml/symex" xmlns:wpg="http://schemas.microsoft.com/office/word/2010/wordprocessingGroup" xmlns:wpi="http://schemas.microsoft.com/office/word/2010/wordprocessingInk" xmlns:wne="http://schemas.microsoft.com/office/word/2006/wordml" xmlns:wps="http://schemas.microsoft.com/office/word/2010/wordprocessingShape" mc:Ignorable="w14 w15 w16se w16cid w16 w16cex w16sdtdh w16sdtfl w16du wp14">
+  <w:footnote w:type="separator" w:id="-1">
+    <w:p>
+      <w:pPr>
+        <w:spacing w:after="0"/>
+      </w:pPr>
+      <w:r>
+        <w:separator/>
+      </w:r>
+    </w:p>
+  </w:footnote>
+  <w:footnote w:type="continuationSeparator" w:id="0">
+    <w:p>
+      <w:pPr>
+        <w:spacing w:after="0"/>
+      </w:pPr>
+      <w:r>
+        <w:continuationSeparator/>
+      </w:r>
+    </w:p>
+  </w:footnote>
+</w:footnotes>
 </file>
 
 <file path=word/numbering.xml><?xml version="1.0" encoding="utf-8"?>

--- a/일정/일정(하나).docx
+++ b/일정/일정(하나).docx
@@ -108,17 +108,45 @@
                 <w:rFonts w:ascii="HY헤드라인M" w:eastAsia="HY헤드라인M" w:hint="eastAsia"/>
                 <w:sz w:val="24"/>
               </w:rPr>
-              <w:t>-</w:t>
-            </w:r>
-            <w:proofErr w:type="spellStart"/>
+              <w:t>-EmotionGame 구현</w:t>
+            </w:r>
+          </w:p>
+          <w:p>
+            <w:pPr>
+              <w:rPr>
+                <w:rFonts w:ascii="HY헤드라인M" w:eastAsia="HY헤드라인M"/>
+                <w:sz w:val="24"/>
+              </w:rPr>
+            </w:pPr>
+            <w:r>
+              <w:rPr>
+                <w:rFonts w:ascii="HY헤드라인M" w:eastAsia="HY헤드라인M"/>
+                <w:sz w:val="24"/>
+              </w:rPr>
+              <w:t>-Ghost</w:t>
+            </w:r>
             <w:r>
               <w:rPr>
                 <w:rFonts w:ascii="HY헤드라인M" w:eastAsia="HY헤드라인M" w:hint="eastAsia"/>
                 <w:sz w:val="24"/>
               </w:rPr>
-              <w:t>EmotionGame</w:t>
-            </w:r>
-            <w:proofErr w:type="spellEnd"/>
+              <w:t xml:space="preserve"> 구현</w:t>
+            </w:r>
+          </w:p>
+          <w:p>
+            <w:pPr>
+              <w:rPr>
+                <w:rFonts w:ascii="HY헤드라인M" w:eastAsia="HY헤드라인M"/>
+                <w:sz w:val="24"/>
+              </w:rPr>
+            </w:pPr>
+            <w:r>
+              <w:rPr>
+                <w:rFonts w:ascii="HY헤드라인M" w:eastAsia="HY헤드라인M"/>
+                <w:sz w:val="24"/>
+              </w:rPr>
+              <w:t>-TrashCollecter</w:t>
+            </w:r>
             <w:r>
               <w:rPr>
                 <w:rFonts w:ascii="HY헤드라인M" w:eastAsia="HY헤드라인M" w:hint="eastAsia"/>
@@ -139,7 +167,7 @@
                 <w:rFonts w:ascii="HY헤드라인M" w:eastAsia="HY헤드라인M"/>
                 <w:sz w:val="24"/>
               </w:rPr>
-              <w:t>-Ghost</w:t>
+              <w:t>-PollutionMonitor</w:t>
             </w:r>
             <w:r>
               <w:rPr>
@@ -158,57 +186,25 @@
             </w:pPr>
             <w:r>
               <w:rPr>
-                <w:rFonts w:ascii="HY헤드라인M" w:eastAsia="HY헤드라인M"/>
-                <w:sz w:val="24"/>
-              </w:rPr>
-              <w:t>-</w:t>
-            </w:r>
-            <w:proofErr w:type="spellStart"/>
-            <w:r>
-              <w:rPr>
-                <w:rFonts w:ascii="HY헤드라인M" w:eastAsia="HY헤드라인M"/>
-                <w:sz w:val="24"/>
-              </w:rPr>
-              <w:t>TrashCollecter</w:t>
-            </w:r>
-            <w:proofErr w:type="spellEnd"/>
-            <w:r>
-              <w:rPr>
                 <w:rFonts w:ascii="HY헤드라인M" w:eastAsia="HY헤드라인M" w:hint="eastAsia"/>
                 <w:sz w:val="24"/>
               </w:rPr>
-              <w:t xml:space="preserve"> 구현</w:t>
-            </w:r>
-          </w:p>
-          <w:p>
-            <w:pPr>
-              <w:rPr>
-                <w:rFonts w:ascii="HY헤드라인M" w:eastAsia="HY헤드라인M"/>
-                <w:sz w:val="24"/>
-              </w:rPr>
-            </w:pPr>
-            <w:r>
-              <w:rPr>
-                <w:rFonts w:ascii="HY헤드라인M" w:eastAsia="HY헤드라인M"/>
-                <w:sz w:val="24"/>
-              </w:rPr>
-              <w:t>-</w:t>
-            </w:r>
-            <w:proofErr w:type="spellStart"/>
-            <w:r>
-              <w:rPr>
-                <w:rFonts w:ascii="HY헤드라인M" w:eastAsia="HY헤드라인M"/>
-                <w:sz w:val="24"/>
-              </w:rPr>
-              <w:t>PollutionMonitor</w:t>
-            </w:r>
-            <w:proofErr w:type="spellEnd"/>
+              <w:t>-퀘스트 시스템 구현</w:t>
+            </w:r>
+          </w:p>
+          <w:p>
+            <w:pPr>
+              <w:rPr>
+                <w:rFonts w:ascii="HY헤드라인M" w:eastAsia="HY헤드라인M"/>
+                <w:sz w:val="24"/>
+              </w:rPr>
+            </w:pPr>
             <w:r>
               <w:rPr>
                 <w:rFonts w:ascii="HY헤드라인M" w:eastAsia="HY헤드라인M" w:hint="eastAsia"/>
                 <w:sz w:val="24"/>
               </w:rPr>
-              <w:t xml:space="preserve"> 구현</w:t>
+              <w:t>-아이템 판매, 구매 구현</w:t>
             </w:r>
           </w:p>
           <w:p>
@@ -223,7 +219,7 @@
                 <w:rFonts w:ascii="HY헤드라인M" w:eastAsia="HY헤드라인M" w:hint="eastAsia"/>
                 <w:sz w:val="24"/>
               </w:rPr>
-              <w:t>-퀘스트 시스템 구현</w:t>
+              <w:t>-Base 문 구현</w:t>
             </w:r>
           </w:p>
           <w:p>
@@ -238,23 +234,53 @@
                 <w:rFonts w:ascii="HY헤드라인M" w:eastAsia="HY헤드라인M" w:hint="eastAsia"/>
                 <w:sz w:val="24"/>
               </w:rPr>
-              <w:t>-아이템 판매, 구매 구현</w:t>
-            </w:r>
-          </w:p>
-          <w:p>
-            <w:pPr>
-              <w:rPr>
-                <w:rFonts w:ascii="HY헤드라인M" w:eastAsia="HY헤드라인M"/>
-                <w:sz w:val="24"/>
-              </w:rPr>
-            </w:pPr>
+              <w:t>-몬스터 계단 이동 구현</w:t>
+            </w:r>
+          </w:p>
+          <w:p>
+            <w:pPr>
+              <w:rPr>
+                <w:rFonts w:ascii="HY헤드라인M" w:eastAsia="HY헤드라인M"/>
+                <w:sz w:val="24"/>
+              </w:rPr>
+            </w:pPr>
+            <w:r>
+              <w:rPr>
+                <w:rFonts w:ascii="HY헤드라인M" w:eastAsia="HY헤드라인M"/>
+                <w:sz w:val="24"/>
+              </w:rPr>
+              <w:t>-절차적 맵 생성 규칙 및 난이도 제대로 적용</w:t>
+            </w:r>
+          </w:p>
+          <w:p>
+            <w:pPr>
+              <w:rPr>
+                <w:rFonts w:ascii="HY헤드라인M" w:eastAsia="HY헤드라인M"/>
+                <w:sz w:val="24"/>
+              </w:rPr>
+            </w:pPr>
+            <w:r>
+              <w:rPr>
+                <w:rFonts w:ascii="HY헤드라인M" w:eastAsia="HY헤드라인M"/>
+                <w:sz w:val="24"/>
+              </w:rPr>
+              <w:t xml:space="preserve">-절차적 맵 생성 시 아이템, 몬스터, 판매기 </w:t>
+            </w:r>
             <w:r>
               <w:rPr>
                 <w:rFonts w:ascii="HY헤드라인M" w:eastAsia="HY헤드라인M" w:hint="eastAsia"/>
                 <w:sz w:val="24"/>
               </w:rPr>
-              <w:t>-Base 문 구현</w:t>
-            </w:r>
+              <w:t>배치</w:t>
+            </w:r>
+          </w:p>
+          <w:p>
+            <w:pPr>
+              <w:rPr>
+                <w:rFonts w:ascii="HY헤드라인M" w:eastAsia="HY헤드라인M"/>
+                <w:sz w:val="24"/>
+              </w:rPr>
+            </w:pPr>
           </w:p>
           <w:p>
             <w:pPr>
@@ -268,53 +294,76 @@
                 <w:rFonts w:ascii="HY헤드라인M" w:eastAsia="HY헤드라인M" w:hint="eastAsia"/>
                 <w:sz w:val="24"/>
               </w:rPr>
-              <w:t>-몬스터 계단 이동 구현</w:t>
-            </w:r>
-          </w:p>
-          <w:p>
-            <w:pPr>
-              <w:rPr>
-                <w:rFonts w:ascii="HY헤드라인M" w:eastAsia="HY헤드라인M"/>
-                <w:sz w:val="24"/>
-              </w:rPr>
-            </w:pPr>
-            <w:r>
-              <w:rPr>
-                <w:rFonts w:ascii="HY헤드라인M" w:eastAsia="HY헤드라인M"/>
-                <w:sz w:val="24"/>
-              </w:rPr>
-              <w:t>-절차적 맵 생성 규칙 및 난이도 제대로 적용</w:t>
-            </w:r>
-          </w:p>
-          <w:p>
-            <w:pPr>
-              <w:rPr>
-                <w:rFonts w:ascii="HY헤드라인M" w:eastAsia="HY헤드라인M"/>
-                <w:sz w:val="24"/>
-              </w:rPr>
-            </w:pPr>
-            <w:r>
-              <w:rPr>
-                <w:rFonts w:ascii="HY헤드라인M" w:eastAsia="HY헤드라인M"/>
-                <w:sz w:val="24"/>
-              </w:rPr>
-              <w:t xml:space="preserve">-절차적 맵 생성 시 아이템, 몬스터, 판매기 </w:t>
-            </w:r>
+              <w:t>[통신 관련 구현]</w:t>
+            </w:r>
+          </w:p>
+          <w:p>
+            <w:pPr>
+              <w:rPr>
+                <w:rFonts w:ascii="HY헤드라인M" w:eastAsia="HY헤드라인M"/>
+                <w:sz w:val="24"/>
+              </w:rPr>
+            </w:pPr>
+            <w:r>
+              <w:rPr>
+                <w:rFonts w:ascii="HY헤드라인M" w:eastAsia="HY헤드라인M"/>
+                <w:sz w:val="24"/>
+              </w:rPr>
+              <w:t xml:space="preserve">-데이터베이스 연결 </w:t>
+            </w:r>
+          </w:p>
+          <w:p>
+            <w:pPr>
+              <w:rPr>
+                <w:rFonts w:ascii="HY헤드라인M" w:eastAsia="HY헤드라인M"/>
+                <w:sz w:val="24"/>
+              </w:rPr>
+            </w:pPr>
+            <w:r>
+              <w:rPr>
+                <w:rFonts w:ascii="HY헤드라인M" w:eastAsia="HY헤드라인M"/>
+                <w:sz w:val="24"/>
+              </w:rPr>
+              <w:t>-로그인/로그아웃 구현</w:t>
+            </w:r>
+          </w:p>
+          <w:p>
+            <w:pPr>
+              <w:rPr>
+                <w:rFonts w:ascii="HY헤드라인M" w:eastAsia="HY헤드라인M"/>
+                <w:sz w:val="24"/>
+              </w:rPr>
+            </w:pPr>
+            <w:r>
+              <w:rPr>
+                <w:rFonts w:ascii="HY헤드라인M" w:eastAsia="HY헤드라인M"/>
+                <w:sz w:val="24"/>
+              </w:rPr>
+              <w:t xml:space="preserve">-Room 입퇴장 구현 </w:t>
+            </w:r>
+          </w:p>
+          <w:p>
+            <w:pPr>
+              <w:rPr>
+                <w:rFonts w:ascii="HY헤드라인M" w:eastAsia="HY헤드라인M"/>
+                <w:sz w:val="24"/>
+              </w:rPr>
+            </w:pPr>
+          </w:p>
+          <w:p>
+            <w:pPr>
+              <w:rPr>
+                <w:rFonts w:ascii="HY헤드라인M" w:eastAsia="HY헤드라인M"/>
+                <w:sz w:val="24"/>
+              </w:rPr>
+            </w:pPr>
             <w:r>
               <w:rPr>
                 <w:rFonts w:ascii="HY헤드라인M" w:eastAsia="HY헤드라인M" w:hint="eastAsia"/>
                 <w:sz w:val="24"/>
               </w:rPr>
-              <w:t>배치</w:t>
-            </w:r>
-          </w:p>
-          <w:p>
-            <w:pPr>
-              <w:rPr>
-                <w:rFonts w:ascii="HY헤드라인M" w:eastAsia="HY헤드라인M"/>
-                <w:sz w:val="24"/>
-              </w:rPr>
-            </w:pPr>
+              <w:t>[기타]</w:t>
+            </w:r>
           </w:p>
           <w:p>
             <w:pPr>
@@ -328,143 +377,28 @@
                 <w:rFonts w:ascii="HY헤드라인M" w:eastAsia="HY헤드라인M" w:hint="eastAsia"/>
                 <w:sz w:val="24"/>
               </w:rPr>
-              <w:t>[통신 관련 구현]</w:t>
-            </w:r>
-          </w:p>
-          <w:p>
-            <w:pPr>
-              <w:rPr>
-                <w:rFonts w:ascii="HY헤드라인M" w:eastAsia="HY헤드라인M"/>
-                <w:sz w:val="24"/>
-              </w:rPr>
-            </w:pPr>
-            <w:r>
-              <w:rPr>
-                <w:rFonts w:ascii="HY헤드라인M" w:eastAsia="HY헤드라인M"/>
-                <w:sz w:val="24"/>
-              </w:rPr>
-              <w:t xml:space="preserve">-데이터베이스 연결 </w:t>
-            </w:r>
-          </w:p>
-          <w:p>
-            <w:pPr>
-              <w:rPr>
-                <w:rFonts w:ascii="HY헤드라인M" w:eastAsia="HY헤드라인M"/>
-                <w:sz w:val="24"/>
-              </w:rPr>
-            </w:pPr>
-            <w:r>
-              <w:rPr>
-                <w:rFonts w:ascii="HY헤드라인M" w:eastAsia="HY헤드라인M"/>
-                <w:sz w:val="24"/>
-              </w:rPr>
-              <w:t>-로그인/로그아웃 구현</w:t>
-            </w:r>
-          </w:p>
-          <w:p>
-            <w:pPr>
-              <w:rPr>
-                <w:rFonts w:ascii="HY헤드라인M" w:eastAsia="HY헤드라인M"/>
-                <w:sz w:val="24"/>
-              </w:rPr>
-            </w:pPr>
-            <w:r>
-              <w:rPr>
-                <w:rFonts w:ascii="HY헤드라인M" w:eastAsia="HY헤드라인M"/>
-                <w:sz w:val="24"/>
-              </w:rPr>
-              <w:t xml:space="preserve">-Room </w:t>
-            </w:r>
-            <w:proofErr w:type="spellStart"/>
-            <w:r>
-              <w:rPr>
-                <w:rFonts w:ascii="HY헤드라인M" w:eastAsia="HY헤드라인M"/>
-                <w:sz w:val="24"/>
-              </w:rPr>
-              <w:t>입퇴장</w:t>
-            </w:r>
-            <w:proofErr w:type="spellEnd"/>
-            <w:r>
-              <w:rPr>
-                <w:rFonts w:ascii="HY헤드라인M" w:eastAsia="HY헤드라인M"/>
-                <w:sz w:val="24"/>
-              </w:rPr>
-              <w:t xml:space="preserve"> 구현 </w:t>
-            </w:r>
-          </w:p>
-          <w:p>
-            <w:pPr>
-              <w:rPr>
-                <w:rFonts w:ascii="HY헤드라인M" w:eastAsia="HY헤드라인M"/>
-                <w:sz w:val="24"/>
-              </w:rPr>
-            </w:pPr>
-          </w:p>
-          <w:p>
-            <w:pPr>
-              <w:rPr>
-                <w:rFonts w:ascii="HY헤드라인M" w:eastAsia="HY헤드라인M"/>
-                <w:sz w:val="24"/>
-              </w:rPr>
-            </w:pPr>
+              <w:t>-서버 멀티쓰레드 적용</w:t>
+            </w:r>
+          </w:p>
+          <w:p>
+            <w:pPr>
+              <w:rPr>
+                <w:rFonts w:ascii="HY헤드라인M" w:eastAsia="HY헤드라인M"/>
+                <w:sz w:val="24"/>
+              </w:rPr>
+            </w:pPr>
+            <w:r>
+              <w:rPr>
+                <w:rFonts w:ascii="HY헤드라인M" w:eastAsia="HY헤드라인M"/>
+                <w:sz w:val="24"/>
+              </w:rPr>
+              <w:t>-최적화</w:t>
+            </w:r>
             <w:r>
               <w:rPr>
                 <w:rFonts w:ascii="HY헤드라인M" w:eastAsia="HY헤드라인M" w:hint="eastAsia"/>
                 <w:sz w:val="24"/>
               </w:rPr>
-              <w:t>[기타]</w:t>
-            </w:r>
-          </w:p>
-          <w:p>
-            <w:pPr>
-              <w:rPr>
-                <w:rFonts w:ascii="HY헤드라인M" w:eastAsia="HY헤드라인M"/>
-                <w:sz w:val="24"/>
-              </w:rPr>
-            </w:pPr>
-            <w:r>
-              <w:rPr>
-                <w:rFonts w:ascii="HY헤드라인M" w:eastAsia="HY헤드라인M" w:hint="eastAsia"/>
-                <w:sz w:val="24"/>
-              </w:rPr>
-              <w:t xml:space="preserve">-서버 </w:t>
-            </w:r>
-            <w:proofErr w:type="spellStart"/>
-            <w:r>
-              <w:rPr>
-                <w:rFonts w:ascii="HY헤드라인M" w:eastAsia="HY헤드라인M" w:hint="eastAsia"/>
-                <w:sz w:val="24"/>
-              </w:rPr>
-              <w:t>멀티쓰레드</w:t>
-            </w:r>
-            <w:proofErr w:type="spellEnd"/>
-            <w:r>
-              <w:rPr>
-                <w:rFonts w:ascii="HY헤드라인M" w:eastAsia="HY헤드라인M" w:hint="eastAsia"/>
-                <w:sz w:val="24"/>
-              </w:rPr>
-              <w:t xml:space="preserve"> 적용</w:t>
-            </w:r>
-          </w:p>
-          <w:p>
-            <w:pPr>
-              <w:rPr>
-                <w:rFonts w:ascii="HY헤드라인M" w:eastAsia="HY헤드라인M"/>
-                <w:sz w:val="24"/>
-              </w:rPr>
-            </w:pPr>
-            <w:r>
-              <w:rPr>
-                <w:rFonts w:ascii="HY헤드라인M" w:eastAsia="HY헤드라인M"/>
-                <w:sz w:val="24"/>
-              </w:rPr>
-              <w:t>-최적화</w:t>
-            </w:r>
-            <w:r>
-              <w:rPr>
-                <w:rFonts w:ascii="HY헤드라인M" w:eastAsia="HY헤드라인M" w:hint="eastAsia"/>
-                <w:sz w:val="24"/>
-              </w:rPr>
               <w:t xml:space="preserve"> 및</w:t>
             </w:r>
             <w:r>
@@ -502,23 +436,7 @@
                 <w:rFonts w:ascii="HY헤드라인M" w:eastAsia="HY헤드라인M"/>
                 <w:sz w:val="24"/>
               </w:rPr>
-              <w:t xml:space="preserve">-Base </w:t>
-            </w:r>
-            <w:proofErr w:type="spellStart"/>
-            <w:r>
-              <w:rPr>
-                <w:rFonts w:ascii="HY헤드라인M" w:eastAsia="HY헤드라인M"/>
-                <w:sz w:val="24"/>
-              </w:rPr>
-              <w:t>타일맵</w:t>
-            </w:r>
-            <w:proofErr w:type="spellEnd"/>
-            <w:r>
-              <w:rPr>
-                <w:rFonts w:ascii="HY헤드라인M" w:eastAsia="HY헤드라인M"/>
-                <w:sz w:val="24"/>
-              </w:rPr>
-              <w:t xml:space="preserve"> 제작</w:t>
+              <w:t>-Base 타일맵 제작</w:t>
             </w:r>
           </w:p>
           <w:p>
@@ -556,7 +474,6 @@
                 <w:szCs w:val="20"/>
               </w:rPr>
             </w:pPr>
-            <w:proofErr w:type="spellStart"/>
             <w:r>
               <w:rPr>
                 <w:rFonts w:ascii="HY헤드라인M" w:eastAsia="HY헤드라인M" w:hint="eastAsia"/>
@@ -565,7 +482,6 @@
               </w:rPr>
               <w:t>임채은</w:t>
             </w:r>
-            <w:proofErr w:type="spellEnd"/>
           </w:p>
         </w:tc>
         <w:tc>
@@ -716,23 +632,13 @@
                 <w:sz w:val="24"/>
               </w:rPr>
             </w:pPr>
-            <w:proofErr w:type="spellStart"/>
             <w:r>
               <w:rPr>
                 <w:rFonts w:ascii="HY헤드라인M" w:eastAsia="HY헤드라인M" w:hint="eastAsia"/>
                 <w:strike/>
                 <w:sz w:val="24"/>
               </w:rPr>
-              <w:t>EmotionGame</w:t>
-            </w:r>
-            <w:proofErr w:type="spellEnd"/>
-            <w:r>
-              <w:rPr>
-                <w:rFonts w:ascii="HY헤드라인M" w:eastAsia="HY헤드라인M" w:hint="eastAsia"/>
-                <w:strike/>
-                <w:sz w:val="24"/>
-              </w:rPr>
-              <w:t xml:space="preserve"> 몬스터</w:t>
+              <w:t>EmotionGame 몬스터</w:t>
             </w:r>
           </w:p>
           <w:p>
@@ -767,21 +673,12 @@
                 <w:sz w:val="24"/>
               </w:rPr>
             </w:pPr>
-            <w:proofErr w:type="spellStart"/>
-            <w:r>
-              <w:rPr>
-                <w:rFonts w:ascii="HY헤드라인M" w:eastAsia="HY헤드라인M"/>
-                <w:sz w:val="24"/>
-              </w:rPr>
-              <w:t>TrashCollector</w:t>
-            </w:r>
-            <w:proofErr w:type="spellEnd"/>
-            <w:r>
-              <w:rPr>
-                <w:rFonts w:ascii="HY헤드라인M" w:eastAsia="HY헤드라인M"/>
-                <w:sz w:val="24"/>
-              </w:rPr>
-              <w:t xml:space="preserve"> 몬스터</w:t>
+            <w:r>
+              <w:rPr>
+                <w:rFonts w:ascii="HY헤드라인M" w:eastAsia="HY헤드라인M"/>
+                <w:sz w:val="24"/>
+              </w:rPr>
+              <w:t>TrashCollector 몬스터</w:t>
             </w:r>
           </w:p>
           <w:p>
@@ -796,21 +693,12 @@
                 <w:sz w:val="24"/>
               </w:rPr>
             </w:pPr>
-            <w:proofErr w:type="spellStart"/>
-            <w:r>
-              <w:rPr>
-                <w:rFonts w:ascii="HY헤드라인M" w:eastAsia="HY헤드라인M"/>
-                <w:sz w:val="24"/>
-              </w:rPr>
-              <w:t>PollutionMonitor</w:t>
-            </w:r>
-            <w:proofErr w:type="spellEnd"/>
-            <w:r>
-              <w:rPr>
-                <w:rFonts w:ascii="HY헤드라인M" w:eastAsia="HY헤드라인M"/>
-                <w:sz w:val="24"/>
-              </w:rPr>
-              <w:t xml:space="preserve"> 몬스터</w:t>
+            <w:r>
+              <w:rPr>
+                <w:rFonts w:ascii="HY헤드라인M" w:eastAsia="HY헤드라인M"/>
+                <w:sz w:val="24"/>
+              </w:rPr>
+              <w:t>PollutionMonitor 몬스터</w:t>
             </w:r>
           </w:p>
           <w:p>
@@ -848,47 +736,13 @@
                 <w:sz w:val="24"/>
               </w:rPr>
             </w:pPr>
-            <w:proofErr w:type="spellStart"/>
             <w:r>
               <w:rPr>
                 <w:rFonts w:ascii="HY헤드라인M" w:eastAsia="HY헤드라인M" w:hint="eastAsia"/>
                 <w:sz w:val="24"/>
               </w:rPr>
-              <w:t>설정창</w:t>
-            </w:r>
-            <w:proofErr w:type="spellEnd"/>
-            <w:r>
-              <w:rPr>
-                <w:rFonts w:ascii="HY헤드라인M" w:eastAsia="HY헤드라인M" w:hint="eastAsia"/>
-                <w:sz w:val="24"/>
-              </w:rPr>
-              <w:t xml:space="preserve">, </w:t>
-            </w:r>
-            <w:proofErr w:type="spellStart"/>
-            <w:r>
-              <w:rPr>
-                <w:rFonts w:ascii="HY헤드라인M" w:eastAsia="HY헤드라인M" w:hint="eastAsia"/>
-                <w:sz w:val="24"/>
-              </w:rPr>
-              <w:t>메인창</w:t>
-            </w:r>
-            <w:proofErr w:type="spellEnd"/>
-            <w:r>
-              <w:rPr>
-                <w:rFonts w:ascii="HY헤드라인M" w:eastAsia="HY헤드라인M" w:hint="eastAsia"/>
-                <w:sz w:val="24"/>
-              </w:rPr>
-              <w:t xml:space="preserve">, </w:t>
-            </w:r>
-            <w:proofErr w:type="spellStart"/>
-            <w:r>
-              <w:rPr>
-                <w:rFonts w:ascii="HY헤드라인M" w:eastAsia="HY헤드라인M" w:hint="eastAsia"/>
-                <w:sz w:val="24"/>
-              </w:rPr>
-              <w:t>결과창</w:t>
-            </w:r>
-            <w:proofErr w:type="spellEnd"/>
+              <w:t>설정창, 메인창, 결과창</w:t>
+            </w:r>
           </w:p>
           <w:p>
             <w:pPr>
@@ -907,17 +761,8 @@
                 <w:rFonts w:ascii="HY헤드라인M" w:eastAsia="HY헤드라인M" w:hint="eastAsia"/>
                 <w:sz w:val="24"/>
               </w:rPr>
-              <w:t xml:space="preserve">플레이어의 현재 감정 </w:t>
-            </w:r>
-            <w:proofErr w:type="spellStart"/>
-            <w:r>
-              <w:rPr>
-                <w:rFonts w:ascii="HY헤드라인M" w:eastAsia="HY헤드라인M" w:hint="eastAsia"/>
-                <w:sz w:val="24"/>
-              </w:rPr>
-              <w:t>이모지</w:t>
-            </w:r>
-            <w:proofErr w:type="spellEnd"/>
+              <w:t>플레이어의 현재 감정 이모지</w:t>
+            </w:r>
           </w:p>
           <w:p>
             <w:pPr>
@@ -1128,380 +973,294 @@
                 <w:rFonts w:ascii="HY헤드라인M" w:eastAsia="HY헤드라인M"/>
                 <w:sz w:val="24"/>
               </w:rPr>
+              <w:t>- ( X ) 기능, UI, 퀘스트 내용(100개)</w:t>
+            </w:r>
+          </w:p>
+          <w:p>
+            <w:pPr>
+              <w:rPr>
+                <w:rFonts w:ascii="HY헤드라인M" w:eastAsia="HY헤드라인M"/>
+                <w:sz w:val="24"/>
+              </w:rPr>
+            </w:pPr>
+            <w:r>
+              <w:rPr>
+                <w:rFonts w:ascii="HY헤드라인M" w:eastAsia="HY헤드라인M"/>
+                <w:sz w:val="24"/>
+              </w:rPr>
+              <w:t xml:space="preserve">  * 기획서 (5월 25일까지)</w:t>
+            </w:r>
+          </w:p>
+          <w:p>
+            <w:pPr>
+              <w:rPr>
+                <w:rFonts w:ascii="HY헤드라인M" w:eastAsia="HY헤드라인M"/>
+                <w:sz w:val="24"/>
+              </w:rPr>
+            </w:pPr>
+            <w:r>
+              <w:rPr>
+                <w:rFonts w:ascii="HY헤드라인M" w:eastAsia="HY헤드라인M"/>
+                <w:sz w:val="24"/>
+              </w:rPr>
+              <w:t xml:space="preserve">  * 테스트 용 JSON 파일 전달 (5월 25일까지)</w:t>
+            </w:r>
+          </w:p>
+          <w:p>
+            <w:pPr>
+              <w:rPr>
+                <w:rFonts w:ascii="HY헤드라인M" w:eastAsia="HY헤드라인M"/>
+                <w:sz w:val="24"/>
+              </w:rPr>
+            </w:pPr>
+            <w:r>
+              <w:rPr>
+                <w:rFonts w:ascii="HY헤드라인M" w:eastAsia="HY헤드라인M"/>
+                <w:sz w:val="24"/>
+              </w:rPr>
+              <w:t xml:space="preserve">  * 30개 전달  (5월 28일까지)</w:t>
+            </w:r>
+          </w:p>
+          <w:p>
+            <w:pPr>
+              <w:rPr>
+                <w:rFonts w:ascii="HY헤드라인M" w:eastAsia="HY헤드라인M"/>
+                <w:sz w:val="24"/>
+              </w:rPr>
+            </w:pPr>
+            <w:r>
+              <w:rPr>
+                <w:rFonts w:ascii="HY헤드라인M" w:eastAsia="HY헤드라인M"/>
+                <w:sz w:val="24"/>
+              </w:rPr>
+              <w:t xml:space="preserve">  * 60개 전달  (6월 1일까지)</w:t>
+            </w:r>
+          </w:p>
+          <w:p>
+            <w:pPr>
+              <w:rPr>
+                <w:rFonts w:ascii="HY헤드라인M" w:eastAsia="HY헤드라인M"/>
+                <w:sz w:val="24"/>
+              </w:rPr>
+            </w:pPr>
+            <w:r>
+              <w:rPr>
+                <w:rFonts w:ascii="HY헤드라인M" w:eastAsia="HY헤드라인M"/>
+                <w:sz w:val="24"/>
+              </w:rPr>
+              <w:t xml:space="preserve">  * 100개 전달 (6월 4일까지)</w:t>
+            </w:r>
+          </w:p>
+          <w:p>
+            <w:pPr>
+              <w:rPr>
+                <w:rFonts w:ascii="HY헤드라인M" w:eastAsia="HY헤드라인M"/>
+                <w:sz w:val="24"/>
+              </w:rPr>
+            </w:pPr>
+            <w:r>
+              <w:rPr>
+                <w:rFonts w:ascii="HY헤드라인M" w:eastAsia="HY헤드라인M"/>
+                <w:sz w:val="24"/>
+              </w:rPr>
+              <w:t xml:space="preserve"> </w:t>
+            </w:r>
+          </w:p>
+          <w:p>
+            <w:pPr>
+              <w:rPr>
+                <w:rFonts w:ascii="HY헤드라인M" w:eastAsia="HY헤드라인M"/>
+                <w:sz w:val="24"/>
+              </w:rPr>
+            </w:pPr>
+            <w:r>
+              <w:rPr>
+                <w:rFonts w:ascii="HY헤드라인M" w:eastAsia="HY헤드라인M"/>
+                <w:sz w:val="24"/>
+              </w:rPr>
+              <w:t>[상점 시스템]  (5월 25일까지)</w:t>
+            </w:r>
+          </w:p>
+          <w:p>
+            <w:pPr>
+              <w:rPr>
+                <w:rFonts w:ascii="HY헤드라인M" w:eastAsia="HY헤드라인M"/>
+                <w:sz w:val="24"/>
+              </w:rPr>
+            </w:pPr>
+            <w:r>
+              <w:rPr>
+                <w:rFonts w:ascii="HY헤드라인M" w:eastAsia="HY헤드라인M"/>
+                <w:sz w:val="24"/>
+              </w:rPr>
+              <w:t xml:space="preserve">-  </w:t>
+            </w:r>
+            <w:r>
+              <w:rPr>
+                <w:rFonts w:ascii="HY헤드라인M" w:eastAsia="HY헤드라인M"/>
+                <w:strike/>
+                <w:sz w:val="24"/>
+              </w:rPr>
+              <w:t>기능</w:t>
+            </w:r>
+            <w:r>
+              <w:rPr>
+                <w:rFonts w:ascii="HY헤드라인M" w:eastAsia="HY헤드라인M"/>
+                <w:sz w:val="24"/>
+              </w:rPr>
+              <w:t>,  UI, 상점 판매 목록  =&gt; JSON으로 만들어서 전달</w:t>
+            </w:r>
+          </w:p>
+          <w:p>
+            <w:pPr>
+              <w:rPr>
+                <w:rFonts w:ascii="HY헤드라인M" w:eastAsia="HY헤드라인M"/>
+                <w:sz w:val="24"/>
+              </w:rPr>
+            </w:pPr>
+          </w:p>
+          <w:p>
+            <w:pPr>
+              <w:rPr>
+                <w:rFonts w:ascii="HY헤드라인M" w:eastAsia="HY헤드라인M"/>
+                <w:sz w:val="24"/>
+              </w:rPr>
+            </w:pPr>
+            <w:r>
+              <w:rPr>
+                <w:rFonts w:ascii="HY헤드라인M" w:eastAsia="HY헤드라인M" w:hint="eastAsia"/>
+                <w:sz w:val="24"/>
+              </w:rPr>
+              <w:t>[할당량]</w:t>
+            </w:r>
+          </w:p>
+          <w:p>
+            <w:pPr>
+              <w:rPr>
+                <w:rFonts w:ascii="HY헤드라인M" w:eastAsia="HY헤드라인M" w:hint="eastAsia"/>
+                <w:sz w:val="24"/>
+              </w:rPr>
+            </w:pPr>
+            <w:r>
+              <w:rPr>
+                <w:rFonts w:ascii="HY헤드라인M" w:eastAsia="HY헤드라인M" w:hint="eastAsia"/>
+                <w:sz w:val="24"/>
+              </w:rPr>
+              <w:t>- 할당량 계산식</w:t>
+            </w:r>
+          </w:p>
+          <w:p>
+            <w:pPr>
+              <w:rPr>
+                <w:rFonts w:ascii="HY헤드라인M" w:eastAsia="HY헤드라인M"/>
+                <w:sz w:val="24"/>
+              </w:rPr>
+            </w:pPr>
+          </w:p>
+          <w:p>
+            <w:pPr>
+              <w:rPr>
+                <w:rFonts w:ascii="HY헤드라인M" w:eastAsia="HY헤드라인M"/>
+                <w:sz w:val="24"/>
+              </w:rPr>
+            </w:pPr>
+            <w:r>
+              <w:rPr>
+                <w:rFonts w:ascii="HY헤드라인M" w:eastAsia="HY헤드라인M"/>
+                <w:sz w:val="24"/>
+              </w:rPr>
+              <w:t>[json 작성]</w:t>
+            </w:r>
+          </w:p>
+          <w:p>
+            <w:pPr>
+              <w:rPr>
+                <w:rFonts w:ascii="HY헤드라인M" w:eastAsia="HY헤드라인M"/>
+                <w:sz w:val="24"/>
+              </w:rPr>
+            </w:pPr>
+            <w:r>
+              <w:rPr>
+                <w:rFonts w:ascii="HY헤드라인M" w:eastAsia="HY헤드라인M"/>
+                <w:sz w:val="24"/>
+              </w:rPr>
+              <w:t>- 몬스터 5종 json 작성  (6월 2일까지)</w:t>
+            </w:r>
+          </w:p>
+          <w:p>
+            <w:pPr>
+              <w:rPr>
+                <w:rFonts w:ascii="HY헤드라인M" w:eastAsia="HY헤드라인M"/>
+                <w:sz w:val="24"/>
+              </w:rPr>
+            </w:pPr>
+            <w:r>
+              <w:rPr>
+                <w:rFonts w:ascii="HY헤드라인M" w:eastAsia="HY헤드라인M"/>
+                <w:sz w:val="24"/>
+              </w:rPr>
+              <w:t>- 플레이어 json 작성  (STAT : HP, STAMINA, 이동속도, 시야 각도/거리)  (5월 25일까지)</w:t>
+            </w:r>
+          </w:p>
+          <w:p>
+            <w:pPr>
+              <w:rPr>
+                <w:rFonts w:ascii="HY헤드라인M" w:eastAsia="HY헤드라인M"/>
+                <w:sz w:val="24"/>
+              </w:rPr>
+            </w:pPr>
+            <w:r>
+              <w:rPr>
+                <w:rFonts w:ascii="HY헤드라인M" w:eastAsia="HY헤드라인M"/>
+                <w:sz w:val="24"/>
+              </w:rPr>
               <w:t xml:space="preserve">- </w:t>
             </w:r>
-            <w:proofErr w:type="gramStart"/>
-            <w:r>
-              <w:rPr>
-                <w:rFonts w:ascii="HY헤드라인M" w:eastAsia="HY헤드라인M"/>
-                <w:sz w:val="24"/>
-              </w:rPr>
-              <w:t>( X</w:t>
-            </w:r>
-            <w:proofErr w:type="gramEnd"/>
-            <w:r>
-              <w:rPr>
-                <w:rFonts w:ascii="HY헤드라인M" w:eastAsia="HY헤드라인M"/>
-                <w:sz w:val="24"/>
-              </w:rPr>
-              <w:t xml:space="preserve"> ) 기능, UI, 퀘스트 내용(100개)</w:t>
-            </w:r>
-          </w:p>
-          <w:p>
-            <w:pPr>
-              <w:rPr>
-                <w:rFonts w:ascii="HY헤드라인M" w:eastAsia="HY헤드라인M"/>
-                <w:sz w:val="24"/>
-              </w:rPr>
-            </w:pPr>
-            <w:r>
-              <w:rPr>
-                <w:rFonts w:ascii="HY헤드라인M" w:eastAsia="HY헤드라인M"/>
-                <w:sz w:val="24"/>
-              </w:rPr>
-              <w:t xml:space="preserve">  * 기획서 (5월 25일까지)</w:t>
-            </w:r>
-          </w:p>
-          <w:p>
-            <w:pPr>
-              <w:rPr>
-                <w:rFonts w:ascii="HY헤드라인M" w:eastAsia="HY헤드라인M"/>
-                <w:sz w:val="24"/>
-              </w:rPr>
-            </w:pPr>
-            <w:r>
-              <w:rPr>
-                <w:rFonts w:ascii="HY헤드라인M" w:eastAsia="HY헤드라인M"/>
-                <w:sz w:val="24"/>
-              </w:rPr>
-              <w:t xml:space="preserve">  * 테스트 용 JSON 파일 전달 (5월 25일까지)</w:t>
-            </w:r>
-          </w:p>
-          <w:p>
-            <w:pPr>
-              <w:rPr>
-                <w:rFonts w:ascii="HY헤드라인M" w:eastAsia="HY헤드라인M"/>
-                <w:sz w:val="24"/>
-              </w:rPr>
-            </w:pPr>
-            <w:r>
-              <w:rPr>
-                <w:rFonts w:ascii="HY헤드라인M" w:eastAsia="HY헤드라인M"/>
-                <w:sz w:val="24"/>
-              </w:rPr>
-              <w:t xml:space="preserve">  * 30개 </w:t>
-            </w:r>
-            <w:proofErr w:type="gramStart"/>
-            <w:r>
-              <w:rPr>
-                <w:rFonts w:ascii="HY헤드라인M" w:eastAsia="HY헤드라인M"/>
-                <w:sz w:val="24"/>
-              </w:rPr>
-              <w:t>전달  (</w:t>
-            </w:r>
-            <w:proofErr w:type="gramEnd"/>
-            <w:r>
-              <w:rPr>
-                <w:rFonts w:ascii="HY헤드라인M" w:eastAsia="HY헤드라인M"/>
-                <w:sz w:val="24"/>
-              </w:rPr>
-              <w:t>5월 28일까지)</w:t>
-            </w:r>
-          </w:p>
-          <w:p>
-            <w:pPr>
-              <w:rPr>
-                <w:rFonts w:ascii="HY헤드라인M" w:eastAsia="HY헤드라인M"/>
-                <w:sz w:val="24"/>
-              </w:rPr>
-            </w:pPr>
-            <w:r>
-              <w:rPr>
-                <w:rFonts w:ascii="HY헤드라인M" w:eastAsia="HY헤드라인M"/>
-                <w:sz w:val="24"/>
-              </w:rPr>
-              <w:t xml:space="preserve">  * 60개 </w:t>
-            </w:r>
-            <w:proofErr w:type="gramStart"/>
-            <w:r>
-              <w:rPr>
-                <w:rFonts w:ascii="HY헤드라인M" w:eastAsia="HY헤드라인M"/>
-                <w:sz w:val="24"/>
-              </w:rPr>
-              <w:t>전달  (</w:t>
-            </w:r>
-            <w:proofErr w:type="gramEnd"/>
-            <w:r>
-              <w:rPr>
-                <w:rFonts w:ascii="HY헤드라인M" w:eastAsia="HY헤드라인M"/>
-                <w:sz w:val="24"/>
-              </w:rPr>
-              <w:t>6월 1일까지)</w:t>
-            </w:r>
-          </w:p>
-          <w:p>
-            <w:pPr>
-              <w:rPr>
-                <w:rFonts w:ascii="HY헤드라인M" w:eastAsia="HY헤드라인M"/>
-                <w:sz w:val="24"/>
-              </w:rPr>
-            </w:pPr>
-            <w:r>
-              <w:rPr>
-                <w:rFonts w:ascii="HY헤드라인M" w:eastAsia="HY헤드라인M"/>
-                <w:sz w:val="24"/>
-              </w:rPr>
-              <w:t xml:space="preserve">  * 100개 전달 (6월 4일까지)</w:t>
-            </w:r>
-          </w:p>
-          <w:p>
-            <w:pPr>
-              <w:rPr>
-                <w:rFonts w:ascii="HY헤드라인M" w:eastAsia="HY헤드라인M"/>
-                <w:sz w:val="24"/>
-              </w:rPr>
-            </w:pPr>
-            <w:r>
-              <w:rPr>
-                <w:rFonts w:ascii="HY헤드라인M" w:eastAsia="HY헤드라인M"/>
-                <w:sz w:val="24"/>
-              </w:rPr>
-              <w:t xml:space="preserve"> </w:t>
-            </w:r>
-          </w:p>
-          <w:p>
-            <w:pPr>
-              <w:rPr>
-                <w:rFonts w:ascii="HY헤드라인M" w:eastAsia="HY헤드라인M"/>
-                <w:sz w:val="24"/>
-              </w:rPr>
-            </w:pPr>
-            <w:r>
-              <w:rPr>
-                <w:rFonts w:ascii="HY헤드라인M" w:eastAsia="HY헤드라인M"/>
-                <w:sz w:val="24"/>
-              </w:rPr>
-              <w:t>[상점 시스템</w:t>
-            </w:r>
-            <w:proofErr w:type="gramStart"/>
-            <w:r>
-              <w:rPr>
-                <w:rFonts w:ascii="HY헤드라인M" w:eastAsia="HY헤드라인M"/>
-                <w:sz w:val="24"/>
-              </w:rPr>
-              <w:t>]  (</w:t>
-            </w:r>
-            <w:proofErr w:type="gramEnd"/>
-            <w:r>
-              <w:rPr>
-                <w:rFonts w:ascii="HY헤드라인M" w:eastAsia="HY헤드라인M"/>
-                <w:sz w:val="24"/>
-              </w:rPr>
-              <w:t>5월 25일까지)</w:t>
-            </w:r>
-          </w:p>
-          <w:p>
-            <w:pPr>
-              <w:rPr>
-                <w:rFonts w:ascii="HY헤드라인M" w:eastAsia="HY헤드라인M"/>
-                <w:sz w:val="24"/>
-              </w:rPr>
-            </w:pPr>
-            <w:r>
-              <w:rPr>
-                <w:rFonts w:ascii="HY헤드라인M" w:eastAsia="HY헤드라인M"/>
-                <w:sz w:val="24"/>
-              </w:rPr>
-              <w:t xml:space="preserve">-  </w:t>
-            </w:r>
-            <w:proofErr w:type="gramStart"/>
             <w:r>
               <w:rPr>
                 <w:rFonts w:ascii="HY헤드라인M" w:eastAsia="HY헤드라인M"/>
                 <w:strike/>
                 <w:sz w:val="24"/>
               </w:rPr>
-              <w:t>기능</w:t>
-            </w:r>
-            <w:r>
-              <w:rPr>
-                <w:rFonts w:ascii="HY헤드라인M" w:eastAsia="HY헤드라인M"/>
-                <w:sz w:val="24"/>
-              </w:rPr>
-              <w:t>,  UI</w:t>
-            </w:r>
-            <w:proofErr w:type="gramEnd"/>
-            <w:r>
-              <w:rPr>
-                <w:rFonts w:ascii="HY헤드라인M" w:eastAsia="HY헤드라인M"/>
-                <w:sz w:val="24"/>
-              </w:rPr>
-              <w:t xml:space="preserve">, 상점 판매 </w:t>
-            </w:r>
-            <w:proofErr w:type="gramStart"/>
-            <w:r>
-              <w:rPr>
-                <w:rFonts w:ascii="HY헤드라인M" w:eastAsia="HY헤드라인M"/>
-                <w:sz w:val="24"/>
-              </w:rPr>
-              <w:t>목록  =</w:t>
-            </w:r>
-            <w:proofErr w:type="gramEnd"/>
-            <w:r>
-              <w:rPr>
-                <w:rFonts w:ascii="HY헤드라인M" w:eastAsia="HY헤드라인M"/>
-                <w:sz w:val="24"/>
-              </w:rPr>
-              <w:t>&gt; JSON으로 만들어서 전달</w:t>
-            </w:r>
-          </w:p>
-          <w:p>
-            <w:pPr>
-              <w:rPr>
-                <w:rFonts w:ascii="HY헤드라인M" w:eastAsia="HY헤드라인M"/>
-                <w:sz w:val="24"/>
-              </w:rPr>
-            </w:pPr>
-          </w:p>
-          <w:p>
-            <w:pPr>
-              <w:rPr>
-                <w:rFonts w:ascii="HY헤드라인M" w:eastAsia="HY헤드라인M"/>
-                <w:sz w:val="24"/>
-              </w:rPr>
-            </w:pPr>
-            <w:r>
-              <w:rPr>
-                <w:rFonts w:ascii="HY헤드라인M" w:eastAsia="HY헤드라인M"/>
-                <w:sz w:val="24"/>
-              </w:rPr>
-              <w:t>[</w:t>
-            </w:r>
-            <w:proofErr w:type="spellStart"/>
-            <w:r>
-              <w:rPr>
-                <w:rFonts w:ascii="HY헤드라인M" w:eastAsia="HY헤드라인M"/>
-                <w:sz w:val="24"/>
-              </w:rPr>
-              <w:t>json</w:t>
-            </w:r>
-            <w:proofErr w:type="spellEnd"/>
-            <w:r>
-              <w:rPr>
-                <w:rFonts w:ascii="HY헤드라인M" w:eastAsia="HY헤드라인M"/>
-                <w:sz w:val="24"/>
-              </w:rPr>
-              <w:t xml:space="preserve"> 작성]</w:t>
-            </w:r>
-          </w:p>
-          <w:p>
-            <w:pPr>
-              <w:rPr>
-                <w:rFonts w:ascii="HY헤드라인M" w:eastAsia="HY헤드라인M"/>
-                <w:sz w:val="24"/>
-              </w:rPr>
-            </w:pPr>
-            <w:r>
-              <w:rPr>
-                <w:rFonts w:ascii="HY헤드라인M" w:eastAsia="HY헤드라인M"/>
-                <w:sz w:val="24"/>
-              </w:rPr>
-              <w:t xml:space="preserve">- 몬스터 5종 </w:t>
-            </w:r>
-            <w:proofErr w:type="spellStart"/>
-            <w:r>
-              <w:rPr>
-                <w:rFonts w:ascii="HY헤드라인M" w:eastAsia="HY헤드라인M"/>
-                <w:sz w:val="24"/>
-              </w:rPr>
-              <w:t>json</w:t>
-            </w:r>
-            <w:proofErr w:type="spellEnd"/>
-            <w:r>
-              <w:rPr>
-                <w:rFonts w:ascii="HY헤드라인M" w:eastAsia="HY헤드라인M"/>
-                <w:sz w:val="24"/>
-              </w:rPr>
-              <w:t xml:space="preserve"> </w:t>
-            </w:r>
-            <w:proofErr w:type="gramStart"/>
-            <w:r>
-              <w:rPr>
-                <w:rFonts w:ascii="HY헤드라인M" w:eastAsia="HY헤드라인M"/>
-                <w:sz w:val="24"/>
-              </w:rPr>
-              <w:t>작성  (</w:t>
-            </w:r>
-            <w:proofErr w:type="gramEnd"/>
-            <w:r>
-              <w:rPr>
-                <w:rFonts w:ascii="HY헤드라인M" w:eastAsia="HY헤드라인M"/>
-                <w:sz w:val="24"/>
-              </w:rPr>
-              <w:t>6월 2일까지)</w:t>
-            </w:r>
-          </w:p>
-          <w:p>
-            <w:pPr>
-              <w:rPr>
-                <w:rFonts w:ascii="HY헤드라인M" w:eastAsia="HY헤드라인M"/>
-                <w:sz w:val="24"/>
-              </w:rPr>
-            </w:pPr>
-            <w:r>
-              <w:rPr>
-                <w:rFonts w:ascii="HY헤드라인M" w:eastAsia="HY헤드라인M"/>
-                <w:sz w:val="24"/>
-              </w:rPr>
-              <w:t xml:space="preserve">- 플레이어 </w:t>
-            </w:r>
-            <w:proofErr w:type="spellStart"/>
-            <w:r>
-              <w:rPr>
-                <w:rFonts w:ascii="HY헤드라인M" w:eastAsia="HY헤드라인M"/>
-                <w:sz w:val="24"/>
-              </w:rPr>
-              <w:t>json</w:t>
-            </w:r>
-            <w:proofErr w:type="spellEnd"/>
-            <w:r>
-              <w:rPr>
-                <w:rFonts w:ascii="HY헤드라인M" w:eastAsia="HY헤드라인M"/>
-                <w:sz w:val="24"/>
-              </w:rPr>
-              <w:t xml:space="preserve"> </w:t>
-            </w:r>
-            <w:proofErr w:type="gramStart"/>
-            <w:r>
-              <w:rPr>
-                <w:rFonts w:ascii="HY헤드라인M" w:eastAsia="HY헤드라인M"/>
-                <w:sz w:val="24"/>
-              </w:rPr>
-              <w:t>작성  (STAT :</w:t>
-            </w:r>
-            <w:proofErr w:type="gramEnd"/>
-            <w:r>
-              <w:rPr>
-                <w:rFonts w:ascii="HY헤드라인M" w:eastAsia="HY헤드라인M"/>
-                <w:sz w:val="24"/>
-              </w:rPr>
-              <w:t xml:space="preserve"> HP, STAMINA, 이동속도, 시야 각도/거리</w:t>
-            </w:r>
-            <w:proofErr w:type="gramStart"/>
-            <w:r>
-              <w:rPr>
-                <w:rFonts w:ascii="HY헤드라인M" w:eastAsia="HY헤드라인M"/>
-                <w:sz w:val="24"/>
-              </w:rPr>
-              <w:t>)  (</w:t>
-            </w:r>
-            <w:proofErr w:type="gramEnd"/>
-            <w:r>
-              <w:rPr>
-                <w:rFonts w:ascii="HY헤드라인M" w:eastAsia="HY헤드라인M"/>
-                <w:sz w:val="24"/>
-              </w:rPr>
-              <w:t>5월 25일까지)</w:t>
+              <w:t>CubeInfos.json에 가구 관련 내용 추가 (5월 25일까지)</w:t>
+            </w:r>
+          </w:p>
+          <w:p>
+            <w:pPr>
+              <w:rPr>
+                <w:rFonts w:ascii="HY헤드라인M" w:eastAsia="HY헤드라인M"/>
+                <w:sz w:val="24"/>
+              </w:rPr>
+            </w:pPr>
+          </w:p>
+          <w:p>
+            <w:pPr>
+              <w:rPr>
+                <w:rFonts w:ascii="HY헤드라인M" w:eastAsia="HY헤드라인M"/>
+                <w:sz w:val="24"/>
+              </w:rPr>
+            </w:pPr>
+            <w:r>
+              <w:rPr>
+                <w:rFonts w:ascii="HY헤드라인M" w:eastAsia="HY헤드라인M"/>
+                <w:sz w:val="24"/>
+              </w:rPr>
+              <w:t>[3D 모델]</w:t>
+            </w:r>
+          </w:p>
+          <w:p>
+            <w:pPr>
+              <w:rPr>
+                <w:rFonts w:ascii="HY헤드라인M" w:eastAsia="HY헤드라인M"/>
+                <w:sz w:val="24"/>
+              </w:rPr>
+            </w:pPr>
+            <w:r>
+              <w:rPr>
+                <w:rFonts w:ascii="HY헤드라인M" w:eastAsia="HY헤드라인M"/>
+                <w:sz w:val="24"/>
+              </w:rPr>
+              <w:t>- 스크랩 에셋 추가하기 (6월 2일까지)</w:t>
             </w:r>
           </w:p>
           <w:p>
@@ -1518,149 +1277,20 @@
               </w:rPr>
               <w:t xml:space="preserve">- </w:t>
             </w:r>
-            <w:proofErr w:type="spellStart"/>
             <w:r>
               <w:rPr>
                 <w:rFonts w:ascii="HY헤드라인M" w:eastAsia="HY헤드라인M"/>
                 <w:strike/>
                 <w:sz w:val="24"/>
               </w:rPr>
-              <w:t>CubeInfos.json</w:t>
-            </w:r>
-            <w:proofErr w:type="spellEnd"/>
-            <w:r>
-              <w:rPr>
-                <w:rFonts w:ascii="HY헤드라인M" w:eastAsia="HY헤드라인M"/>
-                <w:strike/>
-                <w:sz w:val="24"/>
-              </w:rPr>
-              <w:t>에 가구 관련 내용 추가 (5월 25일까지)</w:t>
-            </w:r>
-          </w:p>
-          <w:p>
-            <w:pPr>
-              <w:rPr>
-                <w:rFonts w:ascii="HY헤드라인M" w:eastAsia="HY헤드라인M"/>
-                <w:sz w:val="24"/>
-              </w:rPr>
-            </w:pPr>
-          </w:p>
-          <w:p>
-            <w:pPr>
-              <w:rPr>
-                <w:rFonts w:ascii="HY헤드라인M" w:eastAsia="HY헤드라인M"/>
-                <w:sz w:val="24"/>
-              </w:rPr>
-            </w:pPr>
-            <w:r>
-              <w:rPr>
-                <w:rFonts w:ascii="HY헤드라인M" w:eastAsia="HY헤드라인M"/>
-                <w:sz w:val="24"/>
-              </w:rPr>
-              <w:t>[3D 모델]</w:t>
-            </w:r>
-          </w:p>
-          <w:p>
-            <w:pPr>
-              <w:rPr>
-                <w:rFonts w:ascii="HY헤드라인M" w:eastAsia="HY헤드라인M"/>
-                <w:sz w:val="24"/>
-              </w:rPr>
-            </w:pPr>
-            <w:r>
-              <w:rPr>
-                <w:rFonts w:ascii="HY헤드라인M" w:eastAsia="HY헤드라인M"/>
-                <w:sz w:val="24"/>
-              </w:rPr>
-              <w:t xml:space="preserve">- 스크랩 </w:t>
-            </w:r>
-            <w:proofErr w:type="spellStart"/>
-            <w:r>
-              <w:rPr>
-                <w:rFonts w:ascii="HY헤드라인M" w:eastAsia="HY헤드라인M"/>
-                <w:sz w:val="24"/>
-              </w:rPr>
-              <w:t>에셋</w:t>
-            </w:r>
-            <w:proofErr w:type="spellEnd"/>
-            <w:r>
-              <w:rPr>
-                <w:rFonts w:ascii="HY헤드라인M" w:eastAsia="HY헤드라인M"/>
-                <w:sz w:val="24"/>
-              </w:rPr>
-              <w:t xml:space="preserve"> 추가하기 (6월 2일까지)</w:t>
-            </w:r>
-          </w:p>
-          <w:p>
-            <w:pPr>
-              <w:rPr>
-                <w:rFonts w:ascii="HY헤드라인M" w:eastAsia="HY헤드라인M"/>
-                <w:sz w:val="24"/>
-              </w:rPr>
-            </w:pPr>
-            <w:r>
-              <w:rPr>
-                <w:rFonts w:ascii="HY헤드라인M" w:eastAsia="HY헤드라인M"/>
-                <w:sz w:val="24"/>
-              </w:rPr>
-              <w:t xml:space="preserve">- </w:t>
-            </w:r>
-            <w:r>
-              <w:rPr>
-                <w:rFonts w:ascii="HY헤드라인M" w:eastAsia="HY헤드라인M"/>
-                <w:strike/>
-                <w:sz w:val="24"/>
-              </w:rPr>
-              <w:t xml:space="preserve">가구 선반, 서버 </w:t>
-            </w:r>
-            <w:proofErr w:type="spellStart"/>
-            <w:r>
-              <w:rPr>
-                <w:rFonts w:ascii="HY헤드라인M" w:eastAsia="HY헤드라인M"/>
-                <w:strike/>
-                <w:sz w:val="24"/>
-              </w:rPr>
-              <w:t>랙</w:t>
-            </w:r>
-            <w:proofErr w:type="spellEnd"/>
-            <w:r>
-              <w:rPr>
-                <w:rFonts w:ascii="HY헤드라인M" w:eastAsia="HY헤드라인M"/>
-                <w:sz w:val="24"/>
-              </w:rPr>
-              <w:t xml:space="preserve">, 조명 </w:t>
-            </w:r>
-            <w:proofErr w:type="spellStart"/>
-            <w:r>
-              <w:rPr>
-                <w:rFonts w:ascii="HY헤드라인M" w:eastAsia="HY헤드라인M"/>
-                <w:sz w:val="24"/>
-              </w:rPr>
-              <w:t>에셋</w:t>
-            </w:r>
-            <w:proofErr w:type="spellEnd"/>
-            <w:r>
-              <w:rPr>
-                <w:rFonts w:ascii="HY헤드라인M" w:eastAsia="HY헤드라인M"/>
-                <w:sz w:val="24"/>
-              </w:rPr>
-              <w:t xml:space="preserve"> </w:t>
-            </w:r>
-            <w:proofErr w:type="gramStart"/>
-            <w:r>
-              <w:rPr>
-                <w:rFonts w:ascii="HY헤드라인M" w:eastAsia="HY헤드라인M"/>
-                <w:sz w:val="24"/>
-              </w:rPr>
-              <w:t>추가하기  (</w:t>
-            </w:r>
-            <w:proofErr w:type="gramEnd"/>
-            <w:r>
-              <w:rPr>
-                <w:rFonts w:ascii="HY헤드라인M" w:eastAsia="HY헤드라인M"/>
-                <w:sz w:val="24"/>
-              </w:rPr>
-              <w:t>5월 25일까지)</w:t>
+              <w:t>가구 선반, 서버 랙</w:t>
+            </w:r>
+            <w:r>
+              <w:rPr>
+                <w:rFonts w:ascii="HY헤드라인M" w:eastAsia="HY헤드라인M"/>
+                <w:sz w:val="24"/>
+              </w:rPr>
+              <w:t>, 조명 에셋 추가하기  (5월 25일까지)</w:t>
             </w:r>
           </w:p>
           <w:p>
@@ -1690,70 +1320,22 @@
                 <w:rFonts w:ascii="HY헤드라인M" w:eastAsia="HY헤드라인M"/>
                 <w:sz w:val="24"/>
               </w:rPr>
-              <w:t xml:space="preserve">- 판매기 </w:t>
-            </w:r>
-            <w:proofErr w:type="spellStart"/>
-            <w:r>
-              <w:rPr>
-                <w:rFonts w:ascii="HY헤드라인M" w:eastAsia="HY헤드라인M"/>
-                <w:sz w:val="24"/>
-              </w:rPr>
-              <w:t>텍스쳐</w:t>
-            </w:r>
-            <w:proofErr w:type="spellEnd"/>
-            <w:r>
-              <w:rPr>
-                <w:rFonts w:ascii="HY헤드라인M" w:eastAsia="HY헤드라인M"/>
-                <w:sz w:val="24"/>
-              </w:rPr>
-              <w:t xml:space="preserve"> 만들기 (6월 9일까지)</w:t>
-            </w:r>
-          </w:p>
-          <w:p>
-            <w:pPr>
-              <w:rPr>
-                <w:rFonts w:ascii="HY헤드라인M" w:eastAsia="HY헤드라인M"/>
-                <w:sz w:val="24"/>
-              </w:rPr>
-            </w:pPr>
-            <w:r>
-              <w:rPr>
-                <w:rFonts w:ascii="HY헤드라인M" w:eastAsia="HY헤드라인M"/>
-                <w:sz w:val="24"/>
-              </w:rPr>
-              <w:t xml:space="preserve">- 수정: </w:t>
-            </w:r>
-            <w:proofErr w:type="spellStart"/>
-            <w:r>
-              <w:rPr>
-                <w:rFonts w:ascii="HY헤드라인M" w:eastAsia="HY헤드라인M"/>
-                <w:sz w:val="24"/>
-              </w:rPr>
-              <w:t>EmotionGame</w:t>
-            </w:r>
-            <w:proofErr w:type="spellEnd"/>
-            <w:r>
-              <w:rPr>
-                <w:rFonts w:ascii="HY헤드라인M" w:eastAsia="HY헤드라인M"/>
-                <w:sz w:val="24"/>
-              </w:rPr>
-              <w:t xml:space="preserve"> 모니터 높이 낮추기, 큐브 z-fighting </w:t>
-            </w:r>
-            <w:proofErr w:type="gramStart"/>
-            <w:r>
-              <w:rPr>
-                <w:rFonts w:ascii="HY헤드라인M" w:eastAsia="HY헤드라인M"/>
-                <w:sz w:val="24"/>
-              </w:rPr>
-              <w:t>수정  (</w:t>
-            </w:r>
-            <w:proofErr w:type="gramEnd"/>
-            <w:r>
-              <w:rPr>
-                <w:rFonts w:ascii="HY헤드라인M" w:eastAsia="HY헤드라인M"/>
-                <w:sz w:val="24"/>
-              </w:rPr>
-              <w:t>6월 9일까지)</w:t>
+              <w:t>- 판매기 텍스쳐 만들기 (6월 9일까지)</w:t>
+            </w:r>
+          </w:p>
+          <w:p>
+            <w:pPr>
+              <w:rPr>
+                <w:rFonts w:ascii="HY헤드라인M" w:eastAsia="HY헤드라인M"/>
+                <w:sz w:val="24"/>
+              </w:rPr>
+            </w:pPr>
+            <w:r>
+              <w:rPr>
+                <w:rFonts w:ascii="HY헤드라인M" w:eastAsia="HY헤드라인M"/>
+                <w:sz w:val="24"/>
+              </w:rPr>
+              <w:t>- 수정: EmotionGame 모니터 높이 낮추기, 큐브 z-fighting 수정  (6월 9일까지)</w:t>
             </w:r>
           </w:p>
           <w:p>
@@ -1791,86 +1373,22 @@
                 <w:rFonts w:ascii="HY헤드라인M" w:eastAsia="HY헤드라인M"/>
                 <w:sz w:val="24"/>
               </w:rPr>
-              <w:t xml:space="preserve">- 퀘스트, 상점, </w:t>
-            </w:r>
-            <w:proofErr w:type="spellStart"/>
-            <w:r>
-              <w:rPr>
-                <w:rFonts w:ascii="HY헤드라인M" w:eastAsia="HY헤드라인M"/>
-                <w:sz w:val="24"/>
-              </w:rPr>
-              <w:t>설정창</w:t>
-            </w:r>
-            <w:proofErr w:type="spellEnd"/>
-            <w:r>
-              <w:rPr>
-                <w:rFonts w:ascii="HY헤드라인M" w:eastAsia="HY헤드라인M"/>
-                <w:sz w:val="24"/>
-              </w:rPr>
-              <w:t xml:space="preserve">, </w:t>
-            </w:r>
-            <w:proofErr w:type="spellStart"/>
-            <w:r>
-              <w:rPr>
-                <w:rFonts w:ascii="HY헤드라인M" w:eastAsia="HY헤드라인M"/>
-                <w:sz w:val="24"/>
-              </w:rPr>
-              <w:t>메인창</w:t>
-            </w:r>
-            <w:proofErr w:type="spellEnd"/>
-            <w:r>
-              <w:rPr>
-                <w:rFonts w:ascii="HY헤드라인M" w:eastAsia="HY헤드라인M"/>
-                <w:sz w:val="24"/>
-              </w:rPr>
-              <w:t xml:space="preserve">, </w:t>
-            </w:r>
-            <w:proofErr w:type="spellStart"/>
-            <w:r>
-              <w:rPr>
-                <w:rFonts w:ascii="HY헤드라인M" w:eastAsia="HY헤드라인M"/>
-                <w:sz w:val="24"/>
-              </w:rPr>
-              <w:t>결과창</w:t>
-            </w:r>
-            <w:proofErr w:type="spellEnd"/>
-            <w:r>
-              <w:rPr>
-                <w:rFonts w:ascii="HY헤드라인M" w:eastAsia="HY헤드라인M"/>
-                <w:sz w:val="24"/>
-              </w:rPr>
-              <w:t xml:space="preserve"> (6월 2일까지)</w:t>
-            </w:r>
-          </w:p>
-          <w:p>
-            <w:pPr>
-              <w:rPr>
-                <w:rFonts w:ascii="HY헤드라인M" w:eastAsia="HY헤드라인M"/>
-                <w:sz w:val="24"/>
-              </w:rPr>
-            </w:pPr>
-            <w:r>
-              <w:rPr>
-                <w:rFonts w:ascii="HY헤드라인M" w:eastAsia="HY헤드라인M"/>
-                <w:sz w:val="24"/>
-              </w:rPr>
-              <w:t xml:space="preserve"> - 스테이지 전환 장면 연출 (6월 2일까지) =&gt; 구현 (</w:t>
-            </w:r>
-            <w:proofErr w:type="spellStart"/>
-            <w:r>
-              <w:rPr>
-                <w:rFonts w:ascii="HY헤드라인M" w:eastAsia="HY헤드라인M"/>
-                <w:sz w:val="24"/>
-              </w:rPr>
-              <w:t>임채은</w:t>
-            </w:r>
-            <w:proofErr w:type="spellEnd"/>
-            <w:r>
-              <w:rPr>
-                <w:rFonts w:ascii="HY헤드라인M" w:eastAsia="HY헤드라인M"/>
-                <w:sz w:val="24"/>
-              </w:rPr>
-              <w:t>, 임수영) (6월 9일까지)</w:t>
+              <w:t>- 퀘스트, 상점, 설정창, 메인창, 결과창 (6월 2일까지)</w:t>
+            </w:r>
+          </w:p>
+          <w:p>
+            <w:pPr>
+              <w:rPr>
+                <w:rFonts w:ascii="HY헤드라인M" w:eastAsia="HY헤드라인M"/>
+                <w:sz w:val="24"/>
+              </w:rPr>
+            </w:pPr>
+            <w:r>
+              <w:rPr>
+                <w:rFonts w:ascii="HY헤드라인M" w:eastAsia="HY헤드라인M"/>
+                <w:sz w:val="24"/>
+              </w:rPr>
+              <w:t xml:space="preserve"> - 스테이지 전환 장면 연출 (6월 2일까지) =&gt; 구현 (임채은, 임수영) (6월 9일까지)</w:t>
             </w:r>
           </w:p>
           <w:p>
@@ -1908,94 +1426,38 @@
                 <w:rFonts w:ascii="HY헤드라인M" w:eastAsia="HY헤드라인M"/>
                 <w:sz w:val="24"/>
               </w:rPr>
-              <w:t xml:space="preserve">- </w:t>
-            </w:r>
-            <w:proofErr w:type="spellStart"/>
-            <w:proofErr w:type="gramStart"/>
-            <w:r>
-              <w:rPr>
-                <w:rFonts w:ascii="HY헤드라인M" w:eastAsia="HY헤드라인M"/>
-                <w:sz w:val="24"/>
-              </w:rPr>
-              <w:t>배경음</w:t>
-            </w:r>
-            <w:proofErr w:type="spellEnd"/>
-            <w:r>
-              <w:rPr>
-                <w:rFonts w:ascii="HY헤드라인M" w:eastAsia="HY헤드라인M"/>
-                <w:sz w:val="24"/>
-              </w:rPr>
-              <w:t xml:space="preserve">,   </w:t>
-            </w:r>
-            <w:proofErr w:type="gramEnd"/>
-            <w:r>
-              <w:rPr>
-                <w:rFonts w:ascii="HY헤드라인M" w:eastAsia="HY헤드라인M"/>
-                <w:sz w:val="24"/>
-              </w:rPr>
-              <w:t xml:space="preserve">     (6월 9일까지)</w:t>
-            </w:r>
-          </w:p>
-          <w:p>
-            <w:pPr>
-              <w:rPr>
-                <w:rFonts w:ascii="HY헤드라인M" w:eastAsia="HY헤드라인M"/>
-                <w:sz w:val="24"/>
-              </w:rPr>
-            </w:pPr>
-            <w:r>
-              <w:rPr>
-                <w:rFonts w:ascii="HY헤드라인M" w:eastAsia="HY헤드라인M"/>
-                <w:sz w:val="24"/>
-              </w:rPr>
-              <w:t xml:space="preserve">- 효과음(피격, </w:t>
-            </w:r>
-            <w:proofErr w:type="gramStart"/>
-            <w:r>
-              <w:rPr>
-                <w:rFonts w:ascii="HY헤드라인M" w:eastAsia="HY헤드라인M"/>
-                <w:sz w:val="24"/>
-              </w:rPr>
-              <w:t xml:space="preserve">타격,   </w:t>
-            </w:r>
-            <w:proofErr w:type="gramEnd"/>
-            <w:r>
-              <w:rPr>
-                <w:rFonts w:ascii="HY헤드라인M" w:eastAsia="HY헤드라인M"/>
-                <w:sz w:val="24"/>
-              </w:rPr>
-              <w:t xml:space="preserve">  (5월 25일까지) </w:t>
-            </w:r>
-          </w:p>
-          <w:p>
-            <w:pPr>
-              <w:rPr>
-                <w:rFonts w:ascii="HY헤드라인M" w:eastAsia="HY헤드라인M"/>
-                <w:sz w:val="24"/>
-              </w:rPr>
-            </w:pPr>
-            <w:r>
-              <w:rPr>
-                <w:rFonts w:ascii="HY헤드라인M" w:eastAsia="HY헤드라인M"/>
-                <w:sz w:val="24"/>
-              </w:rPr>
-              <w:t xml:space="preserve">  걷기, 뛰기, </w:t>
-            </w:r>
-            <w:proofErr w:type="gramStart"/>
-            <w:r>
-              <w:rPr>
-                <w:rFonts w:ascii="HY헤드라인M" w:eastAsia="HY헤드라인M"/>
-                <w:sz w:val="24"/>
-              </w:rPr>
-              <w:t xml:space="preserve">점프,   </w:t>
-            </w:r>
-            <w:proofErr w:type="gramEnd"/>
-            <w:r>
-              <w:rPr>
-                <w:rFonts w:ascii="HY헤드라인M" w:eastAsia="HY헤드라인M"/>
-                <w:sz w:val="24"/>
-              </w:rPr>
-              <w:t xml:space="preserve">  (6월 2일까지)</w:t>
+              <w:t>- 배경음,        (6월 9일까지)</w:t>
+            </w:r>
+          </w:p>
+          <w:p>
+            <w:pPr>
+              <w:rPr>
+                <w:rFonts w:ascii="HY헤드라인M" w:eastAsia="HY헤드라인M"/>
+                <w:sz w:val="24"/>
+              </w:rPr>
+            </w:pPr>
+            <w:r>
+              <w:rPr>
+                <w:rFonts w:ascii="HY헤드라인M" w:eastAsia="HY헤드라인M"/>
+                <w:sz w:val="24"/>
+              </w:rPr>
+              <w:lastRenderedPageBreak/>
+              <w:t xml:space="preserve">- 효과음(피격, 타격,     (5월 25일까지) </w:t>
+            </w:r>
+          </w:p>
+          <w:p>
+            <w:pPr>
+              <w:rPr>
+                <w:rFonts w:ascii="HY헤드라인M" w:eastAsia="HY헤드라인M"/>
+                <w:sz w:val="24"/>
+              </w:rPr>
+            </w:pPr>
+            <w:r>
+              <w:rPr>
+                <w:rFonts w:ascii="HY헤드라인M" w:eastAsia="HY헤드라인M"/>
+                <w:sz w:val="24"/>
+              </w:rPr>
+              <w:t xml:space="preserve">  걷기, 뛰기, 점프,     (6월 2일까지)</w:t>
             </w:r>
           </w:p>
           <w:p>
@@ -2192,19 +1654,8 @@
           <w:sz w:val="18"/>
           <w:szCs w:val="18"/>
         </w:rPr>
-        <w:t xml:space="preserve">■: </w:t>
+        <w:t>■: 임채은</w:t>
       </w:r>
-      <w:proofErr w:type="spellStart"/>
-      <w:r>
-        <w:rPr>
-          <w:rFonts w:ascii="HY헤드라인M" w:eastAsia="HY헤드라인M" w:hint="eastAsia"/>
-          <w:color w:val="C2C9CF"/>
-          <w:sz w:val="18"/>
-          <w:szCs w:val="18"/>
-        </w:rPr>
-        <w:t>임채은</w:t>
-      </w:r>
-      <w:proofErr w:type="spellEnd"/>
       <w:r>
         <w:rPr>
           <w:rFonts w:ascii="HY헤드라인M" w:eastAsia="HY헤드라인M" w:hint="eastAsia"/>
@@ -2976,25 +2427,7 @@
                 <w:sz w:val="18"/>
                 <w:szCs w:val="18"/>
               </w:rPr>
-              <w:t>-</w:t>
-            </w:r>
-            <w:proofErr w:type="spellStart"/>
-            <w:r>
-              <w:rPr>
-                <w:rFonts w:eastAsiaTheme="minorHAnsi"/>
-                <w:sz w:val="18"/>
-                <w:szCs w:val="18"/>
-              </w:rPr>
-              <w:t>TrashCollector</w:t>
-            </w:r>
-            <w:proofErr w:type="spellEnd"/>
-            <w:r>
-              <w:rPr>
-                <w:rFonts w:eastAsiaTheme="minorHAnsi"/>
-                <w:sz w:val="18"/>
-                <w:szCs w:val="18"/>
-              </w:rPr>
-              <w:t xml:space="preserve"> 구현</w:t>
+              <w:t>-TrashCollector 구현</w:t>
             </w:r>
           </w:p>
           <w:p>
@@ -4326,25 +3759,25 @@
                 <w:sz w:val="16"/>
                 <w:szCs w:val="16"/>
               </w:rPr>
-              <w:t xml:space="preserve">- </w:t>
-            </w:r>
-            <w:proofErr w:type="spellStart"/>
-            <w:r>
+              <w:t>- EmotionGame, Hatch 네트워크 로직 작성</w:t>
+            </w:r>
+          </w:p>
+          <w:p>
+            <w:pPr>
               <w:rPr>
                 <w:rFonts w:asciiTheme="majorHAnsi" w:eastAsiaTheme="majorHAnsi" w:hAnsiTheme="majorHAnsi"/>
                 <w:sz w:val="16"/>
                 <w:szCs w:val="16"/>
               </w:rPr>
-              <w:t>EmotionGame</w:t>
-            </w:r>
-            <w:proofErr w:type="spellEnd"/>
+            </w:pPr>
             <w:r>
               <w:rPr>
                 <w:rFonts w:asciiTheme="majorHAnsi" w:eastAsiaTheme="majorHAnsi" w:hAnsiTheme="majorHAnsi"/>
                 <w:sz w:val="16"/>
                 <w:szCs w:val="16"/>
               </w:rPr>
-              <w:t>, Hatch 네트워크 로직 작성</w:t>
+              <w:lastRenderedPageBreak/>
+              <w:t>- 거미줄 생성</w:t>
             </w:r>
           </w:p>
           <w:p>
@@ -4361,7 +3794,7 @@
                 <w:sz w:val="16"/>
                 <w:szCs w:val="16"/>
               </w:rPr>
-              <w:t>- 거미줄 생성</w:t>
+              <w:t>- Hatch 클래스 생성 및 상호작용 함수 구현(서버 통신X)</w:t>
             </w:r>
           </w:p>
           <w:p>
@@ -4378,9 +3811,15 @@
                 <w:sz w:val="16"/>
                 <w:szCs w:val="16"/>
               </w:rPr>
-              <w:t>- Hatch 클래스 생성 및 상호작용 함수 구현(서버 통신X)</w:t>
-            </w:r>
-          </w:p>
+              <w:t xml:space="preserve">- EmotionGame </w:t>
+            </w:r>
+          </w:p>
+        </w:tc>
+        <w:tc>
+          <w:tcPr>
+            <w:tcW w:w="1498" w:type="dxa"/>
+            <w:shd w:val="clear" w:color="auto" w:fill="CAEDFB" w:themeFill="accent4" w:themeFillTint="33"/>
+          </w:tcPr>
           <w:p>
             <w:pPr>
               <w:rPr>
@@ -4395,25 +3834,34 @@
                 <w:sz w:val="16"/>
                 <w:szCs w:val="16"/>
               </w:rPr>
-              <w:t xml:space="preserve">- </w:t>
-            </w:r>
-            <w:proofErr w:type="spellStart"/>
+              <w:lastRenderedPageBreak/>
+              <w:t xml:space="preserve">- 감정 추출 및 전송 로직 변경, 추출된 감정 UI에 </w:t>
+            </w:r>
             <w:r>
               <w:rPr>
                 <w:rFonts w:asciiTheme="majorHAnsi" w:eastAsiaTheme="majorHAnsi" w:hAnsiTheme="majorHAnsi"/>
                 <w:sz w:val="16"/>
                 <w:szCs w:val="16"/>
               </w:rPr>
-              <w:t>EmotionGame</w:t>
-            </w:r>
-            <w:proofErr w:type="spellEnd"/>
-            <w:r>
+              <w:lastRenderedPageBreak/>
+              <w:t>이모지 그리기</w:t>
+            </w:r>
+          </w:p>
+          <w:p>
+            <w:pPr>
               <w:rPr>
                 <w:rFonts w:asciiTheme="majorHAnsi" w:eastAsiaTheme="majorHAnsi" w:hAnsiTheme="majorHAnsi"/>
                 <w:sz w:val="16"/>
                 <w:szCs w:val="16"/>
               </w:rPr>
-              <w:t xml:space="preserve"> </w:t>
+            </w:pPr>
+            <w:r>
+              <w:rPr>
+                <w:rFonts w:asciiTheme="majorHAnsi" w:eastAsiaTheme="majorHAnsi" w:hAnsiTheme="majorHAnsi"/>
+                <w:sz w:val="16"/>
+                <w:szCs w:val="16"/>
+              </w:rPr>
+              <w:t>- 판매기 네트워크 로직 작성</w:t>
             </w:r>
           </w:p>
         </w:tc>
@@ -4436,83 +3884,17 @@
                 <w:sz w:val="16"/>
                 <w:szCs w:val="16"/>
               </w:rPr>
-              <w:t xml:space="preserve">- 감정 추출 및 전송 로직 변경, 추출된 감정 UI에 </w:t>
-            </w:r>
-            <w:proofErr w:type="spellStart"/>
+              <w:lastRenderedPageBreak/>
+              <w:t>- EmotionGame 로직 구현(카운트다운, 게임 결과</w:t>
+            </w:r>
             <w:r>
               <w:rPr>
                 <w:rFonts w:asciiTheme="majorHAnsi" w:eastAsiaTheme="majorHAnsi" w:hAnsiTheme="majorHAnsi"/>
                 <w:sz w:val="16"/>
                 <w:szCs w:val="16"/>
               </w:rPr>
-              <w:t>이모지</w:t>
-            </w:r>
-            <w:proofErr w:type="spellEnd"/>
-            <w:r>
-              <w:rPr>
-                <w:rFonts w:asciiTheme="majorHAnsi" w:eastAsiaTheme="majorHAnsi" w:hAnsiTheme="majorHAnsi"/>
-                <w:sz w:val="16"/>
-                <w:szCs w:val="16"/>
-              </w:rPr>
-              <w:t xml:space="preserve"> 그리기</w:t>
-            </w:r>
-          </w:p>
-          <w:p>
-            <w:pPr>
-              <w:rPr>
-                <w:rFonts w:asciiTheme="majorHAnsi" w:eastAsiaTheme="majorHAnsi" w:hAnsiTheme="majorHAnsi"/>
-                <w:sz w:val="16"/>
-                <w:szCs w:val="16"/>
-              </w:rPr>
-            </w:pPr>
-            <w:r>
-              <w:rPr>
-                <w:rFonts w:asciiTheme="majorHAnsi" w:eastAsiaTheme="majorHAnsi" w:hAnsiTheme="majorHAnsi"/>
-                <w:sz w:val="16"/>
-                <w:szCs w:val="16"/>
-              </w:rPr>
-              <w:t>- 판매기 네트워크 로직 작성</w:t>
-            </w:r>
-          </w:p>
-        </w:tc>
-        <w:tc>
-          <w:tcPr>
-            <w:tcW w:w="1498" w:type="dxa"/>
-            <w:shd w:val="clear" w:color="auto" w:fill="CAEDFB" w:themeFill="accent4" w:themeFillTint="33"/>
-          </w:tcPr>
-          <w:p>
-            <w:pPr>
-              <w:rPr>
-                <w:rFonts w:asciiTheme="majorHAnsi" w:eastAsiaTheme="majorHAnsi" w:hAnsiTheme="majorHAnsi"/>
-                <w:sz w:val="16"/>
-                <w:szCs w:val="16"/>
-              </w:rPr>
-            </w:pPr>
-            <w:r>
-              <w:rPr>
-                <w:rFonts w:asciiTheme="majorHAnsi" w:eastAsiaTheme="majorHAnsi" w:hAnsiTheme="majorHAnsi"/>
-                <w:sz w:val="16"/>
-                <w:szCs w:val="16"/>
-              </w:rPr>
-              <w:t xml:space="preserve">- </w:t>
-            </w:r>
-            <w:proofErr w:type="spellStart"/>
-            <w:r>
-              <w:rPr>
-                <w:rFonts w:asciiTheme="majorHAnsi" w:eastAsiaTheme="majorHAnsi" w:hAnsiTheme="majorHAnsi"/>
-                <w:sz w:val="16"/>
-                <w:szCs w:val="16"/>
-              </w:rPr>
-              <w:t>EmotionGame</w:t>
-            </w:r>
-            <w:proofErr w:type="spellEnd"/>
-            <w:r>
-              <w:rPr>
-                <w:rFonts w:asciiTheme="majorHAnsi" w:eastAsiaTheme="majorHAnsi" w:hAnsiTheme="majorHAnsi"/>
-                <w:sz w:val="16"/>
-                <w:szCs w:val="16"/>
-              </w:rPr>
-              <w:t xml:space="preserve"> 로직 구현(카운트다운, 게임 결과Display 그리기)</w:t>
+              <w:lastRenderedPageBreak/>
+              <w:t>Display 그리기)</w:t>
             </w:r>
           </w:p>
         </w:tc>
@@ -4538,6 +3920,7 @@
                 <w:sz w:val="16"/>
                 <w:szCs w:val="16"/>
               </w:rPr>
+              <w:lastRenderedPageBreak/>
               <w:t>18</w:t>
             </w:r>
           </w:p>
@@ -4710,25 +4093,7 @@
                 <w:sz w:val="16"/>
                 <w:szCs w:val="16"/>
               </w:rPr>
-              <w:t xml:space="preserve">- </w:t>
-            </w:r>
-            <w:proofErr w:type="spellStart"/>
-            <w:r>
-              <w:rPr>
-                <w:rFonts w:eastAsiaTheme="minorHAnsi"/>
-                <w:sz w:val="16"/>
-                <w:szCs w:val="16"/>
-              </w:rPr>
-              <w:t>스테미나</w:t>
-            </w:r>
-            <w:proofErr w:type="spellEnd"/>
-            <w:r>
-              <w:rPr>
-                <w:rFonts w:eastAsiaTheme="minorHAnsi"/>
-                <w:sz w:val="16"/>
-                <w:szCs w:val="16"/>
-              </w:rPr>
-              <w:t>, Hp 바 UI</w:t>
+              <w:t>- 스테미나, Hp 바 UI</w:t>
             </w:r>
           </w:p>
           <w:p>
@@ -4855,25 +4220,7 @@
                 <w:sz w:val="16"/>
                 <w:szCs w:val="16"/>
               </w:rPr>
-              <w:t xml:space="preserve">- </w:t>
-            </w:r>
-            <w:proofErr w:type="spellStart"/>
-            <w:r>
-              <w:rPr>
-                <w:rFonts w:eastAsiaTheme="minorHAnsi"/>
-                <w:sz w:val="16"/>
-                <w:szCs w:val="16"/>
-              </w:rPr>
-              <w:t>EmotionGame</w:t>
-            </w:r>
-            <w:proofErr w:type="spellEnd"/>
-            <w:r>
-              <w:rPr>
-                <w:rFonts w:eastAsiaTheme="minorHAnsi"/>
-                <w:sz w:val="16"/>
-                <w:szCs w:val="16"/>
-              </w:rPr>
-              <w:t xml:space="preserve"> Grab 문제 해결</w:t>
+              <w:t>- EmotionGame Grab 문제 해결</w:t>
             </w:r>
           </w:p>
         </w:tc>
@@ -6153,7 +5500,33 @@
           <w:p>
             <w:pPr>
               <w:rPr>
+                <w:rFonts w:asciiTheme="majorHAnsi" w:eastAsiaTheme="majorHAnsi" w:hAnsiTheme="majorHAnsi" w:hint="eastAsia"/>
+                <w:strike/>
+                <w:sz w:val="16"/>
+                <w:szCs w:val="16"/>
+              </w:rPr>
+            </w:pPr>
+            <w:r>
+              <w:rPr>
+                <w:rFonts w:asciiTheme="majorHAnsi" w:eastAsiaTheme="majorHAnsi" w:hAnsiTheme="majorHAnsi" w:hint="eastAsia"/>
+                <w:strike/>
+                <w:sz w:val="16"/>
+                <w:szCs w:val="16"/>
+              </w:rPr>
+              <w:t>-Base, Hatch 수정</w:t>
+            </w:r>
+          </w:p>
+        </w:tc>
+        <w:tc>
+          <w:tcPr>
+            <w:tcW w:w="1498" w:type="dxa"/>
+            <w:shd w:val="clear" w:color="auto" w:fill="FAE2D5" w:themeFill="accent2" w:themeFillTint="33"/>
+          </w:tcPr>
+          <w:p>
+            <w:pPr>
+              <w:rPr>
                 <w:rFonts w:asciiTheme="majorHAnsi" w:eastAsiaTheme="majorHAnsi" w:hAnsiTheme="majorHAnsi"/>
+                <w:strike/>
                 <w:sz w:val="16"/>
                 <w:szCs w:val="16"/>
               </w:rPr>
@@ -6168,7 +5541,33 @@
           <w:p>
             <w:pPr>
               <w:rPr>
+                <w:rFonts w:asciiTheme="majorHAnsi" w:eastAsiaTheme="majorHAnsi" w:hAnsiTheme="majorHAnsi" w:hint="eastAsia"/>
+                <w:strike/>
+                <w:sz w:val="16"/>
+                <w:szCs w:val="16"/>
+              </w:rPr>
+            </w:pPr>
+            <w:r>
+              <w:rPr>
+                <w:rFonts w:asciiTheme="majorHAnsi" w:eastAsiaTheme="majorHAnsi" w:hAnsiTheme="majorHAnsi" w:hint="eastAsia"/>
+                <w:strike/>
+                <w:sz w:val="16"/>
+                <w:szCs w:val="16"/>
+              </w:rPr>
+              <w:t>-PollutionMonitor 기획서</w:t>
+            </w:r>
+          </w:p>
+        </w:tc>
+        <w:tc>
+          <w:tcPr>
+            <w:tcW w:w="1498" w:type="dxa"/>
+            <w:shd w:val="clear" w:color="auto" w:fill="FAE2D5" w:themeFill="accent2" w:themeFillTint="33"/>
+          </w:tcPr>
+          <w:p>
+            <w:pPr>
+              <w:rPr>
                 <w:rFonts w:asciiTheme="majorHAnsi" w:eastAsiaTheme="majorHAnsi" w:hAnsiTheme="majorHAnsi"/>
+                <w:strike/>
                 <w:sz w:val="16"/>
                 <w:szCs w:val="16"/>
               </w:rPr>
@@ -6184,6 +5583,7 @@
             <w:pPr>
               <w:rPr>
                 <w:rFonts w:asciiTheme="majorHAnsi" w:eastAsiaTheme="majorHAnsi" w:hAnsiTheme="majorHAnsi"/>
+                <w:strike/>
                 <w:sz w:val="16"/>
                 <w:szCs w:val="16"/>
               </w:rPr>
@@ -6199,83 +5599,57 @@
             <w:pPr>
               <w:rPr>
                 <w:rFonts w:asciiTheme="majorHAnsi" w:eastAsiaTheme="majorHAnsi" w:hAnsiTheme="majorHAnsi"/>
-                <w:sz w:val="16"/>
-                <w:szCs w:val="16"/>
-              </w:rPr>
-            </w:pPr>
-          </w:p>
-        </w:tc>
-        <w:tc>
-          <w:tcPr>
-            <w:tcW w:w="1498" w:type="dxa"/>
-            <w:shd w:val="clear" w:color="auto" w:fill="FAE2D5" w:themeFill="accent2" w:themeFillTint="33"/>
-          </w:tcPr>
-          <w:p>
-            <w:pPr>
+                <w:strike/>
+                <w:sz w:val="16"/>
+                <w:szCs w:val="16"/>
+              </w:rPr>
+            </w:pPr>
+            <w:r>
               <w:rPr>
                 <w:rFonts w:asciiTheme="majorHAnsi" w:eastAsiaTheme="majorHAnsi" w:hAnsiTheme="majorHAnsi"/>
-                <w:sz w:val="16"/>
-                <w:szCs w:val="16"/>
-              </w:rPr>
-            </w:pPr>
-          </w:p>
-        </w:tc>
-        <w:tc>
-          <w:tcPr>
-            <w:tcW w:w="1498" w:type="dxa"/>
-            <w:shd w:val="clear" w:color="auto" w:fill="FAE2D5" w:themeFill="accent2" w:themeFillTint="33"/>
-          </w:tcPr>
+                <w:strike/>
+                <w:sz w:val="16"/>
+                <w:szCs w:val="16"/>
+              </w:rPr>
+              <w:t>[클라] 7가지 감정 이모지, 거미줄 에셋 필요</w:t>
+            </w:r>
+          </w:p>
           <w:p>
             <w:pPr>
               <w:rPr>
                 <w:rFonts w:asciiTheme="majorHAnsi" w:eastAsiaTheme="majorHAnsi" w:hAnsiTheme="majorHAnsi"/>
-                <w:sz w:val="16"/>
-                <w:szCs w:val="16"/>
-              </w:rPr>
-            </w:pPr>
-            <w:r>
-              <w:rPr>
-                <w:rFonts w:asciiTheme="majorHAnsi" w:eastAsiaTheme="majorHAnsi" w:hAnsiTheme="majorHAnsi"/>
-                <w:sz w:val="16"/>
-                <w:szCs w:val="16"/>
-              </w:rPr>
-              <w:t xml:space="preserve">[클라] 7가지 감정 </w:t>
-            </w:r>
-            <w:proofErr w:type="spellStart"/>
-            <w:r>
-              <w:rPr>
-                <w:rFonts w:asciiTheme="majorHAnsi" w:eastAsiaTheme="majorHAnsi" w:hAnsiTheme="majorHAnsi"/>
-                <w:sz w:val="16"/>
-                <w:szCs w:val="16"/>
-              </w:rPr>
-              <w:t>이모지</w:t>
-            </w:r>
-            <w:proofErr w:type="spellEnd"/>
-            <w:r>
-              <w:rPr>
-                <w:rFonts w:asciiTheme="majorHAnsi" w:eastAsiaTheme="majorHAnsi" w:hAnsiTheme="majorHAnsi"/>
-                <w:sz w:val="16"/>
-                <w:szCs w:val="16"/>
-              </w:rPr>
-              <w:t xml:space="preserve">, 거미줄 </w:t>
-            </w:r>
-            <w:proofErr w:type="spellStart"/>
-            <w:r>
-              <w:rPr>
-                <w:rFonts w:asciiTheme="majorHAnsi" w:eastAsiaTheme="majorHAnsi" w:hAnsiTheme="majorHAnsi"/>
-                <w:sz w:val="16"/>
-                <w:szCs w:val="16"/>
-              </w:rPr>
-              <w:t>에셋</w:t>
-            </w:r>
-            <w:proofErr w:type="spellEnd"/>
-            <w:r>
-              <w:rPr>
-                <w:rFonts w:asciiTheme="majorHAnsi" w:eastAsiaTheme="majorHAnsi" w:hAnsiTheme="majorHAnsi"/>
-                <w:sz w:val="16"/>
-                <w:szCs w:val="16"/>
-              </w:rPr>
-              <w:t xml:space="preserve"> 필요</w:t>
+                <w:strike/>
+                <w:sz w:val="16"/>
+                <w:szCs w:val="16"/>
+              </w:rPr>
+            </w:pPr>
+            <w:r>
+              <w:rPr>
+                <w:rFonts w:asciiTheme="majorHAnsi" w:eastAsiaTheme="majorHAnsi" w:hAnsiTheme="majorHAnsi" w:hint="eastAsia"/>
+                <w:strike/>
+                <w:sz w:val="16"/>
+                <w:szCs w:val="16"/>
+              </w:rPr>
+              <w:t>-Web 추가</w:t>
+            </w:r>
+          </w:p>
+          <w:p>
+            <w:pPr>
+              <w:rPr>
+                <w:rFonts w:asciiTheme="majorHAnsi" w:eastAsiaTheme="majorHAnsi" w:hAnsiTheme="majorHAnsi" w:hint="eastAsia"/>
+                <w:strike/>
+                <w:sz w:val="16"/>
+                <w:szCs w:val="16"/>
+              </w:rPr>
+            </w:pPr>
+            <w:r>
+              <w:rPr>
+                <w:rFonts w:asciiTheme="majorHAnsi" w:eastAsiaTheme="majorHAnsi" w:hAnsiTheme="majorHAnsi" w:hint="eastAsia"/>
+                <w:strike/>
+                <w:sz w:val="16"/>
+                <w:szCs w:val="16"/>
+              </w:rPr>
+              <w:t>-판매기 json에 추가</w:t>
             </w:r>
           </w:p>
         </w:tc>
@@ -6478,10 +5852,39 @@
             <w:pPr>
               <w:rPr>
                 <w:rFonts w:eastAsiaTheme="minorHAnsi"/>
-                <w:sz w:val="16"/>
-                <w:szCs w:val="16"/>
-              </w:rPr>
-            </w:pPr>
+                <w:strike/>
+                <w:sz w:val="16"/>
+                <w:szCs w:val="16"/>
+              </w:rPr>
+            </w:pPr>
+            <w:r>
+              <w:rPr>
+                <w:rFonts w:eastAsiaTheme="minorHAnsi" w:hint="eastAsia"/>
+                <w:strike/>
+                <w:sz w:val="16"/>
+                <w:szCs w:val="16"/>
+              </w:rPr>
+              <w:t>-TrashCollector 추가</w:t>
+            </w:r>
+          </w:p>
+          <w:p>
+            <w:pPr>
+              <w:rPr>
+                <w:rFonts w:eastAsiaTheme="minorHAnsi" w:hint="eastAsia"/>
+                <w:strike/>
+                <w:sz w:val="16"/>
+                <w:szCs w:val="16"/>
+              </w:rPr>
+            </w:pPr>
+            <w:r>
+              <w:rPr>
+                <w:rFonts w:eastAsiaTheme="minorHAnsi" w:hint="eastAsia"/>
+                <w:strike/>
+                <w:sz w:val="16"/>
+                <w:szCs w:val="16"/>
+              </w:rPr>
+              <w:t>-Ghost 추가</w:t>
+            </w:r>
           </w:p>
         </w:tc>
         <w:tc>
@@ -6493,10 +5896,39 @@
             <w:pPr>
               <w:rPr>
                 <w:rFonts w:eastAsiaTheme="minorHAnsi"/>
-                <w:sz w:val="16"/>
-                <w:szCs w:val="16"/>
-              </w:rPr>
-            </w:pPr>
+                <w:strike/>
+                <w:sz w:val="16"/>
+                <w:szCs w:val="16"/>
+              </w:rPr>
+            </w:pPr>
+            <w:r>
+              <w:rPr>
+                <w:rFonts w:eastAsiaTheme="minorHAnsi" w:hint="eastAsia"/>
+                <w:strike/>
+                <w:sz w:val="16"/>
+                <w:szCs w:val="16"/>
+              </w:rPr>
+              <w:t>-스크랩 생성 json에 추가</w:t>
+            </w:r>
+          </w:p>
+          <w:p>
+            <w:pPr>
+              <w:rPr>
+                <w:rFonts w:eastAsiaTheme="minorHAnsi" w:hint="eastAsia"/>
+                <w:strike/>
+                <w:sz w:val="16"/>
+                <w:szCs w:val="16"/>
+              </w:rPr>
+            </w:pPr>
+            <w:r>
+              <w:rPr>
+                <w:rFonts w:eastAsiaTheme="minorHAnsi" w:hint="eastAsia"/>
+                <w:strike/>
+                <w:sz w:val="16"/>
+                <w:szCs w:val="16"/>
+              </w:rPr>
+              <w:t>-몬스터 파워레벨 기획</w:t>
+            </w:r>
           </w:p>
         </w:tc>
         <w:tc>
@@ -6507,11 +5939,65 @@
           <w:p>
             <w:pPr>
               <w:rPr>
+                <w:rFonts w:eastAsiaTheme="minorHAnsi"/>
+                <w:strike/>
+                <w:sz w:val="16"/>
+                <w:szCs w:val="16"/>
+              </w:rPr>
+            </w:pPr>
+          </w:p>
+        </w:tc>
+        <w:tc>
+          <w:tcPr>
+            <w:tcW w:w="1498" w:type="dxa"/>
+            <w:shd w:val="clear" w:color="auto" w:fill="FAE2D5" w:themeFill="accent2" w:themeFillTint="33"/>
+          </w:tcPr>
+          <w:p>
+            <w:pPr>
+              <w:rPr>
+                <w:rFonts w:eastAsiaTheme="minorHAnsi"/>
+                <w:strike/>
+                <w:sz w:val="16"/>
+                <w:szCs w:val="16"/>
+              </w:rPr>
+            </w:pPr>
+            <w:r>
+              <w:rPr>
+                <w:rFonts w:eastAsiaTheme="minorHAnsi"/>
+                <w:strike/>
+                <w:sz w:val="16"/>
+                <w:szCs w:val="16"/>
+              </w:rPr>
+              <w:t>-</w:t>
+            </w:r>
+            <w:r>
+              <w:rPr>
                 <w:rFonts w:eastAsiaTheme="minorHAnsi" w:hint="eastAsia"/>
-                <w:sz w:val="16"/>
-                <w:szCs w:val="16"/>
-              </w:rPr>
-            </w:pPr>
+                <w:strike/>
+                <w:sz w:val="16"/>
+                <w:szCs w:val="16"/>
+              </w:rPr>
+              <w:t>Pollution Monitor추가</w:t>
+            </w:r>
+          </w:p>
+          <w:p>
+            <w:pPr>
+              <w:rPr>
+                <w:rFonts w:eastAsiaTheme="minorHAnsi" w:hint="eastAsia"/>
+                <w:strike/>
+                <w:sz w:val="16"/>
+                <w:szCs w:val="16"/>
+              </w:rPr>
+            </w:pPr>
+            <w:r>
+              <w:rPr>
+                <w:rFonts w:eastAsiaTheme="minorHAnsi" w:hint="eastAsia"/>
+                <w:strike/>
+                <w:sz w:val="16"/>
+                <w:szCs w:val="16"/>
+              </w:rPr>
+              <w:t>-GapRoom 수정</w:t>
+            </w:r>
           </w:p>
         </w:tc>
         <w:tc>
@@ -6522,144 +6008,85 @@
           <w:p>
             <w:pPr>
               <w:rPr>
+                <w:rFonts w:eastAsiaTheme="minorHAnsi"/>
+                <w:strike/>
+                <w:sz w:val="16"/>
+                <w:szCs w:val="16"/>
+              </w:rPr>
+            </w:pPr>
+          </w:p>
+        </w:tc>
+        <w:tc>
+          <w:tcPr>
+            <w:tcW w:w="1498" w:type="dxa"/>
+            <w:shd w:val="clear" w:color="auto" w:fill="FAE2D5" w:themeFill="accent2" w:themeFillTint="33"/>
+          </w:tcPr>
+          <w:p>
+            <w:pPr>
+              <w:rPr>
+                <w:rFonts w:eastAsiaTheme="minorHAnsi"/>
+                <w:strike/>
+                <w:sz w:val="16"/>
+                <w:szCs w:val="16"/>
+              </w:rPr>
+            </w:pPr>
+          </w:p>
+        </w:tc>
+        <w:tc>
+          <w:tcPr>
+            <w:tcW w:w="1498" w:type="dxa"/>
+            <w:shd w:val="clear" w:color="auto" w:fill="FAE2D5" w:themeFill="accent2" w:themeFillTint="33"/>
+          </w:tcPr>
+          <w:p>
+            <w:pPr>
+              <w:rPr>
+                <w:rFonts w:eastAsiaTheme="minorHAnsi"/>
+                <w:strike/>
+                <w:sz w:val="16"/>
+                <w:szCs w:val="16"/>
+              </w:rPr>
+            </w:pPr>
+            <w:r>
+              <w:rPr>
+                <w:rFonts w:eastAsiaTheme="minorHAnsi"/>
+                <w:strike/>
+                <w:sz w:val="16"/>
+                <w:szCs w:val="16"/>
+              </w:rPr>
+              <w:t>-</w:t>
+            </w:r>
+            <w:r>
+              <w:rPr>
                 <w:rFonts w:eastAsiaTheme="minorHAnsi" w:hint="eastAsia"/>
-                <w:sz w:val="16"/>
-                <w:szCs w:val="16"/>
-              </w:rPr>
-            </w:pPr>
-            <w:r>
-              <w:rPr>
-                <w:rFonts w:eastAsiaTheme="minorHAnsi"/>
-                <w:sz w:val="16"/>
-                <w:szCs w:val="16"/>
-              </w:rPr>
-              <w:t>-</w:t>
-            </w:r>
+                <w:strike/>
+                <w:sz w:val="16"/>
+                <w:szCs w:val="16"/>
+              </w:rPr>
+              <w:t>가구(선반, 서버랙)</w:t>
+            </w:r>
+            <w:r>
+              <w:rPr>
+                <w:rFonts w:eastAsiaTheme="minorHAnsi"/>
+                <w:strike/>
+                <w:sz w:val="16"/>
+                <w:szCs w:val="16"/>
+              </w:rPr>
+              <w:t xml:space="preserve"> 추가, json 작성</w:t>
+            </w:r>
+          </w:p>
+          <w:p>
+            <w:pPr>
+              <w:rPr>
+                <w:rFonts w:eastAsiaTheme="minorHAnsi"/>
+                <w:strike/>
+                <w:sz w:val="16"/>
+                <w:szCs w:val="16"/>
+              </w:rPr>
+            </w:pPr>
             <w:r>
               <w:rPr>
                 <w:rFonts w:eastAsiaTheme="minorHAnsi" w:hint="eastAsia"/>
-                <w:sz w:val="16"/>
-                <w:szCs w:val="16"/>
-              </w:rPr>
-              <w:t xml:space="preserve"> Pollution Monitor추가</w:t>
-            </w:r>
-          </w:p>
-        </w:tc>
-        <w:tc>
-          <w:tcPr>
-            <w:tcW w:w="1498" w:type="dxa"/>
-            <w:shd w:val="clear" w:color="auto" w:fill="FAE2D5" w:themeFill="accent2" w:themeFillTint="33"/>
-          </w:tcPr>
-          <w:p>
-            <w:pPr>
-              <w:rPr>
-                <w:rFonts w:eastAsiaTheme="minorHAnsi"/>
-                <w:sz w:val="16"/>
-                <w:szCs w:val="16"/>
-              </w:rPr>
-            </w:pPr>
-          </w:p>
-        </w:tc>
-        <w:tc>
-          <w:tcPr>
-            <w:tcW w:w="1498" w:type="dxa"/>
-            <w:shd w:val="clear" w:color="auto" w:fill="FAE2D5" w:themeFill="accent2" w:themeFillTint="33"/>
-          </w:tcPr>
-          <w:p>
-            <w:pPr>
-              <w:rPr>
-                <w:rFonts w:eastAsiaTheme="minorHAnsi"/>
-                <w:sz w:val="16"/>
-                <w:szCs w:val="16"/>
-              </w:rPr>
-            </w:pPr>
-          </w:p>
-        </w:tc>
-        <w:tc>
-          <w:tcPr>
-            <w:tcW w:w="1498" w:type="dxa"/>
-            <w:shd w:val="clear" w:color="auto" w:fill="FAE2D5" w:themeFill="accent2" w:themeFillTint="33"/>
-          </w:tcPr>
-          <w:p>
-            <w:pPr>
-              <w:rPr>
-                <w:rFonts w:eastAsiaTheme="minorHAnsi" w:hint="eastAsia"/>
-                <w:sz w:val="16"/>
-                <w:szCs w:val="16"/>
-              </w:rPr>
-            </w:pPr>
-            <w:r>
-              <w:rPr>
-                <w:rFonts w:eastAsiaTheme="minorHAnsi"/>
-                <w:sz w:val="16"/>
-                <w:szCs w:val="16"/>
-              </w:rPr>
-              <w:t>-</w:t>
-            </w:r>
-            <w:r>
-              <w:rPr>
-                <w:rFonts w:eastAsiaTheme="minorHAnsi" w:hint="eastAsia"/>
-                <w:sz w:val="16"/>
-                <w:szCs w:val="16"/>
-              </w:rPr>
-              <w:t xml:space="preserve">가구(선반, </w:t>
-            </w:r>
-            <w:proofErr w:type="spellStart"/>
-            <w:r>
-              <w:rPr>
-                <w:rFonts w:eastAsiaTheme="minorHAnsi" w:hint="eastAsia"/>
-                <w:sz w:val="16"/>
-                <w:szCs w:val="16"/>
-              </w:rPr>
-              <w:t>서버랙</w:t>
-            </w:r>
-            <w:proofErr w:type="spellEnd"/>
-            <w:r>
-              <w:rPr>
-                <w:rFonts w:eastAsiaTheme="minorHAnsi" w:hint="eastAsia"/>
-                <w:sz w:val="16"/>
-                <w:szCs w:val="16"/>
-              </w:rPr>
-              <w:t>)</w:t>
-            </w:r>
-            <w:r>
-              <w:rPr>
-                <w:rFonts w:eastAsiaTheme="minorHAnsi"/>
-                <w:sz w:val="16"/>
-                <w:szCs w:val="16"/>
-              </w:rPr>
-              <w:t xml:space="preserve"> 추가, </w:t>
-            </w:r>
-            <w:proofErr w:type="spellStart"/>
-            <w:r>
-              <w:rPr>
-                <w:rFonts w:eastAsiaTheme="minorHAnsi"/>
-                <w:sz w:val="16"/>
-                <w:szCs w:val="16"/>
-              </w:rPr>
-              <w:t>json</w:t>
-            </w:r>
-            <w:proofErr w:type="spellEnd"/>
-            <w:r>
-              <w:rPr>
-                <w:rFonts w:eastAsiaTheme="minorHAnsi"/>
-                <w:sz w:val="16"/>
-                <w:szCs w:val="16"/>
-              </w:rPr>
-              <w:t xml:space="preserve"> 작성</w:t>
-            </w:r>
-          </w:p>
-          <w:p>
-            <w:pPr>
-              <w:rPr>
-                <w:rFonts w:eastAsiaTheme="minorHAnsi" w:hint="eastAsia"/>
-                <w:sz w:val="16"/>
-                <w:szCs w:val="16"/>
-              </w:rPr>
-            </w:pPr>
-            <w:r>
-              <w:rPr>
-                <w:rFonts w:eastAsiaTheme="minorHAnsi" w:hint="eastAsia"/>
+                <w:strike/>
                 <w:sz w:val="16"/>
                 <w:szCs w:val="16"/>
               </w:rPr>
@@ -6853,18 +6280,38 @@
           <w:p>
             <w:pPr>
               <w:rPr>
+                <w:rFonts w:eastAsiaTheme="minorHAnsi"/>
+                <w:strike/>
+                <w:sz w:val="16"/>
+                <w:szCs w:val="16"/>
+              </w:rPr>
+            </w:pPr>
+            <w:r>
+              <w:rPr>
                 <w:rFonts w:eastAsiaTheme="minorHAnsi" w:hint="eastAsia"/>
-                <w:sz w:val="16"/>
-                <w:szCs w:val="16"/>
-              </w:rPr>
-            </w:pPr>
-            <w:r>
+                <w:strike/>
+                <w:sz w:val="16"/>
+                <w:szCs w:val="16"/>
+              </w:rPr>
+              <w:t>-상점 기획서</w:t>
+            </w:r>
+          </w:p>
+          <w:p>
+            <w:pPr>
               <w:rPr>
                 <w:rFonts w:eastAsiaTheme="minorHAnsi" w:hint="eastAsia"/>
                 <w:sz w:val="16"/>
                 <w:szCs w:val="16"/>
               </w:rPr>
-              <w:t>-상점 기획서</w:t>
+            </w:pPr>
+            <w:r>
+              <w:rPr>
+                <w:rFonts w:eastAsiaTheme="minorHAnsi" w:hint="eastAsia"/>
+                <w:color w:val="EE0000"/>
+                <w:sz w:val="16"/>
+                <w:szCs w:val="16"/>
+              </w:rPr>
+              <w:t>-사운드(피격,타격)</w:t>
             </w:r>
           </w:p>
         </w:tc>
@@ -6876,7 +6323,32 @@
           <w:p>
             <w:pPr>
               <w:rPr>
+                <w:rFonts w:eastAsiaTheme="minorHAnsi"/>
+                <w:strike/>
+                <w:sz w:val="16"/>
+                <w:szCs w:val="16"/>
+              </w:rPr>
+            </w:pPr>
+            <w:r>
+              <w:rPr>
                 <w:rFonts w:eastAsiaTheme="minorHAnsi" w:hint="eastAsia"/>
+                <w:strike/>
+                <w:sz w:val="16"/>
+                <w:szCs w:val="16"/>
+              </w:rPr>
+              <w:t>-퀘스트 테스트용 json + 설명</w:t>
+            </w:r>
+          </w:p>
+        </w:tc>
+        <w:tc>
+          <w:tcPr>
+            <w:tcW w:w="1498" w:type="dxa"/>
+            <w:shd w:val="clear" w:color="auto" w:fill="FAE2D5" w:themeFill="accent2" w:themeFillTint="33"/>
+          </w:tcPr>
+          <w:p>
+            <w:pPr>
+              <w:rPr>
+                <w:rFonts w:eastAsiaTheme="minorHAnsi"/>
                 <w:sz w:val="16"/>
                 <w:szCs w:val="16"/>
               </w:rPr>
@@ -6887,25 +6359,32 @@
                 <w:sz w:val="16"/>
                 <w:szCs w:val="16"/>
               </w:rPr>
-              <w:t xml:space="preserve">-퀘스트 테스트용 </w:t>
-            </w:r>
-            <w:proofErr w:type="spellStart"/>
+              <w:t>-기지</w:t>
+            </w:r>
             <w:r>
               <w:rPr>
                 <w:rFonts w:eastAsiaTheme="minorHAnsi" w:hint="eastAsia"/>
                 <w:sz w:val="16"/>
                 <w:szCs w:val="16"/>
               </w:rPr>
-              <w:t>json</w:t>
-            </w:r>
-            <w:proofErr w:type="spellEnd"/>
+              <w:t xml:space="preserve"> 가구 수정+레버 애니메이션</w:t>
+            </w:r>
+          </w:p>
+          <w:p>
+            <w:pPr>
+              <w:rPr>
+                <w:rFonts w:eastAsiaTheme="minorHAnsi"/>
+                <w:sz w:val="16"/>
+                <w:szCs w:val="16"/>
+              </w:rPr>
+            </w:pPr>
             <w:r>
               <w:rPr>
                 <w:rFonts w:eastAsiaTheme="minorHAnsi" w:hint="eastAsia"/>
                 <w:sz w:val="16"/>
                 <w:szCs w:val="16"/>
               </w:rPr>
-              <w:t xml:space="preserve"> + 설명</w:t>
+              <w:t>-로비씬 구성</w:t>
             </w:r>
           </w:p>
         </w:tc>
@@ -6928,24 +6407,56 @@
                 <w:sz w:val="16"/>
                 <w:szCs w:val="16"/>
               </w:rPr>
-              <w:t>-기지</w:t>
-            </w:r>
+              <w:t>-퀘스트 30개</w:t>
+            </w:r>
+          </w:p>
+          <w:p>
+            <w:pPr>
+              <w:rPr>
+                <w:rFonts w:eastAsiaTheme="minorHAnsi"/>
+                <w:sz w:val="16"/>
+                <w:szCs w:val="16"/>
+              </w:rPr>
+            </w:pPr>
             <w:r>
               <w:rPr>
                 <w:rFonts w:eastAsiaTheme="minorHAnsi" w:hint="eastAsia"/>
                 <w:sz w:val="16"/>
                 <w:szCs w:val="16"/>
               </w:rPr>
-              <w:t xml:space="preserve"> 가구 수정+레버 애니메이션</w:t>
-            </w:r>
-          </w:p>
-          <w:p>
-            <w:pPr>
+              <w:t>-아이템 모델(1)</w:t>
+            </w:r>
+          </w:p>
+          <w:p>
+            <w:pPr>
+              <w:rPr>
+                <w:rFonts w:eastAsiaTheme="minorHAnsi"/>
+                <w:sz w:val="16"/>
+                <w:szCs w:val="16"/>
+              </w:rPr>
+            </w:pPr>
+            <w:r>
               <w:rPr>
                 <w:rFonts w:eastAsiaTheme="minorHAnsi" w:hint="eastAsia"/>
                 <w:sz w:val="16"/>
                 <w:szCs w:val="16"/>
               </w:rPr>
+              <w:t>-상점 판매목록 json</w:t>
+            </w:r>
+          </w:p>
+        </w:tc>
+        <w:tc>
+          <w:tcPr>
+            <w:tcW w:w="1498" w:type="dxa"/>
+            <w:shd w:val="clear" w:color="auto" w:fill="FAE2D5" w:themeFill="accent2" w:themeFillTint="33"/>
+          </w:tcPr>
+          <w:p>
+            <w:pPr>
+              <w:rPr>
+                <w:rFonts w:eastAsiaTheme="minorHAnsi"/>
+                <w:sz w:val="16"/>
+                <w:szCs w:val="16"/>
+              </w:rPr>
             </w:pPr>
             <w:r>
               <w:rPr>
@@ -6953,25 +6464,65 @@
                 <w:sz w:val="16"/>
                 <w:szCs w:val="16"/>
               </w:rPr>
-              <w:t>-</w:t>
-            </w:r>
-            <w:proofErr w:type="spellStart"/>
+              <w:t>-아이템</w:t>
+            </w:r>
             <w:r>
               <w:rPr>
                 <w:rFonts w:eastAsiaTheme="minorHAnsi" w:hint="eastAsia"/>
                 <w:sz w:val="16"/>
                 <w:szCs w:val="16"/>
               </w:rPr>
-              <w:t>로비씬</w:t>
-            </w:r>
-            <w:proofErr w:type="spellEnd"/>
+              <w:t xml:space="preserve"> 모델</w:t>
+            </w:r>
             <w:r>
               <w:rPr>
                 <w:rFonts w:eastAsiaTheme="minorHAnsi" w:hint="eastAsia"/>
                 <w:sz w:val="16"/>
                 <w:szCs w:val="16"/>
               </w:rPr>
-              <w:t xml:space="preserve"> 구성</w:t>
+              <w:t xml:space="preserve"> 전부</w:t>
+            </w:r>
+            <w:r>
+              <w:rPr>
+                <w:rFonts w:eastAsiaTheme="minorHAnsi" w:hint="eastAsia"/>
+                <w:sz w:val="16"/>
+                <w:szCs w:val="16"/>
+              </w:rPr>
+              <w:t>(2)</w:t>
+            </w:r>
+          </w:p>
+          <w:p>
+            <w:pPr>
+              <w:rPr>
+                <w:rFonts w:eastAsiaTheme="minorHAnsi"/>
+                <w:sz w:val="16"/>
+                <w:szCs w:val="16"/>
+              </w:rPr>
+            </w:pPr>
+            <w:r>
+              <w:rPr>
+                <w:rFonts w:eastAsiaTheme="minorHAnsi" w:hint="eastAsia"/>
+                <w:sz w:val="16"/>
+                <w:szCs w:val="16"/>
+              </w:rPr>
+              <w:t>-UI: 로비, 타이틀</w:t>
+            </w:r>
+          </w:p>
+          <w:p>
+            <w:pPr>
+              <w:rPr>
+                <w:rFonts w:eastAsiaTheme="minorHAnsi"/>
+                <w:sz w:val="16"/>
+                <w:szCs w:val="16"/>
+              </w:rPr>
+            </w:pPr>
+            <w:r>
+              <w:rPr>
+                <w:rFonts w:eastAsiaTheme="minorHAnsi" w:hint="eastAsia"/>
+                <w:sz w:val="16"/>
+                <w:szCs w:val="16"/>
+              </w:rPr>
+              <w:t>-결과창 구성</w:t>
             </w:r>
           </w:p>
         </w:tc>
@@ -6994,16 +6545,24 @@
                 <w:sz w:val="16"/>
                 <w:szCs w:val="16"/>
               </w:rPr>
-              <w:t>-퀘스트 30개</w:t>
-            </w:r>
-          </w:p>
-          <w:p>
-            <w:pPr>
+              <w:t xml:space="preserve">-UI: </w:t>
+            </w:r>
+            <w:r>
               <w:rPr>
                 <w:rFonts w:eastAsiaTheme="minorHAnsi" w:hint="eastAsia"/>
                 <w:sz w:val="16"/>
                 <w:szCs w:val="16"/>
               </w:rPr>
+              <w:t>상점, 결과</w:t>
+            </w:r>
+          </w:p>
+          <w:p>
+            <w:pPr>
+              <w:rPr>
+                <w:rFonts w:eastAsiaTheme="minorHAnsi"/>
+                <w:sz w:val="16"/>
+                <w:szCs w:val="16"/>
+              </w:rPr>
             </w:pPr>
             <w:r>
               <w:rPr>
@@ -7011,24 +6570,39 @@
                 <w:sz w:val="16"/>
                 <w:szCs w:val="16"/>
               </w:rPr>
-              <w:t>-아이템 모델</w:t>
-            </w:r>
-            <w:r>
+              <w:t>-조명 배치</w:t>
+            </w:r>
+          </w:p>
+          <w:p>
+            <w:pPr>
               <w:rPr>
                 <w:rFonts w:eastAsiaTheme="minorHAnsi" w:hint="eastAsia"/>
                 <w:sz w:val="16"/>
                 <w:szCs w:val="16"/>
               </w:rPr>
-              <w:t>(1)</w:t>
-            </w:r>
-          </w:p>
-          <w:p>
-            <w:pPr>
+            </w:pPr>
+            <w:r>
               <w:rPr>
                 <w:rFonts w:eastAsiaTheme="minorHAnsi" w:hint="eastAsia"/>
                 <w:sz w:val="16"/>
                 <w:szCs w:val="16"/>
               </w:rPr>
+              <w:t>-할당량 계산</w:t>
+            </w:r>
+          </w:p>
+        </w:tc>
+        <w:tc>
+          <w:tcPr>
+            <w:tcW w:w="1498" w:type="dxa"/>
+            <w:shd w:val="clear" w:color="auto" w:fill="FAE2D5" w:themeFill="accent2" w:themeFillTint="33"/>
+          </w:tcPr>
+          <w:p>
+            <w:pPr>
+              <w:rPr>
+                <w:rFonts w:eastAsiaTheme="minorHAnsi"/>
+                <w:sz w:val="16"/>
+                <w:szCs w:val="16"/>
+              </w:rPr>
             </w:pPr>
             <w:r>
               <w:rPr>
@@ -7036,25 +6610,26 @@
                 <w:sz w:val="16"/>
                 <w:szCs w:val="16"/>
               </w:rPr>
-              <w:t xml:space="preserve">-상점 판매목록 </w:t>
-            </w:r>
-            <w:proofErr w:type="spellStart"/>
+              <w:t>-스테이지 전환 연출</w:t>
+            </w:r>
+          </w:p>
+          <w:p>
+            <w:pPr>
+              <w:rPr>
+                <w:rFonts w:eastAsiaTheme="minorHAnsi"/>
+                <w:sz w:val="16"/>
+                <w:szCs w:val="16"/>
+              </w:rPr>
+            </w:pPr>
             <w:r>
               <w:rPr>
                 <w:rFonts w:eastAsiaTheme="minorHAnsi" w:hint="eastAsia"/>
                 <w:sz w:val="16"/>
                 <w:szCs w:val="16"/>
               </w:rPr>
-              <w:t>json</w:t>
-            </w:r>
-            <w:proofErr w:type="spellEnd"/>
-          </w:p>
-        </w:tc>
-        <w:tc>
-          <w:tcPr>
-            <w:tcW w:w="1498" w:type="dxa"/>
-            <w:shd w:val="clear" w:color="auto" w:fill="FAE2D5" w:themeFill="accent2" w:themeFillTint="33"/>
-          </w:tcPr>
+              <w:t>-몬스터 json</w:t>
+            </w:r>
+          </w:p>
           <w:p>
             <w:pPr>
               <w:rPr>
@@ -7069,182 +6644,8 @@
                 <w:sz w:val="16"/>
                 <w:szCs w:val="16"/>
               </w:rPr>
-              <w:t>-아이템</w:t>
-            </w:r>
-            <w:r>
-              <w:rPr>
-                <w:rFonts w:eastAsiaTheme="minorHAnsi" w:hint="eastAsia"/>
-                <w:sz w:val="16"/>
-                <w:szCs w:val="16"/>
-              </w:rPr>
-              <w:t xml:space="preserve"> 모델</w:t>
-            </w:r>
-            <w:r>
-              <w:rPr>
-                <w:rFonts w:eastAsiaTheme="minorHAnsi" w:hint="eastAsia"/>
-                <w:sz w:val="16"/>
-                <w:szCs w:val="16"/>
-              </w:rPr>
-              <w:t xml:space="preserve"> 전부</w:t>
-            </w:r>
-            <w:r>
-              <w:rPr>
-                <w:rFonts w:eastAsiaTheme="minorHAnsi" w:hint="eastAsia"/>
-                <w:sz w:val="16"/>
-                <w:szCs w:val="16"/>
-              </w:rPr>
-              <w:t>(2)</w:t>
-            </w:r>
-          </w:p>
-          <w:p>
-            <w:pPr>
-              <w:rPr>
-                <w:rFonts w:eastAsiaTheme="minorHAnsi"/>
-                <w:sz w:val="16"/>
-                <w:szCs w:val="16"/>
-              </w:rPr>
-            </w:pPr>
-            <w:r>
-              <w:rPr>
-                <w:rFonts w:eastAsiaTheme="minorHAnsi" w:hint="eastAsia"/>
-                <w:sz w:val="16"/>
-                <w:szCs w:val="16"/>
-              </w:rPr>
-              <w:t>-UI: 로비, 타이틀</w:t>
-            </w:r>
-          </w:p>
-          <w:p>
-            <w:pPr>
-              <w:rPr>
-                <w:rFonts w:eastAsiaTheme="minorHAnsi" w:hint="eastAsia"/>
-                <w:sz w:val="16"/>
-                <w:szCs w:val="16"/>
-              </w:rPr>
-            </w:pPr>
-            <w:r>
-              <w:rPr>
-                <w:rFonts w:eastAsiaTheme="minorHAnsi" w:hint="eastAsia"/>
-                <w:sz w:val="16"/>
-                <w:szCs w:val="16"/>
-              </w:rPr>
-              <w:t>-</w:t>
-            </w:r>
-            <w:proofErr w:type="spellStart"/>
-            <w:r>
-              <w:rPr>
-                <w:rFonts w:eastAsiaTheme="minorHAnsi" w:hint="eastAsia"/>
-                <w:sz w:val="16"/>
-                <w:szCs w:val="16"/>
-              </w:rPr>
-              <w:t>결과창</w:t>
-            </w:r>
-            <w:proofErr w:type="spellEnd"/>
-            <w:r>
-              <w:rPr>
-                <w:rFonts w:eastAsiaTheme="minorHAnsi" w:hint="eastAsia"/>
-                <w:sz w:val="16"/>
-                <w:szCs w:val="16"/>
-              </w:rPr>
-              <w:t xml:space="preserve"> 구성</w:t>
-            </w:r>
-          </w:p>
-        </w:tc>
-        <w:tc>
-          <w:tcPr>
-            <w:tcW w:w="1498" w:type="dxa"/>
-            <w:shd w:val="clear" w:color="auto" w:fill="FAE2D5" w:themeFill="accent2" w:themeFillTint="33"/>
-          </w:tcPr>
-          <w:p>
-            <w:pPr>
-              <w:rPr>
-                <w:rFonts w:eastAsiaTheme="minorHAnsi"/>
-                <w:sz w:val="16"/>
-                <w:szCs w:val="16"/>
-              </w:rPr>
-            </w:pPr>
-            <w:r>
-              <w:rPr>
-                <w:rFonts w:eastAsiaTheme="minorHAnsi" w:hint="eastAsia"/>
-                <w:sz w:val="16"/>
-                <w:szCs w:val="16"/>
-              </w:rPr>
-              <w:t xml:space="preserve">-UI: </w:t>
-            </w:r>
-            <w:r>
-              <w:rPr>
-                <w:rFonts w:eastAsiaTheme="minorHAnsi" w:hint="eastAsia"/>
-                <w:sz w:val="16"/>
-                <w:szCs w:val="16"/>
-              </w:rPr>
-              <w:t>상점, 결과</w:t>
-            </w:r>
-          </w:p>
-          <w:p>
-            <w:pPr>
-              <w:rPr>
-                <w:rFonts w:eastAsiaTheme="minorHAnsi" w:hint="eastAsia"/>
-                <w:sz w:val="16"/>
-                <w:szCs w:val="16"/>
-              </w:rPr>
-            </w:pPr>
-            <w:r>
-              <w:rPr>
-                <w:rFonts w:eastAsiaTheme="minorHAnsi" w:hint="eastAsia"/>
-                <w:sz w:val="16"/>
-                <w:szCs w:val="16"/>
-              </w:rPr>
-              <w:t>- 조명 배치</w:t>
-            </w:r>
-          </w:p>
-        </w:tc>
-        <w:tc>
-          <w:tcPr>
-            <w:tcW w:w="1498" w:type="dxa"/>
-            <w:shd w:val="clear" w:color="auto" w:fill="FAE2D5" w:themeFill="accent2" w:themeFillTint="33"/>
-          </w:tcPr>
-          <w:p>
-            <w:pPr>
-              <w:rPr>
-                <w:rFonts w:eastAsiaTheme="minorHAnsi"/>
-                <w:sz w:val="16"/>
-                <w:szCs w:val="16"/>
-              </w:rPr>
-            </w:pPr>
-            <w:r>
-              <w:rPr>
-                <w:rFonts w:eastAsiaTheme="minorHAnsi" w:hint="eastAsia"/>
-                <w:sz w:val="16"/>
-                <w:szCs w:val="16"/>
-              </w:rPr>
-              <w:t>-스테이지 전환 연출</w:t>
-            </w:r>
-          </w:p>
-          <w:p>
-            <w:pPr>
-              <w:rPr>
-                <w:rFonts w:eastAsiaTheme="minorHAnsi" w:hint="eastAsia"/>
-                <w:sz w:val="16"/>
-                <w:szCs w:val="16"/>
-              </w:rPr>
-            </w:pPr>
-            <w:r>
-              <w:rPr>
-                <w:rFonts w:eastAsiaTheme="minorHAnsi" w:hint="eastAsia"/>
-                <w:sz w:val="16"/>
-                <w:szCs w:val="16"/>
-              </w:rPr>
-              <w:t xml:space="preserve">-몬스터 </w:t>
-            </w:r>
-            <w:proofErr w:type="spellStart"/>
-            <w:r>
-              <w:rPr>
-                <w:rFonts w:eastAsiaTheme="minorHAnsi" w:hint="eastAsia"/>
-                <w:sz w:val="16"/>
-                <w:szCs w:val="16"/>
-              </w:rPr>
-              <w:t>json</w:t>
-            </w:r>
-            <w:proofErr w:type="spellEnd"/>
+              <w:t>-사운드(걷기,뛰기,점프)</w:t>
+            </w:r>
           </w:p>
         </w:tc>
       </w:tr>
@@ -7464,10 +6865,33 @@
           <w:p>
             <w:pPr>
               <w:rPr>
+                <w:rFonts w:eastAsiaTheme="minorHAnsi"/>
+                <w:sz w:val="16"/>
+                <w:szCs w:val="16"/>
+              </w:rPr>
+            </w:pPr>
+            <w:r>
+              <w:rPr>
                 <w:rFonts w:eastAsiaTheme="minorHAnsi" w:hint="eastAsia"/>
                 <w:sz w:val="16"/>
                 <w:szCs w:val="16"/>
               </w:rPr>
+              <w:t>-플레이어 json</w:t>
+            </w:r>
+          </w:p>
+        </w:tc>
+        <w:tc>
+          <w:tcPr>
+            <w:tcW w:w="1498" w:type="dxa"/>
+            <w:shd w:val="clear" w:color="auto" w:fill="FAE2D5" w:themeFill="accent2" w:themeFillTint="33"/>
+          </w:tcPr>
+          <w:p>
+            <w:pPr>
+              <w:rPr>
+                <w:rFonts w:eastAsiaTheme="minorHAnsi"/>
+                <w:sz w:val="16"/>
+                <w:szCs w:val="16"/>
+              </w:rPr>
             </w:pPr>
             <w:r>
               <w:rPr>
@@ -7475,18 +6899,25 @@
                 <w:sz w:val="16"/>
                 <w:szCs w:val="16"/>
               </w:rPr>
-              <w:t xml:space="preserve">-플레이어 </w:t>
-            </w:r>
-            <w:proofErr w:type="spellStart"/>
+              <w:t>-감정게임 수정</w:t>
+            </w:r>
+          </w:p>
+          <w:p>
+            <w:pPr>
+              <w:rPr>
+                <w:rFonts w:eastAsiaTheme="minorHAnsi"/>
+                <w:sz w:val="16"/>
+                <w:szCs w:val="16"/>
+              </w:rPr>
+            </w:pPr>
             <w:r>
               <w:rPr>
                 <w:rFonts w:eastAsiaTheme="minorHAnsi" w:hint="eastAsia"/>
                 <w:sz w:val="16"/>
                 <w:szCs w:val="16"/>
               </w:rPr>
-              <w:t>json</w:t>
-            </w:r>
-            <w:proofErr w:type="spellEnd"/>
+              <w:t>-판매기 텍스쳐</w:t>
+            </w:r>
           </w:p>
         </w:tc>
         <w:tc>
@@ -7497,27 +6928,33 @@
           <w:p>
             <w:pPr>
               <w:rPr>
-                <w:rFonts w:eastAsiaTheme="minorHAnsi"/>
-                <w:sz w:val="16"/>
-                <w:szCs w:val="16"/>
-              </w:rPr>
-            </w:pPr>
-            <w:r>
-              <w:rPr>
                 <w:rFonts w:eastAsiaTheme="minorHAnsi" w:hint="eastAsia"/>
                 <w:sz w:val="16"/>
                 <w:szCs w:val="16"/>
               </w:rPr>
-              <w:t>-감정게임 수정</w:t>
-            </w:r>
-          </w:p>
-          <w:p>
-            <w:pPr>
+            </w:pPr>
+            <w:r>
               <w:rPr>
                 <w:rFonts w:eastAsiaTheme="minorHAnsi" w:hint="eastAsia"/>
                 <w:sz w:val="16"/>
                 <w:szCs w:val="16"/>
               </w:rPr>
+              <w:t>-사운드(레버, 컴퓨터, 기타 상호작용)</w:t>
+            </w:r>
+          </w:p>
+        </w:tc>
+        <w:tc>
+          <w:tcPr>
+            <w:tcW w:w="1498" w:type="dxa"/>
+            <w:shd w:val="clear" w:color="auto" w:fill="FAE2D5" w:themeFill="accent2" w:themeFillTint="33"/>
+          </w:tcPr>
+          <w:p>
+            <w:pPr>
+              <w:rPr>
+                <w:rFonts w:eastAsiaTheme="minorHAnsi"/>
+                <w:sz w:val="16"/>
+                <w:szCs w:val="16"/>
+              </w:rPr>
             </w:pPr>
             <w:r>
               <w:rPr>
@@ -7525,55 +6962,24 @@
                 <w:sz w:val="16"/>
                 <w:szCs w:val="16"/>
               </w:rPr>
-              <w:t xml:space="preserve">-판매기 </w:t>
-            </w:r>
-            <w:proofErr w:type="spellStart"/>
-            <w:r>
+              <w:t>-퀘스트 100개</w:t>
+            </w:r>
+          </w:p>
+          <w:p>
+            <w:pPr>
               <w:rPr>
                 <w:rFonts w:eastAsiaTheme="minorHAnsi" w:hint="eastAsia"/>
                 <w:sz w:val="16"/>
                 <w:szCs w:val="16"/>
               </w:rPr>
-              <w:t>텍스쳐</w:t>
-            </w:r>
-            <w:proofErr w:type="spellEnd"/>
-          </w:p>
-        </w:tc>
-        <w:tc>
-          <w:tcPr>
-            <w:tcW w:w="1498" w:type="dxa"/>
-            <w:shd w:val="clear" w:color="auto" w:fill="FAE2D5" w:themeFill="accent2" w:themeFillTint="33"/>
-          </w:tcPr>
-          <w:p>
-            <w:pPr>
-              <w:rPr>
-                <w:rFonts w:eastAsiaTheme="minorHAnsi"/>
-                <w:sz w:val="16"/>
-                <w:szCs w:val="16"/>
-              </w:rPr>
-            </w:pPr>
-          </w:p>
-        </w:tc>
-        <w:tc>
-          <w:tcPr>
-            <w:tcW w:w="1498" w:type="dxa"/>
-            <w:shd w:val="clear" w:color="auto" w:fill="FAE2D5" w:themeFill="accent2" w:themeFillTint="33"/>
-          </w:tcPr>
-          <w:p>
-            <w:pPr>
+            </w:pPr>
+            <w:r>
               <w:rPr>
                 <w:rFonts w:eastAsiaTheme="minorHAnsi" w:hint="eastAsia"/>
                 <w:sz w:val="16"/>
                 <w:szCs w:val="16"/>
               </w:rPr>
-            </w:pPr>
-            <w:r>
-              <w:rPr>
-                <w:rFonts w:eastAsiaTheme="minorHAnsi" w:hint="eastAsia"/>
-                <w:sz w:val="16"/>
-                <w:szCs w:val="16"/>
-              </w:rPr>
-              <w:t>-퀘스트 100개</w:t>
+              <w:t>-사운드(배경음)</w:t>
             </w:r>
           </w:p>
         </w:tc>

--- a/일정/일정(하나).docx
+++ b/일정/일정(하나).docx
@@ -108,7 +108,23 @@
                 <w:rFonts w:ascii="HY헤드라인M" w:eastAsia="HY헤드라인M" w:hint="eastAsia"/>
                 <w:sz w:val="24"/>
               </w:rPr>
-              <w:t>-EmotionGame 구현</w:t>
+              <w:t>-</w:t>
+            </w:r>
+            <w:proofErr w:type="spellStart"/>
+            <w:r>
+              <w:rPr>
+                <w:rFonts w:ascii="HY헤드라인M" w:eastAsia="HY헤드라인M" w:hint="eastAsia"/>
+                <w:sz w:val="24"/>
+              </w:rPr>
+              <w:t>EmotionGame</w:t>
+            </w:r>
+            <w:proofErr w:type="spellEnd"/>
+            <w:r>
+              <w:rPr>
+                <w:rFonts w:ascii="HY헤드라인M" w:eastAsia="HY헤드라인M" w:hint="eastAsia"/>
+                <w:sz w:val="24"/>
+              </w:rPr>
+              <w:t xml:space="preserve"> 구현</w:t>
             </w:r>
           </w:p>
           <w:p>
@@ -145,8 +161,17 @@
                 <w:rFonts w:ascii="HY헤드라인M" w:eastAsia="HY헤드라인M"/>
                 <w:sz w:val="24"/>
               </w:rPr>
-              <w:t>-TrashCollecter</w:t>
-            </w:r>
+              <w:t>-</w:t>
+            </w:r>
+            <w:proofErr w:type="spellStart"/>
+            <w:r>
+              <w:rPr>
+                <w:rFonts w:ascii="HY헤드라인M" w:eastAsia="HY헤드라인M"/>
+                <w:sz w:val="24"/>
+              </w:rPr>
+              <w:t>TrashCollecter</w:t>
+            </w:r>
+            <w:proofErr w:type="spellEnd"/>
             <w:r>
               <w:rPr>
                 <w:rFonts w:ascii="HY헤드라인M" w:eastAsia="HY헤드라인M" w:hint="eastAsia"/>
@@ -167,8 +192,17 @@
                 <w:rFonts w:ascii="HY헤드라인M" w:eastAsia="HY헤드라인M"/>
                 <w:sz w:val="24"/>
               </w:rPr>
-              <w:t>-PollutionMonitor</w:t>
-            </w:r>
+              <w:t>-</w:t>
+            </w:r>
+            <w:proofErr w:type="spellStart"/>
+            <w:r>
+              <w:rPr>
+                <w:rFonts w:ascii="HY헤드라인M" w:eastAsia="HY헤드라인M"/>
+                <w:sz w:val="24"/>
+              </w:rPr>
+              <w:t>PollutionMonitor</w:t>
+            </w:r>
+            <w:proofErr w:type="spellEnd"/>
             <w:r>
               <w:rPr>
                 <w:rFonts w:ascii="HY헤드라인M" w:eastAsia="HY헤드라인M" w:hint="eastAsia"/>
@@ -339,7 +373,23 @@
                 <w:rFonts w:ascii="HY헤드라인M" w:eastAsia="HY헤드라인M"/>
                 <w:sz w:val="24"/>
               </w:rPr>
-              <w:t xml:space="preserve">-Room 입퇴장 구현 </w:t>
+              <w:t xml:space="preserve">-Room </w:t>
+            </w:r>
+            <w:proofErr w:type="spellStart"/>
+            <w:r>
+              <w:rPr>
+                <w:rFonts w:ascii="HY헤드라인M" w:eastAsia="HY헤드라인M"/>
+                <w:sz w:val="24"/>
+              </w:rPr>
+              <w:t>입퇴장</w:t>
+            </w:r>
+            <w:proofErr w:type="spellEnd"/>
+            <w:r>
+              <w:rPr>
+                <w:rFonts w:ascii="HY헤드라인M" w:eastAsia="HY헤드라인M"/>
+                <w:sz w:val="24"/>
+              </w:rPr>
+              <w:t xml:space="preserve"> 구현 </w:t>
             </w:r>
           </w:p>
           <w:p>
@@ -377,7 +427,23 @@
                 <w:rFonts w:ascii="HY헤드라인M" w:eastAsia="HY헤드라인M" w:hint="eastAsia"/>
                 <w:sz w:val="24"/>
               </w:rPr>
-              <w:t>-서버 멀티쓰레드 적용</w:t>
+              <w:t xml:space="preserve">-서버 </w:t>
+            </w:r>
+            <w:proofErr w:type="spellStart"/>
+            <w:r>
+              <w:rPr>
+                <w:rFonts w:ascii="HY헤드라인M" w:eastAsia="HY헤드라인M" w:hint="eastAsia"/>
+                <w:sz w:val="24"/>
+              </w:rPr>
+              <w:t>멀티쓰레드</w:t>
+            </w:r>
+            <w:proofErr w:type="spellEnd"/>
+            <w:r>
+              <w:rPr>
+                <w:rFonts w:ascii="HY헤드라인M" w:eastAsia="HY헤드라인M" w:hint="eastAsia"/>
+                <w:sz w:val="24"/>
+              </w:rPr>
+              <w:t xml:space="preserve"> 적용</w:t>
             </w:r>
           </w:p>
           <w:p>
@@ -436,7 +502,23 @@
                 <w:rFonts w:ascii="HY헤드라인M" w:eastAsia="HY헤드라인M"/>
                 <w:sz w:val="24"/>
               </w:rPr>
-              <w:t>-Base 타일맵 제작</w:t>
+              <w:t xml:space="preserve">-Base </w:t>
+            </w:r>
+            <w:proofErr w:type="spellStart"/>
+            <w:r>
+              <w:rPr>
+                <w:rFonts w:ascii="HY헤드라인M" w:eastAsia="HY헤드라인M"/>
+                <w:sz w:val="24"/>
+              </w:rPr>
+              <w:t>타일맵</w:t>
+            </w:r>
+            <w:proofErr w:type="spellEnd"/>
+            <w:r>
+              <w:rPr>
+                <w:rFonts w:ascii="HY헤드라인M" w:eastAsia="HY헤드라인M"/>
+                <w:sz w:val="24"/>
+              </w:rPr>
+              <w:t xml:space="preserve"> 제작</w:t>
             </w:r>
           </w:p>
           <w:p>
@@ -474,6 +556,7 @@
                 <w:szCs w:val="20"/>
               </w:rPr>
             </w:pPr>
+            <w:proofErr w:type="spellStart"/>
             <w:r>
               <w:rPr>
                 <w:rFonts w:ascii="HY헤드라인M" w:eastAsia="HY헤드라인M" w:hint="eastAsia"/>
@@ -482,6 +565,7 @@
               </w:rPr>
               <w:t>임채은</w:t>
             </w:r>
+            <w:proofErr w:type="spellEnd"/>
           </w:p>
         </w:tc>
         <w:tc>
@@ -632,13 +716,23 @@
                 <w:sz w:val="24"/>
               </w:rPr>
             </w:pPr>
+            <w:proofErr w:type="spellStart"/>
             <w:r>
               <w:rPr>
                 <w:rFonts w:ascii="HY헤드라인M" w:eastAsia="HY헤드라인M" w:hint="eastAsia"/>
                 <w:strike/>
                 <w:sz w:val="24"/>
               </w:rPr>
-              <w:t>EmotionGame 몬스터</w:t>
+              <w:t>EmotionGame</w:t>
+            </w:r>
+            <w:proofErr w:type="spellEnd"/>
+            <w:r>
+              <w:rPr>
+                <w:rFonts w:ascii="HY헤드라인M" w:eastAsia="HY헤드라인M" w:hint="eastAsia"/>
+                <w:strike/>
+                <w:sz w:val="24"/>
+              </w:rPr>
+              <w:t xml:space="preserve"> 몬스터</w:t>
             </w:r>
           </w:p>
           <w:p>
@@ -673,12 +767,21 @@
                 <w:sz w:val="24"/>
               </w:rPr>
             </w:pPr>
-            <w:r>
-              <w:rPr>
-                <w:rFonts w:ascii="HY헤드라인M" w:eastAsia="HY헤드라인M"/>
-                <w:sz w:val="24"/>
-              </w:rPr>
-              <w:t>TrashCollector 몬스터</w:t>
+            <w:proofErr w:type="spellStart"/>
+            <w:r>
+              <w:rPr>
+                <w:rFonts w:ascii="HY헤드라인M" w:eastAsia="HY헤드라인M"/>
+                <w:sz w:val="24"/>
+              </w:rPr>
+              <w:t>TrashCollector</w:t>
+            </w:r>
+            <w:proofErr w:type="spellEnd"/>
+            <w:r>
+              <w:rPr>
+                <w:rFonts w:ascii="HY헤드라인M" w:eastAsia="HY헤드라인M"/>
+                <w:sz w:val="24"/>
+              </w:rPr>
+              <w:t xml:space="preserve"> 몬스터</w:t>
             </w:r>
           </w:p>
           <w:p>
@@ -693,12 +796,21 @@
                 <w:sz w:val="24"/>
               </w:rPr>
             </w:pPr>
-            <w:r>
-              <w:rPr>
-                <w:rFonts w:ascii="HY헤드라인M" w:eastAsia="HY헤드라인M"/>
-                <w:sz w:val="24"/>
-              </w:rPr>
-              <w:t>PollutionMonitor 몬스터</w:t>
+            <w:proofErr w:type="spellStart"/>
+            <w:r>
+              <w:rPr>
+                <w:rFonts w:ascii="HY헤드라인M" w:eastAsia="HY헤드라인M"/>
+                <w:sz w:val="24"/>
+              </w:rPr>
+              <w:t>PollutionMonitor</w:t>
+            </w:r>
+            <w:proofErr w:type="spellEnd"/>
+            <w:r>
+              <w:rPr>
+                <w:rFonts w:ascii="HY헤드라인M" w:eastAsia="HY헤드라인M"/>
+                <w:sz w:val="24"/>
+              </w:rPr>
+              <w:t xml:space="preserve"> 몬스터</w:t>
             </w:r>
           </w:p>
           <w:p>
@@ -736,13 +848,47 @@
                 <w:sz w:val="24"/>
               </w:rPr>
             </w:pPr>
+            <w:proofErr w:type="spellStart"/>
             <w:r>
               <w:rPr>
                 <w:rFonts w:ascii="HY헤드라인M" w:eastAsia="HY헤드라인M" w:hint="eastAsia"/>
                 <w:sz w:val="24"/>
               </w:rPr>
-              <w:t>설정창, 메인창, 결과창</w:t>
-            </w:r>
+              <w:t>설정창</w:t>
+            </w:r>
+            <w:proofErr w:type="spellEnd"/>
+            <w:r>
+              <w:rPr>
+                <w:rFonts w:ascii="HY헤드라인M" w:eastAsia="HY헤드라인M" w:hint="eastAsia"/>
+                <w:sz w:val="24"/>
+              </w:rPr>
+              <w:t xml:space="preserve">, </w:t>
+            </w:r>
+            <w:proofErr w:type="spellStart"/>
+            <w:r>
+              <w:rPr>
+                <w:rFonts w:ascii="HY헤드라인M" w:eastAsia="HY헤드라인M" w:hint="eastAsia"/>
+                <w:sz w:val="24"/>
+              </w:rPr>
+              <w:t>메인창</w:t>
+            </w:r>
+            <w:proofErr w:type="spellEnd"/>
+            <w:r>
+              <w:rPr>
+                <w:rFonts w:ascii="HY헤드라인M" w:eastAsia="HY헤드라인M" w:hint="eastAsia"/>
+                <w:sz w:val="24"/>
+              </w:rPr>
+              <w:t xml:space="preserve">, </w:t>
+            </w:r>
+            <w:proofErr w:type="spellStart"/>
+            <w:r>
+              <w:rPr>
+                <w:rFonts w:ascii="HY헤드라인M" w:eastAsia="HY헤드라인M" w:hint="eastAsia"/>
+                <w:sz w:val="24"/>
+              </w:rPr>
+              <w:t>결과창</w:t>
+            </w:r>
+            <w:proofErr w:type="spellEnd"/>
           </w:p>
           <w:p>
             <w:pPr>
@@ -761,8 +907,17 @@
                 <w:rFonts w:ascii="HY헤드라인M" w:eastAsia="HY헤드라인M" w:hint="eastAsia"/>
                 <w:sz w:val="24"/>
               </w:rPr>
-              <w:t>플레이어의 현재 감정 이모지</w:t>
-            </w:r>
+              <w:t xml:space="preserve">플레이어의 현재 감정 </w:t>
+            </w:r>
+            <w:proofErr w:type="spellStart"/>
+            <w:r>
+              <w:rPr>
+                <w:rFonts w:ascii="HY헤드라인M" w:eastAsia="HY헤드라인M" w:hint="eastAsia"/>
+                <w:sz w:val="24"/>
+              </w:rPr>
+              <w:t>이모지</w:t>
+            </w:r>
+            <w:proofErr w:type="spellEnd"/>
           </w:p>
           <w:p>
             <w:pPr>
@@ -973,7 +1128,23 @@
                 <w:rFonts w:ascii="HY헤드라인M" w:eastAsia="HY헤드라인M"/>
                 <w:sz w:val="24"/>
               </w:rPr>
-              <w:t>- ( X ) 기능, UI, 퀘스트 내용(100개)</w:t>
+              <w:t xml:space="preserve">- </w:t>
+            </w:r>
+            <w:proofErr w:type="gramStart"/>
+            <w:r>
+              <w:rPr>
+                <w:rFonts w:ascii="HY헤드라인M" w:eastAsia="HY헤드라인M"/>
+                <w:sz w:val="24"/>
+              </w:rPr>
+              <w:t>( X</w:t>
+            </w:r>
+            <w:proofErr w:type="gramEnd"/>
+            <w:r>
+              <w:rPr>
+                <w:rFonts w:ascii="HY헤드라인M" w:eastAsia="HY헤드라인M"/>
+                <w:sz w:val="24"/>
+              </w:rPr>
+              <w:t xml:space="preserve"> ) 기능, UI, 퀘스트 내용(100개)</w:t>
             </w:r>
           </w:p>
           <w:p>
@@ -1018,22 +1189,54 @@
                 <w:rFonts w:ascii="HY헤드라인M" w:eastAsia="HY헤드라인M"/>
                 <w:sz w:val="24"/>
               </w:rPr>
-              <w:t xml:space="preserve">  * 30개 전달  (5월 28일까지)</w:t>
-            </w:r>
-          </w:p>
-          <w:p>
-            <w:pPr>
-              <w:rPr>
-                <w:rFonts w:ascii="HY헤드라인M" w:eastAsia="HY헤드라인M"/>
-                <w:sz w:val="24"/>
-              </w:rPr>
-            </w:pPr>
-            <w:r>
-              <w:rPr>
-                <w:rFonts w:ascii="HY헤드라인M" w:eastAsia="HY헤드라인M"/>
-                <w:sz w:val="24"/>
-              </w:rPr>
-              <w:t xml:space="preserve">  * 60개 전달  (6월 1일까지)</w:t>
+              <w:t xml:space="preserve">  * 30개 </w:t>
+            </w:r>
+            <w:proofErr w:type="gramStart"/>
+            <w:r>
+              <w:rPr>
+                <w:rFonts w:ascii="HY헤드라인M" w:eastAsia="HY헤드라인M"/>
+                <w:sz w:val="24"/>
+              </w:rPr>
+              <w:t>전달  (</w:t>
+            </w:r>
+            <w:proofErr w:type="gramEnd"/>
+            <w:r>
+              <w:rPr>
+                <w:rFonts w:ascii="HY헤드라인M" w:eastAsia="HY헤드라인M"/>
+                <w:sz w:val="24"/>
+              </w:rPr>
+              <w:t>5월 28일까지)</w:t>
+            </w:r>
+          </w:p>
+          <w:p>
+            <w:pPr>
+              <w:rPr>
+                <w:rFonts w:ascii="HY헤드라인M" w:eastAsia="HY헤드라인M"/>
+                <w:sz w:val="24"/>
+              </w:rPr>
+            </w:pPr>
+            <w:r>
+              <w:rPr>
+                <w:rFonts w:ascii="HY헤드라인M" w:eastAsia="HY헤드라인M"/>
+                <w:sz w:val="24"/>
+              </w:rPr>
+              <w:t xml:space="preserve">  * 60개 </w:t>
+            </w:r>
+            <w:proofErr w:type="gramStart"/>
+            <w:r>
+              <w:rPr>
+                <w:rFonts w:ascii="HY헤드라인M" w:eastAsia="HY헤드라인M"/>
+                <w:sz w:val="24"/>
+              </w:rPr>
+              <w:t>전달  (</w:t>
+            </w:r>
+            <w:proofErr w:type="gramEnd"/>
+            <w:r>
+              <w:rPr>
+                <w:rFonts w:ascii="HY헤드라인M" w:eastAsia="HY헤드라인M"/>
+                <w:sz w:val="24"/>
+              </w:rPr>
+              <w:t>6월 1일까지)</w:t>
             </w:r>
           </w:p>
           <w:p>
@@ -1078,7 +1281,23 @@
                 <w:rFonts w:ascii="HY헤드라인M" w:eastAsia="HY헤드라인M"/>
                 <w:sz w:val="24"/>
               </w:rPr>
-              <w:t>[상점 시스템]  (5월 25일까지)</w:t>
+              <w:t>[상점 시스템</w:t>
+            </w:r>
+            <w:proofErr w:type="gramStart"/>
+            <w:r>
+              <w:rPr>
+                <w:rFonts w:ascii="HY헤드라인M" w:eastAsia="HY헤드라인M"/>
+                <w:sz w:val="24"/>
+              </w:rPr>
+              <w:t>]  (</w:t>
+            </w:r>
+            <w:proofErr w:type="gramEnd"/>
+            <w:r>
+              <w:rPr>
+                <w:rFonts w:ascii="HY헤드라인M" w:eastAsia="HY헤드라인M"/>
+                <w:sz w:val="24"/>
+              </w:rPr>
+              <w:t>5월 25일까지)</w:t>
             </w:r>
           </w:p>
           <w:p>
@@ -1095,6 +1314,7 @@
               </w:rPr>
               <w:t xml:space="preserve">-  </w:t>
             </w:r>
+            <w:proofErr w:type="gramStart"/>
             <w:r>
               <w:rPr>
                 <w:rFonts w:ascii="HY헤드라인M" w:eastAsia="HY헤드라인M"/>
@@ -1108,7 +1328,31 @@
                 <w:rFonts w:ascii="HY헤드라인M" w:eastAsia="HY헤드라인M"/>
                 <w:sz w:val="24"/>
               </w:rPr>
-              <w:t>,  UI, 상점 판매 목록  =&gt; JSON으로 만들어서 전달</w:t>
+              <w:t>,  UI</w:t>
+            </w:r>
+            <w:proofErr w:type="gramEnd"/>
+            <w:r>
+              <w:rPr>
+                <w:rFonts w:ascii="HY헤드라인M" w:eastAsia="HY헤드라인M"/>
+                <w:sz w:val="24"/>
+              </w:rPr>
+              <w:t xml:space="preserve">, 상점 판매 </w:t>
+            </w:r>
+            <w:proofErr w:type="gramStart"/>
+            <w:r>
+              <w:rPr>
+                <w:rFonts w:ascii="HY헤드라인M" w:eastAsia="HY헤드라인M"/>
+                <w:sz w:val="24"/>
+              </w:rPr>
+              <w:t>목록  =</w:t>
+            </w:r>
+            <w:proofErr w:type="gramEnd"/>
+            <w:r>
+              <w:rPr>
+                <w:rFonts w:ascii="HY헤드라인M" w:eastAsia="HY헤드라인M"/>
+                <w:sz w:val="24"/>
+              </w:rPr>
+              <w:t>&gt; JSON으로 만들어서 전달</w:t>
             </w:r>
           </w:p>
           <w:p>
@@ -1137,15 +1381,15 @@
           <w:p>
             <w:pPr>
               <w:rPr>
+                <w:rFonts w:ascii="HY헤드라인M" w:eastAsia="HY헤드라인M"/>
+                <w:sz w:val="24"/>
+              </w:rPr>
+            </w:pPr>
+            <w:r>
+              <w:rPr>
                 <w:rFonts w:ascii="HY헤드라인M" w:eastAsia="HY헤드라인M" w:hint="eastAsia"/>
                 <w:sz w:val="24"/>
               </w:rPr>
-            </w:pPr>
-            <w:r>
-              <w:rPr>
-                <w:rFonts w:ascii="HY헤드라인M" w:eastAsia="HY헤드라인M" w:hint="eastAsia"/>
-                <w:sz w:val="24"/>
-              </w:rPr>
               <w:t>- 할당량 계산식</w:t>
             </w:r>
           </w:p>
@@ -1169,37 +1413,133 @@
                 <w:rFonts w:ascii="HY헤드라인M" w:eastAsia="HY헤드라인M"/>
                 <w:sz w:val="24"/>
               </w:rPr>
-              <w:t>[json 작성]</w:t>
-            </w:r>
-          </w:p>
-          <w:p>
-            <w:pPr>
-              <w:rPr>
-                <w:rFonts w:ascii="HY헤드라인M" w:eastAsia="HY헤드라인M"/>
-                <w:sz w:val="24"/>
-              </w:rPr>
-            </w:pPr>
-            <w:r>
-              <w:rPr>
-                <w:rFonts w:ascii="HY헤드라인M" w:eastAsia="HY헤드라인M"/>
-                <w:sz w:val="24"/>
-              </w:rPr>
-              <w:t>- 몬스터 5종 json 작성  (6월 2일까지)</w:t>
-            </w:r>
-          </w:p>
-          <w:p>
-            <w:pPr>
-              <w:rPr>
-                <w:rFonts w:ascii="HY헤드라인M" w:eastAsia="HY헤드라인M"/>
-                <w:sz w:val="24"/>
-              </w:rPr>
-            </w:pPr>
-            <w:r>
-              <w:rPr>
-                <w:rFonts w:ascii="HY헤드라인M" w:eastAsia="HY헤드라인M"/>
-                <w:sz w:val="24"/>
-              </w:rPr>
-              <w:t>- 플레이어 json 작성  (STAT : HP, STAMINA, 이동속도, 시야 각도/거리)  (5월 25일까지)</w:t>
+              <w:t>[</w:t>
+            </w:r>
+            <w:proofErr w:type="spellStart"/>
+            <w:r>
+              <w:rPr>
+                <w:rFonts w:ascii="HY헤드라인M" w:eastAsia="HY헤드라인M"/>
+                <w:sz w:val="24"/>
+              </w:rPr>
+              <w:t>json</w:t>
+            </w:r>
+            <w:proofErr w:type="spellEnd"/>
+            <w:r>
+              <w:rPr>
+                <w:rFonts w:ascii="HY헤드라인M" w:eastAsia="HY헤드라인M"/>
+                <w:sz w:val="24"/>
+              </w:rPr>
+              <w:t xml:space="preserve"> 작성]</w:t>
+            </w:r>
+          </w:p>
+          <w:p>
+            <w:pPr>
+              <w:rPr>
+                <w:rFonts w:ascii="HY헤드라인M" w:eastAsia="HY헤드라인M"/>
+                <w:sz w:val="24"/>
+              </w:rPr>
+            </w:pPr>
+            <w:r>
+              <w:rPr>
+                <w:rFonts w:ascii="HY헤드라인M" w:eastAsia="HY헤드라인M"/>
+                <w:sz w:val="24"/>
+              </w:rPr>
+              <w:t xml:space="preserve">- 몬스터 5종 </w:t>
+            </w:r>
+            <w:proofErr w:type="spellStart"/>
+            <w:r>
+              <w:rPr>
+                <w:rFonts w:ascii="HY헤드라인M" w:eastAsia="HY헤드라인M"/>
+                <w:sz w:val="24"/>
+              </w:rPr>
+              <w:t>json</w:t>
+            </w:r>
+            <w:proofErr w:type="spellEnd"/>
+            <w:r>
+              <w:rPr>
+                <w:rFonts w:ascii="HY헤드라인M" w:eastAsia="HY헤드라인M"/>
+                <w:sz w:val="24"/>
+              </w:rPr>
+              <w:t xml:space="preserve"> </w:t>
+            </w:r>
+            <w:proofErr w:type="gramStart"/>
+            <w:r>
+              <w:rPr>
+                <w:rFonts w:ascii="HY헤드라인M" w:eastAsia="HY헤드라인M"/>
+                <w:sz w:val="24"/>
+              </w:rPr>
+              <w:t>작성  (</w:t>
+            </w:r>
+            <w:proofErr w:type="gramEnd"/>
+            <w:r>
+              <w:rPr>
+                <w:rFonts w:ascii="HY헤드라인M" w:eastAsia="HY헤드라인M"/>
+                <w:sz w:val="24"/>
+              </w:rPr>
+              <w:t>6월 2일까지)</w:t>
+            </w:r>
+          </w:p>
+          <w:p>
+            <w:pPr>
+              <w:rPr>
+                <w:rFonts w:ascii="HY헤드라인M" w:eastAsia="HY헤드라인M"/>
+                <w:sz w:val="24"/>
+              </w:rPr>
+            </w:pPr>
+            <w:r>
+              <w:rPr>
+                <w:rFonts w:ascii="HY헤드라인M" w:eastAsia="HY헤드라인M"/>
+                <w:sz w:val="24"/>
+              </w:rPr>
+              <w:t xml:space="preserve">- 플레이어 </w:t>
+            </w:r>
+            <w:proofErr w:type="spellStart"/>
+            <w:r>
+              <w:rPr>
+                <w:rFonts w:ascii="HY헤드라인M" w:eastAsia="HY헤드라인M"/>
+                <w:sz w:val="24"/>
+              </w:rPr>
+              <w:t>json</w:t>
+            </w:r>
+            <w:proofErr w:type="spellEnd"/>
+            <w:r>
+              <w:rPr>
+                <w:rFonts w:ascii="HY헤드라인M" w:eastAsia="HY헤드라인M"/>
+                <w:sz w:val="24"/>
+              </w:rPr>
+              <w:t xml:space="preserve"> </w:t>
+            </w:r>
+            <w:proofErr w:type="gramStart"/>
+            <w:r>
+              <w:rPr>
+                <w:rFonts w:ascii="HY헤드라인M" w:eastAsia="HY헤드라인M"/>
+                <w:sz w:val="24"/>
+              </w:rPr>
+              <w:t>작성  (STAT :</w:t>
+            </w:r>
+            <w:proofErr w:type="gramEnd"/>
+            <w:r>
+              <w:rPr>
+                <w:rFonts w:ascii="HY헤드라인M" w:eastAsia="HY헤드라인M"/>
+                <w:sz w:val="24"/>
+              </w:rPr>
+              <w:t xml:space="preserve"> HP, STAMINA, 이동속도, 시야 각도/거리</w:t>
+            </w:r>
+            <w:proofErr w:type="gramStart"/>
+            <w:r>
+              <w:rPr>
+                <w:rFonts w:ascii="HY헤드라인M" w:eastAsia="HY헤드라인M"/>
+                <w:sz w:val="24"/>
+              </w:rPr>
+              <w:t>)  (</w:t>
+            </w:r>
+            <w:proofErr w:type="gramEnd"/>
+            <w:r>
+              <w:rPr>
+                <w:rFonts w:ascii="HY헤드라인M" w:eastAsia="HY헤드라인M"/>
+                <w:sz w:val="24"/>
+              </w:rPr>
+              <w:t>5월 25일까지)</w:t>
             </w:r>
           </w:p>
           <w:p>
@@ -1216,13 +1556,23 @@
               </w:rPr>
               <w:t xml:space="preserve">- </w:t>
             </w:r>
+            <w:proofErr w:type="spellStart"/>
             <w:r>
               <w:rPr>
                 <w:rFonts w:ascii="HY헤드라인M" w:eastAsia="HY헤드라인M"/>
                 <w:strike/>
                 <w:sz w:val="24"/>
               </w:rPr>
-              <w:t>CubeInfos.json에 가구 관련 내용 추가 (5월 25일까지)</w:t>
+              <w:t>CubeInfos.json</w:t>
+            </w:r>
+            <w:proofErr w:type="spellEnd"/>
+            <w:r>
+              <w:rPr>
+                <w:rFonts w:ascii="HY헤드라인M" w:eastAsia="HY헤드라인M"/>
+                <w:strike/>
+                <w:sz w:val="24"/>
+              </w:rPr>
+              <w:t>에 가구 관련 내용 추가 (5월 25일까지)</w:t>
             </w:r>
           </w:p>
           <w:p>
@@ -1260,7 +1610,23 @@
                 <w:rFonts w:ascii="HY헤드라인M" w:eastAsia="HY헤드라인M"/>
                 <w:sz w:val="24"/>
               </w:rPr>
-              <w:t>- 스크랩 에셋 추가하기 (6월 2일까지)</w:t>
+              <w:t xml:space="preserve">- 스크랩 </w:t>
+            </w:r>
+            <w:proofErr w:type="spellStart"/>
+            <w:r>
+              <w:rPr>
+                <w:rFonts w:ascii="HY헤드라인M" w:eastAsia="HY헤드라인M"/>
+                <w:sz w:val="24"/>
+              </w:rPr>
+              <w:t>에셋</w:t>
+            </w:r>
+            <w:proofErr w:type="spellEnd"/>
+            <w:r>
+              <w:rPr>
+                <w:rFonts w:ascii="HY헤드라인M" w:eastAsia="HY헤드라인M"/>
+                <w:sz w:val="24"/>
+              </w:rPr>
+              <w:t xml:space="preserve"> 추가하기 (6월 2일까지)</w:t>
             </w:r>
           </w:p>
           <w:p>
@@ -1283,14 +1649,56 @@
                 <w:strike/>
                 <w:sz w:val="24"/>
               </w:rPr>
-              <w:t>가구 선반, 서버 랙</w:t>
-            </w:r>
-            <w:r>
-              <w:rPr>
-                <w:rFonts w:ascii="HY헤드라인M" w:eastAsia="HY헤드라인M"/>
-                <w:sz w:val="24"/>
-              </w:rPr>
-              <w:t>, 조명 에셋 추가하기  (5월 25일까지)</w:t>
+              <w:t xml:space="preserve">가구 선반, 서버 </w:t>
+            </w:r>
+            <w:proofErr w:type="spellStart"/>
+            <w:r>
+              <w:rPr>
+                <w:rFonts w:ascii="HY헤드라인M" w:eastAsia="HY헤드라인M"/>
+                <w:strike/>
+                <w:sz w:val="24"/>
+              </w:rPr>
+              <w:t>랙</w:t>
+            </w:r>
+            <w:proofErr w:type="spellEnd"/>
+            <w:r>
+              <w:rPr>
+                <w:rFonts w:ascii="HY헤드라인M" w:eastAsia="HY헤드라인M"/>
+                <w:sz w:val="24"/>
+              </w:rPr>
+              <w:t xml:space="preserve">, 조명 </w:t>
+            </w:r>
+            <w:proofErr w:type="spellStart"/>
+            <w:r>
+              <w:rPr>
+                <w:rFonts w:ascii="HY헤드라인M" w:eastAsia="HY헤드라인M"/>
+                <w:sz w:val="24"/>
+              </w:rPr>
+              <w:t>에셋</w:t>
+            </w:r>
+            <w:proofErr w:type="spellEnd"/>
+            <w:r>
+              <w:rPr>
+                <w:rFonts w:ascii="HY헤드라인M" w:eastAsia="HY헤드라인M"/>
+                <w:sz w:val="24"/>
+              </w:rPr>
+              <w:t xml:space="preserve"> </w:t>
+            </w:r>
+            <w:proofErr w:type="gramStart"/>
+            <w:r>
+              <w:rPr>
+                <w:rFonts w:ascii="HY헤드라인M" w:eastAsia="HY헤드라인M"/>
+                <w:sz w:val="24"/>
+              </w:rPr>
+              <w:t>추가하기  (</w:t>
+            </w:r>
+            <w:proofErr w:type="gramEnd"/>
+            <w:r>
+              <w:rPr>
+                <w:rFonts w:ascii="HY헤드라인M" w:eastAsia="HY헤드라인M"/>
+                <w:sz w:val="24"/>
+              </w:rPr>
+              <w:t>5월 25일까지)</w:t>
             </w:r>
           </w:p>
           <w:p>
@@ -1320,22 +1728,70 @@
                 <w:rFonts w:ascii="HY헤드라인M" w:eastAsia="HY헤드라인M"/>
                 <w:sz w:val="24"/>
               </w:rPr>
-              <w:t>- 판매기 텍스쳐 만들기 (6월 9일까지)</w:t>
-            </w:r>
-          </w:p>
-          <w:p>
-            <w:pPr>
-              <w:rPr>
-                <w:rFonts w:ascii="HY헤드라인M" w:eastAsia="HY헤드라인M"/>
-                <w:sz w:val="24"/>
-              </w:rPr>
-            </w:pPr>
-            <w:r>
-              <w:rPr>
-                <w:rFonts w:ascii="HY헤드라인M" w:eastAsia="HY헤드라인M"/>
-                <w:sz w:val="24"/>
-              </w:rPr>
-              <w:t>- 수정: EmotionGame 모니터 높이 낮추기, 큐브 z-fighting 수정  (6월 9일까지)</w:t>
+              <w:t xml:space="preserve">- 판매기 </w:t>
+            </w:r>
+            <w:proofErr w:type="spellStart"/>
+            <w:r>
+              <w:rPr>
+                <w:rFonts w:ascii="HY헤드라인M" w:eastAsia="HY헤드라인M"/>
+                <w:sz w:val="24"/>
+              </w:rPr>
+              <w:t>텍스쳐</w:t>
+            </w:r>
+            <w:proofErr w:type="spellEnd"/>
+            <w:r>
+              <w:rPr>
+                <w:rFonts w:ascii="HY헤드라인M" w:eastAsia="HY헤드라인M"/>
+                <w:sz w:val="24"/>
+              </w:rPr>
+              <w:t xml:space="preserve"> 만들기 (6월 9일까지)</w:t>
+            </w:r>
+          </w:p>
+          <w:p>
+            <w:pPr>
+              <w:rPr>
+                <w:rFonts w:ascii="HY헤드라인M" w:eastAsia="HY헤드라인M"/>
+                <w:sz w:val="24"/>
+              </w:rPr>
+            </w:pPr>
+            <w:r>
+              <w:rPr>
+                <w:rFonts w:ascii="HY헤드라인M" w:eastAsia="HY헤드라인M"/>
+                <w:sz w:val="24"/>
+              </w:rPr>
+              <w:t xml:space="preserve">- 수정: </w:t>
+            </w:r>
+            <w:proofErr w:type="spellStart"/>
+            <w:r>
+              <w:rPr>
+                <w:rFonts w:ascii="HY헤드라인M" w:eastAsia="HY헤드라인M"/>
+                <w:sz w:val="24"/>
+              </w:rPr>
+              <w:t>EmotionGame</w:t>
+            </w:r>
+            <w:proofErr w:type="spellEnd"/>
+            <w:r>
+              <w:rPr>
+                <w:rFonts w:ascii="HY헤드라인M" w:eastAsia="HY헤드라인M"/>
+                <w:sz w:val="24"/>
+              </w:rPr>
+              <w:t xml:space="preserve"> 모니터 높이 낮추기, 큐브 z-fighting </w:t>
+            </w:r>
+            <w:proofErr w:type="gramStart"/>
+            <w:r>
+              <w:rPr>
+                <w:rFonts w:ascii="HY헤드라인M" w:eastAsia="HY헤드라인M"/>
+                <w:sz w:val="24"/>
+              </w:rPr>
+              <w:t>수정  (</w:t>
+            </w:r>
+            <w:proofErr w:type="gramEnd"/>
+            <w:r>
+              <w:rPr>
+                <w:rFonts w:ascii="HY헤드라인M" w:eastAsia="HY헤드라인M"/>
+                <w:sz w:val="24"/>
+              </w:rPr>
+              <w:t>6월 9일까지)</w:t>
             </w:r>
           </w:p>
           <w:p>
@@ -1373,22 +1829,86 @@
                 <w:rFonts w:ascii="HY헤드라인M" w:eastAsia="HY헤드라인M"/>
                 <w:sz w:val="24"/>
               </w:rPr>
-              <w:t>- 퀘스트, 상점, 설정창, 메인창, 결과창 (6월 2일까지)</w:t>
-            </w:r>
-          </w:p>
-          <w:p>
-            <w:pPr>
-              <w:rPr>
-                <w:rFonts w:ascii="HY헤드라인M" w:eastAsia="HY헤드라인M"/>
-                <w:sz w:val="24"/>
-              </w:rPr>
-            </w:pPr>
-            <w:r>
-              <w:rPr>
-                <w:rFonts w:ascii="HY헤드라인M" w:eastAsia="HY헤드라인M"/>
-                <w:sz w:val="24"/>
-              </w:rPr>
-              <w:t xml:space="preserve"> - 스테이지 전환 장면 연출 (6월 2일까지) =&gt; 구현 (임채은, 임수영) (6월 9일까지)</w:t>
+              <w:t xml:space="preserve">- 퀘스트, 상점, </w:t>
+            </w:r>
+            <w:proofErr w:type="spellStart"/>
+            <w:r>
+              <w:rPr>
+                <w:rFonts w:ascii="HY헤드라인M" w:eastAsia="HY헤드라인M"/>
+                <w:sz w:val="24"/>
+              </w:rPr>
+              <w:t>설정창</w:t>
+            </w:r>
+            <w:proofErr w:type="spellEnd"/>
+            <w:r>
+              <w:rPr>
+                <w:rFonts w:ascii="HY헤드라인M" w:eastAsia="HY헤드라인M"/>
+                <w:sz w:val="24"/>
+              </w:rPr>
+              <w:t xml:space="preserve">, </w:t>
+            </w:r>
+            <w:proofErr w:type="spellStart"/>
+            <w:r>
+              <w:rPr>
+                <w:rFonts w:ascii="HY헤드라인M" w:eastAsia="HY헤드라인M"/>
+                <w:sz w:val="24"/>
+              </w:rPr>
+              <w:t>메인창</w:t>
+            </w:r>
+            <w:proofErr w:type="spellEnd"/>
+            <w:r>
+              <w:rPr>
+                <w:rFonts w:ascii="HY헤드라인M" w:eastAsia="HY헤드라인M"/>
+                <w:sz w:val="24"/>
+              </w:rPr>
+              <w:t xml:space="preserve">, </w:t>
+            </w:r>
+            <w:proofErr w:type="spellStart"/>
+            <w:r>
+              <w:rPr>
+                <w:rFonts w:ascii="HY헤드라인M" w:eastAsia="HY헤드라인M"/>
+                <w:sz w:val="24"/>
+              </w:rPr>
+              <w:t>결과창</w:t>
+            </w:r>
+            <w:proofErr w:type="spellEnd"/>
+            <w:r>
+              <w:rPr>
+                <w:rFonts w:ascii="HY헤드라인M" w:eastAsia="HY헤드라인M"/>
+                <w:sz w:val="24"/>
+              </w:rPr>
+              <w:t xml:space="preserve"> (6월 2일까지)</w:t>
+            </w:r>
+          </w:p>
+          <w:p>
+            <w:pPr>
+              <w:rPr>
+                <w:rFonts w:ascii="HY헤드라인M" w:eastAsia="HY헤드라인M"/>
+                <w:sz w:val="24"/>
+              </w:rPr>
+            </w:pPr>
+            <w:r>
+              <w:rPr>
+                <w:rFonts w:ascii="HY헤드라인M" w:eastAsia="HY헤드라인M"/>
+                <w:sz w:val="24"/>
+              </w:rPr>
+              <w:t xml:space="preserve"> - 스테이지 전환 장면 연출 (6월 2일까지) =&gt; 구현 (</w:t>
+            </w:r>
+            <w:proofErr w:type="spellStart"/>
+            <w:r>
+              <w:rPr>
+                <w:rFonts w:ascii="HY헤드라인M" w:eastAsia="HY헤드라인M"/>
+                <w:sz w:val="24"/>
+              </w:rPr>
+              <w:t>임채은</w:t>
+            </w:r>
+            <w:proofErr w:type="spellEnd"/>
+            <w:r>
+              <w:rPr>
+                <w:rFonts w:ascii="HY헤드라인M" w:eastAsia="HY헤드라인M"/>
+                <w:sz w:val="24"/>
+              </w:rPr>
+              <w:t>, 임수영) (6월 9일까지)</w:t>
             </w:r>
           </w:p>
           <w:p>
@@ -1426,7 +1946,32 @@
                 <w:rFonts w:ascii="HY헤드라인M" w:eastAsia="HY헤드라인M"/>
                 <w:sz w:val="24"/>
               </w:rPr>
-              <w:t>- 배경음,        (6월 9일까지)</w:t>
+              <w:t xml:space="preserve">- </w:t>
+            </w:r>
+            <w:proofErr w:type="spellStart"/>
+            <w:proofErr w:type="gramStart"/>
+            <w:r>
+              <w:rPr>
+                <w:rFonts w:ascii="HY헤드라인M" w:eastAsia="HY헤드라인M"/>
+                <w:sz w:val="24"/>
+              </w:rPr>
+              <w:t>배경음</w:t>
+            </w:r>
+            <w:proofErr w:type="spellEnd"/>
+            <w:r>
+              <w:rPr>
+                <w:rFonts w:ascii="HY헤드라인M" w:eastAsia="HY헤드라인M"/>
+                <w:sz w:val="24"/>
+              </w:rPr>
+              <w:t xml:space="preserve">,   </w:t>
+            </w:r>
+            <w:proofErr w:type="gramEnd"/>
+            <w:r>
+              <w:rPr>
+                <w:rFonts w:ascii="HY헤드라인M" w:eastAsia="HY헤드라인M"/>
+                <w:sz w:val="24"/>
+              </w:rPr>
+              <w:t xml:space="preserve">     (6월 9일까지)</w:t>
             </w:r>
           </w:p>
           <w:p>
@@ -1442,22 +1987,54 @@
                 <w:sz w:val="24"/>
               </w:rPr>
               <w:lastRenderedPageBreak/>
-              <w:t xml:space="preserve">- 효과음(피격, 타격,     (5월 25일까지) </w:t>
-            </w:r>
-          </w:p>
-          <w:p>
-            <w:pPr>
-              <w:rPr>
-                <w:rFonts w:ascii="HY헤드라인M" w:eastAsia="HY헤드라인M"/>
-                <w:sz w:val="24"/>
-              </w:rPr>
-            </w:pPr>
-            <w:r>
-              <w:rPr>
-                <w:rFonts w:ascii="HY헤드라인M" w:eastAsia="HY헤드라인M"/>
-                <w:sz w:val="24"/>
-              </w:rPr>
-              <w:t xml:space="preserve">  걷기, 뛰기, 점프,     (6월 2일까지)</w:t>
+              <w:t xml:space="preserve">- 효과음(피격, </w:t>
+            </w:r>
+            <w:proofErr w:type="gramStart"/>
+            <w:r>
+              <w:rPr>
+                <w:rFonts w:ascii="HY헤드라인M" w:eastAsia="HY헤드라인M"/>
+                <w:sz w:val="24"/>
+              </w:rPr>
+              <w:t xml:space="preserve">타격,   </w:t>
+            </w:r>
+            <w:proofErr w:type="gramEnd"/>
+            <w:r>
+              <w:rPr>
+                <w:rFonts w:ascii="HY헤드라인M" w:eastAsia="HY헤드라인M"/>
+                <w:sz w:val="24"/>
+              </w:rPr>
+              <w:t xml:space="preserve">  (5월 25일까지) </w:t>
+            </w:r>
+          </w:p>
+          <w:p>
+            <w:pPr>
+              <w:rPr>
+                <w:rFonts w:ascii="HY헤드라인M" w:eastAsia="HY헤드라인M"/>
+                <w:sz w:val="24"/>
+              </w:rPr>
+            </w:pPr>
+            <w:r>
+              <w:rPr>
+                <w:rFonts w:ascii="HY헤드라인M" w:eastAsia="HY헤드라인M"/>
+                <w:sz w:val="24"/>
+              </w:rPr>
+              <w:t xml:space="preserve">  걷기, 뛰기, </w:t>
+            </w:r>
+            <w:proofErr w:type="gramStart"/>
+            <w:r>
+              <w:rPr>
+                <w:rFonts w:ascii="HY헤드라인M" w:eastAsia="HY헤드라인M"/>
+                <w:sz w:val="24"/>
+              </w:rPr>
+              <w:t xml:space="preserve">점프,   </w:t>
+            </w:r>
+            <w:proofErr w:type="gramEnd"/>
+            <w:r>
+              <w:rPr>
+                <w:rFonts w:ascii="HY헤드라인M" w:eastAsia="HY헤드라인M"/>
+                <w:sz w:val="24"/>
+              </w:rPr>
+              <w:t xml:space="preserve">  (6월 2일까지)</w:t>
             </w:r>
           </w:p>
           <w:p>
@@ -1654,8 +2231,19 @@
           <w:sz w:val="18"/>
           <w:szCs w:val="18"/>
         </w:rPr>
-        <w:t>■: 임채은</w:t>
+        <w:t xml:space="preserve">■: </w:t>
       </w:r>
+      <w:proofErr w:type="spellStart"/>
+      <w:r>
+        <w:rPr>
+          <w:rFonts w:ascii="HY헤드라인M" w:eastAsia="HY헤드라인M" w:hint="eastAsia"/>
+          <w:color w:val="C2C9CF"/>
+          <w:sz w:val="18"/>
+          <w:szCs w:val="18"/>
+        </w:rPr>
+        <w:t>임채은</w:t>
+      </w:r>
+      <w:proofErr w:type="spellEnd"/>
       <w:r>
         <w:rPr>
           <w:rFonts w:ascii="HY헤드라인M" w:eastAsia="HY헤드라인M" w:hint="eastAsia"/>
@@ -2427,7 +3015,25 @@
                 <w:sz w:val="18"/>
                 <w:szCs w:val="18"/>
               </w:rPr>
-              <w:t>-TrashCollector 구현</w:t>
+              <w:t>-</w:t>
+            </w:r>
+            <w:proofErr w:type="spellStart"/>
+            <w:r>
+              <w:rPr>
+                <w:rFonts w:eastAsiaTheme="minorHAnsi"/>
+                <w:sz w:val="18"/>
+                <w:szCs w:val="18"/>
+              </w:rPr>
+              <w:t>TrashCollector</w:t>
+            </w:r>
+            <w:proofErr w:type="spellEnd"/>
+            <w:r>
+              <w:rPr>
+                <w:rFonts w:eastAsiaTheme="minorHAnsi"/>
+                <w:sz w:val="18"/>
+                <w:szCs w:val="18"/>
+              </w:rPr>
+              <w:t xml:space="preserve"> 구현</w:t>
             </w:r>
           </w:p>
           <w:p>
@@ -3759,7 +4365,25 @@
                 <w:sz w:val="16"/>
                 <w:szCs w:val="16"/>
               </w:rPr>
-              <w:t>- EmotionGame, Hatch 네트워크 로직 작성</w:t>
+              <w:t xml:space="preserve">- </w:t>
+            </w:r>
+            <w:proofErr w:type="spellStart"/>
+            <w:r>
+              <w:rPr>
+                <w:rFonts w:asciiTheme="majorHAnsi" w:eastAsiaTheme="majorHAnsi" w:hAnsiTheme="majorHAnsi"/>
+                <w:sz w:val="16"/>
+                <w:szCs w:val="16"/>
+              </w:rPr>
+              <w:t>EmotionGame</w:t>
+            </w:r>
+            <w:proofErr w:type="spellEnd"/>
+            <w:r>
+              <w:rPr>
+                <w:rFonts w:asciiTheme="majorHAnsi" w:eastAsiaTheme="majorHAnsi" w:hAnsiTheme="majorHAnsi"/>
+                <w:sz w:val="16"/>
+                <w:szCs w:val="16"/>
+              </w:rPr>
+              <w:t>, Hatch 네트워크 로직 작성</w:t>
             </w:r>
           </w:p>
           <w:p>
@@ -3811,7 +4435,25 @@
                 <w:sz w:val="16"/>
                 <w:szCs w:val="16"/>
               </w:rPr>
-              <w:t xml:space="preserve">- EmotionGame </w:t>
+              <w:t xml:space="preserve">- </w:t>
+            </w:r>
+            <w:proofErr w:type="spellStart"/>
+            <w:r>
+              <w:rPr>
+                <w:rFonts w:asciiTheme="majorHAnsi" w:eastAsiaTheme="majorHAnsi" w:hAnsiTheme="majorHAnsi"/>
+                <w:sz w:val="16"/>
+                <w:szCs w:val="16"/>
+              </w:rPr>
+              <w:t>EmotionGame</w:t>
+            </w:r>
+            <w:proofErr w:type="spellEnd"/>
+            <w:r>
+              <w:rPr>
+                <w:rFonts w:asciiTheme="majorHAnsi" w:eastAsiaTheme="majorHAnsi" w:hAnsiTheme="majorHAnsi"/>
+                <w:sz w:val="16"/>
+                <w:szCs w:val="16"/>
+              </w:rPr>
+              <w:t xml:space="preserve"> </w:t>
             </w:r>
           </w:p>
         </w:tc>
@@ -3837,6 +4479,7 @@
               <w:lastRenderedPageBreak/>
               <w:t xml:space="preserve">- 감정 추출 및 전송 로직 변경, 추출된 감정 UI에 </w:t>
             </w:r>
+            <w:proofErr w:type="spellStart"/>
             <w:r>
               <w:rPr>
                 <w:rFonts w:asciiTheme="majorHAnsi" w:eastAsiaTheme="majorHAnsi" w:hAnsiTheme="majorHAnsi"/>
@@ -3844,23 +4487,32 @@
                 <w:szCs w:val="16"/>
               </w:rPr>
               <w:lastRenderedPageBreak/>
-              <w:t>이모지 그리기</w:t>
-            </w:r>
-          </w:p>
-          <w:p>
-            <w:pPr>
+              <w:t>이모지</w:t>
+            </w:r>
+            <w:proofErr w:type="spellEnd"/>
+            <w:r>
               <w:rPr>
                 <w:rFonts w:asciiTheme="majorHAnsi" w:eastAsiaTheme="majorHAnsi" w:hAnsiTheme="majorHAnsi"/>
                 <w:sz w:val="16"/>
                 <w:szCs w:val="16"/>
               </w:rPr>
-            </w:pPr>
-            <w:r>
+              <w:t xml:space="preserve"> 그리기</w:t>
+            </w:r>
+          </w:p>
+          <w:p>
+            <w:pPr>
               <w:rPr>
                 <w:rFonts w:asciiTheme="majorHAnsi" w:eastAsiaTheme="majorHAnsi" w:hAnsiTheme="majorHAnsi"/>
                 <w:sz w:val="16"/>
                 <w:szCs w:val="16"/>
               </w:rPr>
+            </w:pPr>
+            <w:r>
+              <w:rPr>
+                <w:rFonts w:asciiTheme="majorHAnsi" w:eastAsiaTheme="majorHAnsi" w:hAnsiTheme="majorHAnsi"/>
+                <w:sz w:val="16"/>
+                <w:szCs w:val="16"/>
+              </w:rPr>
               <w:t>- 판매기 네트워크 로직 작성</w:t>
             </w:r>
           </w:p>
@@ -3885,7 +4537,25 @@
                 <w:szCs w:val="16"/>
               </w:rPr>
               <w:lastRenderedPageBreak/>
-              <w:t>- EmotionGame 로직 구현(카운트다운, 게임 결과</w:t>
+              <w:t xml:space="preserve">- </w:t>
+            </w:r>
+            <w:proofErr w:type="spellStart"/>
+            <w:r>
+              <w:rPr>
+                <w:rFonts w:asciiTheme="majorHAnsi" w:eastAsiaTheme="majorHAnsi" w:hAnsiTheme="majorHAnsi"/>
+                <w:sz w:val="16"/>
+                <w:szCs w:val="16"/>
+              </w:rPr>
+              <w:t>EmotionGame</w:t>
+            </w:r>
+            <w:proofErr w:type="spellEnd"/>
+            <w:r>
+              <w:rPr>
+                <w:rFonts w:asciiTheme="majorHAnsi" w:eastAsiaTheme="majorHAnsi" w:hAnsiTheme="majorHAnsi"/>
+                <w:sz w:val="16"/>
+                <w:szCs w:val="16"/>
+              </w:rPr>
+              <w:t xml:space="preserve"> 로직 구현(카운트다운, 게임 결과</w:t>
             </w:r>
             <w:r>
               <w:rPr>
@@ -4093,7 +4763,25 @@
                 <w:sz w:val="16"/>
                 <w:szCs w:val="16"/>
               </w:rPr>
-              <w:t>- 스테미나, Hp 바 UI</w:t>
+              <w:t xml:space="preserve">- </w:t>
+            </w:r>
+            <w:proofErr w:type="spellStart"/>
+            <w:r>
+              <w:rPr>
+                <w:rFonts w:eastAsiaTheme="minorHAnsi"/>
+                <w:sz w:val="16"/>
+                <w:szCs w:val="16"/>
+              </w:rPr>
+              <w:t>스테미나</w:t>
+            </w:r>
+            <w:proofErr w:type="spellEnd"/>
+            <w:r>
+              <w:rPr>
+                <w:rFonts w:eastAsiaTheme="minorHAnsi"/>
+                <w:sz w:val="16"/>
+                <w:szCs w:val="16"/>
+              </w:rPr>
+              <w:t>, Hp 바 UI</w:t>
             </w:r>
           </w:p>
           <w:p>
@@ -4220,7 +4908,25 @@
                 <w:sz w:val="16"/>
                 <w:szCs w:val="16"/>
               </w:rPr>
-              <w:t>- EmotionGame Grab 문제 해결</w:t>
+              <w:t xml:space="preserve">- </w:t>
+            </w:r>
+            <w:proofErr w:type="spellStart"/>
+            <w:r>
+              <w:rPr>
+                <w:rFonts w:eastAsiaTheme="minorHAnsi"/>
+                <w:sz w:val="16"/>
+                <w:szCs w:val="16"/>
+              </w:rPr>
+              <w:t>EmotionGame</w:t>
+            </w:r>
+            <w:proofErr w:type="spellEnd"/>
+            <w:r>
+              <w:rPr>
+                <w:rFonts w:eastAsiaTheme="minorHAnsi"/>
+                <w:sz w:val="16"/>
+                <w:szCs w:val="16"/>
+              </w:rPr>
+              <w:t xml:space="preserve"> Grab 문제 해결</w:t>
             </w:r>
           </w:p>
         </w:tc>
@@ -5500,11 +6206,52 @@
           <w:p>
             <w:pPr>
               <w:rPr>
+                <w:rFonts w:asciiTheme="majorHAnsi" w:eastAsiaTheme="majorHAnsi" w:hAnsiTheme="majorHAnsi"/>
+                <w:strike/>
+                <w:sz w:val="16"/>
+                <w:szCs w:val="16"/>
+              </w:rPr>
+            </w:pPr>
+            <w:r>
+              <w:rPr>
                 <w:rFonts w:asciiTheme="majorHAnsi" w:eastAsiaTheme="majorHAnsi" w:hAnsiTheme="majorHAnsi" w:hint="eastAsia"/>
                 <w:strike/>
                 <w:sz w:val="16"/>
                 <w:szCs w:val="16"/>
               </w:rPr>
+              <w:t>-Base, Hatch 수정</w:t>
+            </w:r>
+          </w:p>
+        </w:tc>
+        <w:tc>
+          <w:tcPr>
+            <w:tcW w:w="1498" w:type="dxa"/>
+            <w:shd w:val="clear" w:color="auto" w:fill="FAE2D5" w:themeFill="accent2" w:themeFillTint="33"/>
+          </w:tcPr>
+          <w:p>
+            <w:pPr>
+              <w:rPr>
+                <w:rFonts w:asciiTheme="majorHAnsi" w:eastAsiaTheme="majorHAnsi" w:hAnsiTheme="majorHAnsi"/>
+                <w:strike/>
+                <w:sz w:val="16"/>
+                <w:szCs w:val="16"/>
+              </w:rPr>
+            </w:pPr>
+          </w:p>
+        </w:tc>
+        <w:tc>
+          <w:tcPr>
+            <w:tcW w:w="1498" w:type="dxa"/>
+            <w:shd w:val="clear" w:color="auto" w:fill="FAE2D5" w:themeFill="accent2" w:themeFillTint="33"/>
+          </w:tcPr>
+          <w:p>
+            <w:pPr>
+              <w:rPr>
+                <w:rFonts w:asciiTheme="majorHAnsi" w:eastAsiaTheme="majorHAnsi" w:hAnsiTheme="majorHAnsi"/>
+                <w:strike/>
+                <w:sz w:val="16"/>
+                <w:szCs w:val="16"/>
+              </w:rPr>
             </w:pPr>
             <w:r>
               <w:rPr>
@@ -5513,7 +6260,27 @@
                 <w:sz w:val="16"/>
                 <w:szCs w:val="16"/>
               </w:rPr>
-              <w:t>-Base, Hatch 수정</w:t>
+              <w:t>-</w:t>
+            </w:r>
+            <w:proofErr w:type="spellStart"/>
+            <w:r>
+              <w:rPr>
+                <w:rFonts w:asciiTheme="majorHAnsi" w:eastAsiaTheme="majorHAnsi" w:hAnsiTheme="majorHAnsi" w:hint="eastAsia"/>
+                <w:strike/>
+                <w:sz w:val="16"/>
+                <w:szCs w:val="16"/>
+              </w:rPr>
+              <w:t>PollutionMonitor</w:t>
+            </w:r>
+            <w:proofErr w:type="spellEnd"/>
+            <w:r>
+              <w:rPr>
+                <w:rFonts w:asciiTheme="majorHAnsi" w:eastAsiaTheme="majorHAnsi" w:hAnsiTheme="majorHAnsi" w:hint="eastAsia"/>
+                <w:strike/>
+                <w:sz w:val="16"/>
+                <w:szCs w:val="16"/>
+              </w:rPr>
+              <w:t xml:space="preserve"> 기획서</w:t>
             </w:r>
           </w:p>
         </w:tc>
@@ -5541,11 +6308,105 @@
           <w:p>
             <w:pPr>
               <w:rPr>
+                <w:rFonts w:asciiTheme="majorHAnsi" w:eastAsiaTheme="majorHAnsi" w:hAnsiTheme="majorHAnsi"/>
+                <w:strike/>
+                <w:sz w:val="16"/>
+                <w:szCs w:val="16"/>
+              </w:rPr>
+            </w:pPr>
+          </w:p>
+        </w:tc>
+        <w:tc>
+          <w:tcPr>
+            <w:tcW w:w="1498" w:type="dxa"/>
+            <w:shd w:val="clear" w:color="auto" w:fill="FAE2D5" w:themeFill="accent2" w:themeFillTint="33"/>
+          </w:tcPr>
+          <w:p>
+            <w:pPr>
+              <w:rPr>
+                <w:rFonts w:asciiTheme="majorHAnsi" w:eastAsiaTheme="majorHAnsi" w:hAnsiTheme="majorHAnsi"/>
+                <w:strike/>
+                <w:sz w:val="16"/>
+                <w:szCs w:val="16"/>
+              </w:rPr>
+            </w:pPr>
+            <w:r>
+              <w:rPr>
+                <w:rFonts w:asciiTheme="majorHAnsi" w:eastAsiaTheme="majorHAnsi" w:hAnsiTheme="majorHAnsi"/>
+                <w:strike/>
+                <w:sz w:val="16"/>
+                <w:szCs w:val="16"/>
+              </w:rPr>
+              <w:t xml:space="preserve">[클라] 7가지 감정 </w:t>
+            </w:r>
+            <w:proofErr w:type="spellStart"/>
+            <w:r>
+              <w:rPr>
+                <w:rFonts w:asciiTheme="majorHAnsi" w:eastAsiaTheme="majorHAnsi" w:hAnsiTheme="majorHAnsi"/>
+                <w:strike/>
+                <w:sz w:val="16"/>
+                <w:szCs w:val="16"/>
+              </w:rPr>
+              <w:t>이모지</w:t>
+            </w:r>
+            <w:proofErr w:type="spellEnd"/>
+            <w:r>
+              <w:rPr>
+                <w:rFonts w:asciiTheme="majorHAnsi" w:eastAsiaTheme="majorHAnsi" w:hAnsiTheme="majorHAnsi"/>
+                <w:strike/>
+                <w:sz w:val="16"/>
+                <w:szCs w:val="16"/>
+              </w:rPr>
+              <w:t xml:space="preserve">, 거미줄 </w:t>
+            </w:r>
+            <w:proofErr w:type="spellStart"/>
+            <w:r>
+              <w:rPr>
+                <w:rFonts w:asciiTheme="majorHAnsi" w:eastAsiaTheme="majorHAnsi" w:hAnsiTheme="majorHAnsi"/>
+                <w:strike/>
+                <w:sz w:val="16"/>
+                <w:szCs w:val="16"/>
+              </w:rPr>
+              <w:t>에셋</w:t>
+            </w:r>
+            <w:proofErr w:type="spellEnd"/>
+            <w:r>
+              <w:rPr>
+                <w:rFonts w:asciiTheme="majorHAnsi" w:eastAsiaTheme="majorHAnsi" w:hAnsiTheme="majorHAnsi"/>
+                <w:strike/>
+                <w:sz w:val="16"/>
+                <w:szCs w:val="16"/>
+              </w:rPr>
+              <w:t xml:space="preserve"> 필요</w:t>
+            </w:r>
+          </w:p>
+          <w:p>
+            <w:pPr>
+              <w:rPr>
+                <w:rFonts w:asciiTheme="majorHAnsi" w:eastAsiaTheme="majorHAnsi" w:hAnsiTheme="majorHAnsi"/>
+                <w:strike/>
+                <w:sz w:val="16"/>
+                <w:szCs w:val="16"/>
+              </w:rPr>
+            </w:pPr>
+            <w:r>
+              <w:rPr>
                 <w:rFonts w:asciiTheme="majorHAnsi" w:eastAsiaTheme="majorHAnsi" w:hAnsiTheme="majorHAnsi" w:hint="eastAsia"/>
                 <w:strike/>
                 <w:sz w:val="16"/>
                 <w:szCs w:val="16"/>
               </w:rPr>
+              <w:t>-Web 추가</w:t>
+            </w:r>
+          </w:p>
+          <w:p>
+            <w:pPr>
+              <w:rPr>
+                <w:rFonts w:asciiTheme="majorHAnsi" w:eastAsiaTheme="majorHAnsi" w:hAnsiTheme="majorHAnsi"/>
+                <w:strike/>
+                <w:sz w:val="16"/>
+                <w:szCs w:val="16"/>
+              </w:rPr>
             </w:pPr>
             <w:r>
               <w:rPr>
@@ -5554,75 +6415,9 @@
                 <w:sz w:val="16"/>
                 <w:szCs w:val="16"/>
               </w:rPr>
-              <w:t>-PollutionMonitor 기획서</w:t>
-            </w:r>
-          </w:p>
-        </w:tc>
-        <w:tc>
-          <w:tcPr>
-            <w:tcW w:w="1498" w:type="dxa"/>
-            <w:shd w:val="clear" w:color="auto" w:fill="FAE2D5" w:themeFill="accent2" w:themeFillTint="33"/>
-          </w:tcPr>
-          <w:p>
-            <w:pPr>
-              <w:rPr>
-                <w:rFonts w:asciiTheme="majorHAnsi" w:eastAsiaTheme="majorHAnsi" w:hAnsiTheme="majorHAnsi"/>
-                <w:strike/>
-                <w:sz w:val="16"/>
-                <w:szCs w:val="16"/>
-              </w:rPr>
-            </w:pPr>
-          </w:p>
-        </w:tc>
-        <w:tc>
-          <w:tcPr>
-            <w:tcW w:w="1498" w:type="dxa"/>
-            <w:shd w:val="clear" w:color="auto" w:fill="FAE2D5" w:themeFill="accent2" w:themeFillTint="33"/>
-          </w:tcPr>
-          <w:p>
-            <w:pPr>
-              <w:rPr>
-                <w:rFonts w:asciiTheme="majorHAnsi" w:eastAsiaTheme="majorHAnsi" w:hAnsiTheme="majorHAnsi"/>
-                <w:strike/>
-                <w:sz w:val="16"/>
-                <w:szCs w:val="16"/>
-              </w:rPr>
-            </w:pPr>
-          </w:p>
-        </w:tc>
-        <w:tc>
-          <w:tcPr>
-            <w:tcW w:w="1498" w:type="dxa"/>
-            <w:shd w:val="clear" w:color="auto" w:fill="FAE2D5" w:themeFill="accent2" w:themeFillTint="33"/>
-          </w:tcPr>
-          <w:p>
-            <w:pPr>
-              <w:rPr>
-                <w:rFonts w:asciiTheme="majorHAnsi" w:eastAsiaTheme="majorHAnsi" w:hAnsiTheme="majorHAnsi"/>
-                <w:strike/>
-                <w:sz w:val="16"/>
-                <w:szCs w:val="16"/>
-              </w:rPr>
-            </w:pPr>
-            <w:r>
-              <w:rPr>
-                <w:rFonts w:asciiTheme="majorHAnsi" w:eastAsiaTheme="majorHAnsi" w:hAnsiTheme="majorHAnsi"/>
-                <w:strike/>
-                <w:sz w:val="16"/>
-                <w:szCs w:val="16"/>
-              </w:rPr>
-              <w:t>[클라] 7가지 감정 이모지, 거미줄 에셋 필요</w:t>
-            </w:r>
-          </w:p>
-          <w:p>
-            <w:pPr>
-              <w:rPr>
-                <w:rFonts w:asciiTheme="majorHAnsi" w:eastAsiaTheme="majorHAnsi" w:hAnsiTheme="majorHAnsi"/>
-                <w:strike/>
-                <w:sz w:val="16"/>
-                <w:szCs w:val="16"/>
-              </w:rPr>
-            </w:pPr>
+              <w:t xml:space="preserve">-판매기 </w:t>
+            </w:r>
+            <w:proofErr w:type="spellStart"/>
             <w:r>
               <w:rPr>
                 <w:rFonts w:asciiTheme="majorHAnsi" w:eastAsiaTheme="majorHAnsi" w:hAnsiTheme="majorHAnsi" w:hint="eastAsia"/>
@@ -5630,26 +6425,17 @@
                 <w:sz w:val="16"/>
                 <w:szCs w:val="16"/>
               </w:rPr>
-              <w:t>-Web 추가</w:t>
-            </w:r>
-          </w:p>
-          <w:p>
-            <w:pPr>
+              <w:t>json</w:t>
+            </w:r>
+            <w:proofErr w:type="spellEnd"/>
+            <w:r>
               <w:rPr>
                 <w:rFonts w:asciiTheme="majorHAnsi" w:eastAsiaTheme="majorHAnsi" w:hAnsiTheme="majorHAnsi" w:hint="eastAsia"/>
                 <w:strike/>
                 <w:sz w:val="16"/>
                 <w:szCs w:val="16"/>
               </w:rPr>
-            </w:pPr>
-            <w:r>
-              <w:rPr>
-                <w:rFonts w:asciiTheme="majorHAnsi" w:eastAsiaTheme="majorHAnsi" w:hAnsiTheme="majorHAnsi" w:hint="eastAsia"/>
-                <w:strike/>
-                <w:sz w:val="16"/>
-                <w:szCs w:val="16"/>
-              </w:rPr>
-              <w:t>-판매기 json에 추가</w:t>
+              <w:t>에 추가</w:t>
             </w:r>
           </w:p>
         </w:tc>
@@ -5864,18 +6650,19 @@
                 <w:sz w:val="16"/>
                 <w:szCs w:val="16"/>
               </w:rPr>
-              <w:t>-TrashCollector 추가</w:t>
-            </w:r>
-          </w:p>
-          <w:p>
-            <w:pPr>
+              <w:t>-</w:t>
+            </w:r>
+            <w:proofErr w:type="spellStart"/>
+            <w:r>
               <w:rPr>
                 <w:rFonts w:eastAsiaTheme="minorHAnsi" w:hint="eastAsia"/>
                 <w:strike/>
                 <w:sz w:val="16"/>
                 <w:szCs w:val="16"/>
               </w:rPr>
-            </w:pPr>
+              <w:t>TrashCollector</w:t>
+            </w:r>
+            <w:proofErr w:type="spellEnd"/>
             <w:r>
               <w:rPr>
                 <w:rFonts w:eastAsiaTheme="minorHAnsi" w:hint="eastAsia"/>
@@ -5883,15 +6670,9 @@
                 <w:sz w:val="16"/>
                 <w:szCs w:val="16"/>
               </w:rPr>
-              <w:t>-Ghost 추가</w:t>
-            </w:r>
-          </w:p>
-        </w:tc>
-        <w:tc>
-          <w:tcPr>
-            <w:tcW w:w="1498" w:type="dxa"/>
-            <w:shd w:val="clear" w:color="auto" w:fill="FAE2D5" w:themeFill="accent2" w:themeFillTint="33"/>
-          </w:tcPr>
+              <w:t xml:space="preserve"> 추가</w:t>
+            </w:r>
+          </w:p>
           <w:p>
             <w:pPr>
               <w:rPr>
@@ -5908,18 +6689,34 @@
                 <w:sz w:val="16"/>
                 <w:szCs w:val="16"/>
               </w:rPr>
-              <w:t>-스크랩 생성 json에 추가</w:t>
-            </w:r>
-          </w:p>
-          <w:p>
-            <w:pPr>
+              <w:t>-Ghost 추가</w:t>
+            </w:r>
+          </w:p>
+        </w:tc>
+        <w:tc>
+          <w:tcPr>
+            <w:tcW w:w="1498" w:type="dxa"/>
+            <w:shd w:val="clear" w:color="auto" w:fill="FAE2D5" w:themeFill="accent2" w:themeFillTint="33"/>
+          </w:tcPr>
+          <w:p>
+            <w:pPr>
+              <w:rPr>
+                <w:rFonts w:eastAsiaTheme="minorHAnsi"/>
+                <w:strike/>
+                <w:sz w:val="16"/>
+                <w:szCs w:val="16"/>
+              </w:rPr>
+            </w:pPr>
+            <w:r>
               <w:rPr>
                 <w:rFonts w:eastAsiaTheme="minorHAnsi" w:hint="eastAsia"/>
                 <w:strike/>
                 <w:sz w:val="16"/>
                 <w:szCs w:val="16"/>
               </w:rPr>
-            </w:pPr>
+              <w:t xml:space="preserve">-스크랩 생성 </w:t>
+            </w:r>
+            <w:proofErr w:type="spellStart"/>
             <w:r>
               <w:rPr>
                 <w:rFonts w:eastAsiaTheme="minorHAnsi" w:hint="eastAsia"/>
@@ -5927,49 +6724,9 @@
                 <w:sz w:val="16"/>
                 <w:szCs w:val="16"/>
               </w:rPr>
-              <w:t>-몬스터 파워레벨 기획</w:t>
-            </w:r>
-          </w:p>
-        </w:tc>
-        <w:tc>
-          <w:tcPr>
-            <w:tcW w:w="1498" w:type="dxa"/>
-            <w:shd w:val="clear" w:color="auto" w:fill="FAE2D5" w:themeFill="accent2" w:themeFillTint="33"/>
-          </w:tcPr>
-          <w:p>
-            <w:pPr>
-              <w:rPr>
-                <w:rFonts w:eastAsiaTheme="minorHAnsi"/>
-                <w:strike/>
-                <w:sz w:val="16"/>
-                <w:szCs w:val="16"/>
-              </w:rPr>
-            </w:pPr>
-          </w:p>
-        </w:tc>
-        <w:tc>
-          <w:tcPr>
-            <w:tcW w:w="1498" w:type="dxa"/>
-            <w:shd w:val="clear" w:color="auto" w:fill="FAE2D5" w:themeFill="accent2" w:themeFillTint="33"/>
-          </w:tcPr>
-          <w:p>
-            <w:pPr>
-              <w:rPr>
-                <w:rFonts w:eastAsiaTheme="minorHAnsi"/>
-                <w:strike/>
-                <w:sz w:val="16"/>
-                <w:szCs w:val="16"/>
-              </w:rPr>
-            </w:pPr>
-            <w:r>
-              <w:rPr>
-                <w:rFonts w:eastAsiaTheme="minorHAnsi"/>
-                <w:strike/>
-                <w:sz w:val="16"/>
-                <w:szCs w:val="16"/>
-              </w:rPr>
-              <w:t>-</w:t>
-            </w:r>
+              <w:t>json</w:t>
+            </w:r>
+            <w:proofErr w:type="spellEnd"/>
             <w:r>
               <w:rPr>
                 <w:rFonts w:eastAsiaTheme="minorHAnsi" w:hint="eastAsia"/>
@@ -5977,18 +6734,68 @@
                 <w:sz w:val="16"/>
                 <w:szCs w:val="16"/>
               </w:rPr>
-              <w:t>Pollution Monitor추가</w:t>
-            </w:r>
-          </w:p>
-          <w:p>
-            <w:pPr>
+              <w:t>에 추가</w:t>
+            </w:r>
+          </w:p>
+          <w:p>
+            <w:pPr>
+              <w:rPr>
+                <w:rFonts w:eastAsiaTheme="minorHAnsi"/>
+                <w:strike/>
+                <w:sz w:val="16"/>
+                <w:szCs w:val="16"/>
+              </w:rPr>
+            </w:pPr>
+            <w:r>
               <w:rPr>
                 <w:rFonts w:eastAsiaTheme="minorHAnsi" w:hint="eastAsia"/>
                 <w:strike/>
                 <w:sz w:val="16"/>
                 <w:szCs w:val="16"/>
               </w:rPr>
-            </w:pPr>
+              <w:t>-몬스터 파워레벨 기획</w:t>
+            </w:r>
+          </w:p>
+        </w:tc>
+        <w:tc>
+          <w:tcPr>
+            <w:tcW w:w="1498" w:type="dxa"/>
+            <w:shd w:val="clear" w:color="auto" w:fill="FAE2D5" w:themeFill="accent2" w:themeFillTint="33"/>
+          </w:tcPr>
+          <w:p>
+            <w:pPr>
+              <w:rPr>
+                <w:rFonts w:eastAsiaTheme="minorHAnsi"/>
+                <w:strike/>
+                <w:sz w:val="16"/>
+                <w:szCs w:val="16"/>
+              </w:rPr>
+            </w:pPr>
+          </w:p>
+        </w:tc>
+        <w:tc>
+          <w:tcPr>
+            <w:tcW w:w="1498" w:type="dxa"/>
+            <w:shd w:val="clear" w:color="auto" w:fill="FAE2D5" w:themeFill="accent2" w:themeFillTint="33"/>
+          </w:tcPr>
+          <w:p>
+            <w:pPr>
+              <w:rPr>
+                <w:rFonts w:eastAsiaTheme="minorHAnsi"/>
+                <w:strike/>
+                <w:sz w:val="16"/>
+                <w:szCs w:val="16"/>
+              </w:rPr>
+            </w:pPr>
+            <w:r>
+              <w:rPr>
+                <w:rFonts w:eastAsiaTheme="minorHAnsi"/>
+                <w:strike/>
+                <w:sz w:val="16"/>
+                <w:szCs w:val="16"/>
+              </w:rPr>
+              <w:t>-</w:t>
+            </w:r>
             <w:r>
               <w:rPr>
                 <w:rFonts w:eastAsiaTheme="minorHAnsi" w:hint="eastAsia"/>
@@ -5996,15 +6803,9 @@
                 <w:sz w:val="16"/>
                 <w:szCs w:val="16"/>
               </w:rPr>
-              <w:t>-GapRoom 수정</w:t>
-            </w:r>
-          </w:p>
-        </w:tc>
-        <w:tc>
-          <w:tcPr>
-            <w:tcW w:w="1498" w:type="dxa"/>
-            <w:shd w:val="clear" w:color="auto" w:fill="FAE2D5" w:themeFill="accent2" w:themeFillTint="33"/>
-          </w:tcPr>
+              <w:t>Pollution Monitor추가</w:t>
+            </w:r>
+          </w:p>
           <w:p>
             <w:pPr>
               <w:rPr>
@@ -6014,47 +6815,6 @@
                 <w:szCs w:val="16"/>
               </w:rPr>
             </w:pPr>
-          </w:p>
-        </w:tc>
-        <w:tc>
-          <w:tcPr>
-            <w:tcW w:w="1498" w:type="dxa"/>
-            <w:shd w:val="clear" w:color="auto" w:fill="FAE2D5" w:themeFill="accent2" w:themeFillTint="33"/>
-          </w:tcPr>
-          <w:p>
-            <w:pPr>
-              <w:rPr>
-                <w:rFonts w:eastAsiaTheme="minorHAnsi"/>
-                <w:strike/>
-                <w:sz w:val="16"/>
-                <w:szCs w:val="16"/>
-              </w:rPr>
-            </w:pPr>
-          </w:p>
-        </w:tc>
-        <w:tc>
-          <w:tcPr>
-            <w:tcW w:w="1498" w:type="dxa"/>
-            <w:shd w:val="clear" w:color="auto" w:fill="FAE2D5" w:themeFill="accent2" w:themeFillTint="33"/>
-          </w:tcPr>
-          <w:p>
-            <w:pPr>
-              <w:rPr>
-                <w:rFonts w:eastAsiaTheme="minorHAnsi"/>
-                <w:strike/>
-                <w:sz w:val="16"/>
-                <w:szCs w:val="16"/>
-              </w:rPr>
-            </w:pPr>
-            <w:r>
-              <w:rPr>
-                <w:rFonts w:eastAsiaTheme="minorHAnsi"/>
-                <w:strike/>
-                <w:sz w:val="16"/>
-                <w:szCs w:val="16"/>
-              </w:rPr>
-              <w:t>-</w:t>
-            </w:r>
             <w:r>
               <w:rPr>
                 <w:rFonts w:eastAsiaTheme="minorHAnsi" w:hint="eastAsia"/>
@@ -6062,16 +6822,142 @@
                 <w:sz w:val="16"/>
                 <w:szCs w:val="16"/>
               </w:rPr>
-              <w:t>가구(선반, 서버랙)</w:t>
-            </w:r>
-            <w:r>
-              <w:rPr>
-                <w:rFonts w:eastAsiaTheme="minorHAnsi"/>
+              <w:t>-</w:t>
+            </w:r>
+            <w:proofErr w:type="spellStart"/>
+            <w:r>
+              <w:rPr>
+                <w:rFonts w:eastAsiaTheme="minorHAnsi" w:hint="eastAsia"/>
                 <w:strike/>
                 <w:sz w:val="16"/>
                 <w:szCs w:val="16"/>
               </w:rPr>
-              <w:t xml:space="preserve"> 추가, json 작성</w:t>
+              <w:t>GapRoom</w:t>
+            </w:r>
+            <w:proofErr w:type="spellEnd"/>
+            <w:r>
+              <w:rPr>
+                <w:rFonts w:eastAsiaTheme="minorHAnsi" w:hint="eastAsia"/>
+                <w:strike/>
+                <w:sz w:val="16"/>
+                <w:szCs w:val="16"/>
+              </w:rPr>
+              <w:t xml:space="preserve"> 수정</w:t>
+            </w:r>
+          </w:p>
+        </w:tc>
+        <w:tc>
+          <w:tcPr>
+            <w:tcW w:w="1498" w:type="dxa"/>
+            <w:shd w:val="clear" w:color="auto" w:fill="FAE2D5" w:themeFill="accent2" w:themeFillTint="33"/>
+          </w:tcPr>
+          <w:p>
+            <w:pPr>
+              <w:rPr>
+                <w:rFonts w:eastAsiaTheme="minorHAnsi"/>
+                <w:strike/>
+                <w:sz w:val="16"/>
+                <w:szCs w:val="16"/>
+              </w:rPr>
+            </w:pPr>
+          </w:p>
+        </w:tc>
+        <w:tc>
+          <w:tcPr>
+            <w:tcW w:w="1498" w:type="dxa"/>
+            <w:shd w:val="clear" w:color="auto" w:fill="FAE2D5" w:themeFill="accent2" w:themeFillTint="33"/>
+          </w:tcPr>
+          <w:p>
+            <w:pPr>
+              <w:rPr>
+                <w:rFonts w:eastAsiaTheme="minorHAnsi"/>
+                <w:strike/>
+                <w:sz w:val="16"/>
+                <w:szCs w:val="16"/>
+              </w:rPr>
+            </w:pPr>
+          </w:p>
+        </w:tc>
+        <w:tc>
+          <w:tcPr>
+            <w:tcW w:w="1498" w:type="dxa"/>
+            <w:shd w:val="clear" w:color="auto" w:fill="FAE2D5" w:themeFill="accent2" w:themeFillTint="33"/>
+          </w:tcPr>
+          <w:p>
+            <w:pPr>
+              <w:rPr>
+                <w:rFonts w:eastAsiaTheme="minorHAnsi"/>
+                <w:strike/>
+                <w:sz w:val="16"/>
+                <w:szCs w:val="16"/>
+              </w:rPr>
+            </w:pPr>
+            <w:r>
+              <w:rPr>
+                <w:rFonts w:eastAsiaTheme="minorHAnsi"/>
+                <w:strike/>
+                <w:sz w:val="16"/>
+                <w:szCs w:val="16"/>
+              </w:rPr>
+              <w:t>-</w:t>
+            </w:r>
+            <w:r>
+              <w:rPr>
+                <w:rFonts w:eastAsiaTheme="minorHAnsi" w:hint="eastAsia"/>
+                <w:strike/>
+                <w:sz w:val="16"/>
+                <w:szCs w:val="16"/>
+              </w:rPr>
+              <w:t xml:space="preserve">가구(선반, </w:t>
+            </w:r>
+            <w:proofErr w:type="spellStart"/>
+            <w:r>
+              <w:rPr>
+                <w:rFonts w:eastAsiaTheme="minorHAnsi" w:hint="eastAsia"/>
+                <w:strike/>
+                <w:sz w:val="16"/>
+                <w:szCs w:val="16"/>
+              </w:rPr>
+              <w:t>서버랙</w:t>
+            </w:r>
+            <w:proofErr w:type="spellEnd"/>
+            <w:r>
+              <w:rPr>
+                <w:rFonts w:eastAsiaTheme="minorHAnsi" w:hint="eastAsia"/>
+                <w:strike/>
+                <w:sz w:val="16"/>
+                <w:szCs w:val="16"/>
+              </w:rPr>
+              <w:t>)</w:t>
+            </w:r>
+            <w:r>
+              <w:rPr>
+                <w:rFonts w:eastAsiaTheme="minorHAnsi"/>
+                <w:strike/>
+                <w:sz w:val="16"/>
+                <w:szCs w:val="16"/>
+              </w:rPr>
+              <w:t xml:space="preserve"> 추가, </w:t>
+            </w:r>
+            <w:proofErr w:type="spellStart"/>
+            <w:r>
+              <w:rPr>
+                <w:rFonts w:eastAsiaTheme="minorHAnsi"/>
+                <w:strike/>
+                <w:sz w:val="16"/>
+                <w:szCs w:val="16"/>
+              </w:rPr>
+              <w:t>json</w:t>
+            </w:r>
+            <w:proofErr w:type="spellEnd"/>
+            <w:r>
+              <w:rPr>
+                <w:rFonts w:eastAsiaTheme="minorHAnsi"/>
+                <w:strike/>
+                <w:sz w:val="16"/>
+                <w:szCs w:val="16"/>
+              </w:rPr>
+              <w:t xml:space="preserve"> 작성</w:t>
             </w:r>
           </w:p>
           <w:p>
@@ -6299,7 +7185,7 @@
           <w:p>
             <w:pPr>
               <w:rPr>
-                <w:rFonts w:eastAsiaTheme="minorHAnsi" w:hint="eastAsia"/>
+                <w:rFonts w:eastAsiaTheme="minorHAnsi"/>
                 <w:sz w:val="16"/>
                 <w:szCs w:val="16"/>
               </w:rPr>
@@ -6311,7 +7197,27 @@
                 <w:sz w:val="16"/>
                 <w:szCs w:val="16"/>
               </w:rPr>
-              <w:t>-사운드(피격,타격)</w:t>
+              <w:t>-사운드(</w:t>
+            </w:r>
+            <w:proofErr w:type="gramStart"/>
+            <w:r>
+              <w:rPr>
+                <w:rFonts w:eastAsiaTheme="minorHAnsi" w:hint="eastAsia"/>
+                <w:color w:val="EE0000"/>
+                <w:sz w:val="16"/>
+                <w:szCs w:val="16"/>
+              </w:rPr>
+              <w:t>피격,타격</w:t>
+            </w:r>
+            <w:proofErr w:type="gramEnd"/>
+            <w:r>
+              <w:rPr>
+                <w:rFonts w:eastAsiaTheme="minorHAnsi" w:hint="eastAsia"/>
+                <w:color w:val="EE0000"/>
+                <w:sz w:val="16"/>
+                <w:szCs w:val="16"/>
+              </w:rPr>
+              <w:t>)</w:t>
             </w:r>
           </w:p>
         </w:tc>
@@ -6336,7 +7242,27 @@
                 <w:sz w:val="16"/>
                 <w:szCs w:val="16"/>
               </w:rPr>
-              <w:t>-퀘스트 테스트용 json + 설명</w:t>
+              <w:t xml:space="preserve">-퀘스트 테스트용 </w:t>
+            </w:r>
+            <w:proofErr w:type="spellStart"/>
+            <w:r>
+              <w:rPr>
+                <w:rFonts w:eastAsiaTheme="minorHAnsi" w:hint="eastAsia"/>
+                <w:strike/>
+                <w:sz w:val="16"/>
+                <w:szCs w:val="16"/>
+              </w:rPr>
+              <w:t>json</w:t>
+            </w:r>
+            <w:proofErr w:type="spellEnd"/>
+            <w:r>
+              <w:rPr>
+                <w:rFonts w:eastAsiaTheme="minorHAnsi" w:hint="eastAsia"/>
+                <w:strike/>
+                <w:sz w:val="16"/>
+                <w:szCs w:val="16"/>
+              </w:rPr>
+              <w:t xml:space="preserve"> + 설명</w:t>
             </w:r>
           </w:p>
         </w:tc>
@@ -6349,6 +7275,7 @@
             <w:pPr>
               <w:rPr>
                 <w:rFonts w:eastAsiaTheme="minorHAnsi"/>
+                <w:strike/>
                 <w:sz w:val="16"/>
                 <w:szCs w:val="16"/>
               </w:rPr>
@@ -6356,6 +7283,7 @@
             <w:r>
               <w:rPr>
                 <w:rFonts w:eastAsiaTheme="minorHAnsi" w:hint="eastAsia"/>
+                <w:strike/>
                 <w:sz w:val="16"/>
                 <w:szCs w:val="16"/>
               </w:rPr>
@@ -6364,6 +7292,7 @@
             <w:r>
               <w:rPr>
                 <w:rFonts w:eastAsiaTheme="minorHAnsi" w:hint="eastAsia"/>
+                <w:strike/>
                 <w:sz w:val="16"/>
                 <w:szCs w:val="16"/>
               </w:rPr>
@@ -6384,7 +7313,25 @@
                 <w:sz w:val="16"/>
                 <w:szCs w:val="16"/>
               </w:rPr>
-              <w:t>-로비씬 구성</w:t>
+              <w:t>-</w:t>
+            </w:r>
+            <w:proofErr w:type="spellStart"/>
+            <w:r>
+              <w:rPr>
+                <w:rFonts w:eastAsiaTheme="minorHAnsi" w:hint="eastAsia"/>
+                <w:sz w:val="16"/>
+                <w:szCs w:val="16"/>
+              </w:rPr>
+              <w:t>로비씬</w:t>
+            </w:r>
+            <w:proofErr w:type="spellEnd"/>
+            <w:r>
+              <w:rPr>
+                <w:rFonts w:eastAsiaTheme="minorHAnsi" w:hint="eastAsia"/>
+                <w:sz w:val="16"/>
+                <w:szCs w:val="16"/>
+              </w:rPr>
+              <w:t xml:space="preserve"> 구성</w:t>
             </w:r>
           </w:p>
         </w:tc>
@@ -6441,8 +7388,18 @@
                 <w:sz w:val="16"/>
                 <w:szCs w:val="16"/>
               </w:rPr>
-              <w:t>-상점 판매목록 json</w:t>
-            </w:r>
+              <w:t xml:space="preserve">-상점 판매목록 </w:t>
+            </w:r>
+            <w:proofErr w:type="spellStart"/>
+            <w:r>
+              <w:rPr>
+                <w:rFonts w:eastAsiaTheme="minorHAnsi" w:hint="eastAsia"/>
+                <w:sz w:val="16"/>
+                <w:szCs w:val="16"/>
+              </w:rPr>
+              <w:t>json</w:t>
+            </w:r>
+            <w:proofErr w:type="spellEnd"/>
           </w:p>
         </w:tc>
         <w:tc>
@@ -6522,7 +7479,25 @@
                 <w:sz w:val="16"/>
                 <w:szCs w:val="16"/>
               </w:rPr>
-              <w:t>-결과창 구성</w:t>
+              <w:t>-</w:t>
+            </w:r>
+            <w:proofErr w:type="spellStart"/>
+            <w:r>
+              <w:rPr>
+                <w:rFonts w:eastAsiaTheme="minorHAnsi" w:hint="eastAsia"/>
+                <w:sz w:val="16"/>
+                <w:szCs w:val="16"/>
+              </w:rPr>
+              <w:t>결과창</w:t>
+            </w:r>
+            <w:proofErr w:type="spellEnd"/>
+            <w:r>
+              <w:rPr>
+                <w:rFonts w:eastAsiaTheme="minorHAnsi" w:hint="eastAsia"/>
+                <w:sz w:val="16"/>
+                <w:szCs w:val="16"/>
+              </w:rPr>
+              <w:t xml:space="preserve"> 구성</w:t>
             </w:r>
           </w:p>
         </w:tc>
@@ -6576,10 +7551,33 @@
           <w:p>
             <w:pPr>
               <w:rPr>
+                <w:rFonts w:eastAsiaTheme="minorHAnsi"/>
+                <w:sz w:val="16"/>
+                <w:szCs w:val="16"/>
+              </w:rPr>
+            </w:pPr>
+            <w:r>
+              <w:rPr>
                 <w:rFonts w:eastAsiaTheme="minorHAnsi" w:hint="eastAsia"/>
                 <w:sz w:val="16"/>
                 <w:szCs w:val="16"/>
               </w:rPr>
+              <w:t>-할당량 계산</w:t>
+            </w:r>
+          </w:p>
+        </w:tc>
+        <w:tc>
+          <w:tcPr>
+            <w:tcW w:w="1498" w:type="dxa"/>
+            <w:shd w:val="clear" w:color="auto" w:fill="FAE2D5" w:themeFill="accent2" w:themeFillTint="33"/>
+          </w:tcPr>
+          <w:p>
+            <w:pPr>
+              <w:rPr>
+                <w:rFonts w:eastAsiaTheme="minorHAnsi"/>
+                <w:sz w:val="16"/>
+                <w:szCs w:val="16"/>
+              </w:rPr>
             </w:pPr>
             <w:r>
               <w:rPr>
@@ -6587,15 +7585,9 @@
                 <w:sz w:val="16"/>
                 <w:szCs w:val="16"/>
               </w:rPr>
-              <w:t>-할당량 계산</w:t>
-            </w:r>
-          </w:p>
-        </w:tc>
-        <w:tc>
-          <w:tcPr>
-            <w:tcW w:w="1498" w:type="dxa"/>
-            <w:shd w:val="clear" w:color="auto" w:fill="FAE2D5" w:themeFill="accent2" w:themeFillTint="33"/>
-          </w:tcPr>
+              <w:t>-스테이지 전환 연출</w:t>
+            </w:r>
+          </w:p>
           <w:p>
             <w:pPr>
               <w:rPr>
@@ -6610,41 +7602,52 @@
                 <w:sz w:val="16"/>
                 <w:szCs w:val="16"/>
               </w:rPr>
-              <w:t>-스테이지 전환 연출</w:t>
-            </w:r>
-          </w:p>
-          <w:p>
-            <w:pPr>
-              <w:rPr>
-                <w:rFonts w:eastAsiaTheme="minorHAnsi"/>
-                <w:sz w:val="16"/>
-                <w:szCs w:val="16"/>
-              </w:rPr>
-            </w:pPr>
+              <w:t xml:space="preserve">-몬스터 </w:t>
+            </w:r>
+            <w:proofErr w:type="spellStart"/>
             <w:r>
               <w:rPr>
                 <w:rFonts w:eastAsiaTheme="minorHAnsi" w:hint="eastAsia"/>
                 <w:sz w:val="16"/>
                 <w:szCs w:val="16"/>
               </w:rPr>
-              <w:t>-몬스터 json</w:t>
-            </w:r>
-          </w:p>
-          <w:p>
-            <w:pPr>
+              <w:t>json</w:t>
+            </w:r>
+            <w:proofErr w:type="spellEnd"/>
+          </w:p>
+          <w:p>
+            <w:pPr>
+              <w:rPr>
+                <w:rFonts w:eastAsiaTheme="minorHAnsi"/>
+                <w:sz w:val="16"/>
+                <w:szCs w:val="16"/>
+              </w:rPr>
+            </w:pPr>
+            <w:r>
               <w:rPr>
                 <w:rFonts w:eastAsiaTheme="minorHAnsi" w:hint="eastAsia"/>
                 <w:sz w:val="16"/>
                 <w:szCs w:val="16"/>
               </w:rPr>
-            </w:pPr>
+              <w:t>-사운드(</w:t>
+            </w:r>
+            <w:proofErr w:type="gramStart"/>
             <w:r>
               <w:rPr>
                 <w:rFonts w:eastAsiaTheme="minorHAnsi" w:hint="eastAsia"/>
                 <w:sz w:val="16"/>
                 <w:szCs w:val="16"/>
               </w:rPr>
-              <w:t>-사운드(걷기,뛰기,점프)</w:t>
+              <w:t>걷기,뛰기</w:t>
+            </w:r>
+            <w:proofErr w:type="gramEnd"/>
+            <w:r>
+              <w:rPr>
+                <w:rFonts w:eastAsiaTheme="minorHAnsi" w:hint="eastAsia"/>
+                <w:sz w:val="16"/>
+                <w:szCs w:val="16"/>
+              </w:rPr>
+              <w:t>,점프)</w:t>
             </w:r>
           </w:p>
         </w:tc>
@@ -6876,8 +7879,18 @@
                 <w:sz w:val="16"/>
                 <w:szCs w:val="16"/>
               </w:rPr>
-              <w:t>-플레이어 json</w:t>
-            </w:r>
+              <w:t xml:space="preserve">-플레이어 </w:t>
+            </w:r>
+            <w:proofErr w:type="spellStart"/>
+            <w:r>
+              <w:rPr>
+                <w:rFonts w:eastAsiaTheme="minorHAnsi" w:hint="eastAsia"/>
+                <w:sz w:val="16"/>
+                <w:szCs w:val="16"/>
+              </w:rPr>
+              <w:t>json</w:t>
+            </w:r>
+            <w:proofErr w:type="spellEnd"/>
           </w:p>
         </w:tc>
         <w:tc>
@@ -6916,8 +7929,18 @@
                 <w:sz w:val="16"/>
                 <w:szCs w:val="16"/>
               </w:rPr>
-              <w:t>-판매기 텍스쳐</w:t>
-            </w:r>
+              <w:t xml:space="preserve">-판매기 </w:t>
+            </w:r>
+            <w:proofErr w:type="spellStart"/>
+            <w:r>
+              <w:rPr>
+                <w:rFonts w:eastAsiaTheme="minorHAnsi" w:hint="eastAsia"/>
+                <w:sz w:val="16"/>
+                <w:szCs w:val="16"/>
+              </w:rPr>
+              <w:t>텍스쳐</w:t>
+            </w:r>
+            <w:proofErr w:type="spellEnd"/>
           </w:p>
         </w:tc>
         <w:tc>
@@ -6928,10 +7951,33 @@
           <w:p>
             <w:pPr>
               <w:rPr>
+                <w:rFonts w:eastAsiaTheme="minorHAnsi"/>
+                <w:sz w:val="16"/>
+                <w:szCs w:val="16"/>
+              </w:rPr>
+            </w:pPr>
+            <w:r>
+              <w:rPr>
                 <w:rFonts w:eastAsiaTheme="minorHAnsi" w:hint="eastAsia"/>
                 <w:sz w:val="16"/>
                 <w:szCs w:val="16"/>
               </w:rPr>
+              <w:t>-사운드(레버, 컴퓨터, 기타 상호작용)</w:t>
+            </w:r>
+          </w:p>
+        </w:tc>
+        <w:tc>
+          <w:tcPr>
+            <w:tcW w:w="1498" w:type="dxa"/>
+            <w:shd w:val="clear" w:color="auto" w:fill="FAE2D5" w:themeFill="accent2" w:themeFillTint="33"/>
+          </w:tcPr>
+          <w:p>
+            <w:pPr>
+              <w:rPr>
+                <w:rFonts w:eastAsiaTheme="minorHAnsi"/>
+                <w:sz w:val="16"/>
+                <w:szCs w:val="16"/>
+              </w:rPr>
             </w:pPr>
             <w:r>
               <w:rPr>
@@ -6939,15 +7985,9 @@
                 <w:sz w:val="16"/>
                 <w:szCs w:val="16"/>
               </w:rPr>
-              <w:t>-사운드(레버, 컴퓨터, 기타 상호작용)</w:t>
-            </w:r>
-          </w:p>
-        </w:tc>
-        <w:tc>
-          <w:tcPr>
-            <w:tcW w:w="1498" w:type="dxa"/>
-            <w:shd w:val="clear" w:color="auto" w:fill="FAE2D5" w:themeFill="accent2" w:themeFillTint="33"/>
-          </w:tcPr>
+              <w:t>-퀘스트 100개</w:t>
+            </w:r>
+          </w:p>
           <w:p>
             <w:pPr>
               <w:rPr>
@@ -6962,24 +8002,25 @@
                 <w:sz w:val="16"/>
                 <w:szCs w:val="16"/>
               </w:rPr>
-              <w:t>-퀘스트 100개</w:t>
-            </w:r>
-          </w:p>
-          <w:p>
-            <w:pPr>
+              <w:t>-사운드(</w:t>
+            </w:r>
+            <w:proofErr w:type="spellStart"/>
+            <w:r>
               <w:rPr>
                 <w:rFonts w:eastAsiaTheme="minorHAnsi" w:hint="eastAsia"/>
                 <w:sz w:val="16"/>
                 <w:szCs w:val="16"/>
               </w:rPr>
-            </w:pPr>
+              <w:t>배경음</w:t>
+            </w:r>
+            <w:proofErr w:type="spellEnd"/>
             <w:r>
               <w:rPr>
                 <w:rFonts w:eastAsiaTheme="minorHAnsi" w:hint="eastAsia"/>
                 <w:sz w:val="16"/>
                 <w:szCs w:val="16"/>
               </w:rPr>
-              <w:t>-사운드(배경음)</w:t>
+              <w:t>)</w:t>
             </w:r>
           </w:p>
         </w:tc>

--- a/일정/일정(하나).docx
+++ b/일정/일정(하나).docx
@@ -6877,6 +6877,26 @@
               </w:rPr>
             </w:pPr>
           </w:p>
+          <w:p>
+            <w:pPr>
+              <w:rPr>
+                <w:rFonts w:eastAsiaTheme="minorHAnsi"/>
+                <w:strike/>
+                <w:sz w:val="16"/>
+                <w:szCs w:val="16"/>
+              </w:rPr>
+            </w:pPr>
+          </w:p>
+          <w:p>
+            <w:pPr>
+              <w:jc w:val="center"/>
+              <w:rPr>
+                <w:rFonts w:eastAsiaTheme="minorHAnsi"/>
+                <w:sz w:val="16"/>
+                <w:szCs w:val="16"/>
+              </w:rPr>
+            </w:pPr>
+          </w:p>
         </w:tc>
         <w:tc>
           <w:tcPr>
@@ -7275,7 +7295,6 @@
             <w:pPr>
               <w:rPr>
                 <w:rFonts w:eastAsiaTheme="minorHAnsi"/>
-                <w:strike/>
                 <w:sz w:val="16"/>
                 <w:szCs w:val="16"/>
               </w:rPr>
@@ -7344,6 +7363,7 @@
             <w:pPr>
               <w:rPr>
                 <w:rFonts w:eastAsiaTheme="minorHAnsi"/>
+                <w:color w:val="EE0000"/>
                 <w:sz w:val="16"/>
                 <w:szCs w:val="16"/>
               </w:rPr>
@@ -7351,6 +7371,7 @@
             <w:r>
               <w:rPr>
                 <w:rFonts w:eastAsiaTheme="minorHAnsi" w:hint="eastAsia"/>
+                <w:color w:val="EE0000"/>
                 <w:sz w:val="16"/>
                 <w:szCs w:val="16"/>
               </w:rPr>
@@ -7361,6 +7382,7 @@
             <w:pPr>
               <w:rPr>
                 <w:rFonts w:eastAsiaTheme="minorHAnsi"/>
+                <w:strike/>
                 <w:sz w:val="16"/>
                 <w:szCs w:val="16"/>
               </w:rPr>
@@ -7368,6 +7390,7 @@
             <w:r>
               <w:rPr>
                 <w:rFonts w:eastAsiaTheme="minorHAnsi" w:hint="eastAsia"/>
+                <w:strike/>
                 <w:sz w:val="16"/>
                 <w:szCs w:val="16"/>
               </w:rPr>
@@ -7378,6 +7401,7 @@
             <w:pPr>
               <w:rPr>
                 <w:rFonts w:eastAsiaTheme="minorHAnsi"/>
+                <w:strike/>
                 <w:sz w:val="16"/>
                 <w:szCs w:val="16"/>
               </w:rPr>
@@ -7385,6 +7409,7 @@
             <w:r>
               <w:rPr>
                 <w:rFonts w:eastAsiaTheme="minorHAnsi" w:hint="eastAsia"/>
+                <w:strike/>
                 <w:sz w:val="16"/>
                 <w:szCs w:val="16"/>
               </w:rPr>
@@ -7394,6 +7419,7 @@
             <w:r>
               <w:rPr>
                 <w:rFonts w:eastAsiaTheme="minorHAnsi" w:hint="eastAsia"/>
+                <w:strike/>
                 <w:sz w:val="16"/>
                 <w:szCs w:val="16"/>
               </w:rPr>
@@ -7498,6 +7524,25 @@
                 <w:szCs w:val="16"/>
               </w:rPr>
               <w:t xml:space="preserve"> 구성</w:t>
+            </w:r>
+          </w:p>
+          <w:p>
+            <w:pPr>
+              <w:rPr>
+                <w:rFonts w:eastAsiaTheme="minorHAnsi" w:hint="eastAsia"/>
+                <w:color w:val="EE0000"/>
+                <w:sz w:val="16"/>
+                <w:szCs w:val="16"/>
+              </w:rPr>
+            </w:pPr>
+            <w:r>
+              <w:rPr>
+                <w:rFonts w:eastAsiaTheme="minorHAnsi" w:hint="eastAsia"/>
+                <w:color w:val="EE0000"/>
+                <w:sz w:val="16"/>
+                <w:szCs w:val="16"/>
+              </w:rPr>
+              <w:t>-퀘스트 30개</w:t>
             </w:r>
           </w:p>
         </w:tc>

--- a/일정/일정(하나).docx
+++ b/일정/일정(하나).docx
@@ -108,17 +108,45 @@
                 <w:rFonts w:ascii="HY헤드라인M" w:eastAsia="HY헤드라인M" w:hint="eastAsia"/>
                 <w:sz w:val="24"/>
               </w:rPr>
-              <w:t>-</w:t>
-            </w:r>
-            <w:proofErr w:type="spellStart"/>
+              <w:t>-EmotionGame 구현</w:t>
+            </w:r>
+          </w:p>
+          <w:p>
+            <w:pPr>
+              <w:rPr>
+                <w:rFonts w:ascii="HY헤드라인M" w:eastAsia="HY헤드라인M"/>
+                <w:sz w:val="24"/>
+              </w:rPr>
+            </w:pPr>
+            <w:r>
+              <w:rPr>
+                <w:rFonts w:ascii="HY헤드라인M" w:eastAsia="HY헤드라인M"/>
+                <w:sz w:val="24"/>
+              </w:rPr>
+              <w:t>-Ghost</w:t>
+            </w:r>
             <w:r>
               <w:rPr>
                 <w:rFonts w:ascii="HY헤드라인M" w:eastAsia="HY헤드라인M" w:hint="eastAsia"/>
                 <w:sz w:val="24"/>
               </w:rPr>
-              <w:t>EmotionGame</w:t>
-            </w:r>
-            <w:proofErr w:type="spellEnd"/>
+              <w:t xml:space="preserve"> 구현</w:t>
+            </w:r>
+          </w:p>
+          <w:p>
+            <w:pPr>
+              <w:rPr>
+                <w:rFonts w:ascii="HY헤드라인M" w:eastAsia="HY헤드라인M"/>
+                <w:sz w:val="24"/>
+              </w:rPr>
+            </w:pPr>
+            <w:r>
+              <w:rPr>
+                <w:rFonts w:ascii="HY헤드라인M" w:eastAsia="HY헤드라인M"/>
+                <w:sz w:val="24"/>
+              </w:rPr>
+              <w:t>-TrashCollecter</w:t>
+            </w:r>
             <w:r>
               <w:rPr>
                 <w:rFonts w:ascii="HY헤드라인M" w:eastAsia="HY헤드라인M" w:hint="eastAsia"/>
@@ -139,7 +167,7 @@
                 <w:rFonts w:ascii="HY헤드라인M" w:eastAsia="HY헤드라인M"/>
                 <w:sz w:val="24"/>
               </w:rPr>
-              <w:t>-Ghost</w:t>
+              <w:t>-PollutionMonitor</w:t>
             </w:r>
             <w:r>
               <w:rPr>
@@ -158,57 +186,25 @@
             </w:pPr>
             <w:r>
               <w:rPr>
-                <w:rFonts w:ascii="HY헤드라인M" w:eastAsia="HY헤드라인M"/>
-                <w:sz w:val="24"/>
-              </w:rPr>
-              <w:t>-</w:t>
-            </w:r>
-            <w:proofErr w:type="spellStart"/>
-            <w:r>
-              <w:rPr>
-                <w:rFonts w:ascii="HY헤드라인M" w:eastAsia="HY헤드라인M"/>
-                <w:sz w:val="24"/>
-              </w:rPr>
-              <w:t>TrashCollecter</w:t>
-            </w:r>
-            <w:proofErr w:type="spellEnd"/>
-            <w:r>
-              <w:rPr>
                 <w:rFonts w:ascii="HY헤드라인M" w:eastAsia="HY헤드라인M" w:hint="eastAsia"/>
                 <w:sz w:val="24"/>
               </w:rPr>
-              <w:t xml:space="preserve"> 구현</w:t>
-            </w:r>
-          </w:p>
-          <w:p>
-            <w:pPr>
-              <w:rPr>
-                <w:rFonts w:ascii="HY헤드라인M" w:eastAsia="HY헤드라인M"/>
-                <w:sz w:val="24"/>
-              </w:rPr>
-            </w:pPr>
-            <w:r>
-              <w:rPr>
-                <w:rFonts w:ascii="HY헤드라인M" w:eastAsia="HY헤드라인M"/>
-                <w:sz w:val="24"/>
-              </w:rPr>
-              <w:t>-</w:t>
-            </w:r>
-            <w:proofErr w:type="spellStart"/>
-            <w:r>
-              <w:rPr>
-                <w:rFonts w:ascii="HY헤드라인M" w:eastAsia="HY헤드라인M"/>
-                <w:sz w:val="24"/>
-              </w:rPr>
-              <w:t>PollutionMonitor</w:t>
-            </w:r>
-            <w:proofErr w:type="spellEnd"/>
+              <w:t>-퀘스트 시스템 구현</w:t>
+            </w:r>
+          </w:p>
+          <w:p>
+            <w:pPr>
+              <w:rPr>
+                <w:rFonts w:ascii="HY헤드라인M" w:eastAsia="HY헤드라인M"/>
+                <w:sz w:val="24"/>
+              </w:rPr>
+            </w:pPr>
             <w:r>
               <w:rPr>
                 <w:rFonts w:ascii="HY헤드라인M" w:eastAsia="HY헤드라인M" w:hint="eastAsia"/>
                 <w:sz w:val="24"/>
               </w:rPr>
-              <w:t xml:space="preserve"> 구현</w:t>
+              <w:t>-아이템 판매, 구매 구현</w:t>
             </w:r>
           </w:p>
           <w:p>
@@ -223,7 +219,7 @@
                 <w:rFonts w:ascii="HY헤드라인M" w:eastAsia="HY헤드라인M" w:hint="eastAsia"/>
                 <w:sz w:val="24"/>
               </w:rPr>
-              <w:t>-퀘스트 시스템 구현</w:t>
+              <w:t>-Base 문 구현</w:t>
             </w:r>
           </w:p>
           <w:p>
@@ -238,23 +234,53 @@
                 <w:rFonts w:ascii="HY헤드라인M" w:eastAsia="HY헤드라인M" w:hint="eastAsia"/>
                 <w:sz w:val="24"/>
               </w:rPr>
-              <w:t>-아이템 판매, 구매 구현</w:t>
-            </w:r>
-          </w:p>
-          <w:p>
-            <w:pPr>
-              <w:rPr>
-                <w:rFonts w:ascii="HY헤드라인M" w:eastAsia="HY헤드라인M"/>
-                <w:sz w:val="24"/>
-              </w:rPr>
-            </w:pPr>
+              <w:t>-몬스터 계단 이동 구현</w:t>
+            </w:r>
+          </w:p>
+          <w:p>
+            <w:pPr>
+              <w:rPr>
+                <w:rFonts w:ascii="HY헤드라인M" w:eastAsia="HY헤드라인M"/>
+                <w:sz w:val="24"/>
+              </w:rPr>
+            </w:pPr>
+            <w:r>
+              <w:rPr>
+                <w:rFonts w:ascii="HY헤드라인M" w:eastAsia="HY헤드라인M"/>
+                <w:sz w:val="24"/>
+              </w:rPr>
+              <w:t>-절차적 맵 생성 규칙 및 난이도 제대로 적용</w:t>
+            </w:r>
+          </w:p>
+          <w:p>
+            <w:pPr>
+              <w:rPr>
+                <w:rFonts w:ascii="HY헤드라인M" w:eastAsia="HY헤드라인M"/>
+                <w:sz w:val="24"/>
+              </w:rPr>
+            </w:pPr>
+            <w:r>
+              <w:rPr>
+                <w:rFonts w:ascii="HY헤드라인M" w:eastAsia="HY헤드라인M"/>
+                <w:sz w:val="24"/>
+              </w:rPr>
+              <w:t xml:space="preserve">-절차적 맵 생성 시 아이템, 몬스터, 판매기 </w:t>
+            </w:r>
             <w:r>
               <w:rPr>
                 <w:rFonts w:ascii="HY헤드라인M" w:eastAsia="HY헤드라인M" w:hint="eastAsia"/>
                 <w:sz w:val="24"/>
               </w:rPr>
-              <w:t>-Base 문 구현</w:t>
-            </w:r>
+              <w:t>배치</w:t>
+            </w:r>
+          </w:p>
+          <w:p>
+            <w:pPr>
+              <w:rPr>
+                <w:rFonts w:ascii="HY헤드라인M" w:eastAsia="HY헤드라인M"/>
+                <w:sz w:val="24"/>
+              </w:rPr>
+            </w:pPr>
           </w:p>
           <w:p>
             <w:pPr>
@@ -268,53 +294,76 @@
                 <w:rFonts w:ascii="HY헤드라인M" w:eastAsia="HY헤드라인M" w:hint="eastAsia"/>
                 <w:sz w:val="24"/>
               </w:rPr>
-              <w:t>-몬스터 계단 이동 구현</w:t>
-            </w:r>
-          </w:p>
-          <w:p>
-            <w:pPr>
-              <w:rPr>
-                <w:rFonts w:ascii="HY헤드라인M" w:eastAsia="HY헤드라인M"/>
-                <w:sz w:val="24"/>
-              </w:rPr>
-            </w:pPr>
-            <w:r>
-              <w:rPr>
-                <w:rFonts w:ascii="HY헤드라인M" w:eastAsia="HY헤드라인M"/>
-                <w:sz w:val="24"/>
-              </w:rPr>
-              <w:t>-절차적 맵 생성 규칙 및 난이도 제대로 적용</w:t>
-            </w:r>
-          </w:p>
-          <w:p>
-            <w:pPr>
-              <w:rPr>
-                <w:rFonts w:ascii="HY헤드라인M" w:eastAsia="HY헤드라인M"/>
-                <w:sz w:val="24"/>
-              </w:rPr>
-            </w:pPr>
-            <w:r>
-              <w:rPr>
-                <w:rFonts w:ascii="HY헤드라인M" w:eastAsia="HY헤드라인M"/>
-                <w:sz w:val="24"/>
-              </w:rPr>
-              <w:t xml:space="preserve">-절차적 맵 생성 시 아이템, 몬스터, 판매기 </w:t>
-            </w:r>
+              <w:t>[통신 관련 구현]</w:t>
+            </w:r>
+          </w:p>
+          <w:p>
+            <w:pPr>
+              <w:rPr>
+                <w:rFonts w:ascii="HY헤드라인M" w:eastAsia="HY헤드라인M"/>
+                <w:sz w:val="24"/>
+              </w:rPr>
+            </w:pPr>
+            <w:r>
+              <w:rPr>
+                <w:rFonts w:ascii="HY헤드라인M" w:eastAsia="HY헤드라인M"/>
+                <w:sz w:val="24"/>
+              </w:rPr>
+              <w:t xml:space="preserve">-데이터베이스 연결 </w:t>
+            </w:r>
+          </w:p>
+          <w:p>
+            <w:pPr>
+              <w:rPr>
+                <w:rFonts w:ascii="HY헤드라인M" w:eastAsia="HY헤드라인M"/>
+                <w:sz w:val="24"/>
+              </w:rPr>
+            </w:pPr>
+            <w:r>
+              <w:rPr>
+                <w:rFonts w:ascii="HY헤드라인M" w:eastAsia="HY헤드라인M"/>
+                <w:sz w:val="24"/>
+              </w:rPr>
+              <w:t>-로그인/로그아웃 구현</w:t>
+            </w:r>
+          </w:p>
+          <w:p>
+            <w:pPr>
+              <w:rPr>
+                <w:rFonts w:ascii="HY헤드라인M" w:eastAsia="HY헤드라인M"/>
+                <w:sz w:val="24"/>
+              </w:rPr>
+            </w:pPr>
+            <w:r>
+              <w:rPr>
+                <w:rFonts w:ascii="HY헤드라인M" w:eastAsia="HY헤드라인M"/>
+                <w:sz w:val="24"/>
+              </w:rPr>
+              <w:t xml:space="preserve">-Room 입퇴장 구현 </w:t>
+            </w:r>
+          </w:p>
+          <w:p>
+            <w:pPr>
+              <w:rPr>
+                <w:rFonts w:ascii="HY헤드라인M" w:eastAsia="HY헤드라인M"/>
+                <w:sz w:val="24"/>
+              </w:rPr>
+            </w:pPr>
+          </w:p>
+          <w:p>
+            <w:pPr>
+              <w:rPr>
+                <w:rFonts w:ascii="HY헤드라인M" w:eastAsia="HY헤드라인M"/>
+                <w:sz w:val="24"/>
+              </w:rPr>
+            </w:pPr>
             <w:r>
               <w:rPr>
                 <w:rFonts w:ascii="HY헤드라인M" w:eastAsia="HY헤드라인M" w:hint="eastAsia"/>
                 <w:sz w:val="24"/>
               </w:rPr>
-              <w:t>배치</w:t>
-            </w:r>
-          </w:p>
-          <w:p>
-            <w:pPr>
-              <w:rPr>
-                <w:rFonts w:ascii="HY헤드라인M" w:eastAsia="HY헤드라인M"/>
-                <w:sz w:val="24"/>
-              </w:rPr>
-            </w:pPr>
+              <w:t>[기타]</w:t>
+            </w:r>
           </w:p>
           <w:p>
             <w:pPr>
@@ -328,143 +377,28 @@
                 <w:rFonts w:ascii="HY헤드라인M" w:eastAsia="HY헤드라인M" w:hint="eastAsia"/>
                 <w:sz w:val="24"/>
               </w:rPr>
-              <w:t>[통신 관련 구현]</w:t>
-            </w:r>
-          </w:p>
-          <w:p>
-            <w:pPr>
-              <w:rPr>
-                <w:rFonts w:ascii="HY헤드라인M" w:eastAsia="HY헤드라인M"/>
-                <w:sz w:val="24"/>
-              </w:rPr>
-            </w:pPr>
-            <w:r>
-              <w:rPr>
-                <w:rFonts w:ascii="HY헤드라인M" w:eastAsia="HY헤드라인M"/>
-                <w:sz w:val="24"/>
-              </w:rPr>
-              <w:t xml:space="preserve">-데이터베이스 연결 </w:t>
-            </w:r>
-          </w:p>
-          <w:p>
-            <w:pPr>
-              <w:rPr>
-                <w:rFonts w:ascii="HY헤드라인M" w:eastAsia="HY헤드라인M"/>
-                <w:sz w:val="24"/>
-              </w:rPr>
-            </w:pPr>
-            <w:r>
-              <w:rPr>
-                <w:rFonts w:ascii="HY헤드라인M" w:eastAsia="HY헤드라인M"/>
-                <w:sz w:val="24"/>
-              </w:rPr>
-              <w:t>-로그인/로그아웃 구현</w:t>
-            </w:r>
-          </w:p>
-          <w:p>
-            <w:pPr>
-              <w:rPr>
-                <w:rFonts w:ascii="HY헤드라인M" w:eastAsia="HY헤드라인M"/>
-                <w:sz w:val="24"/>
-              </w:rPr>
-            </w:pPr>
-            <w:r>
-              <w:rPr>
-                <w:rFonts w:ascii="HY헤드라인M" w:eastAsia="HY헤드라인M"/>
-                <w:sz w:val="24"/>
-              </w:rPr>
-              <w:t xml:space="preserve">-Room </w:t>
-            </w:r>
-            <w:proofErr w:type="spellStart"/>
-            <w:r>
-              <w:rPr>
-                <w:rFonts w:ascii="HY헤드라인M" w:eastAsia="HY헤드라인M"/>
-                <w:sz w:val="24"/>
-              </w:rPr>
-              <w:t>입퇴장</w:t>
-            </w:r>
-            <w:proofErr w:type="spellEnd"/>
-            <w:r>
-              <w:rPr>
-                <w:rFonts w:ascii="HY헤드라인M" w:eastAsia="HY헤드라인M"/>
-                <w:sz w:val="24"/>
-              </w:rPr>
-              <w:t xml:space="preserve"> 구현 </w:t>
-            </w:r>
-          </w:p>
-          <w:p>
-            <w:pPr>
-              <w:rPr>
-                <w:rFonts w:ascii="HY헤드라인M" w:eastAsia="HY헤드라인M"/>
-                <w:sz w:val="24"/>
-              </w:rPr>
-            </w:pPr>
-          </w:p>
-          <w:p>
-            <w:pPr>
-              <w:rPr>
-                <w:rFonts w:ascii="HY헤드라인M" w:eastAsia="HY헤드라인M"/>
-                <w:sz w:val="24"/>
-              </w:rPr>
-            </w:pPr>
+              <w:t>-서버 멀티쓰레드 적용</w:t>
+            </w:r>
+          </w:p>
+          <w:p>
+            <w:pPr>
+              <w:rPr>
+                <w:rFonts w:ascii="HY헤드라인M" w:eastAsia="HY헤드라인M"/>
+                <w:sz w:val="24"/>
+              </w:rPr>
+            </w:pPr>
+            <w:r>
+              <w:rPr>
+                <w:rFonts w:ascii="HY헤드라인M" w:eastAsia="HY헤드라인M"/>
+                <w:sz w:val="24"/>
+              </w:rPr>
+              <w:t>-최적화</w:t>
+            </w:r>
             <w:r>
               <w:rPr>
                 <w:rFonts w:ascii="HY헤드라인M" w:eastAsia="HY헤드라인M" w:hint="eastAsia"/>
                 <w:sz w:val="24"/>
               </w:rPr>
-              <w:t>[기타]</w:t>
-            </w:r>
-          </w:p>
-          <w:p>
-            <w:pPr>
-              <w:rPr>
-                <w:rFonts w:ascii="HY헤드라인M" w:eastAsia="HY헤드라인M"/>
-                <w:sz w:val="24"/>
-              </w:rPr>
-            </w:pPr>
-            <w:r>
-              <w:rPr>
-                <w:rFonts w:ascii="HY헤드라인M" w:eastAsia="HY헤드라인M" w:hint="eastAsia"/>
-                <w:sz w:val="24"/>
-              </w:rPr>
-              <w:t xml:space="preserve">-서버 </w:t>
-            </w:r>
-            <w:proofErr w:type="spellStart"/>
-            <w:r>
-              <w:rPr>
-                <w:rFonts w:ascii="HY헤드라인M" w:eastAsia="HY헤드라인M" w:hint="eastAsia"/>
-                <w:sz w:val="24"/>
-              </w:rPr>
-              <w:t>멀티쓰레드</w:t>
-            </w:r>
-            <w:proofErr w:type="spellEnd"/>
-            <w:r>
-              <w:rPr>
-                <w:rFonts w:ascii="HY헤드라인M" w:eastAsia="HY헤드라인M" w:hint="eastAsia"/>
-                <w:sz w:val="24"/>
-              </w:rPr>
-              <w:t xml:space="preserve"> 적용</w:t>
-            </w:r>
-          </w:p>
-          <w:p>
-            <w:pPr>
-              <w:rPr>
-                <w:rFonts w:ascii="HY헤드라인M" w:eastAsia="HY헤드라인M"/>
-                <w:sz w:val="24"/>
-              </w:rPr>
-            </w:pPr>
-            <w:r>
-              <w:rPr>
-                <w:rFonts w:ascii="HY헤드라인M" w:eastAsia="HY헤드라인M"/>
-                <w:sz w:val="24"/>
-              </w:rPr>
-              <w:t>-최적화</w:t>
-            </w:r>
-            <w:r>
-              <w:rPr>
-                <w:rFonts w:ascii="HY헤드라인M" w:eastAsia="HY헤드라인M" w:hint="eastAsia"/>
-                <w:sz w:val="24"/>
-              </w:rPr>
               <w:t xml:space="preserve"> 및</w:t>
             </w:r>
             <w:r>
@@ -502,23 +436,7 @@
                 <w:rFonts w:ascii="HY헤드라인M" w:eastAsia="HY헤드라인M"/>
                 <w:sz w:val="24"/>
               </w:rPr>
-              <w:t xml:space="preserve">-Base </w:t>
-            </w:r>
-            <w:proofErr w:type="spellStart"/>
-            <w:r>
-              <w:rPr>
-                <w:rFonts w:ascii="HY헤드라인M" w:eastAsia="HY헤드라인M"/>
-                <w:sz w:val="24"/>
-              </w:rPr>
-              <w:t>타일맵</w:t>
-            </w:r>
-            <w:proofErr w:type="spellEnd"/>
-            <w:r>
-              <w:rPr>
-                <w:rFonts w:ascii="HY헤드라인M" w:eastAsia="HY헤드라인M"/>
-                <w:sz w:val="24"/>
-              </w:rPr>
-              <w:t xml:space="preserve"> 제작</w:t>
+              <w:t>-Base 타일맵 제작</w:t>
             </w:r>
           </w:p>
           <w:p>
@@ -556,7 +474,6 @@
                 <w:szCs w:val="20"/>
               </w:rPr>
             </w:pPr>
-            <w:proofErr w:type="spellStart"/>
             <w:r>
               <w:rPr>
                 <w:rFonts w:ascii="HY헤드라인M" w:eastAsia="HY헤드라인M" w:hint="eastAsia"/>
@@ -565,7 +482,6 @@
               </w:rPr>
               <w:t>임채은</w:t>
             </w:r>
-            <w:proofErr w:type="spellEnd"/>
           </w:p>
         </w:tc>
         <w:tc>
@@ -716,23 +632,13 @@
                 <w:sz w:val="24"/>
               </w:rPr>
             </w:pPr>
-            <w:proofErr w:type="spellStart"/>
             <w:r>
               <w:rPr>
                 <w:rFonts w:ascii="HY헤드라인M" w:eastAsia="HY헤드라인M" w:hint="eastAsia"/>
                 <w:strike/>
                 <w:sz w:val="24"/>
               </w:rPr>
-              <w:t>EmotionGame</w:t>
-            </w:r>
-            <w:proofErr w:type="spellEnd"/>
-            <w:r>
-              <w:rPr>
-                <w:rFonts w:ascii="HY헤드라인M" w:eastAsia="HY헤드라인M" w:hint="eastAsia"/>
-                <w:strike/>
-                <w:sz w:val="24"/>
-              </w:rPr>
-              <w:t xml:space="preserve"> 몬스터</w:t>
+              <w:t>EmotionGame 몬스터</w:t>
             </w:r>
           </w:p>
           <w:p>
@@ -767,21 +673,12 @@
                 <w:sz w:val="24"/>
               </w:rPr>
             </w:pPr>
-            <w:proofErr w:type="spellStart"/>
-            <w:r>
-              <w:rPr>
-                <w:rFonts w:ascii="HY헤드라인M" w:eastAsia="HY헤드라인M"/>
-                <w:sz w:val="24"/>
-              </w:rPr>
-              <w:t>TrashCollector</w:t>
-            </w:r>
-            <w:proofErr w:type="spellEnd"/>
-            <w:r>
-              <w:rPr>
-                <w:rFonts w:ascii="HY헤드라인M" w:eastAsia="HY헤드라인M"/>
-                <w:sz w:val="24"/>
-              </w:rPr>
-              <w:t xml:space="preserve"> 몬스터</w:t>
+            <w:r>
+              <w:rPr>
+                <w:rFonts w:ascii="HY헤드라인M" w:eastAsia="HY헤드라인M"/>
+                <w:sz w:val="24"/>
+              </w:rPr>
+              <w:t>TrashCollector 몬스터</w:t>
             </w:r>
           </w:p>
           <w:p>
@@ -796,21 +693,12 @@
                 <w:sz w:val="24"/>
               </w:rPr>
             </w:pPr>
-            <w:proofErr w:type="spellStart"/>
-            <w:r>
-              <w:rPr>
-                <w:rFonts w:ascii="HY헤드라인M" w:eastAsia="HY헤드라인M"/>
-                <w:sz w:val="24"/>
-              </w:rPr>
-              <w:t>PollutionMonitor</w:t>
-            </w:r>
-            <w:proofErr w:type="spellEnd"/>
-            <w:r>
-              <w:rPr>
-                <w:rFonts w:ascii="HY헤드라인M" w:eastAsia="HY헤드라인M"/>
-                <w:sz w:val="24"/>
-              </w:rPr>
-              <w:t xml:space="preserve"> 몬스터</w:t>
+            <w:r>
+              <w:rPr>
+                <w:rFonts w:ascii="HY헤드라인M" w:eastAsia="HY헤드라인M"/>
+                <w:sz w:val="24"/>
+              </w:rPr>
+              <w:t>PollutionMonitor 몬스터</w:t>
             </w:r>
           </w:p>
           <w:p>
@@ -848,47 +736,13 @@
                 <w:sz w:val="24"/>
               </w:rPr>
             </w:pPr>
-            <w:proofErr w:type="spellStart"/>
             <w:r>
               <w:rPr>
                 <w:rFonts w:ascii="HY헤드라인M" w:eastAsia="HY헤드라인M" w:hint="eastAsia"/>
                 <w:sz w:val="24"/>
               </w:rPr>
-              <w:t>설정창</w:t>
-            </w:r>
-            <w:proofErr w:type="spellEnd"/>
-            <w:r>
-              <w:rPr>
-                <w:rFonts w:ascii="HY헤드라인M" w:eastAsia="HY헤드라인M" w:hint="eastAsia"/>
-                <w:sz w:val="24"/>
-              </w:rPr>
-              <w:t xml:space="preserve">, </w:t>
-            </w:r>
-            <w:proofErr w:type="spellStart"/>
-            <w:r>
-              <w:rPr>
-                <w:rFonts w:ascii="HY헤드라인M" w:eastAsia="HY헤드라인M" w:hint="eastAsia"/>
-                <w:sz w:val="24"/>
-              </w:rPr>
-              <w:t>메인창</w:t>
-            </w:r>
-            <w:proofErr w:type="spellEnd"/>
-            <w:r>
-              <w:rPr>
-                <w:rFonts w:ascii="HY헤드라인M" w:eastAsia="HY헤드라인M" w:hint="eastAsia"/>
-                <w:sz w:val="24"/>
-              </w:rPr>
-              <w:t xml:space="preserve">, </w:t>
-            </w:r>
-            <w:proofErr w:type="spellStart"/>
-            <w:r>
-              <w:rPr>
-                <w:rFonts w:ascii="HY헤드라인M" w:eastAsia="HY헤드라인M" w:hint="eastAsia"/>
-                <w:sz w:val="24"/>
-              </w:rPr>
-              <w:t>결과창</w:t>
-            </w:r>
-            <w:proofErr w:type="spellEnd"/>
+              <w:t>설정창, 메인창, 결과창</w:t>
+            </w:r>
           </w:p>
           <w:p>
             <w:pPr>
@@ -907,17 +761,8 @@
                 <w:rFonts w:ascii="HY헤드라인M" w:eastAsia="HY헤드라인M" w:hint="eastAsia"/>
                 <w:sz w:val="24"/>
               </w:rPr>
-              <w:t xml:space="preserve">플레이어의 현재 감정 </w:t>
-            </w:r>
-            <w:proofErr w:type="spellStart"/>
-            <w:r>
-              <w:rPr>
-                <w:rFonts w:ascii="HY헤드라인M" w:eastAsia="HY헤드라인M" w:hint="eastAsia"/>
-                <w:sz w:val="24"/>
-              </w:rPr>
-              <w:t>이모지</w:t>
-            </w:r>
-            <w:proofErr w:type="spellEnd"/>
+              <w:t>플레이어의 현재 감정 이모지</w:t>
+            </w:r>
           </w:p>
           <w:p>
             <w:pPr>
@@ -1128,418 +973,294 @@
                 <w:rFonts w:ascii="HY헤드라인M" w:eastAsia="HY헤드라인M"/>
                 <w:sz w:val="24"/>
               </w:rPr>
+              <w:t>- ( X ) 기능, UI, 퀘스트 내용(100개)</w:t>
+            </w:r>
+          </w:p>
+          <w:p>
+            <w:pPr>
+              <w:rPr>
+                <w:rFonts w:ascii="HY헤드라인M" w:eastAsia="HY헤드라인M"/>
+                <w:sz w:val="24"/>
+              </w:rPr>
+            </w:pPr>
+            <w:r>
+              <w:rPr>
+                <w:rFonts w:ascii="HY헤드라인M" w:eastAsia="HY헤드라인M"/>
+                <w:sz w:val="24"/>
+              </w:rPr>
+              <w:t xml:space="preserve">  * 기획서 (5월 25일까지)</w:t>
+            </w:r>
+          </w:p>
+          <w:p>
+            <w:pPr>
+              <w:rPr>
+                <w:rFonts w:ascii="HY헤드라인M" w:eastAsia="HY헤드라인M"/>
+                <w:sz w:val="24"/>
+              </w:rPr>
+            </w:pPr>
+            <w:r>
+              <w:rPr>
+                <w:rFonts w:ascii="HY헤드라인M" w:eastAsia="HY헤드라인M"/>
+                <w:sz w:val="24"/>
+              </w:rPr>
+              <w:t xml:space="preserve">  * 테스트 용 JSON 파일 전달 (5월 25일까지)</w:t>
+            </w:r>
+          </w:p>
+          <w:p>
+            <w:pPr>
+              <w:rPr>
+                <w:rFonts w:ascii="HY헤드라인M" w:eastAsia="HY헤드라인M"/>
+                <w:sz w:val="24"/>
+              </w:rPr>
+            </w:pPr>
+            <w:r>
+              <w:rPr>
+                <w:rFonts w:ascii="HY헤드라인M" w:eastAsia="HY헤드라인M"/>
+                <w:sz w:val="24"/>
+              </w:rPr>
+              <w:t xml:space="preserve">  * 30개 전달  (5월 28일까지)</w:t>
+            </w:r>
+          </w:p>
+          <w:p>
+            <w:pPr>
+              <w:rPr>
+                <w:rFonts w:ascii="HY헤드라인M" w:eastAsia="HY헤드라인M"/>
+                <w:sz w:val="24"/>
+              </w:rPr>
+            </w:pPr>
+            <w:r>
+              <w:rPr>
+                <w:rFonts w:ascii="HY헤드라인M" w:eastAsia="HY헤드라인M"/>
+                <w:sz w:val="24"/>
+              </w:rPr>
+              <w:t xml:space="preserve">  * 60개 전달  (6월 1일까지)</w:t>
+            </w:r>
+          </w:p>
+          <w:p>
+            <w:pPr>
+              <w:rPr>
+                <w:rFonts w:ascii="HY헤드라인M" w:eastAsia="HY헤드라인M"/>
+                <w:sz w:val="24"/>
+              </w:rPr>
+            </w:pPr>
+            <w:r>
+              <w:rPr>
+                <w:rFonts w:ascii="HY헤드라인M" w:eastAsia="HY헤드라인M"/>
+                <w:sz w:val="24"/>
+              </w:rPr>
+              <w:t xml:space="preserve">  * 100개 전달 (6월 4일까지)</w:t>
+            </w:r>
+          </w:p>
+          <w:p>
+            <w:pPr>
+              <w:rPr>
+                <w:rFonts w:ascii="HY헤드라인M" w:eastAsia="HY헤드라인M"/>
+                <w:sz w:val="24"/>
+              </w:rPr>
+            </w:pPr>
+            <w:r>
+              <w:rPr>
+                <w:rFonts w:ascii="HY헤드라인M" w:eastAsia="HY헤드라인M"/>
+                <w:sz w:val="24"/>
+              </w:rPr>
+              <w:t xml:space="preserve"> </w:t>
+            </w:r>
+          </w:p>
+          <w:p>
+            <w:pPr>
+              <w:rPr>
+                <w:rFonts w:ascii="HY헤드라인M" w:eastAsia="HY헤드라인M"/>
+                <w:sz w:val="24"/>
+              </w:rPr>
+            </w:pPr>
+            <w:r>
+              <w:rPr>
+                <w:rFonts w:ascii="HY헤드라인M" w:eastAsia="HY헤드라인M"/>
+                <w:sz w:val="24"/>
+              </w:rPr>
+              <w:t>[상점 시스템]  (5월 25일까지)</w:t>
+            </w:r>
+          </w:p>
+          <w:p>
+            <w:pPr>
+              <w:rPr>
+                <w:rFonts w:ascii="HY헤드라인M" w:eastAsia="HY헤드라인M"/>
+                <w:sz w:val="24"/>
+              </w:rPr>
+            </w:pPr>
+            <w:r>
+              <w:rPr>
+                <w:rFonts w:ascii="HY헤드라인M" w:eastAsia="HY헤드라인M"/>
+                <w:sz w:val="24"/>
+              </w:rPr>
+              <w:t xml:space="preserve">-  </w:t>
+            </w:r>
+            <w:r>
+              <w:rPr>
+                <w:rFonts w:ascii="HY헤드라인M" w:eastAsia="HY헤드라인M"/>
+                <w:strike/>
+                <w:sz w:val="24"/>
+              </w:rPr>
+              <w:t>기능</w:t>
+            </w:r>
+            <w:r>
+              <w:rPr>
+                <w:rFonts w:ascii="HY헤드라인M" w:eastAsia="HY헤드라인M"/>
+                <w:sz w:val="24"/>
+              </w:rPr>
+              <w:t>,  UI, 상점 판매 목록  =&gt; JSON으로 만들어서 전달</w:t>
+            </w:r>
+          </w:p>
+          <w:p>
+            <w:pPr>
+              <w:rPr>
+                <w:rFonts w:ascii="HY헤드라인M" w:eastAsia="HY헤드라인M"/>
+                <w:sz w:val="24"/>
+              </w:rPr>
+            </w:pPr>
+          </w:p>
+          <w:p>
+            <w:pPr>
+              <w:rPr>
+                <w:rFonts w:ascii="HY헤드라인M" w:eastAsia="HY헤드라인M"/>
+                <w:sz w:val="24"/>
+              </w:rPr>
+            </w:pPr>
+            <w:r>
+              <w:rPr>
+                <w:rFonts w:ascii="HY헤드라인M" w:eastAsia="HY헤드라인M" w:hint="eastAsia"/>
+                <w:sz w:val="24"/>
+              </w:rPr>
+              <w:t>[할당량]</w:t>
+            </w:r>
+          </w:p>
+          <w:p>
+            <w:pPr>
+              <w:rPr>
+                <w:rFonts w:ascii="HY헤드라인M" w:eastAsia="HY헤드라인M"/>
+                <w:sz w:val="24"/>
+              </w:rPr>
+            </w:pPr>
+            <w:r>
+              <w:rPr>
+                <w:rFonts w:ascii="HY헤드라인M" w:eastAsia="HY헤드라인M" w:hint="eastAsia"/>
+                <w:sz w:val="24"/>
+              </w:rPr>
+              <w:t>- 할당량 계산식</w:t>
+            </w:r>
+          </w:p>
+          <w:p>
+            <w:pPr>
+              <w:rPr>
+                <w:rFonts w:ascii="HY헤드라인M" w:eastAsia="HY헤드라인M"/>
+                <w:sz w:val="24"/>
+              </w:rPr>
+            </w:pPr>
+          </w:p>
+          <w:p>
+            <w:pPr>
+              <w:rPr>
+                <w:rFonts w:ascii="HY헤드라인M" w:eastAsia="HY헤드라인M"/>
+                <w:sz w:val="24"/>
+              </w:rPr>
+            </w:pPr>
+            <w:r>
+              <w:rPr>
+                <w:rFonts w:ascii="HY헤드라인M" w:eastAsia="HY헤드라인M"/>
+                <w:sz w:val="24"/>
+              </w:rPr>
+              <w:t>[json 작성]</w:t>
+            </w:r>
+          </w:p>
+          <w:p>
+            <w:pPr>
+              <w:rPr>
+                <w:rFonts w:ascii="HY헤드라인M" w:eastAsia="HY헤드라인M"/>
+                <w:sz w:val="24"/>
+              </w:rPr>
+            </w:pPr>
+            <w:r>
+              <w:rPr>
+                <w:rFonts w:ascii="HY헤드라인M" w:eastAsia="HY헤드라인M"/>
+                <w:sz w:val="24"/>
+              </w:rPr>
+              <w:t>- 몬스터 5종 json 작성  (6월 2일까지)</w:t>
+            </w:r>
+          </w:p>
+          <w:p>
+            <w:pPr>
+              <w:rPr>
+                <w:rFonts w:ascii="HY헤드라인M" w:eastAsia="HY헤드라인M"/>
+                <w:sz w:val="24"/>
+              </w:rPr>
+            </w:pPr>
+            <w:r>
+              <w:rPr>
+                <w:rFonts w:ascii="HY헤드라인M" w:eastAsia="HY헤드라인M"/>
+                <w:sz w:val="24"/>
+              </w:rPr>
+              <w:t>- 플레이어 json 작성  (STAT : HP, STAMINA, 이동속도, 시야 각도/거리)  (5월 25일까지)</w:t>
+            </w:r>
+          </w:p>
+          <w:p>
+            <w:pPr>
+              <w:rPr>
+                <w:rFonts w:ascii="HY헤드라인M" w:eastAsia="HY헤드라인M"/>
+                <w:sz w:val="24"/>
+              </w:rPr>
+            </w:pPr>
+            <w:r>
+              <w:rPr>
+                <w:rFonts w:ascii="HY헤드라인M" w:eastAsia="HY헤드라인M"/>
+                <w:sz w:val="24"/>
+              </w:rPr>
               <w:t xml:space="preserve">- </w:t>
             </w:r>
-            <w:proofErr w:type="gramStart"/>
-            <w:r>
-              <w:rPr>
-                <w:rFonts w:ascii="HY헤드라인M" w:eastAsia="HY헤드라인M"/>
-                <w:sz w:val="24"/>
-              </w:rPr>
-              <w:t>( X</w:t>
-            </w:r>
-            <w:proofErr w:type="gramEnd"/>
-            <w:r>
-              <w:rPr>
-                <w:rFonts w:ascii="HY헤드라인M" w:eastAsia="HY헤드라인M"/>
-                <w:sz w:val="24"/>
-              </w:rPr>
-              <w:t xml:space="preserve"> ) 기능, UI, 퀘스트 내용(100개)</w:t>
-            </w:r>
-          </w:p>
-          <w:p>
-            <w:pPr>
-              <w:rPr>
-                <w:rFonts w:ascii="HY헤드라인M" w:eastAsia="HY헤드라인M"/>
-                <w:sz w:val="24"/>
-              </w:rPr>
-            </w:pPr>
-            <w:r>
-              <w:rPr>
-                <w:rFonts w:ascii="HY헤드라인M" w:eastAsia="HY헤드라인M"/>
-                <w:sz w:val="24"/>
-              </w:rPr>
-              <w:t xml:space="preserve">  * 기획서 (5월 25일까지)</w:t>
-            </w:r>
-          </w:p>
-          <w:p>
-            <w:pPr>
-              <w:rPr>
-                <w:rFonts w:ascii="HY헤드라인M" w:eastAsia="HY헤드라인M"/>
-                <w:sz w:val="24"/>
-              </w:rPr>
-            </w:pPr>
-            <w:r>
-              <w:rPr>
-                <w:rFonts w:ascii="HY헤드라인M" w:eastAsia="HY헤드라인M"/>
-                <w:sz w:val="24"/>
-              </w:rPr>
-              <w:t xml:space="preserve">  * 테스트 용 JSON 파일 전달 (5월 25일까지)</w:t>
-            </w:r>
-          </w:p>
-          <w:p>
-            <w:pPr>
-              <w:rPr>
-                <w:rFonts w:ascii="HY헤드라인M" w:eastAsia="HY헤드라인M"/>
-                <w:sz w:val="24"/>
-              </w:rPr>
-            </w:pPr>
-            <w:r>
-              <w:rPr>
-                <w:rFonts w:ascii="HY헤드라인M" w:eastAsia="HY헤드라인M"/>
-                <w:sz w:val="24"/>
-              </w:rPr>
-              <w:t xml:space="preserve">  * 30개 </w:t>
-            </w:r>
-            <w:proofErr w:type="gramStart"/>
-            <w:r>
-              <w:rPr>
-                <w:rFonts w:ascii="HY헤드라인M" w:eastAsia="HY헤드라인M"/>
-                <w:sz w:val="24"/>
-              </w:rPr>
-              <w:t>전달  (</w:t>
-            </w:r>
-            <w:proofErr w:type="gramEnd"/>
-            <w:r>
-              <w:rPr>
-                <w:rFonts w:ascii="HY헤드라인M" w:eastAsia="HY헤드라인M"/>
-                <w:sz w:val="24"/>
-              </w:rPr>
-              <w:t>5월 28일까지)</w:t>
-            </w:r>
-          </w:p>
-          <w:p>
-            <w:pPr>
-              <w:rPr>
-                <w:rFonts w:ascii="HY헤드라인M" w:eastAsia="HY헤드라인M"/>
-                <w:sz w:val="24"/>
-              </w:rPr>
-            </w:pPr>
-            <w:r>
-              <w:rPr>
-                <w:rFonts w:ascii="HY헤드라인M" w:eastAsia="HY헤드라인M"/>
-                <w:sz w:val="24"/>
-              </w:rPr>
-              <w:t xml:space="preserve">  * 60개 </w:t>
-            </w:r>
-            <w:proofErr w:type="gramStart"/>
-            <w:r>
-              <w:rPr>
-                <w:rFonts w:ascii="HY헤드라인M" w:eastAsia="HY헤드라인M"/>
-                <w:sz w:val="24"/>
-              </w:rPr>
-              <w:t>전달  (</w:t>
-            </w:r>
-            <w:proofErr w:type="gramEnd"/>
-            <w:r>
-              <w:rPr>
-                <w:rFonts w:ascii="HY헤드라인M" w:eastAsia="HY헤드라인M"/>
-                <w:sz w:val="24"/>
-              </w:rPr>
-              <w:t>6월 1일까지)</w:t>
-            </w:r>
-          </w:p>
-          <w:p>
-            <w:pPr>
-              <w:rPr>
-                <w:rFonts w:ascii="HY헤드라인M" w:eastAsia="HY헤드라인M"/>
-                <w:sz w:val="24"/>
-              </w:rPr>
-            </w:pPr>
-            <w:r>
-              <w:rPr>
-                <w:rFonts w:ascii="HY헤드라인M" w:eastAsia="HY헤드라인M"/>
-                <w:sz w:val="24"/>
-              </w:rPr>
-              <w:t xml:space="preserve">  * 100개 전달 (6월 4일까지)</w:t>
-            </w:r>
-          </w:p>
-          <w:p>
-            <w:pPr>
-              <w:rPr>
-                <w:rFonts w:ascii="HY헤드라인M" w:eastAsia="HY헤드라인M"/>
-                <w:sz w:val="24"/>
-              </w:rPr>
-            </w:pPr>
-            <w:r>
-              <w:rPr>
-                <w:rFonts w:ascii="HY헤드라인M" w:eastAsia="HY헤드라인M"/>
-                <w:sz w:val="24"/>
-              </w:rPr>
-              <w:t xml:space="preserve"> </w:t>
-            </w:r>
-          </w:p>
-          <w:p>
-            <w:pPr>
-              <w:rPr>
-                <w:rFonts w:ascii="HY헤드라인M" w:eastAsia="HY헤드라인M"/>
-                <w:sz w:val="24"/>
-              </w:rPr>
-            </w:pPr>
-            <w:r>
-              <w:rPr>
-                <w:rFonts w:ascii="HY헤드라인M" w:eastAsia="HY헤드라인M"/>
-                <w:sz w:val="24"/>
-              </w:rPr>
-              <w:t>[상점 시스템</w:t>
-            </w:r>
-            <w:proofErr w:type="gramStart"/>
-            <w:r>
-              <w:rPr>
-                <w:rFonts w:ascii="HY헤드라인M" w:eastAsia="HY헤드라인M"/>
-                <w:sz w:val="24"/>
-              </w:rPr>
-              <w:t>]  (</w:t>
-            </w:r>
-            <w:proofErr w:type="gramEnd"/>
-            <w:r>
-              <w:rPr>
-                <w:rFonts w:ascii="HY헤드라인M" w:eastAsia="HY헤드라인M"/>
-                <w:sz w:val="24"/>
-              </w:rPr>
-              <w:t>5월 25일까지)</w:t>
-            </w:r>
-          </w:p>
-          <w:p>
-            <w:pPr>
-              <w:rPr>
-                <w:rFonts w:ascii="HY헤드라인M" w:eastAsia="HY헤드라인M"/>
-                <w:sz w:val="24"/>
-              </w:rPr>
-            </w:pPr>
-            <w:r>
-              <w:rPr>
-                <w:rFonts w:ascii="HY헤드라인M" w:eastAsia="HY헤드라인M"/>
-                <w:sz w:val="24"/>
-              </w:rPr>
-              <w:t xml:space="preserve">-  </w:t>
-            </w:r>
-            <w:proofErr w:type="gramStart"/>
             <w:r>
               <w:rPr>
                 <w:rFonts w:ascii="HY헤드라인M" w:eastAsia="HY헤드라인M"/>
                 <w:strike/>
                 <w:sz w:val="24"/>
               </w:rPr>
-              <w:t>기능</w:t>
-            </w:r>
-            <w:r>
-              <w:rPr>
-                <w:rFonts w:ascii="HY헤드라인M" w:eastAsia="HY헤드라인M"/>
-                <w:sz w:val="24"/>
-              </w:rPr>
-              <w:t>,  UI</w:t>
-            </w:r>
-            <w:proofErr w:type="gramEnd"/>
-            <w:r>
-              <w:rPr>
-                <w:rFonts w:ascii="HY헤드라인M" w:eastAsia="HY헤드라인M"/>
-                <w:sz w:val="24"/>
-              </w:rPr>
-              <w:t xml:space="preserve">, 상점 판매 </w:t>
-            </w:r>
-            <w:proofErr w:type="gramStart"/>
-            <w:r>
-              <w:rPr>
-                <w:rFonts w:ascii="HY헤드라인M" w:eastAsia="HY헤드라인M"/>
-                <w:sz w:val="24"/>
-              </w:rPr>
-              <w:t>목록  =</w:t>
-            </w:r>
-            <w:proofErr w:type="gramEnd"/>
-            <w:r>
-              <w:rPr>
-                <w:rFonts w:ascii="HY헤드라인M" w:eastAsia="HY헤드라인M"/>
-                <w:sz w:val="24"/>
-              </w:rPr>
-              <w:t>&gt; JSON으로 만들어서 전달</w:t>
-            </w:r>
-          </w:p>
-          <w:p>
-            <w:pPr>
-              <w:rPr>
-                <w:rFonts w:ascii="HY헤드라인M" w:eastAsia="HY헤드라인M"/>
-                <w:sz w:val="24"/>
-              </w:rPr>
-            </w:pPr>
-          </w:p>
-          <w:p>
-            <w:pPr>
-              <w:rPr>
-                <w:rFonts w:ascii="HY헤드라인M" w:eastAsia="HY헤드라인M"/>
-                <w:sz w:val="24"/>
-              </w:rPr>
-            </w:pPr>
-            <w:r>
-              <w:rPr>
-                <w:rFonts w:ascii="HY헤드라인M" w:eastAsia="HY헤드라인M" w:hint="eastAsia"/>
-                <w:sz w:val="24"/>
-              </w:rPr>
-              <w:t>[할당량]</w:t>
-            </w:r>
-          </w:p>
-          <w:p>
-            <w:pPr>
-              <w:rPr>
-                <w:rFonts w:ascii="HY헤드라인M" w:eastAsia="HY헤드라인M"/>
-                <w:sz w:val="24"/>
-              </w:rPr>
-            </w:pPr>
-            <w:r>
-              <w:rPr>
-                <w:rFonts w:ascii="HY헤드라인M" w:eastAsia="HY헤드라인M" w:hint="eastAsia"/>
-                <w:sz w:val="24"/>
-              </w:rPr>
-              <w:t>- 할당량 계산식</w:t>
-            </w:r>
-          </w:p>
-          <w:p>
-            <w:pPr>
-              <w:rPr>
-                <w:rFonts w:ascii="HY헤드라인M" w:eastAsia="HY헤드라인M"/>
-                <w:sz w:val="24"/>
-              </w:rPr>
-            </w:pPr>
-          </w:p>
-          <w:p>
-            <w:pPr>
-              <w:rPr>
-                <w:rFonts w:ascii="HY헤드라인M" w:eastAsia="HY헤드라인M"/>
-                <w:sz w:val="24"/>
-              </w:rPr>
-            </w:pPr>
-            <w:r>
-              <w:rPr>
-                <w:rFonts w:ascii="HY헤드라인M" w:eastAsia="HY헤드라인M"/>
-                <w:sz w:val="24"/>
-              </w:rPr>
-              <w:t>[</w:t>
-            </w:r>
-            <w:proofErr w:type="spellStart"/>
-            <w:r>
-              <w:rPr>
-                <w:rFonts w:ascii="HY헤드라인M" w:eastAsia="HY헤드라인M"/>
-                <w:sz w:val="24"/>
-              </w:rPr>
-              <w:t>json</w:t>
-            </w:r>
-            <w:proofErr w:type="spellEnd"/>
-            <w:r>
-              <w:rPr>
-                <w:rFonts w:ascii="HY헤드라인M" w:eastAsia="HY헤드라인M"/>
-                <w:sz w:val="24"/>
-              </w:rPr>
-              <w:t xml:space="preserve"> 작성]</w:t>
-            </w:r>
-          </w:p>
-          <w:p>
-            <w:pPr>
-              <w:rPr>
-                <w:rFonts w:ascii="HY헤드라인M" w:eastAsia="HY헤드라인M"/>
-                <w:sz w:val="24"/>
-              </w:rPr>
-            </w:pPr>
-            <w:r>
-              <w:rPr>
-                <w:rFonts w:ascii="HY헤드라인M" w:eastAsia="HY헤드라인M"/>
-                <w:sz w:val="24"/>
-              </w:rPr>
-              <w:t xml:space="preserve">- 몬스터 5종 </w:t>
-            </w:r>
-            <w:proofErr w:type="spellStart"/>
-            <w:r>
-              <w:rPr>
-                <w:rFonts w:ascii="HY헤드라인M" w:eastAsia="HY헤드라인M"/>
-                <w:sz w:val="24"/>
-              </w:rPr>
-              <w:t>json</w:t>
-            </w:r>
-            <w:proofErr w:type="spellEnd"/>
-            <w:r>
-              <w:rPr>
-                <w:rFonts w:ascii="HY헤드라인M" w:eastAsia="HY헤드라인M"/>
-                <w:sz w:val="24"/>
-              </w:rPr>
-              <w:t xml:space="preserve"> </w:t>
-            </w:r>
-            <w:proofErr w:type="gramStart"/>
-            <w:r>
-              <w:rPr>
-                <w:rFonts w:ascii="HY헤드라인M" w:eastAsia="HY헤드라인M"/>
-                <w:sz w:val="24"/>
-              </w:rPr>
-              <w:t>작성  (</w:t>
-            </w:r>
-            <w:proofErr w:type="gramEnd"/>
-            <w:r>
-              <w:rPr>
-                <w:rFonts w:ascii="HY헤드라인M" w:eastAsia="HY헤드라인M"/>
-                <w:sz w:val="24"/>
-              </w:rPr>
-              <w:t>6월 2일까지)</w:t>
-            </w:r>
-          </w:p>
-          <w:p>
-            <w:pPr>
-              <w:rPr>
-                <w:rFonts w:ascii="HY헤드라인M" w:eastAsia="HY헤드라인M"/>
-                <w:sz w:val="24"/>
-              </w:rPr>
-            </w:pPr>
-            <w:r>
-              <w:rPr>
-                <w:rFonts w:ascii="HY헤드라인M" w:eastAsia="HY헤드라인M"/>
-                <w:sz w:val="24"/>
-              </w:rPr>
-              <w:t xml:space="preserve">- 플레이어 </w:t>
-            </w:r>
-            <w:proofErr w:type="spellStart"/>
-            <w:r>
-              <w:rPr>
-                <w:rFonts w:ascii="HY헤드라인M" w:eastAsia="HY헤드라인M"/>
-                <w:sz w:val="24"/>
-              </w:rPr>
-              <w:t>json</w:t>
-            </w:r>
-            <w:proofErr w:type="spellEnd"/>
-            <w:r>
-              <w:rPr>
-                <w:rFonts w:ascii="HY헤드라인M" w:eastAsia="HY헤드라인M"/>
-                <w:sz w:val="24"/>
-              </w:rPr>
-              <w:t xml:space="preserve"> </w:t>
-            </w:r>
-            <w:proofErr w:type="gramStart"/>
-            <w:r>
-              <w:rPr>
-                <w:rFonts w:ascii="HY헤드라인M" w:eastAsia="HY헤드라인M"/>
-                <w:sz w:val="24"/>
-              </w:rPr>
-              <w:t>작성  (STAT :</w:t>
-            </w:r>
-            <w:proofErr w:type="gramEnd"/>
-            <w:r>
-              <w:rPr>
-                <w:rFonts w:ascii="HY헤드라인M" w:eastAsia="HY헤드라인M"/>
-                <w:sz w:val="24"/>
-              </w:rPr>
-              <w:t xml:space="preserve"> HP, STAMINA, 이동속도, 시야 각도/거리</w:t>
-            </w:r>
-            <w:proofErr w:type="gramStart"/>
-            <w:r>
-              <w:rPr>
-                <w:rFonts w:ascii="HY헤드라인M" w:eastAsia="HY헤드라인M"/>
-                <w:sz w:val="24"/>
-              </w:rPr>
-              <w:t>)  (</w:t>
-            </w:r>
-            <w:proofErr w:type="gramEnd"/>
-            <w:r>
-              <w:rPr>
-                <w:rFonts w:ascii="HY헤드라인M" w:eastAsia="HY헤드라인M"/>
-                <w:sz w:val="24"/>
-              </w:rPr>
-              <w:t>5월 25일까지)</w:t>
+              <w:t>CubeInfos.json에 가구 관련 내용 추가 (5월 25일까지)</w:t>
+            </w:r>
+          </w:p>
+          <w:p>
+            <w:pPr>
+              <w:rPr>
+                <w:rFonts w:ascii="HY헤드라인M" w:eastAsia="HY헤드라인M"/>
+                <w:sz w:val="24"/>
+              </w:rPr>
+            </w:pPr>
+          </w:p>
+          <w:p>
+            <w:pPr>
+              <w:rPr>
+                <w:rFonts w:ascii="HY헤드라인M" w:eastAsia="HY헤드라인M"/>
+                <w:sz w:val="24"/>
+              </w:rPr>
+            </w:pPr>
+            <w:r>
+              <w:rPr>
+                <w:rFonts w:ascii="HY헤드라인M" w:eastAsia="HY헤드라인M"/>
+                <w:sz w:val="24"/>
+              </w:rPr>
+              <w:t>[3D 모델]</w:t>
+            </w:r>
+          </w:p>
+          <w:p>
+            <w:pPr>
+              <w:rPr>
+                <w:rFonts w:ascii="HY헤드라인M" w:eastAsia="HY헤드라인M"/>
+                <w:sz w:val="24"/>
+              </w:rPr>
+            </w:pPr>
+            <w:r>
+              <w:rPr>
+                <w:rFonts w:ascii="HY헤드라인M" w:eastAsia="HY헤드라인M"/>
+                <w:sz w:val="24"/>
+              </w:rPr>
+              <w:t>- 스크랩 에셋 추가하기 (6월 2일까지)</w:t>
             </w:r>
           </w:p>
           <w:p>
@@ -1556,149 +1277,20 @@
               </w:rPr>
               <w:t xml:space="preserve">- </w:t>
             </w:r>
-            <w:proofErr w:type="spellStart"/>
             <w:r>
               <w:rPr>
                 <w:rFonts w:ascii="HY헤드라인M" w:eastAsia="HY헤드라인M"/>
                 <w:strike/>
                 <w:sz w:val="24"/>
               </w:rPr>
-              <w:t>CubeInfos.json</w:t>
-            </w:r>
-            <w:proofErr w:type="spellEnd"/>
-            <w:r>
-              <w:rPr>
-                <w:rFonts w:ascii="HY헤드라인M" w:eastAsia="HY헤드라인M"/>
-                <w:strike/>
-                <w:sz w:val="24"/>
-              </w:rPr>
-              <w:t>에 가구 관련 내용 추가 (5월 25일까지)</w:t>
-            </w:r>
-          </w:p>
-          <w:p>
-            <w:pPr>
-              <w:rPr>
-                <w:rFonts w:ascii="HY헤드라인M" w:eastAsia="HY헤드라인M"/>
-                <w:sz w:val="24"/>
-              </w:rPr>
-            </w:pPr>
-          </w:p>
-          <w:p>
-            <w:pPr>
-              <w:rPr>
-                <w:rFonts w:ascii="HY헤드라인M" w:eastAsia="HY헤드라인M"/>
-                <w:sz w:val="24"/>
-              </w:rPr>
-            </w:pPr>
-            <w:r>
-              <w:rPr>
-                <w:rFonts w:ascii="HY헤드라인M" w:eastAsia="HY헤드라인M"/>
-                <w:sz w:val="24"/>
-              </w:rPr>
-              <w:t>[3D 모델]</w:t>
-            </w:r>
-          </w:p>
-          <w:p>
-            <w:pPr>
-              <w:rPr>
-                <w:rFonts w:ascii="HY헤드라인M" w:eastAsia="HY헤드라인M"/>
-                <w:sz w:val="24"/>
-              </w:rPr>
-            </w:pPr>
-            <w:r>
-              <w:rPr>
-                <w:rFonts w:ascii="HY헤드라인M" w:eastAsia="HY헤드라인M"/>
-                <w:sz w:val="24"/>
-              </w:rPr>
-              <w:t xml:space="preserve">- 스크랩 </w:t>
-            </w:r>
-            <w:proofErr w:type="spellStart"/>
-            <w:r>
-              <w:rPr>
-                <w:rFonts w:ascii="HY헤드라인M" w:eastAsia="HY헤드라인M"/>
-                <w:sz w:val="24"/>
-              </w:rPr>
-              <w:t>에셋</w:t>
-            </w:r>
-            <w:proofErr w:type="spellEnd"/>
-            <w:r>
-              <w:rPr>
-                <w:rFonts w:ascii="HY헤드라인M" w:eastAsia="HY헤드라인M"/>
-                <w:sz w:val="24"/>
-              </w:rPr>
-              <w:t xml:space="preserve"> 추가하기 (6월 2일까지)</w:t>
-            </w:r>
-          </w:p>
-          <w:p>
-            <w:pPr>
-              <w:rPr>
-                <w:rFonts w:ascii="HY헤드라인M" w:eastAsia="HY헤드라인M"/>
-                <w:sz w:val="24"/>
-              </w:rPr>
-            </w:pPr>
-            <w:r>
-              <w:rPr>
-                <w:rFonts w:ascii="HY헤드라인M" w:eastAsia="HY헤드라인M"/>
-                <w:sz w:val="24"/>
-              </w:rPr>
-              <w:t xml:space="preserve">- </w:t>
-            </w:r>
-            <w:r>
-              <w:rPr>
-                <w:rFonts w:ascii="HY헤드라인M" w:eastAsia="HY헤드라인M"/>
-                <w:strike/>
-                <w:sz w:val="24"/>
-              </w:rPr>
-              <w:t xml:space="preserve">가구 선반, 서버 </w:t>
-            </w:r>
-            <w:proofErr w:type="spellStart"/>
-            <w:r>
-              <w:rPr>
-                <w:rFonts w:ascii="HY헤드라인M" w:eastAsia="HY헤드라인M"/>
-                <w:strike/>
-                <w:sz w:val="24"/>
-              </w:rPr>
-              <w:t>랙</w:t>
-            </w:r>
-            <w:proofErr w:type="spellEnd"/>
-            <w:r>
-              <w:rPr>
-                <w:rFonts w:ascii="HY헤드라인M" w:eastAsia="HY헤드라인M"/>
-                <w:sz w:val="24"/>
-              </w:rPr>
-              <w:t xml:space="preserve">, 조명 </w:t>
-            </w:r>
-            <w:proofErr w:type="spellStart"/>
-            <w:r>
-              <w:rPr>
-                <w:rFonts w:ascii="HY헤드라인M" w:eastAsia="HY헤드라인M"/>
-                <w:sz w:val="24"/>
-              </w:rPr>
-              <w:t>에셋</w:t>
-            </w:r>
-            <w:proofErr w:type="spellEnd"/>
-            <w:r>
-              <w:rPr>
-                <w:rFonts w:ascii="HY헤드라인M" w:eastAsia="HY헤드라인M"/>
-                <w:sz w:val="24"/>
-              </w:rPr>
-              <w:t xml:space="preserve"> </w:t>
-            </w:r>
-            <w:proofErr w:type="gramStart"/>
-            <w:r>
-              <w:rPr>
-                <w:rFonts w:ascii="HY헤드라인M" w:eastAsia="HY헤드라인M"/>
-                <w:sz w:val="24"/>
-              </w:rPr>
-              <w:t>추가하기  (</w:t>
-            </w:r>
-            <w:proofErr w:type="gramEnd"/>
-            <w:r>
-              <w:rPr>
-                <w:rFonts w:ascii="HY헤드라인M" w:eastAsia="HY헤드라인M"/>
-                <w:sz w:val="24"/>
-              </w:rPr>
-              <w:t>5월 25일까지)</w:t>
+              <w:t>가구 선반, 서버 랙</w:t>
+            </w:r>
+            <w:r>
+              <w:rPr>
+                <w:rFonts w:ascii="HY헤드라인M" w:eastAsia="HY헤드라인M"/>
+                <w:sz w:val="24"/>
+              </w:rPr>
+              <w:t>, 조명 에셋 추가하기  (5월 25일까지)</w:t>
             </w:r>
           </w:p>
           <w:p>
@@ -1728,70 +1320,22 @@
                 <w:rFonts w:ascii="HY헤드라인M" w:eastAsia="HY헤드라인M"/>
                 <w:sz w:val="24"/>
               </w:rPr>
-              <w:t xml:space="preserve">- 판매기 </w:t>
-            </w:r>
-            <w:proofErr w:type="spellStart"/>
-            <w:r>
-              <w:rPr>
-                <w:rFonts w:ascii="HY헤드라인M" w:eastAsia="HY헤드라인M"/>
-                <w:sz w:val="24"/>
-              </w:rPr>
-              <w:t>텍스쳐</w:t>
-            </w:r>
-            <w:proofErr w:type="spellEnd"/>
-            <w:r>
-              <w:rPr>
-                <w:rFonts w:ascii="HY헤드라인M" w:eastAsia="HY헤드라인M"/>
-                <w:sz w:val="24"/>
-              </w:rPr>
-              <w:t xml:space="preserve"> 만들기 (6월 9일까지)</w:t>
-            </w:r>
-          </w:p>
-          <w:p>
-            <w:pPr>
-              <w:rPr>
-                <w:rFonts w:ascii="HY헤드라인M" w:eastAsia="HY헤드라인M"/>
-                <w:sz w:val="24"/>
-              </w:rPr>
-            </w:pPr>
-            <w:r>
-              <w:rPr>
-                <w:rFonts w:ascii="HY헤드라인M" w:eastAsia="HY헤드라인M"/>
-                <w:sz w:val="24"/>
-              </w:rPr>
-              <w:t xml:space="preserve">- 수정: </w:t>
-            </w:r>
-            <w:proofErr w:type="spellStart"/>
-            <w:r>
-              <w:rPr>
-                <w:rFonts w:ascii="HY헤드라인M" w:eastAsia="HY헤드라인M"/>
-                <w:sz w:val="24"/>
-              </w:rPr>
-              <w:t>EmotionGame</w:t>
-            </w:r>
-            <w:proofErr w:type="spellEnd"/>
-            <w:r>
-              <w:rPr>
-                <w:rFonts w:ascii="HY헤드라인M" w:eastAsia="HY헤드라인M"/>
-                <w:sz w:val="24"/>
-              </w:rPr>
-              <w:t xml:space="preserve"> 모니터 높이 낮추기, 큐브 z-fighting </w:t>
-            </w:r>
-            <w:proofErr w:type="gramStart"/>
-            <w:r>
-              <w:rPr>
-                <w:rFonts w:ascii="HY헤드라인M" w:eastAsia="HY헤드라인M"/>
-                <w:sz w:val="24"/>
-              </w:rPr>
-              <w:t>수정  (</w:t>
-            </w:r>
-            <w:proofErr w:type="gramEnd"/>
-            <w:r>
-              <w:rPr>
-                <w:rFonts w:ascii="HY헤드라인M" w:eastAsia="HY헤드라인M"/>
-                <w:sz w:val="24"/>
-              </w:rPr>
-              <w:t>6월 9일까지)</w:t>
+              <w:t>- 판매기 텍스쳐 만들기 (6월 9일까지)</w:t>
+            </w:r>
+          </w:p>
+          <w:p>
+            <w:pPr>
+              <w:rPr>
+                <w:rFonts w:ascii="HY헤드라인M" w:eastAsia="HY헤드라인M"/>
+                <w:sz w:val="24"/>
+              </w:rPr>
+            </w:pPr>
+            <w:r>
+              <w:rPr>
+                <w:rFonts w:ascii="HY헤드라인M" w:eastAsia="HY헤드라인M"/>
+                <w:sz w:val="24"/>
+              </w:rPr>
+              <w:t>- 수정: EmotionGame 모니터 높이 낮추기, 큐브 z-fighting 수정  (6월 9일까지)</w:t>
             </w:r>
           </w:p>
           <w:p>
@@ -1829,86 +1373,22 @@
                 <w:rFonts w:ascii="HY헤드라인M" w:eastAsia="HY헤드라인M"/>
                 <w:sz w:val="24"/>
               </w:rPr>
-              <w:t xml:space="preserve">- 퀘스트, 상점, </w:t>
-            </w:r>
-            <w:proofErr w:type="spellStart"/>
-            <w:r>
-              <w:rPr>
-                <w:rFonts w:ascii="HY헤드라인M" w:eastAsia="HY헤드라인M"/>
-                <w:sz w:val="24"/>
-              </w:rPr>
-              <w:t>설정창</w:t>
-            </w:r>
-            <w:proofErr w:type="spellEnd"/>
-            <w:r>
-              <w:rPr>
-                <w:rFonts w:ascii="HY헤드라인M" w:eastAsia="HY헤드라인M"/>
-                <w:sz w:val="24"/>
-              </w:rPr>
-              <w:t xml:space="preserve">, </w:t>
-            </w:r>
-            <w:proofErr w:type="spellStart"/>
-            <w:r>
-              <w:rPr>
-                <w:rFonts w:ascii="HY헤드라인M" w:eastAsia="HY헤드라인M"/>
-                <w:sz w:val="24"/>
-              </w:rPr>
-              <w:t>메인창</w:t>
-            </w:r>
-            <w:proofErr w:type="spellEnd"/>
-            <w:r>
-              <w:rPr>
-                <w:rFonts w:ascii="HY헤드라인M" w:eastAsia="HY헤드라인M"/>
-                <w:sz w:val="24"/>
-              </w:rPr>
-              <w:t xml:space="preserve">, </w:t>
-            </w:r>
-            <w:proofErr w:type="spellStart"/>
-            <w:r>
-              <w:rPr>
-                <w:rFonts w:ascii="HY헤드라인M" w:eastAsia="HY헤드라인M"/>
-                <w:sz w:val="24"/>
-              </w:rPr>
-              <w:t>결과창</w:t>
-            </w:r>
-            <w:proofErr w:type="spellEnd"/>
-            <w:r>
-              <w:rPr>
-                <w:rFonts w:ascii="HY헤드라인M" w:eastAsia="HY헤드라인M"/>
-                <w:sz w:val="24"/>
-              </w:rPr>
-              <w:t xml:space="preserve"> (6월 2일까지)</w:t>
-            </w:r>
-          </w:p>
-          <w:p>
-            <w:pPr>
-              <w:rPr>
-                <w:rFonts w:ascii="HY헤드라인M" w:eastAsia="HY헤드라인M"/>
-                <w:sz w:val="24"/>
-              </w:rPr>
-            </w:pPr>
-            <w:r>
-              <w:rPr>
-                <w:rFonts w:ascii="HY헤드라인M" w:eastAsia="HY헤드라인M"/>
-                <w:sz w:val="24"/>
-              </w:rPr>
-              <w:t xml:space="preserve"> - 스테이지 전환 장면 연출 (6월 2일까지) =&gt; 구현 (</w:t>
-            </w:r>
-            <w:proofErr w:type="spellStart"/>
-            <w:r>
-              <w:rPr>
-                <w:rFonts w:ascii="HY헤드라인M" w:eastAsia="HY헤드라인M"/>
-                <w:sz w:val="24"/>
-              </w:rPr>
-              <w:t>임채은</w:t>
-            </w:r>
-            <w:proofErr w:type="spellEnd"/>
-            <w:r>
-              <w:rPr>
-                <w:rFonts w:ascii="HY헤드라인M" w:eastAsia="HY헤드라인M"/>
-                <w:sz w:val="24"/>
-              </w:rPr>
-              <w:t>, 임수영) (6월 9일까지)</w:t>
+              <w:t>- 퀘스트, 상점, 설정창, 메인창, 결과창 (6월 2일까지)</w:t>
+            </w:r>
+          </w:p>
+          <w:p>
+            <w:pPr>
+              <w:rPr>
+                <w:rFonts w:ascii="HY헤드라인M" w:eastAsia="HY헤드라인M"/>
+                <w:sz w:val="24"/>
+              </w:rPr>
+            </w:pPr>
+            <w:r>
+              <w:rPr>
+                <w:rFonts w:ascii="HY헤드라인M" w:eastAsia="HY헤드라인M"/>
+                <w:sz w:val="24"/>
+              </w:rPr>
+              <w:t xml:space="preserve"> - 스테이지 전환 장면 연출 (6월 2일까지) =&gt; 구현 (임채은, 임수영) (6월 9일까지)</w:t>
             </w:r>
           </w:p>
           <w:p>
@@ -1946,32 +1426,7 @@
                 <w:rFonts w:ascii="HY헤드라인M" w:eastAsia="HY헤드라인M"/>
                 <w:sz w:val="24"/>
               </w:rPr>
-              <w:t xml:space="preserve">- </w:t>
-            </w:r>
-            <w:proofErr w:type="spellStart"/>
-            <w:proofErr w:type="gramStart"/>
-            <w:r>
-              <w:rPr>
-                <w:rFonts w:ascii="HY헤드라인M" w:eastAsia="HY헤드라인M"/>
-                <w:sz w:val="24"/>
-              </w:rPr>
-              <w:t>배경음</w:t>
-            </w:r>
-            <w:proofErr w:type="spellEnd"/>
-            <w:r>
-              <w:rPr>
-                <w:rFonts w:ascii="HY헤드라인M" w:eastAsia="HY헤드라인M"/>
-                <w:sz w:val="24"/>
-              </w:rPr>
-              <w:t xml:space="preserve">,   </w:t>
-            </w:r>
-            <w:proofErr w:type="gramEnd"/>
-            <w:r>
-              <w:rPr>
-                <w:rFonts w:ascii="HY헤드라인M" w:eastAsia="HY헤드라인M"/>
-                <w:sz w:val="24"/>
-              </w:rPr>
-              <w:t xml:space="preserve">     (6월 9일까지)</w:t>
+              <w:t>- 배경음,        (6월 9일까지)</w:t>
             </w:r>
           </w:p>
           <w:p>
@@ -1987,54 +1442,22 @@
                 <w:sz w:val="24"/>
               </w:rPr>
               <w:lastRenderedPageBreak/>
-              <w:t xml:space="preserve">- 효과음(피격, </w:t>
-            </w:r>
-            <w:proofErr w:type="gramStart"/>
-            <w:r>
-              <w:rPr>
-                <w:rFonts w:ascii="HY헤드라인M" w:eastAsia="HY헤드라인M"/>
-                <w:sz w:val="24"/>
-              </w:rPr>
-              <w:t xml:space="preserve">타격,   </w:t>
-            </w:r>
-            <w:proofErr w:type="gramEnd"/>
-            <w:r>
-              <w:rPr>
-                <w:rFonts w:ascii="HY헤드라인M" w:eastAsia="HY헤드라인M"/>
-                <w:sz w:val="24"/>
-              </w:rPr>
-              <w:t xml:space="preserve">  (5월 25일까지) </w:t>
-            </w:r>
-          </w:p>
-          <w:p>
-            <w:pPr>
-              <w:rPr>
-                <w:rFonts w:ascii="HY헤드라인M" w:eastAsia="HY헤드라인M"/>
-                <w:sz w:val="24"/>
-              </w:rPr>
-            </w:pPr>
-            <w:r>
-              <w:rPr>
-                <w:rFonts w:ascii="HY헤드라인M" w:eastAsia="HY헤드라인M"/>
-                <w:sz w:val="24"/>
-              </w:rPr>
-              <w:t xml:space="preserve">  걷기, 뛰기, </w:t>
-            </w:r>
-            <w:proofErr w:type="gramStart"/>
-            <w:r>
-              <w:rPr>
-                <w:rFonts w:ascii="HY헤드라인M" w:eastAsia="HY헤드라인M"/>
-                <w:sz w:val="24"/>
-              </w:rPr>
-              <w:t xml:space="preserve">점프,   </w:t>
-            </w:r>
-            <w:proofErr w:type="gramEnd"/>
-            <w:r>
-              <w:rPr>
-                <w:rFonts w:ascii="HY헤드라인M" w:eastAsia="HY헤드라인M"/>
-                <w:sz w:val="24"/>
-              </w:rPr>
-              <w:t xml:space="preserve">  (6월 2일까지)</w:t>
+              <w:t xml:space="preserve">- 효과음(피격, 타격,     (5월 25일까지) </w:t>
+            </w:r>
+          </w:p>
+          <w:p>
+            <w:pPr>
+              <w:rPr>
+                <w:rFonts w:ascii="HY헤드라인M" w:eastAsia="HY헤드라인M"/>
+                <w:sz w:val="24"/>
+              </w:rPr>
+            </w:pPr>
+            <w:r>
+              <w:rPr>
+                <w:rFonts w:ascii="HY헤드라인M" w:eastAsia="HY헤드라인M"/>
+                <w:sz w:val="24"/>
+              </w:rPr>
+              <w:t xml:space="preserve">  걷기, 뛰기, 점프,     (6월 2일까지)</w:t>
             </w:r>
           </w:p>
           <w:p>
@@ -2231,19 +1654,8 @@
           <w:sz w:val="18"/>
           <w:szCs w:val="18"/>
         </w:rPr>
-        <w:t xml:space="preserve">■: </w:t>
+        <w:t>■: 임채은</w:t>
       </w:r>
-      <w:proofErr w:type="spellStart"/>
-      <w:r>
-        <w:rPr>
-          <w:rFonts w:ascii="HY헤드라인M" w:eastAsia="HY헤드라인M" w:hint="eastAsia"/>
-          <w:color w:val="C2C9CF"/>
-          <w:sz w:val="18"/>
-          <w:szCs w:val="18"/>
-        </w:rPr>
-        <w:t>임채은</w:t>
-      </w:r>
-      <w:proofErr w:type="spellEnd"/>
       <w:r>
         <w:rPr>
           <w:rFonts w:ascii="HY헤드라인M" w:eastAsia="HY헤드라인M" w:hint="eastAsia"/>
@@ -3015,25 +2427,7 @@
                 <w:sz w:val="18"/>
                 <w:szCs w:val="18"/>
               </w:rPr>
-              <w:t>-</w:t>
-            </w:r>
-            <w:proofErr w:type="spellStart"/>
-            <w:r>
-              <w:rPr>
-                <w:rFonts w:eastAsiaTheme="minorHAnsi"/>
-                <w:sz w:val="18"/>
-                <w:szCs w:val="18"/>
-              </w:rPr>
-              <w:t>TrashCollector</w:t>
-            </w:r>
-            <w:proofErr w:type="spellEnd"/>
-            <w:r>
-              <w:rPr>
-                <w:rFonts w:eastAsiaTheme="minorHAnsi"/>
-                <w:sz w:val="18"/>
-                <w:szCs w:val="18"/>
-              </w:rPr>
-              <w:t xml:space="preserve"> 구현</w:t>
+              <w:t>-TrashCollector 구현</w:t>
             </w:r>
           </w:p>
           <w:p>
@@ -4365,25 +3759,7 @@
                 <w:sz w:val="16"/>
                 <w:szCs w:val="16"/>
               </w:rPr>
-              <w:t xml:space="preserve">- </w:t>
-            </w:r>
-            <w:proofErr w:type="spellStart"/>
-            <w:r>
-              <w:rPr>
-                <w:rFonts w:asciiTheme="majorHAnsi" w:eastAsiaTheme="majorHAnsi" w:hAnsiTheme="majorHAnsi"/>
-                <w:sz w:val="16"/>
-                <w:szCs w:val="16"/>
-              </w:rPr>
-              <w:t>EmotionGame</w:t>
-            </w:r>
-            <w:proofErr w:type="spellEnd"/>
-            <w:r>
-              <w:rPr>
-                <w:rFonts w:asciiTheme="majorHAnsi" w:eastAsiaTheme="majorHAnsi" w:hAnsiTheme="majorHAnsi"/>
-                <w:sz w:val="16"/>
-                <w:szCs w:val="16"/>
-              </w:rPr>
-              <w:t>, Hatch 네트워크 로직 작성</w:t>
+              <w:t>- EmotionGame, Hatch 네트워크 로직 작성</w:t>
             </w:r>
           </w:p>
           <w:p>
@@ -4435,25 +3811,7 @@
                 <w:sz w:val="16"/>
                 <w:szCs w:val="16"/>
               </w:rPr>
-              <w:t xml:space="preserve">- </w:t>
-            </w:r>
-            <w:proofErr w:type="spellStart"/>
-            <w:r>
-              <w:rPr>
-                <w:rFonts w:asciiTheme="majorHAnsi" w:eastAsiaTheme="majorHAnsi" w:hAnsiTheme="majorHAnsi"/>
-                <w:sz w:val="16"/>
-                <w:szCs w:val="16"/>
-              </w:rPr>
-              <w:t>EmotionGame</w:t>
-            </w:r>
-            <w:proofErr w:type="spellEnd"/>
-            <w:r>
-              <w:rPr>
-                <w:rFonts w:asciiTheme="majorHAnsi" w:eastAsiaTheme="majorHAnsi" w:hAnsiTheme="majorHAnsi"/>
-                <w:sz w:val="16"/>
-                <w:szCs w:val="16"/>
-              </w:rPr>
-              <w:t xml:space="preserve"> </w:t>
+              <w:t xml:space="preserve">- EmotionGame </w:t>
             </w:r>
           </w:p>
         </w:tc>
@@ -4479,7 +3837,6 @@
               <w:lastRenderedPageBreak/>
               <w:t xml:space="preserve">- 감정 추출 및 전송 로직 변경, 추출된 감정 UI에 </w:t>
             </w:r>
-            <w:proofErr w:type="spellStart"/>
             <w:r>
               <w:rPr>
                 <w:rFonts w:asciiTheme="majorHAnsi" w:eastAsiaTheme="majorHAnsi" w:hAnsiTheme="majorHAnsi"/>
@@ -4487,75 +3844,48 @@
                 <w:szCs w:val="16"/>
               </w:rPr>
               <w:lastRenderedPageBreak/>
-              <w:t>이모지</w:t>
-            </w:r>
-            <w:proofErr w:type="spellEnd"/>
-            <w:r>
+              <w:t>이모지 그리기</w:t>
+            </w:r>
+          </w:p>
+          <w:p>
+            <w:pPr>
               <w:rPr>
                 <w:rFonts w:asciiTheme="majorHAnsi" w:eastAsiaTheme="majorHAnsi" w:hAnsiTheme="majorHAnsi"/>
                 <w:sz w:val="16"/>
                 <w:szCs w:val="16"/>
               </w:rPr>
-              <w:t xml:space="preserve"> 그리기</w:t>
-            </w:r>
-          </w:p>
-          <w:p>
-            <w:pPr>
+            </w:pPr>
+            <w:r>
               <w:rPr>
                 <w:rFonts w:asciiTheme="majorHAnsi" w:eastAsiaTheme="majorHAnsi" w:hAnsiTheme="majorHAnsi"/>
                 <w:sz w:val="16"/>
                 <w:szCs w:val="16"/>
               </w:rPr>
-            </w:pPr>
-            <w:r>
+              <w:t>- 판매기 네트워크 로직 작성</w:t>
+            </w:r>
+          </w:p>
+        </w:tc>
+        <w:tc>
+          <w:tcPr>
+            <w:tcW w:w="1498" w:type="dxa"/>
+            <w:shd w:val="clear" w:color="auto" w:fill="CAEDFB" w:themeFill="accent4" w:themeFillTint="33"/>
+          </w:tcPr>
+          <w:p>
+            <w:pPr>
               <w:rPr>
                 <w:rFonts w:asciiTheme="majorHAnsi" w:eastAsiaTheme="majorHAnsi" w:hAnsiTheme="majorHAnsi"/>
                 <w:sz w:val="16"/>
                 <w:szCs w:val="16"/>
               </w:rPr>
-              <w:t>- 판매기 네트워크 로직 작성</w:t>
-            </w:r>
-          </w:p>
-        </w:tc>
-        <w:tc>
-          <w:tcPr>
-            <w:tcW w:w="1498" w:type="dxa"/>
-            <w:shd w:val="clear" w:color="auto" w:fill="CAEDFB" w:themeFill="accent4" w:themeFillTint="33"/>
-          </w:tcPr>
-          <w:p>
-            <w:pPr>
+            </w:pPr>
+            <w:r>
               <w:rPr>
                 <w:rFonts w:asciiTheme="majorHAnsi" w:eastAsiaTheme="majorHAnsi" w:hAnsiTheme="majorHAnsi"/>
                 <w:sz w:val="16"/>
                 <w:szCs w:val="16"/>
               </w:rPr>
-            </w:pPr>
-            <w:r>
-              <w:rPr>
-                <w:rFonts w:asciiTheme="majorHAnsi" w:eastAsiaTheme="majorHAnsi" w:hAnsiTheme="majorHAnsi"/>
-                <w:sz w:val="16"/>
-                <w:szCs w:val="16"/>
-              </w:rPr>
               <w:lastRenderedPageBreak/>
-              <w:t xml:space="preserve">- </w:t>
-            </w:r>
-            <w:proofErr w:type="spellStart"/>
-            <w:r>
-              <w:rPr>
-                <w:rFonts w:asciiTheme="majorHAnsi" w:eastAsiaTheme="majorHAnsi" w:hAnsiTheme="majorHAnsi"/>
-                <w:sz w:val="16"/>
-                <w:szCs w:val="16"/>
-              </w:rPr>
-              <w:t>EmotionGame</w:t>
-            </w:r>
-            <w:proofErr w:type="spellEnd"/>
-            <w:r>
-              <w:rPr>
-                <w:rFonts w:asciiTheme="majorHAnsi" w:eastAsiaTheme="majorHAnsi" w:hAnsiTheme="majorHAnsi"/>
-                <w:sz w:val="16"/>
-                <w:szCs w:val="16"/>
-              </w:rPr>
-              <w:t xml:space="preserve"> 로직 구현(카운트다운, 게임 결과</w:t>
+              <w:t>- EmotionGame 로직 구현(카운트다운, 게임 결과</w:t>
             </w:r>
             <w:r>
               <w:rPr>
@@ -4763,25 +4093,7 @@
                 <w:sz w:val="16"/>
                 <w:szCs w:val="16"/>
               </w:rPr>
-              <w:t xml:space="preserve">- </w:t>
-            </w:r>
-            <w:proofErr w:type="spellStart"/>
-            <w:r>
-              <w:rPr>
-                <w:rFonts w:eastAsiaTheme="minorHAnsi"/>
-                <w:sz w:val="16"/>
-                <w:szCs w:val="16"/>
-              </w:rPr>
-              <w:t>스테미나</w:t>
-            </w:r>
-            <w:proofErr w:type="spellEnd"/>
-            <w:r>
-              <w:rPr>
-                <w:rFonts w:eastAsiaTheme="minorHAnsi"/>
-                <w:sz w:val="16"/>
-                <w:szCs w:val="16"/>
-              </w:rPr>
-              <w:t>, Hp 바 UI</w:t>
+              <w:t>- 스테미나, Hp 바 UI</w:t>
             </w:r>
           </w:p>
           <w:p>
@@ -4908,25 +4220,7 @@
                 <w:sz w:val="16"/>
                 <w:szCs w:val="16"/>
               </w:rPr>
-              <w:t xml:space="preserve">- </w:t>
-            </w:r>
-            <w:proofErr w:type="spellStart"/>
-            <w:r>
-              <w:rPr>
-                <w:rFonts w:eastAsiaTheme="minorHAnsi"/>
-                <w:sz w:val="16"/>
-                <w:szCs w:val="16"/>
-              </w:rPr>
-              <w:t>EmotionGame</w:t>
-            </w:r>
-            <w:proofErr w:type="spellEnd"/>
-            <w:r>
-              <w:rPr>
-                <w:rFonts w:eastAsiaTheme="minorHAnsi"/>
-                <w:sz w:val="16"/>
-                <w:szCs w:val="16"/>
-              </w:rPr>
-              <w:t xml:space="preserve"> Grab 문제 해결</w:t>
+              <w:t>- EmotionGame Grab 문제 해결</w:t>
             </w:r>
           </w:p>
         </w:tc>
@@ -6260,9 +5554,75 @@
                 <w:sz w:val="16"/>
                 <w:szCs w:val="16"/>
               </w:rPr>
-              <w:t>-</w:t>
-            </w:r>
-            <w:proofErr w:type="spellStart"/>
+              <w:t>-PollutionMonitor 기획서</w:t>
+            </w:r>
+          </w:p>
+        </w:tc>
+        <w:tc>
+          <w:tcPr>
+            <w:tcW w:w="1498" w:type="dxa"/>
+            <w:shd w:val="clear" w:color="auto" w:fill="FAE2D5" w:themeFill="accent2" w:themeFillTint="33"/>
+          </w:tcPr>
+          <w:p>
+            <w:pPr>
+              <w:rPr>
+                <w:rFonts w:asciiTheme="majorHAnsi" w:eastAsiaTheme="majorHAnsi" w:hAnsiTheme="majorHAnsi"/>
+                <w:strike/>
+                <w:sz w:val="16"/>
+                <w:szCs w:val="16"/>
+              </w:rPr>
+            </w:pPr>
+          </w:p>
+        </w:tc>
+        <w:tc>
+          <w:tcPr>
+            <w:tcW w:w="1498" w:type="dxa"/>
+            <w:shd w:val="clear" w:color="auto" w:fill="FAE2D5" w:themeFill="accent2" w:themeFillTint="33"/>
+          </w:tcPr>
+          <w:p>
+            <w:pPr>
+              <w:rPr>
+                <w:rFonts w:asciiTheme="majorHAnsi" w:eastAsiaTheme="majorHAnsi" w:hAnsiTheme="majorHAnsi"/>
+                <w:strike/>
+                <w:sz w:val="16"/>
+                <w:szCs w:val="16"/>
+              </w:rPr>
+            </w:pPr>
+          </w:p>
+        </w:tc>
+        <w:tc>
+          <w:tcPr>
+            <w:tcW w:w="1498" w:type="dxa"/>
+            <w:shd w:val="clear" w:color="auto" w:fill="FAE2D5" w:themeFill="accent2" w:themeFillTint="33"/>
+          </w:tcPr>
+          <w:p>
+            <w:pPr>
+              <w:rPr>
+                <w:rFonts w:asciiTheme="majorHAnsi" w:eastAsiaTheme="majorHAnsi" w:hAnsiTheme="majorHAnsi"/>
+                <w:strike/>
+                <w:sz w:val="16"/>
+                <w:szCs w:val="16"/>
+              </w:rPr>
+            </w:pPr>
+            <w:r>
+              <w:rPr>
+                <w:rFonts w:asciiTheme="majorHAnsi" w:eastAsiaTheme="majorHAnsi" w:hAnsiTheme="majorHAnsi"/>
+                <w:strike/>
+                <w:sz w:val="16"/>
+                <w:szCs w:val="16"/>
+              </w:rPr>
+              <w:t>[클라] 7가지 감정 이모지, 거미줄 에셋 필요</w:t>
+            </w:r>
+          </w:p>
+          <w:p>
+            <w:pPr>
+              <w:rPr>
+                <w:rFonts w:asciiTheme="majorHAnsi" w:eastAsiaTheme="majorHAnsi" w:hAnsiTheme="majorHAnsi"/>
+                <w:strike/>
+                <w:sz w:val="16"/>
+                <w:szCs w:val="16"/>
+              </w:rPr>
+            </w:pPr>
             <w:r>
               <w:rPr>
                 <w:rFonts w:asciiTheme="majorHAnsi" w:eastAsiaTheme="majorHAnsi" w:hAnsiTheme="majorHAnsi" w:hint="eastAsia"/>
@@ -6270,9 +5630,18 @@
                 <w:sz w:val="16"/>
                 <w:szCs w:val="16"/>
               </w:rPr>
-              <w:t>PollutionMonitor</w:t>
-            </w:r>
-            <w:proofErr w:type="spellEnd"/>
+              <w:t>-Web 추가</w:t>
+            </w:r>
+          </w:p>
+          <w:p>
+            <w:pPr>
+              <w:rPr>
+                <w:rFonts w:asciiTheme="majorHAnsi" w:eastAsiaTheme="majorHAnsi" w:hAnsiTheme="majorHAnsi"/>
+                <w:strike/>
+                <w:sz w:val="16"/>
+                <w:szCs w:val="16"/>
+              </w:rPr>
+            </w:pPr>
             <w:r>
               <w:rPr>
                 <w:rFonts w:asciiTheme="majorHAnsi" w:eastAsiaTheme="majorHAnsi" w:hAnsiTheme="majorHAnsi" w:hint="eastAsia"/>
@@ -6280,162 +5649,7 @@
                 <w:sz w:val="16"/>
                 <w:szCs w:val="16"/>
               </w:rPr>
-              <w:t xml:space="preserve"> 기획서</w:t>
-            </w:r>
-          </w:p>
-        </w:tc>
-        <w:tc>
-          <w:tcPr>
-            <w:tcW w:w="1498" w:type="dxa"/>
-            <w:shd w:val="clear" w:color="auto" w:fill="FAE2D5" w:themeFill="accent2" w:themeFillTint="33"/>
-          </w:tcPr>
-          <w:p>
-            <w:pPr>
-              <w:rPr>
-                <w:rFonts w:asciiTheme="majorHAnsi" w:eastAsiaTheme="majorHAnsi" w:hAnsiTheme="majorHAnsi"/>
-                <w:strike/>
-                <w:sz w:val="16"/>
-                <w:szCs w:val="16"/>
-              </w:rPr>
-            </w:pPr>
-          </w:p>
-        </w:tc>
-        <w:tc>
-          <w:tcPr>
-            <w:tcW w:w="1498" w:type="dxa"/>
-            <w:shd w:val="clear" w:color="auto" w:fill="FAE2D5" w:themeFill="accent2" w:themeFillTint="33"/>
-          </w:tcPr>
-          <w:p>
-            <w:pPr>
-              <w:rPr>
-                <w:rFonts w:asciiTheme="majorHAnsi" w:eastAsiaTheme="majorHAnsi" w:hAnsiTheme="majorHAnsi"/>
-                <w:strike/>
-                <w:sz w:val="16"/>
-                <w:szCs w:val="16"/>
-              </w:rPr>
-            </w:pPr>
-          </w:p>
-        </w:tc>
-        <w:tc>
-          <w:tcPr>
-            <w:tcW w:w="1498" w:type="dxa"/>
-            <w:shd w:val="clear" w:color="auto" w:fill="FAE2D5" w:themeFill="accent2" w:themeFillTint="33"/>
-          </w:tcPr>
-          <w:p>
-            <w:pPr>
-              <w:rPr>
-                <w:rFonts w:asciiTheme="majorHAnsi" w:eastAsiaTheme="majorHAnsi" w:hAnsiTheme="majorHAnsi"/>
-                <w:strike/>
-                <w:sz w:val="16"/>
-                <w:szCs w:val="16"/>
-              </w:rPr>
-            </w:pPr>
-            <w:r>
-              <w:rPr>
-                <w:rFonts w:asciiTheme="majorHAnsi" w:eastAsiaTheme="majorHAnsi" w:hAnsiTheme="majorHAnsi"/>
-                <w:strike/>
-                <w:sz w:val="16"/>
-                <w:szCs w:val="16"/>
-              </w:rPr>
-              <w:t xml:space="preserve">[클라] 7가지 감정 </w:t>
-            </w:r>
-            <w:proofErr w:type="spellStart"/>
-            <w:r>
-              <w:rPr>
-                <w:rFonts w:asciiTheme="majorHAnsi" w:eastAsiaTheme="majorHAnsi" w:hAnsiTheme="majorHAnsi"/>
-                <w:strike/>
-                <w:sz w:val="16"/>
-                <w:szCs w:val="16"/>
-              </w:rPr>
-              <w:t>이모지</w:t>
-            </w:r>
-            <w:proofErr w:type="spellEnd"/>
-            <w:r>
-              <w:rPr>
-                <w:rFonts w:asciiTheme="majorHAnsi" w:eastAsiaTheme="majorHAnsi" w:hAnsiTheme="majorHAnsi"/>
-                <w:strike/>
-                <w:sz w:val="16"/>
-                <w:szCs w:val="16"/>
-              </w:rPr>
-              <w:t xml:space="preserve">, 거미줄 </w:t>
-            </w:r>
-            <w:proofErr w:type="spellStart"/>
-            <w:r>
-              <w:rPr>
-                <w:rFonts w:asciiTheme="majorHAnsi" w:eastAsiaTheme="majorHAnsi" w:hAnsiTheme="majorHAnsi"/>
-                <w:strike/>
-                <w:sz w:val="16"/>
-                <w:szCs w:val="16"/>
-              </w:rPr>
-              <w:t>에셋</w:t>
-            </w:r>
-            <w:proofErr w:type="spellEnd"/>
-            <w:r>
-              <w:rPr>
-                <w:rFonts w:asciiTheme="majorHAnsi" w:eastAsiaTheme="majorHAnsi" w:hAnsiTheme="majorHAnsi"/>
-                <w:strike/>
-                <w:sz w:val="16"/>
-                <w:szCs w:val="16"/>
-              </w:rPr>
-              <w:t xml:space="preserve"> 필요</w:t>
-            </w:r>
-          </w:p>
-          <w:p>
-            <w:pPr>
-              <w:rPr>
-                <w:rFonts w:asciiTheme="majorHAnsi" w:eastAsiaTheme="majorHAnsi" w:hAnsiTheme="majorHAnsi"/>
-                <w:strike/>
-                <w:sz w:val="16"/>
-                <w:szCs w:val="16"/>
-              </w:rPr>
-            </w:pPr>
-            <w:r>
-              <w:rPr>
-                <w:rFonts w:asciiTheme="majorHAnsi" w:eastAsiaTheme="majorHAnsi" w:hAnsiTheme="majorHAnsi" w:hint="eastAsia"/>
-                <w:strike/>
-                <w:sz w:val="16"/>
-                <w:szCs w:val="16"/>
-              </w:rPr>
-              <w:t>-Web 추가</w:t>
-            </w:r>
-          </w:p>
-          <w:p>
-            <w:pPr>
-              <w:rPr>
-                <w:rFonts w:asciiTheme="majorHAnsi" w:eastAsiaTheme="majorHAnsi" w:hAnsiTheme="majorHAnsi"/>
-                <w:strike/>
-                <w:sz w:val="16"/>
-                <w:szCs w:val="16"/>
-              </w:rPr>
-            </w:pPr>
-            <w:r>
-              <w:rPr>
-                <w:rFonts w:asciiTheme="majorHAnsi" w:eastAsiaTheme="majorHAnsi" w:hAnsiTheme="majorHAnsi" w:hint="eastAsia"/>
-                <w:strike/>
-                <w:sz w:val="16"/>
-                <w:szCs w:val="16"/>
-              </w:rPr>
-              <w:t xml:space="preserve">-판매기 </w:t>
-            </w:r>
-            <w:proofErr w:type="spellStart"/>
-            <w:r>
-              <w:rPr>
-                <w:rFonts w:asciiTheme="majorHAnsi" w:eastAsiaTheme="majorHAnsi" w:hAnsiTheme="majorHAnsi" w:hint="eastAsia"/>
-                <w:strike/>
-                <w:sz w:val="16"/>
-                <w:szCs w:val="16"/>
-              </w:rPr>
-              <w:t>json</w:t>
-            </w:r>
-            <w:proofErr w:type="spellEnd"/>
-            <w:r>
-              <w:rPr>
-                <w:rFonts w:asciiTheme="majorHAnsi" w:eastAsiaTheme="majorHAnsi" w:hAnsiTheme="majorHAnsi" w:hint="eastAsia"/>
-                <w:strike/>
-                <w:sz w:val="16"/>
-                <w:szCs w:val="16"/>
-              </w:rPr>
-              <w:t>에 추가</w:t>
+              <w:t>-판매기 json에 추가</w:t>
             </w:r>
           </w:p>
         </w:tc>
@@ -6650,9 +5864,18 @@
                 <w:sz w:val="16"/>
                 <w:szCs w:val="16"/>
               </w:rPr>
-              <w:t>-</w:t>
-            </w:r>
-            <w:proofErr w:type="spellStart"/>
+              <w:t>-TrashCollector 추가</w:t>
+            </w:r>
+          </w:p>
+          <w:p>
+            <w:pPr>
+              <w:rPr>
+                <w:rFonts w:eastAsiaTheme="minorHAnsi"/>
+                <w:strike/>
+                <w:sz w:val="16"/>
+                <w:szCs w:val="16"/>
+              </w:rPr>
+            </w:pPr>
             <w:r>
               <w:rPr>
                 <w:rFonts w:eastAsiaTheme="minorHAnsi" w:hint="eastAsia"/>
@@ -6660,9 +5883,24 @@
                 <w:sz w:val="16"/>
                 <w:szCs w:val="16"/>
               </w:rPr>
-              <w:t>TrashCollector</w:t>
-            </w:r>
-            <w:proofErr w:type="spellEnd"/>
+              <w:t>-Ghost 추가</w:t>
+            </w:r>
+          </w:p>
+        </w:tc>
+        <w:tc>
+          <w:tcPr>
+            <w:tcW w:w="1498" w:type="dxa"/>
+            <w:shd w:val="clear" w:color="auto" w:fill="FAE2D5" w:themeFill="accent2" w:themeFillTint="33"/>
+          </w:tcPr>
+          <w:p>
+            <w:pPr>
+              <w:rPr>
+                <w:rFonts w:eastAsiaTheme="minorHAnsi"/>
+                <w:strike/>
+                <w:sz w:val="16"/>
+                <w:szCs w:val="16"/>
+              </w:rPr>
+            </w:pPr>
             <w:r>
               <w:rPr>
                 <w:rFonts w:eastAsiaTheme="minorHAnsi" w:hint="eastAsia"/>
@@ -6670,7 +5908,7 @@
                 <w:sz w:val="16"/>
                 <w:szCs w:val="16"/>
               </w:rPr>
-              <w:t xml:space="preserve"> 추가</w:t>
+              <w:t>-스크랩 생성 json에 추가</w:t>
             </w:r>
           </w:p>
           <w:p>
@@ -6689,7 +5927,7 @@
                 <w:sz w:val="16"/>
                 <w:szCs w:val="16"/>
               </w:rPr>
-              <w:t>-Ghost 추가</w:t>
+              <w:t>-몬스터 파워레벨 기획</w:t>
             </w:r>
           </w:p>
         </w:tc>
@@ -6707,6 +5945,31 @@
                 <w:szCs w:val="16"/>
               </w:rPr>
             </w:pPr>
+          </w:p>
+        </w:tc>
+        <w:tc>
+          <w:tcPr>
+            <w:tcW w:w="1498" w:type="dxa"/>
+            <w:shd w:val="clear" w:color="auto" w:fill="FAE2D5" w:themeFill="accent2" w:themeFillTint="33"/>
+          </w:tcPr>
+          <w:p>
+            <w:pPr>
+              <w:rPr>
+                <w:rFonts w:eastAsiaTheme="minorHAnsi"/>
+                <w:strike/>
+                <w:sz w:val="16"/>
+                <w:szCs w:val="16"/>
+              </w:rPr>
+            </w:pPr>
+            <w:r>
+              <w:rPr>
+                <w:rFonts w:eastAsiaTheme="minorHAnsi"/>
+                <w:strike/>
+                <w:sz w:val="16"/>
+                <w:szCs w:val="16"/>
+              </w:rPr>
+              <w:t>-</w:t>
+            </w:r>
             <w:r>
               <w:rPr>
                 <w:rFonts w:eastAsiaTheme="minorHAnsi" w:hint="eastAsia"/>
@@ -6714,9 +5977,18 @@
                 <w:sz w:val="16"/>
                 <w:szCs w:val="16"/>
               </w:rPr>
-              <w:t xml:space="preserve">-스크랩 생성 </w:t>
-            </w:r>
-            <w:proofErr w:type="spellStart"/>
+              <w:t>Pollution Monitor추가</w:t>
+            </w:r>
+          </w:p>
+          <w:p>
+            <w:pPr>
+              <w:rPr>
+                <w:rFonts w:eastAsiaTheme="minorHAnsi"/>
+                <w:strike/>
+                <w:sz w:val="16"/>
+                <w:szCs w:val="16"/>
+              </w:rPr>
+            </w:pPr>
             <w:r>
               <w:rPr>
                 <w:rFonts w:eastAsiaTheme="minorHAnsi" w:hint="eastAsia"/>
@@ -6724,9 +5996,85 @@
                 <w:sz w:val="16"/>
                 <w:szCs w:val="16"/>
               </w:rPr>
-              <w:t>json</w:t>
-            </w:r>
-            <w:proofErr w:type="spellEnd"/>
+              <w:t>-GapRoom 수정</w:t>
+            </w:r>
+          </w:p>
+        </w:tc>
+        <w:tc>
+          <w:tcPr>
+            <w:tcW w:w="1498" w:type="dxa"/>
+            <w:shd w:val="clear" w:color="auto" w:fill="FAE2D5" w:themeFill="accent2" w:themeFillTint="33"/>
+          </w:tcPr>
+          <w:p>
+            <w:pPr>
+              <w:rPr>
+                <w:rFonts w:eastAsiaTheme="minorHAnsi"/>
+                <w:strike/>
+                <w:sz w:val="16"/>
+                <w:szCs w:val="16"/>
+              </w:rPr>
+            </w:pPr>
+          </w:p>
+        </w:tc>
+        <w:tc>
+          <w:tcPr>
+            <w:tcW w:w="1498" w:type="dxa"/>
+            <w:shd w:val="clear" w:color="auto" w:fill="FAE2D5" w:themeFill="accent2" w:themeFillTint="33"/>
+          </w:tcPr>
+          <w:p>
+            <w:pPr>
+              <w:rPr>
+                <w:rFonts w:eastAsiaTheme="minorHAnsi"/>
+                <w:strike/>
+                <w:sz w:val="16"/>
+                <w:szCs w:val="16"/>
+              </w:rPr>
+            </w:pPr>
+          </w:p>
+          <w:p>
+            <w:pPr>
+              <w:rPr>
+                <w:rFonts w:eastAsiaTheme="minorHAnsi"/>
+                <w:strike/>
+                <w:sz w:val="16"/>
+                <w:szCs w:val="16"/>
+              </w:rPr>
+            </w:pPr>
+          </w:p>
+          <w:p>
+            <w:pPr>
+              <w:jc w:val="center"/>
+              <w:rPr>
+                <w:rFonts w:eastAsiaTheme="minorHAnsi"/>
+                <w:sz w:val="16"/>
+                <w:szCs w:val="16"/>
+              </w:rPr>
+            </w:pPr>
+          </w:p>
+        </w:tc>
+        <w:tc>
+          <w:tcPr>
+            <w:tcW w:w="1498" w:type="dxa"/>
+            <w:shd w:val="clear" w:color="auto" w:fill="FAE2D5" w:themeFill="accent2" w:themeFillTint="33"/>
+          </w:tcPr>
+          <w:p>
+            <w:pPr>
+              <w:rPr>
+                <w:rFonts w:eastAsiaTheme="minorHAnsi"/>
+                <w:strike/>
+                <w:sz w:val="16"/>
+                <w:szCs w:val="16"/>
+              </w:rPr>
+            </w:pPr>
+            <w:r>
+              <w:rPr>
+                <w:rFonts w:eastAsiaTheme="minorHAnsi"/>
+                <w:strike/>
+                <w:sz w:val="16"/>
+                <w:szCs w:val="16"/>
+              </w:rPr>
+              <w:t>-</w:t>
+            </w:r>
             <w:r>
               <w:rPr>
                 <w:rFonts w:eastAsiaTheme="minorHAnsi" w:hint="eastAsia"/>
@@ -6734,250 +6082,16 @@
                 <w:sz w:val="16"/>
                 <w:szCs w:val="16"/>
               </w:rPr>
-              <w:t>에 추가</w:t>
-            </w:r>
-          </w:p>
-          <w:p>
-            <w:pPr>
+              <w:t>가구(선반, 서버랙)</w:t>
+            </w:r>
+            <w:r>
               <w:rPr>
                 <w:rFonts w:eastAsiaTheme="minorHAnsi"/>
                 <w:strike/>
                 <w:sz w:val="16"/>
                 <w:szCs w:val="16"/>
               </w:rPr>
-            </w:pPr>
-            <w:r>
-              <w:rPr>
-                <w:rFonts w:eastAsiaTheme="minorHAnsi" w:hint="eastAsia"/>
-                <w:strike/>
-                <w:sz w:val="16"/>
-                <w:szCs w:val="16"/>
-              </w:rPr>
-              <w:t>-몬스터 파워레벨 기획</w:t>
-            </w:r>
-          </w:p>
-        </w:tc>
-        <w:tc>
-          <w:tcPr>
-            <w:tcW w:w="1498" w:type="dxa"/>
-            <w:shd w:val="clear" w:color="auto" w:fill="FAE2D5" w:themeFill="accent2" w:themeFillTint="33"/>
-          </w:tcPr>
-          <w:p>
-            <w:pPr>
-              <w:rPr>
-                <w:rFonts w:eastAsiaTheme="minorHAnsi"/>
-                <w:strike/>
-                <w:sz w:val="16"/>
-                <w:szCs w:val="16"/>
-              </w:rPr>
-            </w:pPr>
-          </w:p>
-        </w:tc>
-        <w:tc>
-          <w:tcPr>
-            <w:tcW w:w="1498" w:type="dxa"/>
-            <w:shd w:val="clear" w:color="auto" w:fill="FAE2D5" w:themeFill="accent2" w:themeFillTint="33"/>
-          </w:tcPr>
-          <w:p>
-            <w:pPr>
-              <w:rPr>
-                <w:rFonts w:eastAsiaTheme="minorHAnsi"/>
-                <w:strike/>
-                <w:sz w:val="16"/>
-                <w:szCs w:val="16"/>
-              </w:rPr>
-            </w:pPr>
-            <w:r>
-              <w:rPr>
-                <w:rFonts w:eastAsiaTheme="minorHAnsi"/>
-                <w:strike/>
-                <w:sz w:val="16"/>
-                <w:szCs w:val="16"/>
-              </w:rPr>
-              <w:t>-</w:t>
-            </w:r>
-            <w:r>
-              <w:rPr>
-                <w:rFonts w:eastAsiaTheme="minorHAnsi" w:hint="eastAsia"/>
-                <w:strike/>
-                <w:sz w:val="16"/>
-                <w:szCs w:val="16"/>
-              </w:rPr>
-              <w:t>Pollution Monitor추가</w:t>
-            </w:r>
-          </w:p>
-          <w:p>
-            <w:pPr>
-              <w:rPr>
-                <w:rFonts w:eastAsiaTheme="minorHAnsi"/>
-                <w:strike/>
-                <w:sz w:val="16"/>
-                <w:szCs w:val="16"/>
-              </w:rPr>
-            </w:pPr>
-            <w:r>
-              <w:rPr>
-                <w:rFonts w:eastAsiaTheme="minorHAnsi" w:hint="eastAsia"/>
-                <w:strike/>
-                <w:sz w:val="16"/>
-                <w:szCs w:val="16"/>
-              </w:rPr>
-              <w:t>-</w:t>
-            </w:r>
-            <w:proofErr w:type="spellStart"/>
-            <w:r>
-              <w:rPr>
-                <w:rFonts w:eastAsiaTheme="minorHAnsi" w:hint="eastAsia"/>
-                <w:strike/>
-                <w:sz w:val="16"/>
-                <w:szCs w:val="16"/>
-              </w:rPr>
-              <w:t>GapRoom</w:t>
-            </w:r>
-            <w:proofErr w:type="spellEnd"/>
-            <w:r>
-              <w:rPr>
-                <w:rFonts w:eastAsiaTheme="minorHAnsi" w:hint="eastAsia"/>
-                <w:strike/>
-                <w:sz w:val="16"/>
-                <w:szCs w:val="16"/>
-              </w:rPr>
-              <w:t xml:space="preserve"> 수정</w:t>
-            </w:r>
-          </w:p>
-        </w:tc>
-        <w:tc>
-          <w:tcPr>
-            <w:tcW w:w="1498" w:type="dxa"/>
-            <w:shd w:val="clear" w:color="auto" w:fill="FAE2D5" w:themeFill="accent2" w:themeFillTint="33"/>
-          </w:tcPr>
-          <w:p>
-            <w:pPr>
-              <w:rPr>
-                <w:rFonts w:eastAsiaTheme="minorHAnsi"/>
-                <w:strike/>
-                <w:sz w:val="16"/>
-                <w:szCs w:val="16"/>
-              </w:rPr>
-            </w:pPr>
-          </w:p>
-        </w:tc>
-        <w:tc>
-          <w:tcPr>
-            <w:tcW w:w="1498" w:type="dxa"/>
-            <w:shd w:val="clear" w:color="auto" w:fill="FAE2D5" w:themeFill="accent2" w:themeFillTint="33"/>
-          </w:tcPr>
-          <w:p>
-            <w:pPr>
-              <w:rPr>
-                <w:rFonts w:eastAsiaTheme="minorHAnsi"/>
-                <w:strike/>
-                <w:sz w:val="16"/>
-                <w:szCs w:val="16"/>
-              </w:rPr>
-            </w:pPr>
-          </w:p>
-          <w:p>
-            <w:pPr>
-              <w:rPr>
-                <w:rFonts w:eastAsiaTheme="minorHAnsi"/>
-                <w:strike/>
-                <w:sz w:val="16"/>
-                <w:szCs w:val="16"/>
-              </w:rPr>
-            </w:pPr>
-          </w:p>
-          <w:p>
-            <w:pPr>
-              <w:jc w:val="center"/>
-              <w:rPr>
-                <w:rFonts w:eastAsiaTheme="minorHAnsi"/>
-                <w:sz w:val="16"/>
-                <w:szCs w:val="16"/>
-              </w:rPr>
-            </w:pPr>
-          </w:p>
-        </w:tc>
-        <w:tc>
-          <w:tcPr>
-            <w:tcW w:w="1498" w:type="dxa"/>
-            <w:shd w:val="clear" w:color="auto" w:fill="FAE2D5" w:themeFill="accent2" w:themeFillTint="33"/>
-          </w:tcPr>
-          <w:p>
-            <w:pPr>
-              <w:rPr>
-                <w:rFonts w:eastAsiaTheme="minorHAnsi"/>
-                <w:strike/>
-                <w:sz w:val="16"/>
-                <w:szCs w:val="16"/>
-              </w:rPr>
-            </w:pPr>
-            <w:r>
-              <w:rPr>
-                <w:rFonts w:eastAsiaTheme="minorHAnsi"/>
-                <w:strike/>
-                <w:sz w:val="16"/>
-                <w:szCs w:val="16"/>
-              </w:rPr>
-              <w:t>-</w:t>
-            </w:r>
-            <w:r>
-              <w:rPr>
-                <w:rFonts w:eastAsiaTheme="minorHAnsi" w:hint="eastAsia"/>
-                <w:strike/>
-                <w:sz w:val="16"/>
-                <w:szCs w:val="16"/>
-              </w:rPr>
-              <w:t xml:space="preserve">가구(선반, </w:t>
-            </w:r>
-            <w:proofErr w:type="spellStart"/>
-            <w:r>
-              <w:rPr>
-                <w:rFonts w:eastAsiaTheme="minorHAnsi" w:hint="eastAsia"/>
-                <w:strike/>
-                <w:sz w:val="16"/>
-                <w:szCs w:val="16"/>
-              </w:rPr>
-              <w:t>서버랙</w:t>
-            </w:r>
-            <w:proofErr w:type="spellEnd"/>
-            <w:r>
-              <w:rPr>
-                <w:rFonts w:eastAsiaTheme="minorHAnsi" w:hint="eastAsia"/>
-                <w:strike/>
-                <w:sz w:val="16"/>
-                <w:szCs w:val="16"/>
-              </w:rPr>
-              <w:t>)</w:t>
-            </w:r>
-            <w:r>
-              <w:rPr>
-                <w:rFonts w:eastAsiaTheme="minorHAnsi"/>
-                <w:strike/>
-                <w:sz w:val="16"/>
-                <w:szCs w:val="16"/>
-              </w:rPr>
-              <w:t xml:space="preserve"> 추가, </w:t>
-            </w:r>
-            <w:proofErr w:type="spellStart"/>
-            <w:r>
-              <w:rPr>
-                <w:rFonts w:eastAsiaTheme="minorHAnsi"/>
-                <w:strike/>
-                <w:sz w:val="16"/>
-                <w:szCs w:val="16"/>
-              </w:rPr>
-              <w:t>json</w:t>
-            </w:r>
-            <w:proofErr w:type="spellEnd"/>
-            <w:r>
-              <w:rPr>
-                <w:rFonts w:eastAsiaTheme="minorHAnsi"/>
-                <w:strike/>
-                <w:sz w:val="16"/>
-                <w:szCs w:val="16"/>
-              </w:rPr>
-              <w:t xml:space="preserve"> 작성</w:t>
+              <w:t xml:space="preserve"> 추가, json 작성</w:t>
             </w:r>
           </w:p>
           <w:p>
@@ -7217,9 +6331,101 @@
                 <w:sz w:val="16"/>
                 <w:szCs w:val="16"/>
               </w:rPr>
-              <w:t>-사운드(</w:t>
-            </w:r>
-            <w:proofErr w:type="gramStart"/>
+              <w:t>-사운드(피격,타격)</w:t>
+            </w:r>
+          </w:p>
+        </w:tc>
+        <w:tc>
+          <w:tcPr>
+            <w:tcW w:w="1498" w:type="dxa"/>
+            <w:shd w:val="clear" w:color="auto" w:fill="FAE2D5" w:themeFill="accent2" w:themeFillTint="33"/>
+          </w:tcPr>
+          <w:p>
+            <w:pPr>
+              <w:rPr>
+                <w:rFonts w:eastAsiaTheme="minorHAnsi"/>
+                <w:strike/>
+                <w:sz w:val="16"/>
+                <w:szCs w:val="16"/>
+              </w:rPr>
+            </w:pPr>
+            <w:r>
+              <w:rPr>
+                <w:rFonts w:eastAsiaTheme="minorHAnsi" w:hint="eastAsia"/>
+                <w:strike/>
+                <w:sz w:val="16"/>
+                <w:szCs w:val="16"/>
+              </w:rPr>
+              <w:t>-퀘스트 테스트용 json + 설명</w:t>
+            </w:r>
+          </w:p>
+        </w:tc>
+        <w:tc>
+          <w:tcPr>
+            <w:tcW w:w="1498" w:type="dxa"/>
+            <w:shd w:val="clear" w:color="auto" w:fill="FAE2D5" w:themeFill="accent2" w:themeFillTint="33"/>
+          </w:tcPr>
+          <w:p>
+            <w:pPr>
+              <w:rPr>
+                <w:rFonts w:eastAsiaTheme="minorHAnsi"/>
+                <w:sz w:val="16"/>
+                <w:szCs w:val="16"/>
+              </w:rPr>
+            </w:pPr>
+            <w:r>
+              <w:rPr>
+                <w:rFonts w:eastAsiaTheme="minorHAnsi" w:hint="eastAsia"/>
+                <w:strike/>
+                <w:sz w:val="16"/>
+                <w:szCs w:val="16"/>
+              </w:rPr>
+              <w:t>-기지</w:t>
+            </w:r>
+            <w:r>
+              <w:rPr>
+                <w:rFonts w:eastAsiaTheme="minorHAnsi" w:hint="eastAsia"/>
+                <w:strike/>
+                <w:sz w:val="16"/>
+                <w:szCs w:val="16"/>
+              </w:rPr>
+              <w:t xml:space="preserve"> 가구 수정+레버 애니메이션</w:t>
+            </w:r>
+          </w:p>
+          <w:p>
+            <w:pPr>
+              <w:rPr>
+                <w:rFonts w:eastAsiaTheme="minorHAnsi"/>
+                <w:strike/>
+                <w:sz w:val="16"/>
+                <w:szCs w:val="16"/>
+              </w:rPr>
+            </w:pPr>
+            <w:r>
+              <w:rPr>
+                <w:rFonts w:eastAsiaTheme="minorHAnsi" w:hint="eastAsia"/>
+                <w:strike/>
+                <w:sz w:val="16"/>
+                <w:szCs w:val="16"/>
+              </w:rPr>
+              <w:t>-로비씬 구성</w:t>
+            </w:r>
+          </w:p>
+        </w:tc>
+        <w:tc>
+          <w:tcPr>
+            <w:tcW w:w="1498" w:type="dxa"/>
+            <w:shd w:val="clear" w:color="auto" w:fill="FAE2D5" w:themeFill="accent2" w:themeFillTint="33"/>
+          </w:tcPr>
+          <w:p>
+            <w:pPr>
+              <w:rPr>
+                <w:rFonts w:eastAsiaTheme="minorHAnsi"/>
+                <w:color w:val="EE0000"/>
+                <w:sz w:val="16"/>
+                <w:szCs w:val="16"/>
+              </w:rPr>
+            </w:pPr>
             <w:r>
               <w:rPr>
                 <w:rFonts w:eastAsiaTheme="minorHAnsi" w:hint="eastAsia"/>
@@ -7227,9 +6433,155 @@
                 <w:sz w:val="16"/>
                 <w:szCs w:val="16"/>
               </w:rPr>
-              <w:t>피격,타격</w:t>
-            </w:r>
-            <w:proofErr w:type="gramEnd"/>
+              <w:t>-퀘스트 30개</w:t>
+            </w:r>
+          </w:p>
+          <w:p>
+            <w:pPr>
+              <w:rPr>
+                <w:rFonts w:eastAsiaTheme="minorHAnsi"/>
+                <w:strike/>
+                <w:sz w:val="16"/>
+                <w:szCs w:val="16"/>
+              </w:rPr>
+            </w:pPr>
+            <w:r>
+              <w:rPr>
+                <w:rFonts w:eastAsiaTheme="minorHAnsi" w:hint="eastAsia"/>
+                <w:strike/>
+                <w:sz w:val="16"/>
+                <w:szCs w:val="16"/>
+              </w:rPr>
+              <w:t>-아이템 모델(1)</w:t>
+            </w:r>
+          </w:p>
+          <w:p>
+            <w:pPr>
+              <w:rPr>
+                <w:rFonts w:eastAsiaTheme="minorHAnsi"/>
+                <w:strike/>
+                <w:sz w:val="16"/>
+                <w:szCs w:val="16"/>
+              </w:rPr>
+            </w:pPr>
+            <w:r>
+              <w:rPr>
+                <w:rFonts w:eastAsiaTheme="minorHAnsi" w:hint="eastAsia"/>
+                <w:strike/>
+                <w:sz w:val="16"/>
+                <w:szCs w:val="16"/>
+              </w:rPr>
+              <w:t>-상점 판매목록 json</w:t>
+            </w:r>
+          </w:p>
+        </w:tc>
+        <w:tc>
+          <w:tcPr>
+            <w:tcW w:w="1498" w:type="dxa"/>
+            <w:shd w:val="clear" w:color="auto" w:fill="FAE2D5" w:themeFill="accent2" w:themeFillTint="33"/>
+          </w:tcPr>
+          <w:p>
+            <w:pPr>
+              <w:rPr>
+                <w:rFonts w:eastAsiaTheme="minorHAnsi"/>
+                <w:sz w:val="16"/>
+                <w:szCs w:val="16"/>
+              </w:rPr>
+            </w:pPr>
+            <w:r>
+              <w:rPr>
+                <w:rFonts w:eastAsiaTheme="minorHAnsi" w:hint="eastAsia"/>
+                <w:sz w:val="16"/>
+                <w:szCs w:val="16"/>
+              </w:rPr>
+              <w:t>-아이템</w:t>
+            </w:r>
+            <w:r>
+              <w:rPr>
+                <w:rFonts w:eastAsiaTheme="minorHAnsi" w:hint="eastAsia"/>
+                <w:sz w:val="16"/>
+                <w:szCs w:val="16"/>
+              </w:rPr>
+              <w:t xml:space="preserve"> 모델</w:t>
+            </w:r>
+            <w:r>
+              <w:rPr>
+                <w:rFonts w:eastAsiaTheme="minorHAnsi" w:hint="eastAsia"/>
+                <w:sz w:val="16"/>
+                <w:szCs w:val="16"/>
+              </w:rPr>
+              <w:t xml:space="preserve"> 전부</w:t>
+            </w:r>
+            <w:r>
+              <w:rPr>
+                <w:rFonts w:eastAsiaTheme="minorHAnsi" w:hint="eastAsia"/>
+                <w:sz w:val="16"/>
+                <w:szCs w:val="16"/>
+              </w:rPr>
+              <w:t>(2)</w:t>
+            </w:r>
+          </w:p>
+          <w:p>
+            <w:pPr>
+              <w:rPr>
+                <w:rFonts w:eastAsiaTheme="minorHAnsi"/>
+                <w:sz w:val="16"/>
+                <w:szCs w:val="16"/>
+              </w:rPr>
+            </w:pPr>
+            <w:r>
+              <w:rPr>
+                <w:rFonts w:eastAsiaTheme="minorHAnsi" w:hint="eastAsia"/>
+                <w:sz w:val="16"/>
+                <w:szCs w:val="16"/>
+              </w:rPr>
+              <w:t>-아이템 넣고 썸네일 찍기</w:t>
+            </w:r>
+          </w:p>
+          <w:p>
+            <w:pPr>
+              <w:rPr>
+                <w:rFonts w:eastAsiaTheme="minorHAnsi"/>
+                <w:sz w:val="16"/>
+                <w:szCs w:val="16"/>
+              </w:rPr>
+            </w:pPr>
+            <w:r>
+              <w:rPr>
+                <w:rFonts w:eastAsiaTheme="minorHAnsi" w:hint="eastAsia"/>
+                <w:sz w:val="16"/>
+                <w:szCs w:val="16"/>
+              </w:rPr>
+              <w:t>-UI: 로비, 타이틀</w:t>
+            </w:r>
+          </w:p>
+          <w:p>
+            <w:pPr>
+              <w:rPr>
+                <w:rFonts w:eastAsiaTheme="minorHAnsi" w:hint="eastAsia"/>
+                <w:sz w:val="16"/>
+                <w:szCs w:val="16"/>
+              </w:rPr>
+            </w:pPr>
+            <w:r>
+              <w:rPr>
+                <w:rFonts w:eastAsiaTheme="minorHAnsi" w:hint="eastAsia"/>
+                <w:strike/>
+                <w:sz w:val="16"/>
+                <w:szCs w:val="16"/>
+              </w:rPr>
+              <w:t>-결과창 구성</w:t>
+            </w:r>
+          </w:p>
+          <w:p>
+            <w:pPr>
+              <w:rPr>
+                <w:rFonts w:eastAsiaTheme="minorHAnsi"/>
+                <w:color w:val="EE0000"/>
+                <w:sz w:val="16"/>
+                <w:szCs w:val="16"/>
+              </w:rPr>
+            </w:pPr>
             <w:r>
               <w:rPr>
                 <w:rFonts w:eastAsiaTheme="minorHAnsi" w:hint="eastAsia"/>
@@ -7237,7 +6589,7 @@
                 <w:sz w:val="16"/>
                 <w:szCs w:val="16"/>
               </w:rPr>
-              <w:t>)</w:t>
+              <w:t>-퀘스트 30개</w:t>
             </w:r>
           </w:p>
         </w:tc>
@@ -7250,7 +6602,6 @@
             <w:pPr>
               <w:rPr>
                 <w:rFonts w:eastAsiaTheme="minorHAnsi"/>
-                <w:strike/>
                 <w:sz w:val="16"/>
                 <w:szCs w:val="16"/>
               </w:rPr>
@@ -7258,31 +6609,52 @@
             <w:r>
               <w:rPr>
                 <w:rFonts w:eastAsiaTheme="minorHAnsi" w:hint="eastAsia"/>
-                <w:strike/>
-                <w:sz w:val="16"/>
-                <w:szCs w:val="16"/>
-              </w:rPr>
-              <w:t xml:space="preserve">-퀘스트 테스트용 </w:t>
-            </w:r>
-            <w:proofErr w:type="spellStart"/>
+                <w:sz w:val="16"/>
+                <w:szCs w:val="16"/>
+              </w:rPr>
+              <w:t xml:space="preserve">-UI: </w:t>
+            </w:r>
             <w:r>
               <w:rPr>
                 <w:rFonts w:eastAsiaTheme="minorHAnsi" w:hint="eastAsia"/>
-                <w:strike/>
-                <w:sz w:val="16"/>
-                <w:szCs w:val="16"/>
-              </w:rPr>
-              <w:t>json</w:t>
-            </w:r>
-            <w:proofErr w:type="spellEnd"/>
+                <w:sz w:val="16"/>
+                <w:szCs w:val="16"/>
+              </w:rPr>
+              <w:t>상점, 결과</w:t>
+            </w:r>
+          </w:p>
+          <w:p>
+            <w:pPr>
+              <w:rPr>
+                <w:rFonts w:eastAsiaTheme="minorHAnsi"/>
+                <w:sz w:val="16"/>
+                <w:szCs w:val="16"/>
+              </w:rPr>
+            </w:pPr>
             <w:r>
               <w:rPr>
                 <w:rFonts w:eastAsiaTheme="minorHAnsi" w:hint="eastAsia"/>
-                <w:strike/>
-                <w:sz w:val="16"/>
-                <w:szCs w:val="16"/>
-              </w:rPr>
-              <w:t xml:space="preserve"> + 설명</w:t>
+                <w:sz w:val="16"/>
+                <w:szCs w:val="16"/>
+              </w:rPr>
+              <w:t>-조명 배치</w:t>
+            </w:r>
+          </w:p>
+          <w:p>
+            <w:pPr>
+              <w:rPr>
+                <w:rFonts w:eastAsiaTheme="minorHAnsi"/>
+                <w:sz w:val="16"/>
+                <w:szCs w:val="16"/>
+              </w:rPr>
+            </w:pPr>
+            <w:r>
+              <w:rPr>
+                <w:rFonts w:eastAsiaTheme="minorHAnsi" w:hint="eastAsia"/>
+                <w:sz w:val="16"/>
+                <w:szCs w:val="16"/>
+              </w:rPr>
+              <w:t>-할당량 계산</w:t>
             </w:r>
           </w:p>
         </w:tc>
@@ -7302,20 +6674,27 @@
             <w:r>
               <w:rPr>
                 <w:rFonts w:eastAsiaTheme="minorHAnsi" w:hint="eastAsia"/>
-                <w:strike/>
-                <w:sz w:val="16"/>
-                <w:szCs w:val="16"/>
-              </w:rPr>
-              <w:t>-기지</w:t>
-            </w:r>
+                <w:sz w:val="16"/>
+                <w:szCs w:val="16"/>
+              </w:rPr>
+              <w:t>-스테이지 전환 연출</w:t>
+            </w:r>
+          </w:p>
+          <w:p>
+            <w:pPr>
+              <w:rPr>
+                <w:rFonts w:eastAsiaTheme="minorHAnsi"/>
+                <w:sz w:val="16"/>
+                <w:szCs w:val="16"/>
+              </w:rPr>
+            </w:pPr>
             <w:r>
               <w:rPr>
                 <w:rFonts w:eastAsiaTheme="minorHAnsi" w:hint="eastAsia"/>
-                <w:strike/>
-                <w:sz w:val="16"/>
-                <w:szCs w:val="16"/>
-              </w:rPr>
-              <w:t xml:space="preserve"> 가구 수정+레버 애니메이션</w:t>
+                <w:sz w:val="16"/>
+                <w:szCs w:val="16"/>
+              </w:rPr>
+              <w:t>-몬스터 json</w:t>
             </w:r>
           </w:p>
           <w:p>
@@ -7332,367 +6711,7 @@
                 <w:sz w:val="16"/>
                 <w:szCs w:val="16"/>
               </w:rPr>
-              <w:t>-</w:t>
-            </w:r>
-            <w:proofErr w:type="spellStart"/>
-            <w:r>
-              <w:rPr>
-                <w:rFonts w:eastAsiaTheme="minorHAnsi" w:hint="eastAsia"/>
-                <w:sz w:val="16"/>
-                <w:szCs w:val="16"/>
-              </w:rPr>
-              <w:t>로비씬</w:t>
-            </w:r>
-            <w:proofErr w:type="spellEnd"/>
-            <w:r>
-              <w:rPr>
-                <w:rFonts w:eastAsiaTheme="minorHAnsi" w:hint="eastAsia"/>
-                <w:sz w:val="16"/>
-                <w:szCs w:val="16"/>
-              </w:rPr>
-              <w:t xml:space="preserve"> 구성</w:t>
-            </w:r>
-          </w:p>
-        </w:tc>
-        <w:tc>
-          <w:tcPr>
-            <w:tcW w:w="1498" w:type="dxa"/>
-            <w:shd w:val="clear" w:color="auto" w:fill="FAE2D5" w:themeFill="accent2" w:themeFillTint="33"/>
-          </w:tcPr>
-          <w:p>
-            <w:pPr>
-              <w:rPr>
-                <w:rFonts w:eastAsiaTheme="minorHAnsi"/>
-                <w:color w:val="EE0000"/>
-                <w:sz w:val="16"/>
-                <w:szCs w:val="16"/>
-              </w:rPr>
-            </w:pPr>
-            <w:r>
-              <w:rPr>
-                <w:rFonts w:eastAsiaTheme="minorHAnsi" w:hint="eastAsia"/>
-                <w:color w:val="EE0000"/>
-                <w:sz w:val="16"/>
-                <w:szCs w:val="16"/>
-              </w:rPr>
-              <w:t>-퀘스트 30개</w:t>
-            </w:r>
-          </w:p>
-          <w:p>
-            <w:pPr>
-              <w:rPr>
-                <w:rFonts w:eastAsiaTheme="minorHAnsi"/>
-                <w:strike/>
-                <w:sz w:val="16"/>
-                <w:szCs w:val="16"/>
-              </w:rPr>
-            </w:pPr>
-            <w:r>
-              <w:rPr>
-                <w:rFonts w:eastAsiaTheme="minorHAnsi" w:hint="eastAsia"/>
-                <w:strike/>
-                <w:sz w:val="16"/>
-                <w:szCs w:val="16"/>
-              </w:rPr>
-              <w:t>-아이템 모델(1)</w:t>
-            </w:r>
-          </w:p>
-          <w:p>
-            <w:pPr>
-              <w:rPr>
-                <w:rFonts w:eastAsiaTheme="minorHAnsi"/>
-                <w:strike/>
-                <w:sz w:val="16"/>
-                <w:szCs w:val="16"/>
-              </w:rPr>
-            </w:pPr>
-            <w:r>
-              <w:rPr>
-                <w:rFonts w:eastAsiaTheme="minorHAnsi" w:hint="eastAsia"/>
-                <w:strike/>
-                <w:sz w:val="16"/>
-                <w:szCs w:val="16"/>
-              </w:rPr>
-              <w:t xml:space="preserve">-상점 판매목록 </w:t>
-            </w:r>
-            <w:proofErr w:type="spellStart"/>
-            <w:r>
-              <w:rPr>
-                <w:rFonts w:eastAsiaTheme="minorHAnsi" w:hint="eastAsia"/>
-                <w:strike/>
-                <w:sz w:val="16"/>
-                <w:szCs w:val="16"/>
-              </w:rPr>
-              <w:t>json</w:t>
-            </w:r>
-            <w:proofErr w:type="spellEnd"/>
-          </w:p>
-        </w:tc>
-        <w:tc>
-          <w:tcPr>
-            <w:tcW w:w="1498" w:type="dxa"/>
-            <w:shd w:val="clear" w:color="auto" w:fill="FAE2D5" w:themeFill="accent2" w:themeFillTint="33"/>
-          </w:tcPr>
-          <w:p>
-            <w:pPr>
-              <w:rPr>
-                <w:rFonts w:eastAsiaTheme="minorHAnsi"/>
-                <w:sz w:val="16"/>
-                <w:szCs w:val="16"/>
-              </w:rPr>
-            </w:pPr>
-            <w:r>
-              <w:rPr>
-                <w:rFonts w:eastAsiaTheme="minorHAnsi" w:hint="eastAsia"/>
-                <w:sz w:val="16"/>
-                <w:szCs w:val="16"/>
-              </w:rPr>
-              <w:t>-아이템</w:t>
-            </w:r>
-            <w:r>
-              <w:rPr>
-                <w:rFonts w:eastAsiaTheme="minorHAnsi" w:hint="eastAsia"/>
-                <w:sz w:val="16"/>
-                <w:szCs w:val="16"/>
-              </w:rPr>
-              <w:t xml:space="preserve"> 모델</w:t>
-            </w:r>
-            <w:r>
-              <w:rPr>
-                <w:rFonts w:eastAsiaTheme="minorHAnsi" w:hint="eastAsia"/>
-                <w:sz w:val="16"/>
-                <w:szCs w:val="16"/>
-              </w:rPr>
-              <w:t xml:space="preserve"> 전부</w:t>
-            </w:r>
-            <w:r>
-              <w:rPr>
-                <w:rFonts w:eastAsiaTheme="minorHAnsi" w:hint="eastAsia"/>
-                <w:sz w:val="16"/>
-                <w:szCs w:val="16"/>
-              </w:rPr>
-              <w:t>(2)</w:t>
-            </w:r>
-          </w:p>
-          <w:p>
-            <w:pPr>
-              <w:rPr>
-                <w:rFonts w:eastAsiaTheme="minorHAnsi"/>
-                <w:sz w:val="16"/>
-                <w:szCs w:val="16"/>
-              </w:rPr>
-            </w:pPr>
-            <w:r>
-              <w:rPr>
-                <w:rFonts w:eastAsiaTheme="minorHAnsi" w:hint="eastAsia"/>
-                <w:sz w:val="16"/>
-                <w:szCs w:val="16"/>
-              </w:rPr>
-              <w:t>-UI: 로비, 타이틀</w:t>
-            </w:r>
-          </w:p>
-          <w:p>
-            <w:pPr>
-              <w:rPr>
-                <w:rFonts w:eastAsiaTheme="minorHAnsi"/>
-                <w:sz w:val="16"/>
-                <w:szCs w:val="16"/>
-              </w:rPr>
-            </w:pPr>
-            <w:r>
-              <w:rPr>
-                <w:rFonts w:eastAsiaTheme="minorHAnsi" w:hint="eastAsia"/>
-                <w:sz w:val="16"/>
-                <w:szCs w:val="16"/>
-              </w:rPr>
-              <w:t>-</w:t>
-            </w:r>
-            <w:proofErr w:type="spellStart"/>
-            <w:r>
-              <w:rPr>
-                <w:rFonts w:eastAsiaTheme="minorHAnsi" w:hint="eastAsia"/>
-                <w:sz w:val="16"/>
-                <w:szCs w:val="16"/>
-              </w:rPr>
-              <w:t>결과창</w:t>
-            </w:r>
-            <w:proofErr w:type="spellEnd"/>
-            <w:r>
-              <w:rPr>
-                <w:rFonts w:eastAsiaTheme="minorHAnsi" w:hint="eastAsia"/>
-                <w:sz w:val="16"/>
-                <w:szCs w:val="16"/>
-              </w:rPr>
-              <w:t xml:space="preserve"> 구성</w:t>
-            </w:r>
-          </w:p>
-          <w:p>
-            <w:pPr>
-              <w:rPr>
-                <w:rFonts w:eastAsiaTheme="minorHAnsi" w:hint="eastAsia"/>
-                <w:color w:val="EE0000"/>
-                <w:sz w:val="16"/>
-                <w:szCs w:val="16"/>
-              </w:rPr>
-            </w:pPr>
-            <w:r>
-              <w:rPr>
-                <w:rFonts w:eastAsiaTheme="minorHAnsi" w:hint="eastAsia"/>
-                <w:color w:val="EE0000"/>
-                <w:sz w:val="16"/>
-                <w:szCs w:val="16"/>
-              </w:rPr>
-              <w:t>-퀘스트 30개</w:t>
-            </w:r>
-          </w:p>
-        </w:tc>
-        <w:tc>
-          <w:tcPr>
-            <w:tcW w:w="1498" w:type="dxa"/>
-            <w:shd w:val="clear" w:color="auto" w:fill="FAE2D5" w:themeFill="accent2" w:themeFillTint="33"/>
-          </w:tcPr>
-          <w:p>
-            <w:pPr>
-              <w:rPr>
-                <w:rFonts w:eastAsiaTheme="minorHAnsi"/>
-                <w:sz w:val="16"/>
-                <w:szCs w:val="16"/>
-              </w:rPr>
-            </w:pPr>
-            <w:r>
-              <w:rPr>
-                <w:rFonts w:eastAsiaTheme="minorHAnsi" w:hint="eastAsia"/>
-                <w:sz w:val="16"/>
-                <w:szCs w:val="16"/>
-              </w:rPr>
-              <w:t xml:space="preserve">-UI: </w:t>
-            </w:r>
-            <w:r>
-              <w:rPr>
-                <w:rFonts w:eastAsiaTheme="minorHAnsi" w:hint="eastAsia"/>
-                <w:sz w:val="16"/>
-                <w:szCs w:val="16"/>
-              </w:rPr>
-              <w:t>상점, 결과</w:t>
-            </w:r>
-          </w:p>
-          <w:p>
-            <w:pPr>
-              <w:rPr>
-                <w:rFonts w:eastAsiaTheme="minorHAnsi"/>
-                <w:sz w:val="16"/>
-                <w:szCs w:val="16"/>
-              </w:rPr>
-            </w:pPr>
-            <w:r>
-              <w:rPr>
-                <w:rFonts w:eastAsiaTheme="minorHAnsi" w:hint="eastAsia"/>
-                <w:sz w:val="16"/>
-                <w:szCs w:val="16"/>
-              </w:rPr>
-              <w:t>-조명 배치</w:t>
-            </w:r>
-          </w:p>
-          <w:p>
-            <w:pPr>
-              <w:rPr>
-                <w:rFonts w:eastAsiaTheme="minorHAnsi"/>
-                <w:sz w:val="16"/>
-                <w:szCs w:val="16"/>
-              </w:rPr>
-            </w:pPr>
-            <w:r>
-              <w:rPr>
-                <w:rFonts w:eastAsiaTheme="minorHAnsi" w:hint="eastAsia"/>
-                <w:sz w:val="16"/>
-                <w:szCs w:val="16"/>
-              </w:rPr>
-              <w:t>-할당량 계산</w:t>
-            </w:r>
-          </w:p>
-        </w:tc>
-        <w:tc>
-          <w:tcPr>
-            <w:tcW w:w="1498" w:type="dxa"/>
-            <w:shd w:val="clear" w:color="auto" w:fill="FAE2D5" w:themeFill="accent2" w:themeFillTint="33"/>
-          </w:tcPr>
-          <w:p>
-            <w:pPr>
-              <w:rPr>
-                <w:rFonts w:eastAsiaTheme="minorHAnsi"/>
-                <w:sz w:val="16"/>
-                <w:szCs w:val="16"/>
-              </w:rPr>
-            </w:pPr>
-            <w:r>
-              <w:rPr>
-                <w:rFonts w:eastAsiaTheme="minorHAnsi" w:hint="eastAsia"/>
-                <w:sz w:val="16"/>
-                <w:szCs w:val="16"/>
-              </w:rPr>
-              <w:t>-스테이지 전환 연출</w:t>
-            </w:r>
-          </w:p>
-          <w:p>
-            <w:pPr>
-              <w:rPr>
-                <w:rFonts w:eastAsiaTheme="minorHAnsi"/>
-                <w:sz w:val="16"/>
-                <w:szCs w:val="16"/>
-              </w:rPr>
-            </w:pPr>
-            <w:r>
-              <w:rPr>
-                <w:rFonts w:eastAsiaTheme="minorHAnsi" w:hint="eastAsia"/>
-                <w:sz w:val="16"/>
-                <w:szCs w:val="16"/>
-              </w:rPr>
-              <w:t xml:space="preserve">-몬스터 </w:t>
-            </w:r>
-            <w:proofErr w:type="spellStart"/>
-            <w:r>
-              <w:rPr>
-                <w:rFonts w:eastAsiaTheme="minorHAnsi" w:hint="eastAsia"/>
-                <w:sz w:val="16"/>
-                <w:szCs w:val="16"/>
-              </w:rPr>
-              <w:t>json</w:t>
-            </w:r>
-            <w:proofErr w:type="spellEnd"/>
-          </w:p>
-          <w:p>
-            <w:pPr>
-              <w:rPr>
-                <w:rFonts w:eastAsiaTheme="minorHAnsi"/>
-                <w:sz w:val="16"/>
-                <w:szCs w:val="16"/>
-              </w:rPr>
-            </w:pPr>
-            <w:r>
-              <w:rPr>
-                <w:rFonts w:eastAsiaTheme="minorHAnsi" w:hint="eastAsia"/>
-                <w:sz w:val="16"/>
-                <w:szCs w:val="16"/>
-              </w:rPr>
-              <w:t>-사운드(</w:t>
-            </w:r>
-            <w:proofErr w:type="gramStart"/>
-            <w:r>
-              <w:rPr>
-                <w:rFonts w:eastAsiaTheme="minorHAnsi" w:hint="eastAsia"/>
-                <w:sz w:val="16"/>
-                <w:szCs w:val="16"/>
-              </w:rPr>
-              <w:t>걷기,뛰기</w:t>
-            </w:r>
-            <w:proofErr w:type="gramEnd"/>
-            <w:r>
-              <w:rPr>
-                <w:rFonts w:eastAsiaTheme="minorHAnsi" w:hint="eastAsia"/>
-                <w:sz w:val="16"/>
-                <w:szCs w:val="16"/>
-              </w:rPr>
-              <w:t>,점프)</w:t>
+              <w:t>-사운드(걷기,뛰기,점프)</w:t>
             </w:r>
           </w:p>
         </w:tc>
@@ -7914,6 +6933,7 @@
             <w:pPr>
               <w:rPr>
                 <w:rFonts w:eastAsiaTheme="minorHAnsi"/>
+                <w:strike/>
                 <w:sz w:val="16"/>
                 <w:szCs w:val="16"/>
               </w:rPr>
@@ -7921,21 +6941,52 @@
             <w:r>
               <w:rPr>
                 <w:rFonts w:eastAsiaTheme="minorHAnsi" w:hint="eastAsia"/>
-                <w:sz w:val="16"/>
-                <w:szCs w:val="16"/>
-              </w:rPr>
-              <w:t xml:space="preserve">-플레이어 </w:t>
-            </w:r>
-            <w:proofErr w:type="spellStart"/>
+                <w:strike/>
+                <w:sz w:val="16"/>
+                <w:szCs w:val="16"/>
+              </w:rPr>
+              <w:t>-플레이어 json</w:t>
+            </w:r>
+          </w:p>
+        </w:tc>
+        <w:tc>
+          <w:tcPr>
+            <w:tcW w:w="1498" w:type="dxa"/>
+            <w:shd w:val="clear" w:color="auto" w:fill="FAE2D5" w:themeFill="accent2" w:themeFillTint="33"/>
+          </w:tcPr>
+          <w:p>
+            <w:pPr>
+              <w:rPr>
+                <w:rFonts w:eastAsiaTheme="minorHAnsi"/>
+                <w:sz w:val="16"/>
+                <w:szCs w:val="16"/>
+              </w:rPr>
+            </w:pPr>
             <w:r>
               <w:rPr>
                 <w:rFonts w:eastAsiaTheme="minorHAnsi" w:hint="eastAsia"/>
                 <w:sz w:val="16"/>
                 <w:szCs w:val="16"/>
               </w:rPr>
-              <w:t>json</w:t>
-            </w:r>
-            <w:proofErr w:type="spellEnd"/>
+              <w:t>-감정게임 수정</w:t>
+            </w:r>
+          </w:p>
+          <w:p>
+            <w:pPr>
+              <w:rPr>
+                <w:rFonts w:eastAsiaTheme="minorHAnsi"/>
+                <w:sz w:val="16"/>
+                <w:szCs w:val="16"/>
+              </w:rPr>
+            </w:pPr>
+            <w:r>
+              <w:rPr>
+                <w:rFonts w:eastAsiaTheme="minorHAnsi" w:hint="eastAsia"/>
+                <w:sz w:val="16"/>
+                <w:szCs w:val="16"/>
+              </w:rPr>
+              <w:t>-판매기 텍스쳐</w:t>
+            </w:r>
           </w:p>
         </w:tc>
         <w:tc>
@@ -7957,9 +7008,15 @@
                 <w:sz w:val="16"/>
                 <w:szCs w:val="16"/>
               </w:rPr>
-              <w:t>-감정게임 수정</w:t>
-            </w:r>
-          </w:p>
+              <w:t>-사운드(레버, 컴퓨터, 기타 상호작용)</w:t>
+            </w:r>
+          </w:p>
+        </w:tc>
+        <w:tc>
+          <w:tcPr>
+            <w:tcW w:w="1498" w:type="dxa"/>
+            <w:shd w:val="clear" w:color="auto" w:fill="FAE2D5" w:themeFill="accent2" w:themeFillTint="33"/>
+          </w:tcPr>
           <w:p>
             <w:pPr>
               <w:rPr>
@@ -7974,98 +7031,24 @@
                 <w:sz w:val="16"/>
                 <w:szCs w:val="16"/>
               </w:rPr>
-              <w:t xml:space="preserve">-판매기 </w:t>
-            </w:r>
-            <w:proofErr w:type="spellStart"/>
+              <w:t>-퀘스트 100개</w:t>
+            </w:r>
+          </w:p>
+          <w:p>
+            <w:pPr>
+              <w:rPr>
+                <w:rFonts w:eastAsiaTheme="minorHAnsi"/>
+                <w:sz w:val="16"/>
+                <w:szCs w:val="16"/>
+              </w:rPr>
+            </w:pPr>
             <w:r>
               <w:rPr>
                 <w:rFonts w:eastAsiaTheme="minorHAnsi" w:hint="eastAsia"/>
                 <w:sz w:val="16"/>
                 <w:szCs w:val="16"/>
               </w:rPr>
-              <w:t>텍스쳐</w:t>
-            </w:r>
-            <w:proofErr w:type="spellEnd"/>
-          </w:p>
-        </w:tc>
-        <w:tc>
-          <w:tcPr>
-            <w:tcW w:w="1498" w:type="dxa"/>
-            <w:shd w:val="clear" w:color="auto" w:fill="FAE2D5" w:themeFill="accent2" w:themeFillTint="33"/>
-          </w:tcPr>
-          <w:p>
-            <w:pPr>
-              <w:rPr>
-                <w:rFonts w:eastAsiaTheme="minorHAnsi"/>
-                <w:sz w:val="16"/>
-                <w:szCs w:val="16"/>
-              </w:rPr>
-            </w:pPr>
-            <w:r>
-              <w:rPr>
-                <w:rFonts w:eastAsiaTheme="minorHAnsi" w:hint="eastAsia"/>
-                <w:sz w:val="16"/>
-                <w:szCs w:val="16"/>
-              </w:rPr>
-              <w:t>-사운드(레버, 컴퓨터, 기타 상호작용)</w:t>
-            </w:r>
-          </w:p>
-        </w:tc>
-        <w:tc>
-          <w:tcPr>
-            <w:tcW w:w="1498" w:type="dxa"/>
-            <w:shd w:val="clear" w:color="auto" w:fill="FAE2D5" w:themeFill="accent2" w:themeFillTint="33"/>
-          </w:tcPr>
-          <w:p>
-            <w:pPr>
-              <w:rPr>
-                <w:rFonts w:eastAsiaTheme="minorHAnsi"/>
-                <w:sz w:val="16"/>
-                <w:szCs w:val="16"/>
-              </w:rPr>
-            </w:pPr>
-            <w:r>
-              <w:rPr>
-                <w:rFonts w:eastAsiaTheme="minorHAnsi" w:hint="eastAsia"/>
-                <w:sz w:val="16"/>
-                <w:szCs w:val="16"/>
-              </w:rPr>
-              <w:t>-퀘스트 100개</w:t>
-            </w:r>
-          </w:p>
-          <w:p>
-            <w:pPr>
-              <w:rPr>
-                <w:rFonts w:eastAsiaTheme="minorHAnsi"/>
-                <w:sz w:val="16"/>
-                <w:szCs w:val="16"/>
-              </w:rPr>
-            </w:pPr>
-            <w:r>
-              <w:rPr>
-                <w:rFonts w:eastAsiaTheme="minorHAnsi" w:hint="eastAsia"/>
-                <w:sz w:val="16"/>
-                <w:szCs w:val="16"/>
-              </w:rPr>
-              <w:t>-사운드(</w:t>
-            </w:r>
-            <w:proofErr w:type="spellStart"/>
-            <w:r>
-              <w:rPr>
-                <w:rFonts w:eastAsiaTheme="minorHAnsi" w:hint="eastAsia"/>
-                <w:sz w:val="16"/>
-                <w:szCs w:val="16"/>
-              </w:rPr>
-              <w:t>배경음</w:t>
-            </w:r>
-            <w:proofErr w:type="spellEnd"/>
-            <w:r>
-              <w:rPr>
-                <w:rFonts w:eastAsiaTheme="minorHAnsi" w:hint="eastAsia"/>
-                <w:sz w:val="16"/>
-                <w:szCs w:val="16"/>
-              </w:rPr>
-              <w:t>)</w:t>
+              <w:t>-사운드(배경음)</w:t>
             </w:r>
           </w:p>
         </w:tc>

--- a/일정/일정(하나).docx
+++ b/일정/일정(하나).docx
@@ -108,7 +108,23 @@
                 <w:rFonts w:ascii="HY헤드라인M" w:eastAsia="HY헤드라인M" w:hint="eastAsia"/>
                 <w:sz w:val="24"/>
               </w:rPr>
-              <w:t>-EmotionGame 구현</w:t>
+              <w:t>-</w:t>
+            </w:r>
+            <w:proofErr w:type="spellStart"/>
+            <w:r>
+              <w:rPr>
+                <w:rFonts w:ascii="HY헤드라인M" w:eastAsia="HY헤드라인M" w:hint="eastAsia"/>
+                <w:sz w:val="24"/>
+              </w:rPr>
+              <w:t>EmotionGame</w:t>
+            </w:r>
+            <w:proofErr w:type="spellEnd"/>
+            <w:r>
+              <w:rPr>
+                <w:rFonts w:ascii="HY헤드라인M" w:eastAsia="HY헤드라인M" w:hint="eastAsia"/>
+                <w:sz w:val="24"/>
+              </w:rPr>
+              <w:t xml:space="preserve"> 구현</w:t>
             </w:r>
           </w:p>
           <w:p>
@@ -145,8 +161,17 @@
                 <w:rFonts w:ascii="HY헤드라인M" w:eastAsia="HY헤드라인M"/>
                 <w:sz w:val="24"/>
               </w:rPr>
-              <w:t>-TrashCollecter</w:t>
-            </w:r>
+              <w:t>-</w:t>
+            </w:r>
+            <w:proofErr w:type="spellStart"/>
+            <w:r>
+              <w:rPr>
+                <w:rFonts w:ascii="HY헤드라인M" w:eastAsia="HY헤드라인M"/>
+                <w:sz w:val="24"/>
+              </w:rPr>
+              <w:t>TrashCollecter</w:t>
+            </w:r>
+            <w:proofErr w:type="spellEnd"/>
             <w:r>
               <w:rPr>
                 <w:rFonts w:ascii="HY헤드라인M" w:eastAsia="HY헤드라인M" w:hint="eastAsia"/>
@@ -167,8 +192,17 @@
                 <w:rFonts w:ascii="HY헤드라인M" w:eastAsia="HY헤드라인M"/>
                 <w:sz w:val="24"/>
               </w:rPr>
-              <w:t>-PollutionMonitor</w:t>
-            </w:r>
+              <w:t>-</w:t>
+            </w:r>
+            <w:proofErr w:type="spellStart"/>
+            <w:r>
+              <w:rPr>
+                <w:rFonts w:ascii="HY헤드라인M" w:eastAsia="HY헤드라인M"/>
+                <w:sz w:val="24"/>
+              </w:rPr>
+              <w:t>PollutionMonitor</w:t>
+            </w:r>
+            <w:proofErr w:type="spellEnd"/>
             <w:r>
               <w:rPr>
                 <w:rFonts w:ascii="HY헤드라인M" w:eastAsia="HY헤드라인M" w:hint="eastAsia"/>
@@ -339,7 +373,23 @@
                 <w:rFonts w:ascii="HY헤드라인M" w:eastAsia="HY헤드라인M"/>
                 <w:sz w:val="24"/>
               </w:rPr>
-              <w:t xml:space="preserve">-Room 입퇴장 구현 </w:t>
+              <w:t xml:space="preserve">-Room </w:t>
+            </w:r>
+            <w:proofErr w:type="spellStart"/>
+            <w:r>
+              <w:rPr>
+                <w:rFonts w:ascii="HY헤드라인M" w:eastAsia="HY헤드라인M"/>
+                <w:sz w:val="24"/>
+              </w:rPr>
+              <w:t>입퇴장</w:t>
+            </w:r>
+            <w:proofErr w:type="spellEnd"/>
+            <w:r>
+              <w:rPr>
+                <w:rFonts w:ascii="HY헤드라인M" w:eastAsia="HY헤드라인M"/>
+                <w:sz w:val="24"/>
+              </w:rPr>
+              <w:t xml:space="preserve"> 구현 </w:t>
             </w:r>
           </w:p>
           <w:p>
@@ -377,7 +427,23 @@
                 <w:rFonts w:ascii="HY헤드라인M" w:eastAsia="HY헤드라인M" w:hint="eastAsia"/>
                 <w:sz w:val="24"/>
               </w:rPr>
-              <w:t>-서버 멀티쓰레드 적용</w:t>
+              <w:t xml:space="preserve">-서버 </w:t>
+            </w:r>
+            <w:proofErr w:type="spellStart"/>
+            <w:r>
+              <w:rPr>
+                <w:rFonts w:ascii="HY헤드라인M" w:eastAsia="HY헤드라인M" w:hint="eastAsia"/>
+                <w:sz w:val="24"/>
+              </w:rPr>
+              <w:t>멀티쓰레드</w:t>
+            </w:r>
+            <w:proofErr w:type="spellEnd"/>
+            <w:r>
+              <w:rPr>
+                <w:rFonts w:ascii="HY헤드라인M" w:eastAsia="HY헤드라인M" w:hint="eastAsia"/>
+                <w:sz w:val="24"/>
+              </w:rPr>
+              <w:t xml:space="preserve"> 적용</w:t>
             </w:r>
           </w:p>
           <w:p>
@@ -436,7 +502,23 @@
                 <w:rFonts w:ascii="HY헤드라인M" w:eastAsia="HY헤드라인M"/>
                 <w:sz w:val="24"/>
               </w:rPr>
-              <w:t>-Base 타일맵 제작</w:t>
+              <w:t xml:space="preserve">-Base </w:t>
+            </w:r>
+            <w:proofErr w:type="spellStart"/>
+            <w:r>
+              <w:rPr>
+                <w:rFonts w:ascii="HY헤드라인M" w:eastAsia="HY헤드라인M"/>
+                <w:sz w:val="24"/>
+              </w:rPr>
+              <w:t>타일맵</w:t>
+            </w:r>
+            <w:proofErr w:type="spellEnd"/>
+            <w:r>
+              <w:rPr>
+                <w:rFonts w:ascii="HY헤드라인M" w:eastAsia="HY헤드라인M"/>
+                <w:sz w:val="24"/>
+              </w:rPr>
+              <w:t xml:space="preserve"> 제작</w:t>
             </w:r>
           </w:p>
           <w:p>
@@ -474,6 +556,7 @@
                 <w:szCs w:val="20"/>
               </w:rPr>
             </w:pPr>
+            <w:proofErr w:type="spellStart"/>
             <w:r>
               <w:rPr>
                 <w:rFonts w:ascii="HY헤드라인M" w:eastAsia="HY헤드라인M" w:hint="eastAsia"/>
@@ -482,6 +565,7 @@
               </w:rPr>
               <w:t>임채은</w:t>
             </w:r>
+            <w:proofErr w:type="spellEnd"/>
           </w:p>
         </w:tc>
         <w:tc>
@@ -632,13 +716,23 @@
                 <w:sz w:val="24"/>
               </w:rPr>
             </w:pPr>
+            <w:proofErr w:type="spellStart"/>
             <w:r>
               <w:rPr>
                 <w:rFonts w:ascii="HY헤드라인M" w:eastAsia="HY헤드라인M" w:hint="eastAsia"/>
                 <w:strike/>
                 <w:sz w:val="24"/>
               </w:rPr>
-              <w:t>EmotionGame 몬스터</w:t>
+              <w:t>EmotionGame</w:t>
+            </w:r>
+            <w:proofErr w:type="spellEnd"/>
+            <w:r>
+              <w:rPr>
+                <w:rFonts w:ascii="HY헤드라인M" w:eastAsia="HY헤드라인M" w:hint="eastAsia"/>
+                <w:strike/>
+                <w:sz w:val="24"/>
+              </w:rPr>
+              <w:t xml:space="preserve"> 몬스터</w:t>
             </w:r>
           </w:p>
           <w:p>
@@ -673,12 +767,21 @@
                 <w:sz w:val="24"/>
               </w:rPr>
             </w:pPr>
-            <w:r>
-              <w:rPr>
-                <w:rFonts w:ascii="HY헤드라인M" w:eastAsia="HY헤드라인M"/>
-                <w:sz w:val="24"/>
-              </w:rPr>
-              <w:t>TrashCollector 몬스터</w:t>
+            <w:proofErr w:type="spellStart"/>
+            <w:r>
+              <w:rPr>
+                <w:rFonts w:ascii="HY헤드라인M" w:eastAsia="HY헤드라인M"/>
+                <w:sz w:val="24"/>
+              </w:rPr>
+              <w:t>TrashCollector</w:t>
+            </w:r>
+            <w:proofErr w:type="spellEnd"/>
+            <w:r>
+              <w:rPr>
+                <w:rFonts w:ascii="HY헤드라인M" w:eastAsia="HY헤드라인M"/>
+                <w:sz w:val="24"/>
+              </w:rPr>
+              <w:t xml:space="preserve"> 몬스터</w:t>
             </w:r>
           </w:p>
           <w:p>
@@ -693,12 +796,21 @@
                 <w:sz w:val="24"/>
               </w:rPr>
             </w:pPr>
-            <w:r>
-              <w:rPr>
-                <w:rFonts w:ascii="HY헤드라인M" w:eastAsia="HY헤드라인M"/>
-                <w:sz w:val="24"/>
-              </w:rPr>
-              <w:t>PollutionMonitor 몬스터</w:t>
+            <w:proofErr w:type="spellStart"/>
+            <w:r>
+              <w:rPr>
+                <w:rFonts w:ascii="HY헤드라인M" w:eastAsia="HY헤드라인M"/>
+                <w:sz w:val="24"/>
+              </w:rPr>
+              <w:t>PollutionMonitor</w:t>
+            </w:r>
+            <w:proofErr w:type="spellEnd"/>
+            <w:r>
+              <w:rPr>
+                <w:rFonts w:ascii="HY헤드라인M" w:eastAsia="HY헤드라인M"/>
+                <w:sz w:val="24"/>
+              </w:rPr>
+              <w:t xml:space="preserve"> 몬스터</w:t>
             </w:r>
           </w:p>
           <w:p>
@@ -736,13 +848,47 @@
                 <w:sz w:val="24"/>
               </w:rPr>
             </w:pPr>
+            <w:proofErr w:type="spellStart"/>
             <w:r>
               <w:rPr>
                 <w:rFonts w:ascii="HY헤드라인M" w:eastAsia="HY헤드라인M" w:hint="eastAsia"/>
                 <w:sz w:val="24"/>
               </w:rPr>
-              <w:t>설정창, 메인창, 결과창</w:t>
-            </w:r>
+              <w:t>설정창</w:t>
+            </w:r>
+            <w:proofErr w:type="spellEnd"/>
+            <w:r>
+              <w:rPr>
+                <w:rFonts w:ascii="HY헤드라인M" w:eastAsia="HY헤드라인M" w:hint="eastAsia"/>
+                <w:sz w:val="24"/>
+              </w:rPr>
+              <w:t xml:space="preserve">, </w:t>
+            </w:r>
+            <w:proofErr w:type="spellStart"/>
+            <w:r>
+              <w:rPr>
+                <w:rFonts w:ascii="HY헤드라인M" w:eastAsia="HY헤드라인M" w:hint="eastAsia"/>
+                <w:sz w:val="24"/>
+              </w:rPr>
+              <w:t>메인창</w:t>
+            </w:r>
+            <w:proofErr w:type="spellEnd"/>
+            <w:r>
+              <w:rPr>
+                <w:rFonts w:ascii="HY헤드라인M" w:eastAsia="HY헤드라인M" w:hint="eastAsia"/>
+                <w:sz w:val="24"/>
+              </w:rPr>
+              <w:t xml:space="preserve">, </w:t>
+            </w:r>
+            <w:proofErr w:type="spellStart"/>
+            <w:r>
+              <w:rPr>
+                <w:rFonts w:ascii="HY헤드라인M" w:eastAsia="HY헤드라인M" w:hint="eastAsia"/>
+                <w:sz w:val="24"/>
+              </w:rPr>
+              <w:t>결과창</w:t>
+            </w:r>
+            <w:proofErr w:type="spellEnd"/>
           </w:p>
           <w:p>
             <w:pPr>
@@ -761,8 +907,17 @@
                 <w:rFonts w:ascii="HY헤드라인M" w:eastAsia="HY헤드라인M" w:hint="eastAsia"/>
                 <w:sz w:val="24"/>
               </w:rPr>
-              <w:t>플레이어의 현재 감정 이모지</w:t>
-            </w:r>
+              <w:t xml:space="preserve">플레이어의 현재 감정 </w:t>
+            </w:r>
+            <w:proofErr w:type="spellStart"/>
+            <w:r>
+              <w:rPr>
+                <w:rFonts w:ascii="HY헤드라인M" w:eastAsia="HY헤드라인M" w:hint="eastAsia"/>
+                <w:sz w:val="24"/>
+              </w:rPr>
+              <w:t>이모지</w:t>
+            </w:r>
+            <w:proofErr w:type="spellEnd"/>
           </w:p>
           <w:p>
             <w:pPr>
@@ -973,7 +1128,23 @@
                 <w:rFonts w:ascii="HY헤드라인M" w:eastAsia="HY헤드라인M"/>
                 <w:sz w:val="24"/>
               </w:rPr>
-              <w:t>- ( X ) 기능, UI, 퀘스트 내용(100개)</w:t>
+              <w:t xml:space="preserve">- </w:t>
+            </w:r>
+            <w:proofErr w:type="gramStart"/>
+            <w:r>
+              <w:rPr>
+                <w:rFonts w:ascii="HY헤드라인M" w:eastAsia="HY헤드라인M"/>
+                <w:sz w:val="24"/>
+              </w:rPr>
+              <w:t>( X</w:t>
+            </w:r>
+            <w:proofErr w:type="gramEnd"/>
+            <w:r>
+              <w:rPr>
+                <w:rFonts w:ascii="HY헤드라인M" w:eastAsia="HY헤드라인M"/>
+                <w:sz w:val="24"/>
+              </w:rPr>
+              <w:t xml:space="preserve"> ) 기능, UI, 퀘스트 내용(100개)</w:t>
             </w:r>
           </w:p>
           <w:p>
@@ -1018,22 +1189,54 @@
                 <w:rFonts w:ascii="HY헤드라인M" w:eastAsia="HY헤드라인M"/>
                 <w:sz w:val="24"/>
               </w:rPr>
-              <w:t xml:space="preserve">  * 30개 전달  (5월 28일까지)</w:t>
-            </w:r>
-          </w:p>
-          <w:p>
-            <w:pPr>
-              <w:rPr>
-                <w:rFonts w:ascii="HY헤드라인M" w:eastAsia="HY헤드라인M"/>
-                <w:sz w:val="24"/>
-              </w:rPr>
-            </w:pPr>
-            <w:r>
-              <w:rPr>
-                <w:rFonts w:ascii="HY헤드라인M" w:eastAsia="HY헤드라인M"/>
-                <w:sz w:val="24"/>
-              </w:rPr>
-              <w:t xml:space="preserve">  * 60개 전달  (6월 1일까지)</w:t>
+              <w:t xml:space="preserve">  * 30개 </w:t>
+            </w:r>
+            <w:proofErr w:type="gramStart"/>
+            <w:r>
+              <w:rPr>
+                <w:rFonts w:ascii="HY헤드라인M" w:eastAsia="HY헤드라인M"/>
+                <w:sz w:val="24"/>
+              </w:rPr>
+              <w:t>전달  (</w:t>
+            </w:r>
+            <w:proofErr w:type="gramEnd"/>
+            <w:r>
+              <w:rPr>
+                <w:rFonts w:ascii="HY헤드라인M" w:eastAsia="HY헤드라인M"/>
+                <w:sz w:val="24"/>
+              </w:rPr>
+              <w:t>5월 28일까지)</w:t>
+            </w:r>
+          </w:p>
+          <w:p>
+            <w:pPr>
+              <w:rPr>
+                <w:rFonts w:ascii="HY헤드라인M" w:eastAsia="HY헤드라인M"/>
+                <w:sz w:val="24"/>
+              </w:rPr>
+            </w:pPr>
+            <w:r>
+              <w:rPr>
+                <w:rFonts w:ascii="HY헤드라인M" w:eastAsia="HY헤드라인M"/>
+                <w:sz w:val="24"/>
+              </w:rPr>
+              <w:t xml:space="preserve">  * 60개 </w:t>
+            </w:r>
+            <w:proofErr w:type="gramStart"/>
+            <w:r>
+              <w:rPr>
+                <w:rFonts w:ascii="HY헤드라인M" w:eastAsia="HY헤드라인M"/>
+                <w:sz w:val="24"/>
+              </w:rPr>
+              <w:t>전달  (</w:t>
+            </w:r>
+            <w:proofErr w:type="gramEnd"/>
+            <w:r>
+              <w:rPr>
+                <w:rFonts w:ascii="HY헤드라인M" w:eastAsia="HY헤드라인M"/>
+                <w:sz w:val="24"/>
+              </w:rPr>
+              <w:t>6월 1일까지)</w:t>
             </w:r>
           </w:p>
           <w:p>
@@ -1078,7 +1281,23 @@
                 <w:rFonts w:ascii="HY헤드라인M" w:eastAsia="HY헤드라인M"/>
                 <w:sz w:val="24"/>
               </w:rPr>
-              <w:t>[상점 시스템]  (5월 25일까지)</w:t>
+              <w:t>[상점 시스템</w:t>
+            </w:r>
+            <w:proofErr w:type="gramStart"/>
+            <w:r>
+              <w:rPr>
+                <w:rFonts w:ascii="HY헤드라인M" w:eastAsia="HY헤드라인M"/>
+                <w:sz w:val="24"/>
+              </w:rPr>
+              <w:t>]  (</w:t>
+            </w:r>
+            <w:proofErr w:type="gramEnd"/>
+            <w:r>
+              <w:rPr>
+                <w:rFonts w:ascii="HY헤드라인M" w:eastAsia="HY헤드라인M"/>
+                <w:sz w:val="24"/>
+              </w:rPr>
+              <w:t>5월 25일까지)</w:t>
             </w:r>
           </w:p>
           <w:p>
@@ -1095,6 +1314,7 @@
               </w:rPr>
               <w:t xml:space="preserve">-  </w:t>
             </w:r>
+            <w:proofErr w:type="gramStart"/>
             <w:r>
               <w:rPr>
                 <w:rFonts w:ascii="HY헤드라인M" w:eastAsia="HY헤드라인M"/>
@@ -1108,7 +1328,31 @@
                 <w:rFonts w:ascii="HY헤드라인M" w:eastAsia="HY헤드라인M"/>
                 <w:sz w:val="24"/>
               </w:rPr>
-              <w:t>,  UI, 상점 판매 목록  =&gt; JSON으로 만들어서 전달</w:t>
+              <w:t>,  UI</w:t>
+            </w:r>
+            <w:proofErr w:type="gramEnd"/>
+            <w:r>
+              <w:rPr>
+                <w:rFonts w:ascii="HY헤드라인M" w:eastAsia="HY헤드라인M"/>
+                <w:sz w:val="24"/>
+              </w:rPr>
+              <w:t xml:space="preserve">, 상점 판매 </w:t>
+            </w:r>
+            <w:proofErr w:type="gramStart"/>
+            <w:r>
+              <w:rPr>
+                <w:rFonts w:ascii="HY헤드라인M" w:eastAsia="HY헤드라인M"/>
+                <w:sz w:val="24"/>
+              </w:rPr>
+              <w:t>목록  =</w:t>
+            </w:r>
+            <w:proofErr w:type="gramEnd"/>
+            <w:r>
+              <w:rPr>
+                <w:rFonts w:ascii="HY헤드라인M" w:eastAsia="HY헤드라인M"/>
+                <w:sz w:val="24"/>
+              </w:rPr>
+              <w:t>&gt; JSON으로 만들어서 전달</w:t>
             </w:r>
           </w:p>
           <w:p>
@@ -1169,37 +1413,133 @@
                 <w:rFonts w:ascii="HY헤드라인M" w:eastAsia="HY헤드라인M"/>
                 <w:sz w:val="24"/>
               </w:rPr>
-              <w:t>[json 작성]</w:t>
-            </w:r>
-          </w:p>
-          <w:p>
-            <w:pPr>
-              <w:rPr>
-                <w:rFonts w:ascii="HY헤드라인M" w:eastAsia="HY헤드라인M"/>
-                <w:sz w:val="24"/>
-              </w:rPr>
-            </w:pPr>
-            <w:r>
-              <w:rPr>
-                <w:rFonts w:ascii="HY헤드라인M" w:eastAsia="HY헤드라인M"/>
-                <w:sz w:val="24"/>
-              </w:rPr>
-              <w:t>- 몬스터 5종 json 작성  (6월 2일까지)</w:t>
-            </w:r>
-          </w:p>
-          <w:p>
-            <w:pPr>
-              <w:rPr>
-                <w:rFonts w:ascii="HY헤드라인M" w:eastAsia="HY헤드라인M"/>
-                <w:sz w:val="24"/>
-              </w:rPr>
-            </w:pPr>
-            <w:r>
-              <w:rPr>
-                <w:rFonts w:ascii="HY헤드라인M" w:eastAsia="HY헤드라인M"/>
-                <w:sz w:val="24"/>
-              </w:rPr>
-              <w:t>- 플레이어 json 작성  (STAT : HP, STAMINA, 이동속도, 시야 각도/거리)  (5월 25일까지)</w:t>
+              <w:t>[</w:t>
+            </w:r>
+            <w:proofErr w:type="spellStart"/>
+            <w:r>
+              <w:rPr>
+                <w:rFonts w:ascii="HY헤드라인M" w:eastAsia="HY헤드라인M"/>
+                <w:sz w:val="24"/>
+              </w:rPr>
+              <w:t>json</w:t>
+            </w:r>
+            <w:proofErr w:type="spellEnd"/>
+            <w:r>
+              <w:rPr>
+                <w:rFonts w:ascii="HY헤드라인M" w:eastAsia="HY헤드라인M"/>
+                <w:sz w:val="24"/>
+              </w:rPr>
+              <w:t xml:space="preserve"> 작성]</w:t>
+            </w:r>
+          </w:p>
+          <w:p>
+            <w:pPr>
+              <w:rPr>
+                <w:rFonts w:ascii="HY헤드라인M" w:eastAsia="HY헤드라인M"/>
+                <w:sz w:val="24"/>
+              </w:rPr>
+            </w:pPr>
+            <w:r>
+              <w:rPr>
+                <w:rFonts w:ascii="HY헤드라인M" w:eastAsia="HY헤드라인M"/>
+                <w:sz w:val="24"/>
+              </w:rPr>
+              <w:t xml:space="preserve">- 몬스터 5종 </w:t>
+            </w:r>
+            <w:proofErr w:type="spellStart"/>
+            <w:r>
+              <w:rPr>
+                <w:rFonts w:ascii="HY헤드라인M" w:eastAsia="HY헤드라인M"/>
+                <w:sz w:val="24"/>
+              </w:rPr>
+              <w:t>json</w:t>
+            </w:r>
+            <w:proofErr w:type="spellEnd"/>
+            <w:r>
+              <w:rPr>
+                <w:rFonts w:ascii="HY헤드라인M" w:eastAsia="HY헤드라인M"/>
+                <w:sz w:val="24"/>
+              </w:rPr>
+              <w:t xml:space="preserve"> </w:t>
+            </w:r>
+            <w:proofErr w:type="gramStart"/>
+            <w:r>
+              <w:rPr>
+                <w:rFonts w:ascii="HY헤드라인M" w:eastAsia="HY헤드라인M"/>
+                <w:sz w:val="24"/>
+              </w:rPr>
+              <w:t>작성  (</w:t>
+            </w:r>
+            <w:proofErr w:type="gramEnd"/>
+            <w:r>
+              <w:rPr>
+                <w:rFonts w:ascii="HY헤드라인M" w:eastAsia="HY헤드라인M"/>
+                <w:sz w:val="24"/>
+              </w:rPr>
+              <w:t>6월 2일까지)</w:t>
+            </w:r>
+          </w:p>
+          <w:p>
+            <w:pPr>
+              <w:rPr>
+                <w:rFonts w:ascii="HY헤드라인M" w:eastAsia="HY헤드라인M"/>
+                <w:sz w:val="24"/>
+              </w:rPr>
+            </w:pPr>
+            <w:r>
+              <w:rPr>
+                <w:rFonts w:ascii="HY헤드라인M" w:eastAsia="HY헤드라인M"/>
+                <w:sz w:val="24"/>
+              </w:rPr>
+              <w:t xml:space="preserve">- 플레이어 </w:t>
+            </w:r>
+            <w:proofErr w:type="spellStart"/>
+            <w:r>
+              <w:rPr>
+                <w:rFonts w:ascii="HY헤드라인M" w:eastAsia="HY헤드라인M"/>
+                <w:sz w:val="24"/>
+              </w:rPr>
+              <w:t>json</w:t>
+            </w:r>
+            <w:proofErr w:type="spellEnd"/>
+            <w:r>
+              <w:rPr>
+                <w:rFonts w:ascii="HY헤드라인M" w:eastAsia="HY헤드라인M"/>
+                <w:sz w:val="24"/>
+              </w:rPr>
+              <w:t xml:space="preserve"> </w:t>
+            </w:r>
+            <w:proofErr w:type="gramStart"/>
+            <w:r>
+              <w:rPr>
+                <w:rFonts w:ascii="HY헤드라인M" w:eastAsia="HY헤드라인M"/>
+                <w:sz w:val="24"/>
+              </w:rPr>
+              <w:t>작성  (STAT :</w:t>
+            </w:r>
+            <w:proofErr w:type="gramEnd"/>
+            <w:r>
+              <w:rPr>
+                <w:rFonts w:ascii="HY헤드라인M" w:eastAsia="HY헤드라인M"/>
+                <w:sz w:val="24"/>
+              </w:rPr>
+              <w:t xml:space="preserve"> HP, STAMINA, 이동속도, 시야 각도/거리</w:t>
+            </w:r>
+            <w:proofErr w:type="gramStart"/>
+            <w:r>
+              <w:rPr>
+                <w:rFonts w:ascii="HY헤드라인M" w:eastAsia="HY헤드라인M"/>
+                <w:sz w:val="24"/>
+              </w:rPr>
+              <w:t>)  (</w:t>
+            </w:r>
+            <w:proofErr w:type="gramEnd"/>
+            <w:r>
+              <w:rPr>
+                <w:rFonts w:ascii="HY헤드라인M" w:eastAsia="HY헤드라인M"/>
+                <w:sz w:val="24"/>
+              </w:rPr>
+              <w:t>5월 25일까지)</w:t>
             </w:r>
           </w:p>
           <w:p>
@@ -1216,13 +1556,23 @@
               </w:rPr>
               <w:t xml:space="preserve">- </w:t>
             </w:r>
-            <w:r>
-              <w:rPr>
-                <w:rFonts w:ascii="HY헤드라인M" w:eastAsia="HY헤드라인M"/>
-                <w:strike/>
-                <w:sz w:val="24"/>
-              </w:rPr>
-              <w:t>CubeInfos.json에 가구 관련 내용 추가 (5월 25일까지)</w:t>
+            <w:proofErr w:type="spellStart"/>
+            <w:r>
+              <w:rPr>
+                <w:rFonts w:ascii="HY헤드라인M" w:eastAsia="HY헤드라인M"/>
+                <w:strike/>
+                <w:sz w:val="24"/>
+              </w:rPr>
+              <w:t>CubeInfos.json</w:t>
+            </w:r>
+            <w:proofErr w:type="spellEnd"/>
+            <w:r>
+              <w:rPr>
+                <w:rFonts w:ascii="HY헤드라인M" w:eastAsia="HY헤드라인M"/>
+                <w:strike/>
+                <w:sz w:val="24"/>
+              </w:rPr>
+              <w:t>에 가구 관련 내용 추가 (5월 25일까지)</w:t>
             </w:r>
           </w:p>
           <w:p>
@@ -1260,7 +1610,23 @@
                 <w:rFonts w:ascii="HY헤드라인M" w:eastAsia="HY헤드라인M"/>
                 <w:sz w:val="24"/>
               </w:rPr>
-              <w:t>- 스크랩 에셋 추가하기 (6월 2일까지)</w:t>
+              <w:t xml:space="preserve">- 스크랩 </w:t>
+            </w:r>
+            <w:proofErr w:type="spellStart"/>
+            <w:r>
+              <w:rPr>
+                <w:rFonts w:ascii="HY헤드라인M" w:eastAsia="HY헤드라인M"/>
+                <w:sz w:val="24"/>
+              </w:rPr>
+              <w:t>에셋</w:t>
+            </w:r>
+            <w:proofErr w:type="spellEnd"/>
+            <w:r>
+              <w:rPr>
+                <w:rFonts w:ascii="HY헤드라인M" w:eastAsia="HY헤드라인M"/>
+                <w:sz w:val="24"/>
+              </w:rPr>
+              <w:t xml:space="preserve"> 추가하기 (6월 2일까지)</w:t>
             </w:r>
           </w:p>
           <w:p>
@@ -1283,14 +1649,56 @@
                 <w:strike/>
                 <w:sz w:val="24"/>
               </w:rPr>
-              <w:t>가구 선반, 서버 랙</w:t>
-            </w:r>
-            <w:r>
-              <w:rPr>
-                <w:rFonts w:ascii="HY헤드라인M" w:eastAsia="HY헤드라인M"/>
-                <w:sz w:val="24"/>
-              </w:rPr>
-              <w:t>, 조명 에셋 추가하기  (5월 25일까지)</w:t>
+              <w:t xml:space="preserve">가구 선반, 서버 </w:t>
+            </w:r>
+            <w:proofErr w:type="spellStart"/>
+            <w:r>
+              <w:rPr>
+                <w:rFonts w:ascii="HY헤드라인M" w:eastAsia="HY헤드라인M"/>
+                <w:strike/>
+                <w:sz w:val="24"/>
+              </w:rPr>
+              <w:t>랙</w:t>
+            </w:r>
+            <w:proofErr w:type="spellEnd"/>
+            <w:r>
+              <w:rPr>
+                <w:rFonts w:ascii="HY헤드라인M" w:eastAsia="HY헤드라인M"/>
+                <w:sz w:val="24"/>
+              </w:rPr>
+              <w:t xml:space="preserve">, 조명 </w:t>
+            </w:r>
+            <w:proofErr w:type="spellStart"/>
+            <w:r>
+              <w:rPr>
+                <w:rFonts w:ascii="HY헤드라인M" w:eastAsia="HY헤드라인M"/>
+                <w:sz w:val="24"/>
+              </w:rPr>
+              <w:t>에셋</w:t>
+            </w:r>
+            <w:proofErr w:type="spellEnd"/>
+            <w:r>
+              <w:rPr>
+                <w:rFonts w:ascii="HY헤드라인M" w:eastAsia="HY헤드라인M"/>
+                <w:sz w:val="24"/>
+              </w:rPr>
+              <w:t xml:space="preserve"> </w:t>
+            </w:r>
+            <w:proofErr w:type="gramStart"/>
+            <w:r>
+              <w:rPr>
+                <w:rFonts w:ascii="HY헤드라인M" w:eastAsia="HY헤드라인M"/>
+                <w:sz w:val="24"/>
+              </w:rPr>
+              <w:t>추가하기  (</w:t>
+            </w:r>
+            <w:proofErr w:type="gramEnd"/>
+            <w:r>
+              <w:rPr>
+                <w:rFonts w:ascii="HY헤드라인M" w:eastAsia="HY헤드라인M"/>
+                <w:sz w:val="24"/>
+              </w:rPr>
+              <w:t>5월 25일까지)</w:t>
             </w:r>
           </w:p>
           <w:p>
@@ -1320,22 +1728,70 @@
                 <w:rFonts w:ascii="HY헤드라인M" w:eastAsia="HY헤드라인M"/>
                 <w:sz w:val="24"/>
               </w:rPr>
-              <w:t>- 판매기 텍스쳐 만들기 (6월 9일까지)</w:t>
-            </w:r>
-          </w:p>
-          <w:p>
-            <w:pPr>
-              <w:rPr>
-                <w:rFonts w:ascii="HY헤드라인M" w:eastAsia="HY헤드라인M"/>
-                <w:sz w:val="24"/>
-              </w:rPr>
-            </w:pPr>
-            <w:r>
-              <w:rPr>
-                <w:rFonts w:ascii="HY헤드라인M" w:eastAsia="HY헤드라인M"/>
-                <w:sz w:val="24"/>
-              </w:rPr>
-              <w:t>- 수정: EmotionGame 모니터 높이 낮추기, 큐브 z-fighting 수정  (6월 9일까지)</w:t>
+              <w:t xml:space="preserve">- 판매기 </w:t>
+            </w:r>
+            <w:proofErr w:type="spellStart"/>
+            <w:r>
+              <w:rPr>
+                <w:rFonts w:ascii="HY헤드라인M" w:eastAsia="HY헤드라인M"/>
+                <w:sz w:val="24"/>
+              </w:rPr>
+              <w:t>텍스쳐</w:t>
+            </w:r>
+            <w:proofErr w:type="spellEnd"/>
+            <w:r>
+              <w:rPr>
+                <w:rFonts w:ascii="HY헤드라인M" w:eastAsia="HY헤드라인M"/>
+                <w:sz w:val="24"/>
+              </w:rPr>
+              <w:t xml:space="preserve"> 만들기 (6월 9일까지)</w:t>
+            </w:r>
+          </w:p>
+          <w:p>
+            <w:pPr>
+              <w:rPr>
+                <w:rFonts w:ascii="HY헤드라인M" w:eastAsia="HY헤드라인M"/>
+                <w:sz w:val="24"/>
+              </w:rPr>
+            </w:pPr>
+            <w:r>
+              <w:rPr>
+                <w:rFonts w:ascii="HY헤드라인M" w:eastAsia="HY헤드라인M"/>
+                <w:sz w:val="24"/>
+              </w:rPr>
+              <w:t xml:space="preserve">- 수정: </w:t>
+            </w:r>
+            <w:proofErr w:type="spellStart"/>
+            <w:r>
+              <w:rPr>
+                <w:rFonts w:ascii="HY헤드라인M" w:eastAsia="HY헤드라인M"/>
+                <w:sz w:val="24"/>
+              </w:rPr>
+              <w:t>EmotionGame</w:t>
+            </w:r>
+            <w:proofErr w:type="spellEnd"/>
+            <w:r>
+              <w:rPr>
+                <w:rFonts w:ascii="HY헤드라인M" w:eastAsia="HY헤드라인M"/>
+                <w:sz w:val="24"/>
+              </w:rPr>
+              <w:t xml:space="preserve"> 모니터 높이 낮추기, 큐브 z-fighting </w:t>
+            </w:r>
+            <w:proofErr w:type="gramStart"/>
+            <w:r>
+              <w:rPr>
+                <w:rFonts w:ascii="HY헤드라인M" w:eastAsia="HY헤드라인M"/>
+                <w:sz w:val="24"/>
+              </w:rPr>
+              <w:t>수정  (</w:t>
+            </w:r>
+            <w:proofErr w:type="gramEnd"/>
+            <w:r>
+              <w:rPr>
+                <w:rFonts w:ascii="HY헤드라인M" w:eastAsia="HY헤드라인M"/>
+                <w:sz w:val="24"/>
+              </w:rPr>
+              <w:t>6월 9일까지)</w:t>
             </w:r>
           </w:p>
           <w:p>
@@ -1373,22 +1829,86 @@
                 <w:rFonts w:ascii="HY헤드라인M" w:eastAsia="HY헤드라인M"/>
                 <w:sz w:val="24"/>
               </w:rPr>
-              <w:t>- 퀘스트, 상점, 설정창, 메인창, 결과창 (6월 2일까지)</w:t>
-            </w:r>
-          </w:p>
-          <w:p>
-            <w:pPr>
-              <w:rPr>
-                <w:rFonts w:ascii="HY헤드라인M" w:eastAsia="HY헤드라인M"/>
-                <w:sz w:val="24"/>
-              </w:rPr>
-            </w:pPr>
-            <w:r>
-              <w:rPr>
-                <w:rFonts w:ascii="HY헤드라인M" w:eastAsia="HY헤드라인M"/>
-                <w:sz w:val="24"/>
-              </w:rPr>
-              <w:t xml:space="preserve"> - 스테이지 전환 장면 연출 (6월 2일까지) =&gt; 구현 (임채은, 임수영) (6월 9일까지)</w:t>
+              <w:t xml:space="preserve">- 퀘스트, 상점, </w:t>
+            </w:r>
+            <w:proofErr w:type="spellStart"/>
+            <w:r>
+              <w:rPr>
+                <w:rFonts w:ascii="HY헤드라인M" w:eastAsia="HY헤드라인M"/>
+                <w:sz w:val="24"/>
+              </w:rPr>
+              <w:t>설정창</w:t>
+            </w:r>
+            <w:proofErr w:type="spellEnd"/>
+            <w:r>
+              <w:rPr>
+                <w:rFonts w:ascii="HY헤드라인M" w:eastAsia="HY헤드라인M"/>
+                <w:sz w:val="24"/>
+              </w:rPr>
+              <w:t xml:space="preserve">, </w:t>
+            </w:r>
+            <w:proofErr w:type="spellStart"/>
+            <w:r>
+              <w:rPr>
+                <w:rFonts w:ascii="HY헤드라인M" w:eastAsia="HY헤드라인M"/>
+                <w:sz w:val="24"/>
+              </w:rPr>
+              <w:t>메인창</w:t>
+            </w:r>
+            <w:proofErr w:type="spellEnd"/>
+            <w:r>
+              <w:rPr>
+                <w:rFonts w:ascii="HY헤드라인M" w:eastAsia="HY헤드라인M"/>
+                <w:sz w:val="24"/>
+              </w:rPr>
+              <w:t xml:space="preserve">, </w:t>
+            </w:r>
+            <w:proofErr w:type="spellStart"/>
+            <w:r>
+              <w:rPr>
+                <w:rFonts w:ascii="HY헤드라인M" w:eastAsia="HY헤드라인M"/>
+                <w:sz w:val="24"/>
+              </w:rPr>
+              <w:t>결과창</w:t>
+            </w:r>
+            <w:proofErr w:type="spellEnd"/>
+            <w:r>
+              <w:rPr>
+                <w:rFonts w:ascii="HY헤드라인M" w:eastAsia="HY헤드라인M"/>
+                <w:sz w:val="24"/>
+              </w:rPr>
+              <w:t xml:space="preserve"> (6월 2일까지)</w:t>
+            </w:r>
+          </w:p>
+          <w:p>
+            <w:pPr>
+              <w:rPr>
+                <w:rFonts w:ascii="HY헤드라인M" w:eastAsia="HY헤드라인M"/>
+                <w:sz w:val="24"/>
+              </w:rPr>
+            </w:pPr>
+            <w:r>
+              <w:rPr>
+                <w:rFonts w:ascii="HY헤드라인M" w:eastAsia="HY헤드라인M"/>
+                <w:sz w:val="24"/>
+              </w:rPr>
+              <w:t xml:space="preserve"> - 스테이지 전환 장면 연출 (6월 2일까지) =&gt; 구현 (</w:t>
+            </w:r>
+            <w:proofErr w:type="spellStart"/>
+            <w:r>
+              <w:rPr>
+                <w:rFonts w:ascii="HY헤드라인M" w:eastAsia="HY헤드라인M"/>
+                <w:sz w:val="24"/>
+              </w:rPr>
+              <w:t>임채은</w:t>
+            </w:r>
+            <w:proofErr w:type="spellEnd"/>
+            <w:r>
+              <w:rPr>
+                <w:rFonts w:ascii="HY헤드라인M" w:eastAsia="HY헤드라인M"/>
+                <w:sz w:val="24"/>
+              </w:rPr>
+              <w:t>, 임수영) (6월 9일까지)</w:t>
             </w:r>
           </w:p>
           <w:p>
@@ -1426,7 +1946,32 @@
                 <w:rFonts w:ascii="HY헤드라인M" w:eastAsia="HY헤드라인M"/>
                 <w:sz w:val="24"/>
               </w:rPr>
-              <w:t>- 배경음,        (6월 9일까지)</w:t>
+              <w:t xml:space="preserve">- </w:t>
+            </w:r>
+            <w:proofErr w:type="spellStart"/>
+            <w:proofErr w:type="gramStart"/>
+            <w:r>
+              <w:rPr>
+                <w:rFonts w:ascii="HY헤드라인M" w:eastAsia="HY헤드라인M"/>
+                <w:sz w:val="24"/>
+              </w:rPr>
+              <w:t>배경음</w:t>
+            </w:r>
+            <w:proofErr w:type="spellEnd"/>
+            <w:r>
+              <w:rPr>
+                <w:rFonts w:ascii="HY헤드라인M" w:eastAsia="HY헤드라인M"/>
+                <w:sz w:val="24"/>
+              </w:rPr>
+              <w:t xml:space="preserve">,   </w:t>
+            </w:r>
+            <w:proofErr w:type="gramEnd"/>
+            <w:r>
+              <w:rPr>
+                <w:rFonts w:ascii="HY헤드라인M" w:eastAsia="HY헤드라인M"/>
+                <w:sz w:val="24"/>
+              </w:rPr>
+              <w:t xml:space="preserve">     (6월 9일까지)</w:t>
             </w:r>
           </w:p>
           <w:p>
@@ -1442,22 +1987,54 @@
                 <w:sz w:val="24"/>
               </w:rPr>
               <w:lastRenderedPageBreak/>
-              <w:t xml:space="preserve">- 효과음(피격, 타격,     (5월 25일까지) </w:t>
-            </w:r>
-          </w:p>
-          <w:p>
-            <w:pPr>
-              <w:rPr>
-                <w:rFonts w:ascii="HY헤드라인M" w:eastAsia="HY헤드라인M"/>
-                <w:sz w:val="24"/>
-              </w:rPr>
-            </w:pPr>
-            <w:r>
-              <w:rPr>
-                <w:rFonts w:ascii="HY헤드라인M" w:eastAsia="HY헤드라인M"/>
-                <w:sz w:val="24"/>
-              </w:rPr>
-              <w:t xml:space="preserve">  걷기, 뛰기, 점프,     (6월 2일까지)</w:t>
+              <w:t xml:space="preserve">- 효과음(피격, </w:t>
+            </w:r>
+            <w:proofErr w:type="gramStart"/>
+            <w:r>
+              <w:rPr>
+                <w:rFonts w:ascii="HY헤드라인M" w:eastAsia="HY헤드라인M"/>
+                <w:sz w:val="24"/>
+              </w:rPr>
+              <w:t xml:space="preserve">타격,   </w:t>
+            </w:r>
+            <w:proofErr w:type="gramEnd"/>
+            <w:r>
+              <w:rPr>
+                <w:rFonts w:ascii="HY헤드라인M" w:eastAsia="HY헤드라인M"/>
+                <w:sz w:val="24"/>
+              </w:rPr>
+              <w:t xml:space="preserve">  (5월 25일까지) </w:t>
+            </w:r>
+          </w:p>
+          <w:p>
+            <w:pPr>
+              <w:rPr>
+                <w:rFonts w:ascii="HY헤드라인M" w:eastAsia="HY헤드라인M"/>
+                <w:sz w:val="24"/>
+              </w:rPr>
+            </w:pPr>
+            <w:r>
+              <w:rPr>
+                <w:rFonts w:ascii="HY헤드라인M" w:eastAsia="HY헤드라인M"/>
+                <w:sz w:val="24"/>
+              </w:rPr>
+              <w:t xml:space="preserve">  걷기, 뛰기, </w:t>
+            </w:r>
+            <w:proofErr w:type="gramStart"/>
+            <w:r>
+              <w:rPr>
+                <w:rFonts w:ascii="HY헤드라인M" w:eastAsia="HY헤드라인M"/>
+                <w:sz w:val="24"/>
+              </w:rPr>
+              <w:t xml:space="preserve">점프,   </w:t>
+            </w:r>
+            <w:proofErr w:type="gramEnd"/>
+            <w:r>
+              <w:rPr>
+                <w:rFonts w:ascii="HY헤드라인M" w:eastAsia="HY헤드라인M"/>
+                <w:sz w:val="24"/>
+              </w:rPr>
+              <w:t xml:space="preserve">  (6월 2일까지)</w:t>
             </w:r>
           </w:p>
           <w:p>
@@ -1654,8 +2231,19 @@
           <w:sz w:val="18"/>
           <w:szCs w:val="18"/>
         </w:rPr>
-        <w:t>■: 임채은</w:t>
+        <w:t xml:space="preserve">■: </w:t>
       </w:r>
+      <w:proofErr w:type="spellStart"/>
+      <w:r>
+        <w:rPr>
+          <w:rFonts w:ascii="HY헤드라인M" w:eastAsia="HY헤드라인M" w:hint="eastAsia"/>
+          <w:color w:val="C2C9CF"/>
+          <w:sz w:val="18"/>
+          <w:szCs w:val="18"/>
+        </w:rPr>
+        <w:t>임채은</w:t>
+      </w:r>
+      <w:proofErr w:type="spellEnd"/>
       <w:r>
         <w:rPr>
           <w:rFonts w:ascii="HY헤드라인M" w:eastAsia="HY헤드라인M" w:hint="eastAsia"/>
@@ -2427,7 +3015,25 @@
                 <w:sz w:val="18"/>
                 <w:szCs w:val="18"/>
               </w:rPr>
-              <w:t>-TrashCollector 구현</w:t>
+              <w:t>-</w:t>
+            </w:r>
+            <w:proofErr w:type="spellStart"/>
+            <w:r>
+              <w:rPr>
+                <w:rFonts w:eastAsiaTheme="minorHAnsi"/>
+                <w:sz w:val="18"/>
+                <w:szCs w:val="18"/>
+              </w:rPr>
+              <w:t>TrashCollector</w:t>
+            </w:r>
+            <w:proofErr w:type="spellEnd"/>
+            <w:r>
+              <w:rPr>
+                <w:rFonts w:eastAsiaTheme="minorHAnsi"/>
+                <w:sz w:val="18"/>
+                <w:szCs w:val="18"/>
+              </w:rPr>
+              <w:t xml:space="preserve"> 구현</w:t>
             </w:r>
           </w:p>
           <w:p>
@@ -3759,7 +4365,25 @@
                 <w:sz w:val="16"/>
                 <w:szCs w:val="16"/>
               </w:rPr>
-              <w:t>- EmotionGame, Hatch 네트워크 로직 작성</w:t>
+              <w:t xml:space="preserve">- </w:t>
+            </w:r>
+            <w:proofErr w:type="spellStart"/>
+            <w:r>
+              <w:rPr>
+                <w:rFonts w:asciiTheme="majorHAnsi" w:eastAsiaTheme="majorHAnsi" w:hAnsiTheme="majorHAnsi"/>
+                <w:sz w:val="16"/>
+                <w:szCs w:val="16"/>
+              </w:rPr>
+              <w:t>EmotionGame</w:t>
+            </w:r>
+            <w:proofErr w:type="spellEnd"/>
+            <w:r>
+              <w:rPr>
+                <w:rFonts w:asciiTheme="majorHAnsi" w:eastAsiaTheme="majorHAnsi" w:hAnsiTheme="majorHAnsi"/>
+                <w:sz w:val="16"/>
+                <w:szCs w:val="16"/>
+              </w:rPr>
+              <w:t>, Hatch 네트워크 로직 작성</w:t>
             </w:r>
           </w:p>
           <w:p>
@@ -3811,7 +4435,25 @@
                 <w:sz w:val="16"/>
                 <w:szCs w:val="16"/>
               </w:rPr>
-              <w:t xml:space="preserve">- EmotionGame </w:t>
+              <w:t xml:space="preserve">- </w:t>
+            </w:r>
+            <w:proofErr w:type="spellStart"/>
+            <w:r>
+              <w:rPr>
+                <w:rFonts w:asciiTheme="majorHAnsi" w:eastAsiaTheme="majorHAnsi" w:hAnsiTheme="majorHAnsi"/>
+                <w:sz w:val="16"/>
+                <w:szCs w:val="16"/>
+              </w:rPr>
+              <w:t>EmotionGame</w:t>
+            </w:r>
+            <w:proofErr w:type="spellEnd"/>
+            <w:r>
+              <w:rPr>
+                <w:rFonts w:asciiTheme="majorHAnsi" w:eastAsiaTheme="majorHAnsi" w:hAnsiTheme="majorHAnsi"/>
+                <w:sz w:val="16"/>
+                <w:szCs w:val="16"/>
+              </w:rPr>
+              <w:t xml:space="preserve"> </w:t>
             </w:r>
           </w:p>
         </w:tc>
@@ -3837,6 +4479,7 @@
               <w:lastRenderedPageBreak/>
               <w:t xml:space="preserve">- 감정 추출 및 전송 로직 변경, 추출된 감정 UI에 </w:t>
             </w:r>
+            <w:proofErr w:type="spellStart"/>
             <w:r>
               <w:rPr>
                 <w:rFonts w:asciiTheme="majorHAnsi" w:eastAsiaTheme="majorHAnsi" w:hAnsiTheme="majorHAnsi"/>
@@ -3844,23 +4487,32 @@
                 <w:szCs w:val="16"/>
               </w:rPr>
               <w:lastRenderedPageBreak/>
-              <w:t>이모지 그리기</w:t>
-            </w:r>
-          </w:p>
-          <w:p>
-            <w:pPr>
+              <w:t>이모지</w:t>
+            </w:r>
+            <w:proofErr w:type="spellEnd"/>
+            <w:r>
               <w:rPr>
                 <w:rFonts w:asciiTheme="majorHAnsi" w:eastAsiaTheme="majorHAnsi" w:hAnsiTheme="majorHAnsi"/>
                 <w:sz w:val="16"/>
                 <w:szCs w:val="16"/>
               </w:rPr>
-            </w:pPr>
-            <w:r>
+              <w:t xml:space="preserve"> 그리기</w:t>
+            </w:r>
+          </w:p>
+          <w:p>
+            <w:pPr>
               <w:rPr>
                 <w:rFonts w:asciiTheme="majorHAnsi" w:eastAsiaTheme="majorHAnsi" w:hAnsiTheme="majorHAnsi"/>
                 <w:sz w:val="16"/>
                 <w:szCs w:val="16"/>
               </w:rPr>
+            </w:pPr>
+            <w:r>
+              <w:rPr>
+                <w:rFonts w:asciiTheme="majorHAnsi" w:eastAsiaTheme="majorHAnsi" w:hAnsiTheme="majorHAnsi"/>
+                <w:sz w:val="16"/>
+                <w:szCs w:val="16"/>
+              </w:rPr>
               <w:t>- 판매기 네트워크 로직 작성</w:t>
             </w:r>
           </w:p>
@@ -3885,7 +4537,25 @@
                 <w:szCs w:val="16"/>
               </w:rPr>
               <w:lastRenderedPageBreak/>
-              <w:t>- EmotionGame 로직 구현(카운트다운, 게임 결과</w:t>
+              <w:t xml:space="preserve">- </w:t>
+            </w:r>
+            <w:proofErr w:type="spellStart"/>
+            <w:r>
+              <w:rPr>
+                <w:rFonts w:asciiTheme="majorHAnsi" w:eastAsiaTheme="majorHAnsi" w:hAnsiTheme="majorHAnsi"/>
+                <w:sz w:val="16"/>
+                <w:szCs w:val="16"/>
+              </w:rPr>
+              <w:t>EmotionGame</w:t>
+            </w:r>
+            <w:proofErr w:type="spellEnd"/>
+            <w:r>
+              <w:rPr>
+                <w:rFonts w:asciiTheme="majorHAnsi" w:eastAsiaTheme="majorHAnsi" w:hAnsiTheme="majorHAnsi"/>
+                <w:sz w:val="16"/>
+                <w:szCs w:val="16"/>
+              </w:rPr>
+              <w:t xml:space="preserve"> 로직 구현(카운트다운, 게임 결과</w:t>
             </w:r>
             <w:r>
               <w:rPr>
@@ -4093,7 +4763,25 @@
                 <w:sz w:val="16"/>
                 <w:szCs w:val="16"/>
               </w:rPr>
-              <w:t>- 스테미나, Hp 바 UI</w:t>
+              <w:t xml:space="preserve">- </w:t>
+            </w:r>
+            <w:proofErr w:type="spellStart"/>
+            <w:r>
+              <w:rPr>
+                <w:rFonts w:eastAsiaTheme="minorHAnsi"/>
+                <w:sz w:val="16"/>
+                <w:szCs w:val="16"/>
+              </w:rPr>
+              <w:t>스테미나</w:t>
+            </w:r>
+            <w:proofErr w:type="spellEnd"/>
+            <w:r>
+              <w:rPr>
+                <w:rFonts w:eastAsiaTheme="minorHAnsi"/>
+                <w:sz w:val="16"/>
+                <w:szCs w:val="16"/>
+              </w:rPr>
+              <w:t>, Hp 바 UI</w:t>
             </w:r>
           </w:p>
           <w:p>
@@ -4220,7 +4908,25 @@
                 <w:sz w:val="16"/>
                 <w:szCs w:val="16"/>
               </w:rPr>
-              <w:t>- EmotionGame Grab 문제 해결</w:t>
+              <w:t xml:space="preserve">- </w:t>
+            </w:r>
+            <w:proofErr w:type="spellStart"/>
+            <w:r>
+              <w:rPr>
+                <w:rFonts w:eastAsiaTheme="minorHAnsi"/>
+                <w:sz w:val="16"/>
+                <w:szCs w:val="16"/>
+              </w:rPr>
+              <w:t>EmotionGame</w:t>
+            </w:r>
+            <w:proofErr w:type="spellEnd"/>
+            <w:r>
+              <w:rPr>
+                <w:rFonts w:eastAsiaTheme="minorHAnsi"/>
+                <w:sz w:val="16"/>
+                <w:szCs w:val="16"/>
+              </w:rPr>
+              <w:t xml:space="preserve"> Grab 문제 해결</w:t>
             </w:r>
           </w:p>
         </w:tc>
@@ -5554,7 +6260,27 @@
                 <w:sz w:val="16"/>
                 <w:szCs w:val="16"/>
               </w:rPr>
-              <w:t>-PollutionMonitor 기획서</w:t>
+              <w:t>-</w:t>
+            </w:r>
+            <w:proofErr w:type="spellStart"/>
+            <w:r>
+              <w:rPr>
+                <w:rFonts w:asciiTheme="majorHAnsi" w:eastAsiaTheme="majorHAnsi" w:hAnsiTheme="majorHAnsi" w:hint="eastAsia"/>
+                <w:strike/>
+                <w:sz w:val="16"/>
+                <w:szCs w:val="16"/>
+              </w:rPr>
+              <w:t>PollutionMonitor</w:t>
+            </w:r>
+            <w:proofErr w:type="spellEnd"/>
+            <w:r>
+              <w:rPr>
+                <w:rFonts w:asciiTheme="majorHAnsi" w:eastAsiaTheme="majorHAnsi" w:hAnsiTheme="majorHAnsi" w:hint="eastAsia"/>
+                <w:strike/>
+                <w:sz w:val="16"/>
+                <w:szCs w:val="16"/>
+              </w:rPr>
+              <w:t xml:space="preserve"> 기획서</w:t>
             </w:r>
           </w:p>
         </w:tc>
@@ -5611,17 +6337,57 @@
                 <w:sz w:val="16"/>
                 <w:szCs w:val="16"/>
               </w:rPr>
-              <w:t>[클라] 7가지 감정 이모지, 거미줄 에셋 필요</w:t>
-            </w:r>
-          </w:p>
-          <w:p>
-            <w:pPr>
+              <w:t xml:space="preserve">[클라] 7가지 감정 </w:t>
+            </w:r>
+            <w:proofErr w:type="spellStart"/>
+            <w:r>
               <w:rPr>
                 <w:rFonts w:asciiTheme="majorHAnsi" w:eastAsiaTheme="majorHAnsi" w:hAnsiTheme="majorHAnsi"/>
                 <w:strike/>
                 <w:sz w:val="16"/>
                 <w:szCs w:val="16"/>
               </w:rPr>
+              <w:t>이모지</w:t>
+            </w:r>
+            <w:proofErr w:type="spellEnd"/>
+            <w:r>
+              <w:rPr>
+                <w:rFonts w:asciiTheme="majorHAnsi" w:eastAsiaTheme="majorHAnsi" w:hAnsiTheme="majorHAnsi"/>
+                <w:strike/>
+                <w:sz w:val="16"/>
+                <w:szCs w:val="16"/>
+              </w:rPr>
+              <w:t xml:space="preserve">, 거미줄 </w:t>
+            </w:r>
+            <w:proofErr w:type="spellStart"/>
+            <w:r>
+              <w:rPr>
+                <w:rFonts w:asciiTheme="majorHAnsi" w:eastAsiaTheme="majorHAnsi" w:hAnsiTheme="majorHAnsi"/>
+                <w:strike/>
+                <w:sz w:val="16"/>
+                <w:szCs w:val="16"/>
+              </w:rPr>
+              <w:t>에셋</w:t>
+            </w:r>
+            <w:proofErr w:type="spellEnd"/>
+            <w:r>
+              <w:rPr>
+                <w:rFonts w:asciiTheme="majorHAnsi" w:eastAsiaTheme="majorHAnsi" w:hAnsiTheme="majorHAnsi"/>
+                <w:strike/>
+                <w:sz w:val="16"/>
+                <w:szCs w:val="16"/>
+              </w:rPr>
+              <w:t xml:space="preserve"> 필요</w:t>
+            </w:r>
+          </w:p>
+          <w:p>
+            <w:pPr>
+              <w:rPr>
+                <w:rFonts w:asciiTheme="majorHAnsi" w:eastAsiaTheme="majorHAnsi" w:hAnsiTheme="majorHAnsi"/>
+                <w:strike/>
+                <w:sz w:val="16"/>
+                <w:szCs w:val="16"/>
+              </w:rPr>
             </w:pPr>
             <w:r>
               <w:rPr>
@@ -5649,7 +6415,27 @@
                 <w:sz w:val="16"/>
                 <w:szCs w:val="16"/>
               </w:rPr>
-              <w:t>-판매기 json에 추가</w:t>
+              <w:t xml:space="preserve">-판매기 </w:t>
+            </w:r>
+            <w:proofErr w:type="spellStart"/>
+            <w:r>
+              <w:rPr>
+                <w:rFonts w:asciiTheme="majorHAnsi" w:eastAsiaTheme="majorHAnsi" w:hAnsiTheme="majorHAnsi" w:hint="eastAsia"/>
+                <w:strike/>
+                <w:sz w:val="16"/>
+                <w:szCs w:val="16"/>
+              </w:rPr>
+              <w:t>json</w:t>
+            </w:r>
+            <w:proofErr w:type="spellEnd"/>
+            <w:r>
+              <w:rPr>
+                <w:rFonts w:asciiTheme="majorHAnsi" w:eastAsiaTheme="majorHAnsi" w:hAnsiTheme="majorHAnsi" w:hint="eastAsia"/>
+                <w:strike/>
+                <w:sz w:val="16"/>
+                <w:szCs w:val="16"/>
+              </w:rPr>
+              <w:t>에 추가</w:t>
             </w:r>
           </w:p>
         </w:tc>
@@ -5864,18 +6650,9 @@
                 <w:sz w:val="16"/>
                 <w:szCs w:val="16"/>
               </w:rPr>
-              <w:t>-TrashCollector 추가</w:t>
-            </w:r>
-          </w:p>
-          <w:p>
-            <w:pPr>
-              <w:rPr>
-                <w:rFonts w:eastAsiaTheme="minorHAnsi"/>
-                <w:strike/>
-                <w:sz w:val="16"/>
-                <w:szCs w:val="16"/>
-              </w:rPr>
-            </w:pPr>
+              <w:t>-</w:t>
+            </w:r>
+            <w:proofErr w:type="spellStart"/>
             <w:r>
               <w:rPr>
                 <w:rFonts w:eastAsiaTheme="minorHAnsi" w:hint="eastAsia"/>
@@ -5883,6 +6660,35 @@
                 <w:sz w:val="16"/>
                 <w:szCs w:val="16"/>
               </w:rPr>
+              <w:t>TrashCollector</w:t>
+            </w:r>
+            <w:proofErr w:type="spellEnd"/>
+            <w:r>
+              <w:rPr>
+                <w:rFonts w:eastAsiaTheme="minorHAnsi" w:hint="eastAsia"/>
+                <w:strike/>
+                <w:sz w:val="16"/>
+                <w:szCs w:val="16"/>
+              </w:rPr>
+              <w:t xml:space="preserve"> 추가</w:t>
+            </w:r>
+          </w:p>
+          <w:p>
+            <w:pPr>
+              <w:rPr>
+                <w:rFonts w:eastAsiaTheme="minorHAnsi"/>
+                <w:strike/>
+                <w:sz w:val="16"/>
+                <w:szCs w:val="16"/>
+              </w:rPr>
+            </w:pPr>
+            <w:r>
+              <w:rPr>
+                <w:rFonts w:eastAsiaTheme="minorHAnsi" w:hint="eastAsia"/>
+                <w:strike/>
+                <w:sz w:val="16"/>
+                <w:szCs w:val="16"/>
+              </w:rPr>
               <w:t>-Ghost 추가</w:t>
             </w:r>
           </w:p>
@@ -5908,18 +6714,9 @@
                 <w:sz w:val="16"/>
                 <w:szCs w:val="16"/>
               </w:rPr>
-              <w:t>-스크랩 생성 json에 추가</w:t>
-            </w:r>
-          </w:p>
-          <w:p>
-            <w:pPr>
-              <w:rPr>
-                <w:rFonts w:eastAsiaTheme="minorHAnsi"/>
-                <w:strike/>
-                <w:sz w:val="16"/>
-                <w:szCs w:val="16"/>
-              </w:rPr>
-            </w:pPr>
+              <w:t xml:space="preserve">-스크랩 생성 </w:t>
+            </w:r>
+            <w:proofErr w:type="spellStart"/>
             <w:r>
               <w:rPr>
                 <w:rFonts w:eastAsiaTheme="minorHAnsi" w:hint="eastAsia"/>
@@ -5927,6 +6724,35 @@
                 <w:sz w:val="16"/>
                 <w:szCs w:val="16"/>
               </w:rPr>
+              <w:t>json</w:t>
+            </w:r>
+            <w:proofErr w:type="spellEnd"/>
+            <w:r>
+              <w:rPr>
+                <w:rFonts w:eastAsiaTheme="minorHAnsi" w:hint="eastAsia"/>
+                <w:strike/>
+                <w:sz w:val="16"/>
+                <w:szCs w:val="16"/>
+              </w:rPr>
+              <w:t>에 추가</w:t>
+            </w:r>
+          </w:p>
+          <w:p>
+            <w:pPr>
+              <w:rPr>
+                <w:rFonts w:eastAsiaTheme="minorHAnsi"/>
+                <w:strike/>
+                <w:sz w:val="16"/>
+                <w:szCs w:val="16"/>
+              </w:rPr>
+            </w:pPr>
+            <w:r>
+              <w:rPr>
+                <w:rFonts w:eastAsiaTheme="minorHAnsi" w:hint="eastAsia"/>
+                <w:strike/>
+                <w:sz w:val="16"/>
+                <w:szCs w:val="16"/>
+              </w:rPr>
               <w:t>-몬스터 파워레벨 기획</w:t>
             </w:r>
           </w:p>
@@ -5996,7 +6822,27 @@
                 <w:sz w:val="16"/>
                 <w:szCs w:val="16"/>
               </w:rPr>
-              <w:t>-GapRoom 수정</w:t>
+              <w:t>-</w:t>
+            </w:r>
+            <w:proofErr w:type="spellStart"/>
+            <w:r>
+              <w:rPr>
+                <w:rFonts w:eastAsiaTheme="minorHAnsi" w:hint="eastAsia"/>
+                <w:strike/>
+                <w:sz w:val="16"/>
+                <w:szCs w:val="16"/>
+              </w:rPr>
+              <w:t>GapRoom</w:t>
+            </w:r>
+            <w:proofErr w:type="spellEnd"/>
+            <w:r>
+              <w:rPr>
+                <w:rFonts w:eastAsiaTheme="minorHAnsi" w:hint="eastAsia"/>
+                <w:strike/>
+                <w:sz w:val="16"/>
+                <w:szCs w:val="16"/>
+              </w:rPr>
+              <w:t xml:space="preserve"> 수정</w:t>
             </w:r>
           </w:p>
         </w:tc>
@@ -6082,16 +6928,56 @@
                 <w:sz w:val="16"/>
                 <w:szCs w:val="16"/>
               </w:rPr>
-              <w:t>가구(선반, 서버랙)</w:t>
-            </w:r>
-            <w:r>
-              <w:rPr>
-                <w:rFonts w:eastAsiaTheme="minorHAnsi"/>
-                <w:strike/>
-                <w:sz w:val="16"/>
-                <w:szCs w:val="16"/>
-              </w:rPr>
-              <w:t xml:space="preserve"> 추가, json 작성</w:t>
+              <w:t xml:space="preserve">가구(선반, </w:t>
+            </w:r>
+            <w:proofErr w:type="spellStart"/>
+            <w:r>
+              <w:rPr>
+                <w:rFonts w:eastAsiaTheme="minorHAnsi" w:hint="eastAsia"/>
+                <w:strike/>
+                <w:sz w:val="16"/>
+                <w:szCs w:val="16"/>
+              </w:rPr>
+              <w:t>서버랙</w:t>
+            </w:r>
+            <w:proofErr w:type="spellEnd"/>
+            <w:r>
+              <w:rPr>
+                <w:rFonts w:eastAsiaTheme="minorHAnsi" w:hint="eastAsia"/>
+                <w:strike/>
+                <w:sz w:val="16"/>
+                <w:szCs w:val="16"/>
+              </w:rPr>
+              <w:t>)</w:t>
+            </w:r>
+            <w:r>
+              <w:rPr>
+                <w:rFonts w:eastAsiaTheme="minorHAnsi"/>
+                <w:strike/>
+                <w:sz w:val="16"/>
+                <w:szCs w:val="16"/>
+              </w:rPr>
+              <w:t xml:space="preserve"> 추가, </w:t>
+            </w:r>
+            <w:proofErr w:type="spellStart"/>
+            <w:r>
+              <w:rPr>
+                <w:rFonts w:eastAsiaTheme="minorHAnsi"/>
+                <w:strike/>
+                <w:sz w:val="16"/>
+                <w:szCs w:val="16"/>
+              </w:rPr>
+              <w:t>json</w:t>
+            </w:r>
+            <w:proofErr w:type="spellEnd"/>
+            <w:r>
+              <w:rPr>
+                <w:rFonts w:eastAsiaTheme="minorHAnsi"/>
+                <w:strike/>
+                <w:sz w:val="16"/>
+                <w:szCs w:val="16"/>
+              </w:rPr>
+              <w:t xml:space="preserve"> 작성</w:t>
             </w:r>
           </w:p>
           <w:p>
@@ -6320,6 +7206,7 @@
             <w:pPr>
               <w:rPr>
                 <w:rFonts w:eastAsiaTheme="minorHAnsi"/>
+                <w:color w:val="EE0000"/>
                 <w:sz w:val="16"/>
                 <w:szCs w:val="16"/>
               </w:rPr>
@@ -6331,7 +7218,28 @@
                 <w:sz w:val="16"/>
                 <w:szCs w:val="16"/>
               </w:rPr>
-              <w:t>-사운드(피격,타격)</w:t>
+              <w:t>-사운드(타격)</w:t>
+            </w:r>
+          </w:p>
+          <w:p>
+            <w:pPr>
+              <w:rPr>
+                <w:rFonts w:eastAsiaTheme="minorHAnsi"/>
+                <w:strike/>
+                <w:color w:val="EE0000"/>
+                <w:sz w:val="16"/>
+                <w:szCs w:val="16"/>
+              </w:rPr>
+            </w:pPr>
+            <w:r>
+              <w:rPr>
+                <w:rFonts w:eastAsiaTheme="minorHAnsi" w:hint="eastAsia"/>
+                <w:strike/>
+                <w:color w:val="EE0000"/>
+                <w:sz w:val="16"/>
+                <w:szCs w:val="16"/>
+              </w:rPr>
+              <w:t>-사운드(피격)</w:t>
             </w:r>
           </w:p>
         </w:tc>
@@ -6356,7 +7264,27 @@
                 <w:sz w:val="16"/>
                 <w:szCs w:val="16"/>
               </w:rPr>
-              <w:t>-퀘스트 테스트용 json + 설명</w:t>
+              <w:t xml:space="preserve">-퀘스트 테스트용 </w:t>
+            </w:r>
+            <w:proofErr w:type="spellStart"/>
+            <w:r>
+              <w:rPr>
+                <w:rFonts w:eastAsiaTheme="minorHAnsi" w:hint="eastAsia"/>
+                <w:strike/>
+                <w:sz w:val="16"/>
+                <w:szCs w:val="16"/>
+              </w:rPr>
+              <w:t>json</w:t>
+            </w:r>
+            <w:proofErr w:type="spellEnd"/>
+            <w:r>
+              <w:rPr>
+                <w:rFonts w:eastAsiaTheme="minorHAnsi" w:hint="eastAsia"/>
+                <w:strike/>
+                <w:sz w:val="16"/>
+                <w:szCs w:val="16"/>
+              </w:rPr>
+              <w:t xml:space="preserve"> + 설명</w:t>
             </w:r>
           </w:p>
         </w:tc>
@@ -6408,7 +7336,27 @@
                 <w:sz w:val="16"/>
                 <w:szCs w:val="16"/>
               </w:rPr>
-              <w:t>-로비씬 구성</w:t>
+              <w:t>-</w:t>
+            </w:r>
+            <w:proofErr w:type="spellStart"/>
+            <w:r>
+              <w:rPr>
+                <w:rFonts w:eastAsiaTheme="minorHAnsi" w:hint="eastAsia"/>
+                <w:strike/>
+                <w:sz w:val="16"/>
+                <w:szCs w:val="16"/>
+              </w:rPr>
+              <w:t>로비씬</w:t>
+            </w:r>
+            <w:proofErr w:type="spellEnd"/>
+            <w:r>
+              <w:rPr>
+                <w:rFonts w:eastAsiaTheme="minorHAnsi" w:hint="eastAsia"/>
+                <w:strike/>
+                <w:sz w:val="16"/>
+                <w:szCs w:val="16"/>
+              </w:rPr>
+              <w:t xml:space="preserve"> 구성</w:t>
             </w:r>
           </w:p>
         </w:tc>
@@ -6417,6 +7365,306 @@
             <w:tcW w:w="1498" w:type="dxa"/>
             <w:shd w:val="clear" w:color="auto" w:fill="FAE2D5" w:themeFill="accent2" w:themeFillTint="33"/>
           </w:tcPr>
+          <w:p>
+            <w:pPr>
+              <w:rPr>
+                <w:rFonts w:eastAsiaTheme="minorHAnsi"/>
+                <w:strike/>
+                <w:color w:val="EE0000"/>
+                <w:sz w:val="16"/>
+                <w:szCs w:val="16"/>
+              </w:rPr>
+            </w:pPr>
+            <w:r>
+              <w:rPr>
+                <w:rFonts w:eastAsiaTheme="minorHAnsi" w:hint="eastAsia"/>
+                <w:strike/>
+                <w:color w:val="EE0000"/>
+                <w:sz w:val="16"/>
+                <w:szCs w:val="16"/>
+              </w:rPr>
+              <w:t>-퀘스트 30개</w:t>
+            </w:r>
+          </w:p>
+          <w:p>
+            <w:pPr>
+              <w:rPr>
+                <w:rFonts w:eastAsiaTheme="minorHAnsi"/>
+                <w:strike/>
+                <w:sz w:val="16"/>
+                <w:szCs w:val="16"/>
+              </w:rPr>
+            </w:pPr>
+            <w:r>
+              <w:rPr>
+                <w:rFonts w:eastAsiaTheme="minorHAnsi" w:hint="eastAsia"/>
+                <w:strike/>
+                <w:sz w:val="16"/>
+                <w:szCs w:val="16"/>
+              </w:rPr>
+              <w:t>-아이템 모델(1)</w:t>
+            </w:r>
+          </w:p>
+          <w:p>
+            <w:pPr>
+              <w:rPr>
+                <w:rFonts w:eastAsiaTheme="minorHAnsi"/>
+                <w:strike/>
+                <w:sz w:val="16"/>
+                <w:szCs w:val="16"/>
+              </w:rPr>
+            </w:pPr>
+            <w:r>
+              <w:rPr>
+                <w:rFonts w:eastAsiaTheme="minorHAnsi" w:hint="eastAsia"/>
+                <w:strike/>
+                <w:sz w:val="16"/>
+                <w:szCs w:val="16"/>
+              </w:rPr>
+              <w:t xml:space="preserve">-상점 판매목록 </w:t>
+            </w:r>
+            <w:proofErr w:type="spellStart"/>
+            <w:r>
+              <w:rPr>
+                <w:rFonts w:eastAsiaTheme="minorHAnsi" w:hint="eastAsia"/>
+                <w:strike/>
+                <w:sz w:val="16"/>
+                <w:szCs w:val="16"/>
+              </w:rPr>
+              <w:t>json</w:t>
+            </w:r>
+            <w:proofErr w:type="spellEnd"/>
+          </w:p>
+        </w:tc>
+        <w:tc>
+          <w:tcPr>
+            <w:tcW w:w="1498" w:type="dxa"/>
+            <w:shd w:val="clear" w:color="auto" w:fill="FAE2D5" w:themeFill="accent2" w:themeFillTint="33"/>
+          </w:tcPr>
+          <w:p>
+            <w:pPr>
+              <w:rPr>
+                <w:rFonts w:eastAsiaTheme="minorHAnsi"/>
+                <w:strike/>
+                <w:sz w:val="16"/>
+                <w:szCs w:val="16"/>
+              </w:rPr>
+            </w:pPr>
+            <w:r>
+              <w:rPr>
+                <w:rFonts w:eastAsiaTheme="minorHAnsi" w:hint="eastAsia"/>
+                <w:strike/>
+                <w:sz w:val="16"/>
+                <w:szCs w:val="16"/>
+              </w:rPr>
+              <w:t>-아이템</w:t>
+            </w:r>
+            <w:r>
+              <w:rPr>
+                <w:rFonts w:eastAsiaTheme="minorHAnsi" w:hint="eastAsia"/>
+                <w:strike/>
+                <w:sz w:val="16"/>
+                <w:szCs w:val="16"/>
+              </w:rPr>
+              <w:t xml:space="preserve"> 모델</w:t>
+            </w:r>
+            <w:r>
+              <w:rPr>
+                <w:rFonts w:eastAsiaTheme="minorHAnsi" w:hint="eastAsia"/>
+                <w:strike/>
+                <w:sz w:val="16"/>
+                <w:szCs w:val="16"/>
+              </w:rPr>
+              <w:t xml:space="preserve"> 전부</w:t>
+            </w:r>
+            <w:r>
+              <w:rPr>
+                <w:rFonts w:eastAsiaTheme="minorHAnsi" w:hint="eastAsia"/>
+                <w:strike/>
+                <w:sz w:val="16"/>
+                <w:szCs w:val="16"/>
+              </w:rPr>
+              <w:t>(2)</w:t>
+            </w:r>
+          </w:p>
+          <w:p>
+            <w:pPr>
+              <w:rPr>
+                <w:rFonts w:eastAsiaTheme="minorHAnsi"/>
+                <w:strike/>
+                <w:sz w:val="16"/>
+                <w:szCs w:val="16"/>
+              </w:rPr>
+            </w:pPr>
+            <w:r>
+              <w:rPr>
+                <w:rFonts w:eastAsiaTheme="minorHAnsi" w:hint="eastAsia"/>
+                <w:strike/>
+                <w:sz w:val="16"/>
+                <w:szCs w:val="16"/>
+              </w:rPr>
+              <w:t>-아이템 넣고 썸네일 찍기</w:t>
+            </w:r>
+          </w:p>
+          <w:p>
+            <w:pPr>
+              <w:rPr>
+                <w:rFonts w:eastAsiaTheme="minorHAnsi"/>
+                <w:strike/>
+                <w:sz w:val="16"/>
+                <w:szCs w:val="16"/>
+              </w:rPr>
+            </w:pPr>
+            <w:r>
+              <w:rPr>
+                <w:rFonts w:eastAsiaTheme="minorHAnsi" w:hint="eastAsia"/>
+                <w:strike/>
+                <w:sz w:val="16"/>
+                <w:szCs w:val="16"/>
+              </w:rPr>
+              <w:t>-UI: 로비, 타이틀</w:t>
+            </w:r>
+          </w:p>
+          <w:p>
+            <w:pPr>
+              <w:rPr>
+                <w:rFonts w:eastAsiaTheme="minorHAnsi"/>
+                <w:sz w:val="16"/>
+                <w:szCs w:val="16"/>
+              </w:rPr>
+            </w:pPr>
+            <w:r>
+              <w:rPr>
+                <w:rFonts w:eastAsiaTheme="minorHAnsi" w:hint="eastAsia"/>
+                <w:strike/>
+                <w:sz w:val="16"/>
+                <w:szCs w:val="16"/>
+              </w:rPr>
+              <w:t>-</w:t>
+            </w:r>
+            <w:proofErr w:type="spellStart"/>
+            <w:r>
+              <w:rPr>
+                <w:rFonts w:eastAsiaTheme="minorHAnsi" w:hint="eastAsia"/>
+                <w:strike/>
+                <w:sz w:val="16"/>
+                <w:szCs w:val="16"/>
+              </w:rPr>
+              <w:t>결과창</w:t>
+            </w:r>
+            <w:proofErr w:type="spellEnd"/>
+            <w:r>
+              <w:rPr>
+                <w:rFonts w:eastAsiaTheme="minorHAnsi" w:hint="eastAsia"/>
+                <w:strike/>
+                <w:sz w:val="16"/>
+                <w:szCs w:val="16"/>
+              </w:rPr>
+              <w:t xml:space="preserve"> 구성</w:t>
+            </w:r>
+          </w:p>
+        </w:tc>
+        <w:tc>
+          <w:tcPr>
+            <w:tcW w:w="1498" w:type="dxa"/>
+            <w:shd w:val="clear" w:color="auto" w:fill="FAE2D5" w:themeFill="accent2" w:themeFillTint="33"/>
+          </w:tcPr>
+          <w:p>
+            <w:pPr>
+              <w:rPr>
+                <w:rFonts w:eastAsiaTheme="minorHAnsi"/>
+                <w:strike/>
+                <w:color w:val="EE0000"/>
+                <w:sz w:val="16"/>
+                <w:szCs w:val="16"/>
+              </w:rPr>
+            </w:pPr>
+            <w:r>
+              <w:rPr>
+                <w:rFonts w:eastAsiaTheme="minorHAnsi" w:hint="eastAsia"/>
+                <w:strike/>
+                <w:color w:val="EE0000"/>
+                <w:sz w:val="16"/>
+                <w:szCs w:val="16"/>
+              </w:rPr>
+              <w:t xml:space="preserve">-UI: </w:t>
+            </w:r>
+            <w:r>
+              <w:rPr>
+                <w:rFonts w:eastAsiaTheme="minorHAnsi" w:hint="eastAsia"/>
+                <w:strike/>
+                <w:color w:val="EE0000"/>
+                <w:sz w:val="16"/>
+                <w:szCs w:val="16"/>
+              </w:rPr>
+              <w:t>결과</w:t>
+            </w:r>
+          </w:p>
+          <w:p>
+            <w:pPr>
+              <w:rPr>
+                <w:rFonts w:eastAsiaTheme="minorHAnsi"/>
+                <w:strike/>
+                <w:color w:val="EE0000"/>
+                <w:sz w:val="16"/>
+                <w:szCs w:val="16"/>
+              </w:rPr>
+            </w:pPr>
+            <w:r>
+              <w:rPr>
+                <w:rFonts w:eastAsiaTheme="minorHAnsi" w:hint="eastAsia"/>
+                <w:strike/>
+                <w:color w:val="EE0000"/>
+                <w:sz w:val="16"/>
+                <w:szCs w:val="16"/>
+              </w:rPr>
+              <w:t>-조명 배치</w:t>
+            </w:r>
+          </w:p>
+          <w:p>
+            <w:pPr>
+              <w:rPr>
+                <w:rFonts w:eastAsiaTheme="minorHAnsi"/>
+                <w:strike/>
+                <w:sz w:val="16"/>
+                <w:szCs w:val="16"/>
+              </w:rPr>
+            </w:pPr>
+            <w:r>
+              <w:rPr>
+                <w:rFonts w:eastAsiaTheme="minorHAnsi" w:hint="eastAsia"/>
+                <w:strike/>
+                <w:sz w:val="16"/>
+                <w:szCs w:val="16"/>
+              </w:rPr>
+              <w:t>-할당량 계산</w:t>
+            </w:r>
+          </w:p>
+        </w:tc>
+        <w:tc>
+          <w:tcPr>
+            <w:tcW w:w="1498" w:type="dxa"/>
+            <w:shd w:val="clear" w:color="auto" w:fill="FAE2D5" w:themeFill="accent2" w:themeFillTint="33"/>
+          </w:tcPr>
+          <w:p>
+            <w:pPr>
+              <w:rPr>
+                <w:rFonts w:eastAsiaTheme="minorHAnsi"/>
+                <w:strike/>
+                <w:sz w:val="16"/>
+                <w:szCs w:val="16"/>
+              </w:rPr>
+            </w:pPr>
+            <w:r>
+              <w:rPr>
+                <w:rFonts w:eastAsiaTheme="minorHAnsi" w:hint="eastAsia"/>
+                <w:strike/>
+                <w:sz w:val="16"/>
+                <w:szCs w:val="16"/>
+              </w:rPr>
+              <w:t>-스테이지 전환 연출</w:t>
+            </w:r>
+          </w:p>
           <w:p>
             <w:pPr>
               <w:rPr>
@@ -6433,155 +7681,9 @@
                 <w:sz w:val="16"/>
                 <w:szCs w:val="16"/>
               </w:rPr>
-              <w:t>-퀘스트 30개</w:t>
-            </w:r>
-          </w:p>
-          <w:p>
-            <w:pPr>
-              <w:rPr>
-                <w:rFonts w:eastAsiaTheme="minorHAnsi"/>
-                <w:strike/>
-                <w:sz w:val="16"/>
-                <w:szCs w:val="16"/>
-              </w:rPr>
-            </w:pPr>
-            <w:r>
-              <w:rPr>
-                <w:rFonts w:eastAsiaTheme="minorHAnsi" w:hint="eastAsia"/>
-                <w:strike/>
-                <w:sz w:val="16"/>
-                <w:szCs w:val="16"/>
-              </w:rPr>
-              <w:t>-아이템 모델(1)</w:t>
-            </w:r>
-          </w:p>
-          <w:p>
-            <w:pPr>
-              <w:rPr>
-                <w:rFonts w:eastAsiaTheme="minorHAnsi"/>
-                <w:strike/>
-                <w:sz w:val="16"/>
-                <w:szCs w:val="16"/>
-              </w:rPr>
-            </w:pPr>
-            <w:r>
-              <w:rPr>
-                <w:rFonts w:eastAsiaTheme="minorHAnsi" w:hint="eastAsia"/>
-                <w:strike/>
-                <w:sz w:val="16"/>
-                <w:szCs w:val="16"/>
-              </w:rPr>
-              <w:t>-상점 판매목록 json</w:t>
-            </w:r>
-          </w:p>
-        </w:tc>
-        <w:tc>
-          <w:tcPr>
-            <w:tcW w:w="1498" w:type="dxa"/>
-            <w:shd w:val="clear" w:color="auto" w:fill="FAE2D5" w:themeFill="accent2" w:themeFillTint="33"/>
-          </w:tcPr>
-          <w:p>
-            <w:pPr>
-              <w:rPr>
-                <w:rFonts w:eastAsiaTheme="minorHAnsi"/>
-                <w:sz w:val="16"/>
-                <w:szCs w:val="16"/>
-              </w:rPr>
-            </w:pPr>
-            <w:r>
-              <w:rPr>
-                <w:rFonts w:eastAsiaTheme="minorHAnsi" w:hint="eastAsia"/>
-                <w:sz w:val="16"/>
-                <w:szCs w:val="16"/>
-              </w:rPr>
-              <w:t>-아이템</w:t>
-            </w:r>
-            <w:r>
-              <w:rPr>
-                <w:rFonts w:eastAsiaTheme="minorHAnsi" w:hint="eastAsia"/>
-                <w:sz w:val="16"/>
-                <w:szCs w:val="16"/>
-              </w:rPr>
-              <w:t xml:space="preserve"> 모델</w:t>
-            </w:r>
-            <w:r>
-              <w:rPr>
-                <w:rFonts w:eastAsiaTheme="minorHAnsi" w:hint="eastAsia"/>
-                <w:sz w:val="16"/>
-                <w:szCs w:val="16"/>
-              </w:rPr>
-              <w:t xml:space="preserve"> 전부</w:t>
-            </w:r>
-            <w:r>
-              <w:rPr>
-                <w:rFonts w:eastAsiaTheme="minorHAnsi" w:hint="eastAsia"/>
-                <w:sz w:val="16"/>
-                <w:szCs w:val="16"/>
-              </w:rPr>
-              <w:t>(2)</w:t>
-            </w:r>
-          </w:p>
-          <w:p>
-            <w:pPr>
-              <w:rPr>
-                <w:rFonts w:eastAsiaTheme="minorHAnsi"/>
-                <w:sz w:val="16"/>
-                <w:szCs w:val="16"/>
-              </w:rPr>
-            </w:pPr>
-            <w:r>
-              <w:rPr>
-                <w:rFonts w:eastAsiaTheme="minorHAnsi" w:hint="eastAsia"/>
-                <w:sz w:val="16"/>
-                <w:szCs w:val="16"/>
-              </w:rPr>
-              <w:t>-아이템 넣고 썸네일 찍기</w:t>
-            </w:r>
-          </w:p>
-          <w:p>
-            <w:pPr>
-              <w:rPr>
-                <w:rFonts w:eastAsiaTheme="minorHAnsi"/>
-                <w:sz w:val="16"/>
-                <w:szCs w:val="16"/>
-              </w:rPr>
-            </w:pPr>
-            <w:r>
-              <w:rPr>
-                <w:rFonts w:eastAsiaTheme="minorHAnsi" w:hint="eastAsia"/>
-                <w:sz w:val="16"/>
-                <w:szCs w:val="16"/>
-              </w:rPr>
-              <w:t>-UI: 로비, 타이틀</w:t>
-            </w:r>
-          </w:p>
-          <w:p>
-            <w:pPr>
-              <w:rPr>
-                <w:rFonts w:eastAsiaTheme="minorHAnsi" w:hint="eastAsia"/>
-                <w:sz w:val="16"/>
-                <w:szCs w:val="16"/>
-              </w:rPr>
-            </w:pPr>
-            <w:r>
-              <w:rPr>
-                <w:rFonts w:eastAsiaTheme="minorHAnsi" w:hint="eastAsia"/>
-                <w:strike/>
-                <w:sz w:val="16"/>
-                <w:szCs w:val="16"/>
-              </w:rPr>
-              <w:t>-결과창 구성</w:t>
-            </w:r>
-          </w:p>
-          <w:p>
-            <w:pPr>
-              <w:rPr>
-                <w:rFonts w:eastAsiaTheme="minorHAnsi"/>
-                <w:color w:val="EE0000"/>
-                <w:sz w:val="16"/>
-                <w:szCs w:val="16"/>
-              </w:rPr>
-            </w:pPr>
+              <w:t xml:space="preserve">-몬스터 </w:t>
+            </w:r>
+            <w:proofErr w:type="spellStart"/>
             <w:r>
               <w:rPr>
                 <w:rFonts w:eastAsiaTheme="minorHAnsi" w:hint="eastAsia"/>
@@ -6589,19 +7691,15 @@
                 <w:sz w:val="16"/>
                 <w:szCs w:val="16"/>
               </w:rPr>
-              <w:t>-퀘스트 30개</w:t>
-            </w:r>
-          </w:p>
-        </w:tc>
-        <w:tc>
-          <w:tcPr>
-            <w:tcW w:w="1498" w:type="dxa"/>
-            <w:shd w:val="clear" w:color="auto" w:fill="FAE2D5" w:themeFill="accent2" w:themeFillTint="33"/>
-          </w:tcPr>
-          <w:p>
-            <w:pPr>
-              <w:rPr>
-                <w:rFonts w:eastAsiaTheme="minorHAnsi"/>
+              <w:t>json</w:t>
+            </w:r>
+            <w:proofErr w:type="spellEnd"/>
+          </w:p>
+          <w:p>
+            <w:pPr>
+              <w:rPr>
+                <w:rFonts w:eastAsiaTheme="minorHAnsi"/>
+                <w:color w:val="EE0000"/>
                 <w:sz w:val="16"/>
                 <w:szCs w:val="16"/>
               </w:rPr>
@@ -6609,31 +7707,89 @@
             <w:r>
               <w:rPr>
                 <w:rFonts w:eastAsiaTheme="minorHAnsi" w:hint="eastAsia"/>
-                <w:sz w:val="16"/>
-                <w:szCs w:val="16"/>
-              </w:rPr>
-              <w:t xml:space="preserve">-UI: </w:t>
-            </w:r>
+                <w:color w:val="EE0000"/>
+                <w:sz w:val="16"/>
+                <w:szCs w:val="16"/>
+              </w:rPr>
+              <w:t>-사운드(</w:t>
+            </w:r>
+            <w:proofErr w:type="gramStart"/>
             <w:r>
               <w:rPr>
                 <w:rFonts w:eastAsiaTheme="minorHAnsi" w:hint="eastAsia"/>
-                <w:sz w:val="16"/>
-                <w:szCs w:val="16"/>
-              </w:rPr>
-              <w:t>상점, 결과</w:t>
-            </w:r>
-          </w:p>
-          <w:p>
-            <w:pPr>
-              <w:rPr>
-                <w:rFonts w:eastAsiaTheme="minorHAnsi"/>
-                <w:sz w:val="16"/>
-                <w:szCs w:val="16"/>
-              </w:rPr>
-            </w:pPr>
+                <w:color w:val="EE0000"/>
+                <w:sz w:val="16"/>
+                <w:szCs w:val="16"/>
+              </w:rPr>
+              <w:t>걷기,뛰기</w:t>
+            </w:r>
+            <w:proofErr w:type="gramEnd"/>
             <w:r>
               <w:rPr>
                 <w:rFonts w:eastAsiaTheme="minorHAnsi" w:hint="eastAsia"/>
+                <w:color w:val="EE0000"/>
+                <w:sz w:val="16"/>
+                <w:szCs w:val="16"/>
+              </w:rPr>
+              <w:t>,점프)</w:t>
+            </w:r>
+          </w:p>
+          <w:p>
+            <w:pPr>
+              <w:rPr>
+                <w:rFonts w:eastAsiaTheme="minorHAnsi"/>
+                <w:strike/>
+                <w:sz w:val="16"/>
+                <w:szCs w:val="16"/>
+              </w:rPr>
+            </w:pPr>
+            <w:r>
+              <w:rPr>
+                <w:rFonts w:eastAsiaTheme="minorHAnsi" w:hint="eastAsia"/>
+                <w:strike/>
+                <w:color w:val="EE0000"/>
+                <w:sz w:val="16"/>
+                <w:szCs w:val="16"/>
+              </w:rPr>
+              <w:t>-사운드(피격)</w:t>
+            </w:r>
+          </w:p>
+          <w:p>
+            <w:pPr>
+              <w:rPr>
+                <w:rFonts w:eastAsiaTheme="minorHAnsi"/>
+                <w:strike/>
+                <w:color w:val="EE0000"/>
+                <w:sz w:val="16"/>
+                <w:szCs w:val="16"/>
+              </w:rPr>
+            </w:pPr>
+            <w:r>
+              <w:rPr>
+                <w:rFonts w:eastAsiaTheme="minorHAnsi" w:hint="eastAsia"/>
+                <w:strike/>
+                <w:color w:val="EE0000"/>
+                <w:sz w:val="16"/>
+                <w:szCs w:val="16"/>
+              </w:rPr>
+              <w:t>-UI: 결과</w:t>
+            </w:r>
+          </w:p>
+          <w:p>
+            <w:pPr>
+              <w:rPr>
+                <w:rFonts w:eastAsiaTheme="minorHAnsi"/>
+                <w:strike/>
+                <w:color w:val="EE0000"/>
+                <w:sz w:val="16"/>
+                <w:szCs w:val="16"/>
+              </w:rPr>
+            </w:pPr>
+            <w:r>
+              <w:rPr>
+                <w:rFonts w:eastAsiaTheme="minorHAnsi" w:hint="eastAsia"/>
+                <w:strike/>
+                <w:color w:val="EE0000"/>
                 <w:sz w:val="16"/>
                 <w:szCs w:val="16"/>
               </w:rPr>
@@ -6644,75 +7800,11 @@
             <w:pPr>
               <w:rPr>
                 <w:rFonts w:eastAsiaTheme="minorHAnsi"/>
-                <w:sz w:val="16"/>
-                <w:szCs w:val="16"/>
-              </w:rPr>
-            </w:pPr>
-            <w:r>
-              <w:rPr>
-                <w:rFonts w:eastAsiaTheme="minorHAnsi" w:hint="eastAsia"/>
-                <w:sz w:val="16"/>
-                <w:szCs w:val="16"/>
-              </w:rPr>
-              <w:t>-할당량 계산</w:t>
-            </w:r>
-          </w:p>
-        </w:tc>
-        <w:tc>
-          <w:tcPr>
-            <w:tcW w:w="1498" w:type="dxa"/>
-            <w:shd w:val="clear" w:color="auto" w:fill="FAE2D5" w:themeFill="accent2" w:themeFillTint="33"/>
-          </w:tcPr>
-          <w:p>
-            <w:pPr>
-              <w:rPr>
-                <w:rFonts w:eastAsiaTheme="minorHAnsi"/>
-                <w:sz w:val="16"/>
-                <w:szCs w:val="16"/>
-              </w:rPr>
-            </w:pPr>
-            <w:r>
-              <w:rPr>
-                <w:rFonts w:eastAsiaTheme="minorHAnsi" w:hint="eastAsia"/>
-                <w:sz w:val="16"/>
-                <w:szCs w:val="16"/>
-              </w:rPr>
-              <w:t>-스테이지 전환 연출</w:t>
-            </w:r>
-          </w:p>
-          <w:p>
-            <w:pPr>
-              <w:rPr>
-                <w:rFonts w:eastAsiaTheme="minorHAnsi"/>
-                <w:sz w:val="16"/>
-                <w:szCs w:val="16"/>
-              </w:rPr>
-            </w:pPr>
-            <w:r>
-              <w:rPr>
-                <w:rFonts w:eastAsiaTheme="minorHAnsi" w:hint="eastAsia"/>
-                <w:sz w:val="16"/>
-                <w:szCs w:val="16"/>
-              </w:rPr>
-              <w:t>-몬스터 json</w:t>
-            </w:r>
-          </w:p>
-          <w:p>
-            <w:pPr>
-              <w:rPr>
-                <w:rFonts w:eastAsiaTheme="minorHAnsi"/>
-                <w:sz w:val="16"/>
-                <w:szCs w:val="16"/>
-              </w:rPr>
-            </w:pPr>
-            <w:r>
-              <w:rPr>
-                <w:rFonts w:eastAsiaTheme="minorHAnsi" w:hint="eastAsia"/>
-                <w:sz w:val="16"/>
-                <w:szCs w:val="16"/>
-              </w:rPr>
-              <w:t>-사운드(걷기,뛰기,점프)</w:t>
-            </w:r>
+                <w:color w:val="EE0000"/>
+                <w:sz w:val="16"/>
+                <w:szCs w:val="16"/>
+              </w:rPr>
+            </w:pPr>
           </w:p>
         </w:tc>
       </w:tr>
@@ -6899,6 +7991,7 @@
             <w:pPr>
               <w:rPr>
                 <w:rFonts w:eastAsiaTheme="minorHAnsi"/>
+                <w:color w:val="EE0000"/>
                 <w:sz w:val="16"/>
                 <w:szCs w:val="16"/>
               </w:rPr>
@@ -6906,6 +7999,7 @@
             <w:r>
               <w:rPr>
                 <w:rFonts w:eastAsiaTheme="minorHAnsi" w:hint="eastAsia"/>
+                <w:color w:val="EE0000"/>
                 <w:sz w:val="16"/>
                 <w:szCs w:val="16"/>
               </w:rPr>
@@ -6916,6 +8010,7 @@
             <w:pPr>
               <w:rPr>
                 <w:rFonts w:eastAsiaTheme="minorHAnsi"/>
+                <w:strike/>
                 <w:sz w:val="16"/>
                 <w:szCs w:val="16"/>
               </w:rPr>
@@ -6923,6 +8018,27 @@
             <w:r>
               <w:rPr>
                 <w:rFonts w:eastAsiaTheme="minorHAnsi" w:hint="eastAsia"/>
+                <w:strike/>
+                <w:color w:val="EE0000"/>
+                <w:sz w:val="16"/>
+                <w:szCs w:val="16"/>
+              </w:rPr>
+              <w:t>-퀘스트 30개</w:t>
+            </w:r>
+          </w:p>
+          <w:p>
+            <w:pPr>
+              <w:rPr>
+                <w:rFonts w:eastAsiaTheme="minorHAnsi"/>
+                <w:color w:val="EE0000"/>
+                <w:sz w:val="16"/>
+                <w:szCs w:val="16"/>
+              </w:rPr>
+            </w:pPr>
+            <w:r>
+              <w:rPr>
+                <w:rFonts w:eastAsiaTheme="minorHAnsi" w:hint="eastAsia"/>
+                <w:color w:val="EE0000"/>
                 <w:sz w:val="16"/>
                 <w:szCs w:val="16"/>
               </w:rPr>
@@ -6945,8 +8061,19 @@
                 <w:sz w:val="16"/>
                 <w:szCs w:val="16"/>
               </w:rPr>
-              <w:t>-플레이어 json</w:t>
-            </w:r>
+              <w:t xml:space="preserve">-플레이어 </w:t>
+            </w:r>
+            <w:proofErr w:type="spellStart"/>
+            <w:r>
+              <w:rPr>
+                <w:rFonts w:eastAsiaTheme="minorHAnsi" w:hint="eastAsia"/>
+                <w:strike/>
+                <w:sz w:val="16"/>
+                <w:szCs w:val="16"/>
+              </w:rPr>
+              <w:t>json</w:t>
+            </w:r>
+            <w:proofErr w:type="spellEnd"/>
           </w:p>
         </w:tc>
         <w:tc>
@@ -6985,7 +8112,55 @@
                 <w:sz w:val="16"/>
                 <w:szCs w:val="16"/>
               </w:rPr>
-              <w:t>-판매기 텍스쳐</w:t>
+              <w:t xml:space="preserve">-판매기 </w:t>
+            </w:r>
+            <w:proofErr w:type="spellStart"/>
+            <w:r>
+              <w:rPr>
+                <w:rFonts w:eastAsiaTheme="minorHAnsi" w:hint="eastAsia"/>
+                <w:sz w:val="16"/>
+                <w:szCs w:val="16"/>
+              </w:rPr>
+              <w:t>텍스쳐</w:t>
+            </w:r>
+            <w:proofErr w:type="spellEnd"/>
+          </w:p>
+          <w:p>
+            <w:pPr>
+              <w:rPr>
+                <w:rFonts w:eastAsiaTheme="minorHAnsi"/>
+                <w:color w:val="EE0000"/>
+                <w:sz w:val="16"/>
+                <w:szCs w:val="16"/>
+              </w:rPr>
+            </w:pPr>
+            <w:r>
+              <w:rPr>
+                <w:rFonts w:eastAsiaTheme="minorHAnsi" w:hint="eastAsia"/>
+                <w:color w:val="EE0000"/>
+                <w:sz w:val="16"/>
+                <w:szCs w:val="16"/>
+              </w:rPr>
+              <w:t>-z-fighting 수정</w:t>
+            </w:r>
+          </w:p>
+          <w:p>
+            <w:pPr>
+              <w:rPr>
+                <w:rFonts w:eastAsiaTheme="minorHAnsi" w:hint="eastAsia"/>
+                <w:color w:val="EE0000"/>
+                <w:sz w:val="16"/>
+                <w:szCs w:val="16"/>
+              </w:rPr>
+            </w:pPr>
+            <w:r>
+              <w:rPr>
+                <w:rFonts w:eastAsiaTheme="minorHAnsi" w:hint="eastAsia"/>
+                <w:color w:val="EE0000"/>
+                <w:sz w:val="16"/>
+                <w:szCs w:val="16"/>
+              </w:rPr>
+              <w:t>-퀘스트 60개</w:t>
             </w:r>
           </w:p>
         </w:tc>
@@ -7048,7 +8223,25 @@
                 <w:sz w:val="16"/>
                 <w:szCs w:val="16"/>
               </w:rPr>
-              <w:t>-사운드(배경음)</w:t>
+              <w:t>-사운드(</w:t>
+            </w:r>
+            <w:proofErr w:type="spellStart"/>
+            <w:r>
+              <w:rPr>
+                <w:rFonts w:eastAsiaTheme="minorHAnsi" w:hint="eastAsia"/>
+                <w:sz w:val="16"/>
+                <w:szCs w:val="16"/>
+              </w:rPr>
+              <w:t>배경음</w:t>
+            </w:r>
+            <w:proofErr w:type="spellEnd"/>
+            <w:r>
+              <w:rPr>
+                <w:rFonts w:eastAsiaTheme="minorHAnsi" w:hint="eastAsia"/>
+                <w:sz w:val="16"/>
+                <w:szCs w:val="16"/>
+              </w:rPr>
+              <w:t>)</w:t>
             </w:r>
           </w:p>
         </w:tc>
@@ -7971,6 +9164,7 @@
   <w:style w:type="paragraph" w:default="1" w:styleId="a">
     <w:name w:val="Normal"/>
     <w:qFormat/>
+    <w:rsid w:val="00F500FF"/>
     <w:pPr>
       <w:widowControl w:val="0"/>
       <w:wordWrap w:val="0"/>
